--- a/report_template/template_main/gBPTMPlus_rummage_simple_v1.3.0.docx
+++ b/report_template/template_main/gBPTMPlus_rummage_simple_v1.3.0.docx
@@ -117,7 +117,7 @@
                     </wp:anchor>
                   </w:drawing>
                 </mc:Choice>
-                <mc:Fallback xmlns:w16du="http://schemas.microsoft.com/office/word/2023/wordml/word16du" xmlns:oel="http://schemas.microsoft.com/office/2019/extlst">
+                <mc:Fallback xmlns:oel="http://schemas.microsoft.com/office/2019/extlst" xmlns:w16du="http://schemas.microsoft.com/office/word/2023/wordml/word16du">
                   <w:pict>
                     <v:shapetype w14:anchorId="2DB6016E" id="_x0000_t120" coordsize="21600,21600" o:spt="120" path="m10800,qx,10800,10800,21600,21600,10800,10800,xe">
                       <v:path gradientshapeok="t" o:connecttype="custom" o:connectlocs="10800,0;3163,3163;0,10800;3163,18437;10800,21600;18437,18437;21600,10800;18437,3163" textboxrect="3163,3163,18437,18437"/>
@@ -248,7 +248,7 @@
                     </wp:anchor>
                   </w:drawing>
                 </mc:Choice>
-                <mc:Fallback xmlns:w16du="http://schemas.microsoft.com/office/word/2023/wordml/word16du" xmlns:oel="http://schemas.microsoft.com/office/2019/extlst">
+                <mc:Fallback xmlns:oel="http://schemas.microsoft.com/office/2019/extlst" xmlns:w16du="http://schemas.microsoft.com/office/word/2023/wordml/word16du">
                   <w:pict>
                     <v:roundrect w14:anchorId="6254107D" id="矩形: 圆角 69" o:spid="_x0000_s1026" style="position:absolute;left:0;text-align:left;margin-left:-2.75pt;margin-top:3.25pt;width:71.3pt;height:25.3pt;z-index:-251611136;visibility:visible;mso-wrap-style:square;mso-wrap-distance-left:9pt;mso-wrap-distance-top:0;mso-wrap-distance-right:9pt;mso-wrap-distance-bottom:0;mso-position-horizontal:absolute;mso-position-horizontal-relative:margin;mso-position-vertical:absolute;mso-position-vertical-relative:text;v-text-anchor:middle" arcsize="10923f" o:gfxdata="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" fillcolor="#f2f2f2 [3052]" stroked="f" strokeweight="1pt">
                       <v:stroke joinstyle="miter"/>
@@ -7061,7 +7061,7 @@
                     </wp:anchor>
                   </w:drawing>
                 </mc:Choice>
-                <mc:Fallback xmlns:w16du="http://schemas.microsoft.com/office/word/2023/wordml/word16du" xmlns:oel="http://schemas.microsoft.com/office/2019/extlst">
+                <mc:Fallback xmlns:oel="http://schemas.microsoft.com/office/2019/extlst" xmlns:w16du="http://schemas.microsoft.com/office/word/2023/wordml/word16du">
                   <w:pict>
                     <v:shapetype w14:anchorId="3565221E" id="_x0000_t120" coordsize="21600,21600" o:spt="120" path="m10800,qx,10800,10800,21600,21600,10800,10800,xe">
                       <v:path gradientshapeok="t" o:connecttype="custom" o:connectlocs="10800,0;3163,3163;0,10800;3163,18437;10800,21600;18437,18437;21600,10800;18437,3163" textboxrect="3163,3163,18437,18437"/>
@@ -7184,7 +7184,7 @@
                     </wp:anchor>
                   </w:drawing>
                 </mc:Choice>
-                <mc:Fallback xmlns:w16du="http://schemas.microsoft.com/office/word/2023/wordml/word16du" xmlns:oel="http://schemas.microsoft.com/office/2019/extlst">
+                <mc:Fallback xmlns:oel="http://schemas.microsoft.com/office/2019/extlst" xmlns:w16du="http://schemas.microsoft.com/office/word/2023/wordml/word16du">
                   <w:pict>
                     <v:roundrect w14:anchorId="0B1E8EF8" id="矩形: 圆角 1061653076" o:spid="_x0000_s1026" style="position:absolute;left:0;text-align:left;margin-left:-5.4pt;margin-top:3.45pt;width:123pt;height:25.3pt;z-index:-251587584;visibility:visible;mso-wrap-style:square;mso-wrap-distance-left:9pt;mso-wrap-distance-top:0;mso-wrap-distance-right:9pt;mso-wrap-distance-bottom:0;mso-position-horizontal:absolute;mso-position-horizontal-relative:margin;mso-position-vertical:absolute;mso-position-vertical-relative:text;v-text-anchor:middle" arcsize="10923f" o:gfxdata="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" fillcolor="#f2f2f2 [3052]" stroked="f" strokeweight="1pt">
                       <v:stroke joinstyle="miter"/>
@@ -10457,7 +10457,7 @@
                     </wp:anchor>
                   </w:drawing>
                 </mc:Choice>
-                <mc:Fallback xmlns:w16du="http://schemas.microsoft.com/office/word/2023/wordml/word16du" xmlns:oel="http://schemas.microsoft.com/office/2019/extlst">
+                <mc:Fallback xmlns:oel="http://schemas.microsoft.com/office/2019/extlst" xmlns:w16du="http://schemas.microsoft.com/office/word/2023/wordml/word16du">
                   <w:pict>
                     <v:shape w14:anchorId="54C54462" id="流程图: 接点 10" o:spid="_x0000_s1026" type="#_x0000_t120" style="position:absolute;left:0;text-align:left;margin-left:199.35pt;margin-top:3.25pt;width:24.65pt;height:25.15pt;z-index:-251597824;visibility:visible;mso-wrap-style:square;mso-wrap-distance-left:9pt;mso-wrap-distance-top:0;mso-wrap-distance-right:9pt;mso-wrap-distance-bottom:0;mso-position-horizontal:absolute;mso-position-horizontal-relative:text;mso-position-vertical:absolute;mso-position-vertical-relative:text;v-text-anchor:middle" o:gfxdata="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" fillcolor="#1e7648" stroked="f" strokeweight="1pt">
                       <v:stroke joinstyle="miter"/>
@@ -10607,7 +10607,7 @@
                     </wp:anchor>
                   </w:drawing>
                 </mc:Choice>
-                <mc:Fallback xmlns:w16du="http://schemas.microsoft.com/office/word/2023/wordml/word16du" xmlns:oel="http://schemas.microsoft.com/office/2019/extlst">
+                <mc:Fallback xmlns:oel="http://schemas.microsoft.com/office/2019/extlst" xmlns:w16du="http://schemas.microsoft.com/office/word/2023/wordml/word16du">
                   <w:pict>
                     <v:roundrect w14:anchorId="4DFDC594" id="矩形: 圆角 12" o:spid="_x0000_s1026" style="position:absolute;left:0;text-align:left;margin-left:-5.7pt;margin-top:3.25pt;width:71.3pt;height:25.3pt;z-index:-251598848;visibility:visible;mso-wrap-style:square;mso-wrap-distance-left:9pt;mso-wrap-distance-top:0;mso-wrap-distance-right:9pt;mso-wrap-distance-bottom:0;mso-position-horizontal:absolute;mso-position-horizontal-relative:margin;mso-position-vertical:absolute;mso-position-vertical-relative:text;v-text-anchor:middle" arcsize="10923f" o:gfxdata="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" fillcolor="#f2f2f2 [3052]" stroked="f" strokeweight="1pt">
                       <v:stroke joinstyle="miter"/>
@@ -13536,7 +13536,7 @@
                     </wp:anchor>
                   </w:drawing>
                 </mc:Choice>
-                <mc:Fallback xmlns:w16du="http://schemas.microsoft.com/office/word/2023/wordml/word16du" xmlns:oel="http://schemas.microsoft.com/office/2019/extlst">
+                <mc:Fallback xmlns:oel="http://schemas.microsoft.com/office/2019/extlst" xmlns:w16du="http://schemas.microsoft.com/office/word/2023/wordml/word16du">
                   <w:pict>
                     <v:shape w14:anchorId="3415628D" id="流程图: 接点 10" o:spid="_x0000_s1026" type="#_x0000_t120" style="position:absolute;left:0;text-align:left;margin-left:200.1pt;margin-top:3.25pt;width:24.65pt;height:25.15pt;z-index:-251594752;visibility:visible;mso-wrap-style:square;mso-wrap-distance-left:9pt;mso-wrap-distance-top:0;mso-wrap-distance-right:9pt;mso-wrap-distance-bottom:0;mso-position-horizontal:absolute;mso-position-horizontal-relative:text;mso-position-vertical:absolute;mso-position-vertical-relative:text;v-text-anchor:middle" o:gfxdata="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" fillcolor="#1e7648" stroked="f" strokeweight="1pt">
                       <v:stroke joinstyle="miter"/>
@@ -13686,7 +13686,7 @@
                     </wp:anchor>
                   </w:drawing>
                 </mc:Choice>
-                <mc:Fallback xmlns:w16du="http://schemas.microsoft.com/office/word/2023/wordml/word16du" xmlns:oel="http://schemas.microsoft.com/office/2019/extlst">
+                <mc:Fallback xmlns:oel="http://schemas.microsoft.com/office/2019/extlst" xmlns:w16du="http://schemas.microsoft.com/office/word/2023/wordml/word16du">
                   <w:pict>
                     <v:roundrect w14:anchorId="23162814" id="矩形: 圆角 12" o:spid="_x0000_s1026" style="position:absolute;left:0;text-align:left;margin-left:-5.7pt;margin-top:3.25pt;width:71.3pt;height:25.3pt;z-index:-251595776;visibility:visible;mso-wrap-style:square;mso-wrap-distance-left:9pt;mso-wrap-distance-top:0;mso-wrap-distance-right:9pt;mso-wrap-distance-bottom:0;mso-position-horizontal:absolute;mso-position-horizontal-relative:margin;mso-position-vertical:absolute;mso-position-vertical-relative:text;v-text-anchor:middle" arcsize="10923f" o:gfxdata="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" fillcolor="#f2f2f2 [3052]" stroked="f" strokeweight="1pt">
                       <v:stroke joinstyle="miter"/>
@@ -17089,7 +17089,7 @@
                     </wp:anchor>
                   </w:drawing>
                 </mc:Choice>
-                <mc:Fallback xmlns:w16du="http://schemas.microsoft.com/office/word/2023/wordml/word16du" xmlns:oel="http://schemas.microsoft.com/office/2019/extlst">
+                <mc:Fallback xmlns:oel="http://schemas.microsoft.com/office/2019/extlst" xmlns:w16du="http://schemas.microsoft.com/office/word/2023/wordml/word16du">
                   <w:pict>
                     <v:shape w14:anchorId="636094DD" id="流程图: 接点 10" o:spid="_x0000_s1026" type="#_x0000_t120" style="position:absolute;left:0;text-align:left;margin-left:199.35pt;margin-top:3.25pt;width:24.65pt;height:25.15pt;z-index:-251591680;visibility:visible;mso-wrap-style:square;mso-wrap-distance-left:9pt;mso-wrap-distance-top:0;mso-wrap-distance-right:9pt;mso-wrap-distance-bottom:0;mso-position-horizontal:absolute;mso-position-horizontal-relative:text;mso-position-vertical:absolute;mso-position-vertical-relative:text;v-text-anchor:middle" o:gfxdata="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" fillcolor="#1e7648" stroked="f" strokeweight="1pt">
                       <v:stroke joinstyle="miter"/>
@@ -17239,7 +17239,7 @@
                     </wp:anchor>
                   </w:drawing>
                 </mc:Choice>
-                <mc:Fallback xmlns:w16du="http://schemas.microsoft.com/office/word/2023/wordml/word16du" xmlns:oel="http://schemas.microsoft.com/office/2019/extlst">
+                <mc:Fallback xmlns:oel="http://schemas.microsoft.com/office/2019/extlst" xmlns:w16du="http://schemas.microsoft.com/office/word/2023/wordml/word16du">
                   <w:pict>
                     <v:roundrect w14:anchorId="42711620" id="矩形: 圆角 12" o:spid="_x0000_s1026" style="position:absolute;left:0;text-align:left;margin-left:-5.7pt;margin-top:3.25pt;width:71.3pt;height:25.3pt;z-index:-251592704;visibility:visible;mso-wrap-style:square;mso-wrap-distance-left:9pt;mso-wrap-distance-top:0;mso-wrap-distance-right:9pt;mso-wrap-distance-bottom:0;mso-position-horizontal:absolute;mso-position-horizontal-relative:margin;mso-position-vertical:absolute;mso-position-vertical-relative:text;v-text-anchor:middle" arcsize="10923f" o:gfxdata="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" fillcolor="#f2f2f2 [3052]" stroked="f" strokeweight="1pt">
                       <v:stroke joinstyle="miter"/>
@@ -17530,7 +17530,7 @@
         </w:numPr>
         <w:ind w:firstLineChars="0"/>
         <w:rPr>
-          <w:rFonts w:ascii="思源黑体 CN Normal" w:eastAsia="思源黑体 CN Normal" w:hAnsi="思源黑体 CN Normal"/>
+          <w:rFonts w:ascii="思源黑体 CN Normal" w:eastAsia="思源黑体 CN Normal" w:hAnsi="思源黑体 CN Normal" w:hint="eastAsia"/>
           <w:sz w:val="16"/>
           <w:szCs w:val="16"/>
         </w:rPr>
@@ -17560,226 +17560,6 @@
           <w:szCs w:val="16"/>
         </w:rPr>
         <w:t>%}</w:t>
-      </w:r>
-    </w:p>
-    <w:p>
-      <w:pPr>
-        <w:pStyle w:val="af0"/>
-        <w:ind w:firstLineChars="0" w:firstLine="0"/>
-        <w:rPr>
-          <w:rFonts w:ascii="思源黑体 CN Normal" w:eastAsia="思源黑体 CN Normal" w:hAnsi="思源黑体 CN Normal"/>
-          <w:sz w:val="16"/>
-          <w:szCs w:val="16"/>
-        </w:rPr>
-      </w:pPr>
-      <w:r>
-        <w:rPr>
-          <w:rFonts w:hint="eastAsia"/>
-          <w:highlight w:val="green"/>
-        </w:rPr>
-        <w:t>{</w:t>
-      </w:r>
-      <w:r>
-        <w:rPr>
-          <w:highlight w:val="green"/>
-        </w:rPr>
-        <w:t xml:space="preserve">%p if not </w:t>
-      </w:r>
-      <w:proofErr w:type="spellStart"/>
-      <w:proofErr w:type="gramStart"/>
-      <w:r>
-        <w:rPr>
-          <w:highlight w:val="green"/>
-        </w:rPr>
-        <w:t>sample.order</w:t>
-      </w:r>
-      <w:proofErr w:type="gramEnd"/>
-      <w:r>
-        <w:rPr>
-          <w:highlight w:val="green"/>
-        </w:rPr>
-        <w:t>_type</w:t>
-      </w:r>
-      <w:proofErr w:type="spellEnd"/>
-      <w:r>
-        <w:rPr>
-          <w:highlight w:val="green"/>
-        </w:rPr>
-        <w:t>%</w:t>
-      </w:r>
-      <w:r>
-        <w:rPr>
-          <w:rFonts w:hint="eastAsia"/>
-          <w:highlight w:val="green"/>
-        </w:rPr>
-        <w:t>}</w:t>
-      </w:r>
-    </w:p>
-    <w:p>
-      <w:pPr>
-        <w:rPr>
-          <w:rFonts w:ascii="思源黑体 CN Light" w:eastAsia="思源黑体 CN Light" w:hAnsi="思源黑体 CN Light"/>
-          <w:color w:val="595959" w:themeColor="text1" w:themeTint="A6"/>
-          <w:sz w:val="13"/>
-          <w:szCs w:val="13"/>
-        </w:rPr>
-      </w:pPr>
-      <w:r>
-        <w:rPr>
-          <w:rFonts w:ascii="思源黑体 CN Light" w:eastAsia="思源黑体 CN Light" w:hAnsi="思源黑体 CN Light" w:hint="eastAsia"/>
-          <w:color w:val="595959" w:themeColor="text1" w:themeTint="A6"/>
-          <w:sz w:val="13"/>
-          <w:szCs w:val="13"/>
-          <w:highlight w:val="magenta"/>
-        </w:rPr>
-        <w:t xml:space="preserve">{{r </w:t>
-      </w:r>
-      <w:proofErr w:type="spellStart"/>
-      <w:r>
-        <w:rPr>
-          <w:rFonts w:ascii="思源黑体 CN Light" w:eastAsia="思源黑体 CN Light" w:hAnsi="思源黑体 CN Light" w:hint="eastAsia"/>
-          <w:color w:val="595959" w:themeColor="text1" w:themeTint="A6"/>
-          <w:sz w:val="13"/>
-          <w:szCs w:val="13"/>
-          <w:highlight w:val="magenta"/>
-        </w:rPr>
-        <w:t>page_</w:t>
-      </w:r>
-      <w:proofErr w:type="gramStart"/>
-      <w:r>
-        <w:rPr>
-          <w:rFonts w:ascii="思源黑体 CN Light" w:eastAsia="思源黑体 CN Light" w:hAnsi="思源黑体 CN Light" w:hint="eastAsia"/>
-          <w:color w:val="595959" w:themeColor="text1" w:themeTint="A6"/>
-          <w:sz w:val="13"/>
-          <w:szCs w:val="13"/>
-          <w:highlight w:val="magenta"/>
-        </w:rPr>
-        <w:t>break</w:t>
-      </w:r>
-      <w:proofErr w:type="spellEnd"/>
-      <w:r>
-        <w:rPr>
-          <w:rFonts w:ascii="思源黑体 CN Light" w:eastAsia="思源黑体 CN Light" w:hAnsi="思源黑体 CN Light" w:hint="eastAsia"/>
-          <w:color w:val="595959" w:themeColor="text1" w:themeTint="A6"/>
-          <w:sz w:val="13"/>
-          <w:szCs w:val="13"/>
-          <w:highlight w:val="magenta"/>
-        </w:rPr>
-        <w:t xml:space="preserve"> }</w:t>
-      </w:r>
-      <w:proofErr w:type="gramEnd"/>
-      <w:r>
-        <w:rPr>
-          <w:rFonts w:ascii="思源黑体 CN Light" w:eastAsia="思源黑体 CN Light" w:hAnsi="思源黑体 CN Light" w:hint="eastAsia"/>
-          <w:color w:val="595959" w:themeColor="text1" w:themeTint="A6"/>
-          <w:sz w:val="13"/>
-          <w:szCs w:val="13"/>
-          <w:highlight w:val="magenta"/>
-        </w:rPr>
-        <w:t>}</w:t>
-      </w:r>
-    </w:p>
-    <w:p>
-      <w:pPr>
-        <w:rPr>
-          <w:rFonts w:ascii="思源黑体 CN Bold" w:eastAsia="思源黑体 CN Bold" w:hAnsi="思源黑体 CN Bold" w:cstheme="majorBidi"/>
-          <w:b/>
-          <w:bCs/>
-          <w:color w:val="1E7648"/>
-          <w:sz w:val="24"/>
-          <w:szCs w:val="24"/>
-        </w:rPr>
-      </w:pPr>
-      <w:r>
-        <w:rPr>
-          <w:rFonts w:ascii="思源黑体 CN Bold" w:eastAsia="思源黑体 CN Bold" w:hAnsi="思源黑体 CN Bold" w:cstheme="majorBidi" w:hint="eastAsia"/>
-          <w:b/>
-          <w:bCs/>
-          <w:color w:val="1E7648"/>
-          <w:sz w:val="24"/>
-          <w:szCs w:val="24"/>
-        </w:rPr>
-        <w:t>{</w:t>
-      </w:r>
-      <w:r>
-        <w:rPr>
-          <w:rFonts w:ascii="思源黑体 CN Bold" w:eastAsia="思源黑体 CN Bold" w:hAnsi="思源黑体 CN Bold" w:cstheme="majorBidi"/>
-          <w:b/>
-          <w:bCs/>
-          <w:color w:val="1E7648"/>
-          <w:sz w:val="24"/>
-          <w:szCs w:val="24"/>
-        </w:rPr>
-        <w:t xml:space="preserve">{p </w:t>
-      </w:r>
-      <w:r>
-        <w:rPr>
-          <w:rFonts w:ascii="思源黑体 CN Bold" w:eastAsia="思源黑体 CN Bold" w:hAnsi="思源黑体 CN Bold" w:cstheme="majorBidi" w:hint="eastAsia"/>
-          <w:b/>
-          <w:bCs/>
-          <w:color w:val="1E7648"/>
-          <w:sz w:val="24"/>
-          <w:szCs w:val="24"/>
-        </w:rPr>
-        <w:t>sub</w:t>
-      </w:r>
-      <w:r>
-        <w:rPr>
-          <w:rFonts w:ascii="思源黑体 CN Bold" w:eastAsia="思源黑体 CN Bold" w:hAnsi="思源黑体 CN Bold" w:cstheme="majorBidi"/>
-          <w:b/>
-          <w:bCs/>
-          <w:color w:val="1E7648"/>
-          <w:sz w:val="24"/>
-          <w:szCs w:val="24"/>
-        </w:rPr>
-        <w:t>doc.</w:t>
-      </w:r>
-      <w:r>
-        <w:rPr>
-          <w:rFonts w:ascii="思源黑体 CN Bold" w:eastAsia="思源黑体 CN Bold" w:hAnsi="思源黑体 CN Bold" w:cstheme="majorBidi"/>
-          <w:b/>
-          <w:bCs/>
-          <w:color w:val="1E7648"/>
-          <w:sz w:val="24"/>
-          <w:szCs w:val="24"/>
-        </w:rPr>
-        <w:t>dyn_8_Other_ReportSecurityCheck</w:t>
-      </w:r>
-      <w:r>
-        <w:rPr>
-          <w:rFonts w:ascii="思源黑体 CN Bold" w:eastAsia="思源黑体 CN Bold" w:hAnsi="思源黑体 CN Bold" w:cstheme="majorBidi"/>
-          <w:b/>
-          <w:bCs/>
-          <w:color w:val="1E7648"/>
-          <w:sz w:val="24"/>
-          <w:szCs w:val="24"/>
-        </w:rPr>
-        <w:t>}}</w:t>
-      </w:r>
-    </w:p>
-    <w:p>
-      <w:pPr>
-        <w:rPr>
-          <w:rFonts w:ascii="思源黑体 CN Bold" w:eastAsia="思源黑体 CN Bold" w:hAnsi="思源黑体 CN Bold" w:cstheme="majorBidi" w:hint="eastAsia"/>
-          <w:b/>
-          <w:bCs/>
-          <w:color w:val="1E7648"/>
-          <w:sz w:val="24"/>
-          <w:szCs w:val="24"/>
-        </w:rPr>
-      </w:pPr>
-      <w:r>
-        <w:rPr>
-          <w:rFonts w:hint="eastAsia"/>
-          <w:highlight w:val="green"/>
-        </w:rPr>
-        <w:t>{</w:t>
-      </w:r>
-      <w:r>
-        <w:rPr>
-          <w:highlight w:val="green"/>
-        </w:rPr>
-        <w:t>%p endif%}</w:t>
       </w:r>
     </w:p>
     <w:sectPr>

--- a/report_template/template_main/gBPTMPlus_rummage_simple_v1.3.0.docx
+++ b/report_template/template_main/gBPTMPlus_rummage_simple_v1.3.0.docx
@@ -117,7 +117,7 @@
                     </wp:anchor>
                   </w:drawing>
                 </mc:Choice>
-                <mc:Fallback xmlns:oel="http://schemas.microsoft.com/office/2019/extlst" xmlns:w16du="http://schemas.microsoft.com/office/word/2023/wordml/word16du">
+                <mc:Fallback xmlns:w16du="http://schemas.microsoft.com/office/word/2023/wordml/word16du" xmlns:oel="http://schemas.microsoft.com/office/2019/extlst">
                   <w:pict>
                     <v:shapetype w14:anchorId="2DB6016E" id="_x0000_t120" coordsize="21600,21600" o:spt="120" path="m10800,qx,10800,10800,21600,21600,10800,10800,xe">
                       <v:path gradientshapeok="t" o:connecttype="custom" o:connectlocs="10800,0;3163,3163;0,10800;3163,18437;10800,21600;18437,18437;21600,10800;18437,3163" textboxrect="3163,3163,18437,18437"/>
@@ -248,7 +248,7 @@
                     </wp:anchor>
                   </w:drawing>
                 </mc:Choice>
-                <mc:Fallback xmlns:oel="http://schemas.microsoft.com/office/2019/extlst" xmlns:w16du="http://schemas.microsoft.com/office/word/2023/wordml/word16du">
+                <mc:Fallback xmlns:w16du="http://schemas.microsoft.com/office/word/2023/wordml/word16du" xmlns:oel="http://schemas.microsoft.com/office/2019/extlst">
                   <w:pict>
                     <v:roundrect w14:anchorId="6254107D" id="矩形: 圆角 69" o:spid="_x0000_s1026" style="position:absolute;left:0;text-align:left;margin-left:-2.75pt;margin-top:3.25pt;width:71.3pt;height:25.3pt;z-index:-251611136;visibility:visible;mso-wrap-style:square;mso-wrap-distance-left:9pt;mso-wrap-distance-top:0;mso-wrap-distance-right:9pt;mso-wrap-distance-bottom:0;mso-position-horizontal:absolute;mso-position-horizontal-relative:margin;mso-position-vertical:absolute;mso-position-vertical-relative:text;v-text-anchor:middle" arcsize="10923f" o:gfxdata="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" fillcolor="#f2f2f2 [3052]" stroked="f" strokeweight="1pt">
                       <v:stroke joinstyle="miter"/>
@@ -268,21 +268,8 @@
                 <w:sz w:val="28"/>
                 <w:szCs w:val="28"/>
               </w:rPr>
-              <w:t>检测总</w:t>
-            </w:r>
-            <w:proofErr w:type="gramStart"/>
-            <w:r>
-              <w:rPr>
-                <w:rFonts w:ascii="思源黑体 CN Bold" w:eastAsia="思源黑体 CN Bold" w:hAnsi="思源黑体 CN Bold" w:hint="eastAsia"/>
-                <w:b/>
-                <w:bCs/>
-                <w:color w:val="1E7648"/>
-                <w:sz w:val="28"/>
-                <w:szCs w:val="28"/>
-              </w:rPr>
-              <w:t>览</w:t>
-            </w:r>
-            <w:proofErr w:type="gramEnd"/>
+              <w:t>检测总览</w:t>
+            </w:r>
           </w:p>
         </w:tc>
       </w:tr>
@@ -461,21 +448,8 @@
                 <w:sz w:val="17"/>
                 <w:szCs w:val="17"/>
               </w:rPr>
-              <w:t xml:space="preserve">送 检 </w:t>
-            </w:r>
-            <w:proofErr w:type="gramStart"/>
-            <w:r>
-              <w:rPr>
-                <w:rFonts w:ascii="思源黑体 CN Bold" w:eastAsia="思源黑体 CN Bold" w:hAnsi="思源黑体 CN Bold" w:hint="eastAsia"/>
-                <w:b/>
-                <w:bCs/>
-                <w:color w:val="262626" w:themeColor="text1" w:themeTint="D9"/>
-                <w:sz w:val="17"/>
-                <w:szCs w:val="17"/>
-              </w:rPr>
-              <w:t>医</w:t>
-            </w:r>
-            <w:proofErr w:type="gramEnd"/>
+              <w:t>送 检 医</w:t>
+            </w:r>
             <w:r>
               <w:rPr>
                 <w:rFonts w:ascii="思源黑体 CN Bold" w:eastAsia="思源黑体 CN Bold" w:hAnsi="思源黑体 CN Bold"/>
@@ -528,45 +502,7 @@
                 <w:sz w:val="17"/>
                 <w:szCs w:val="17"/>
               </w:rPr>
-              <w:t xml:space="preserve">{%if </w:t>
-            </w:r>
-            <w:proofErr w:type="spellStart"/>
-            <w:proofErr w:type="gramStart"/>
-            <w:r>
-              <w:rPr>
-                <w:rFonts w:ascii="思源黑体 CN Normal" w:eastAsia="思源黑体 CN Normal" w:hAnsi="思源黑体 CN Normal"/>
-                <w:sz w:val="17"/>
-                <w:szCs w:val="17"/>
-              </w:rPr>
-              <w:t>sample.company</w:t>
-            </w:r>
-            <w:proofErr w:type="spellEnd"/>
-            <w:proofErr w:type="gramEnd"/>
-            <w:r>
-              <w:rPr>
-                <w:rFonts w:ascii="思源黑体 CN Normal" w:eastAsia="思源黑体 CN Normal" w:hAnsi="思源黑体 CN Normal"/>
-                <w:sz w:val="17"/>
-                <w:szCs w:val="17"/>
-              </w:rPr>
-              <w:t xml:space="preserve"> %}{{</w:t>
-            </w:r>
-            <w:proofErr w:type="spellStart"/>
-            <w:r>
-              <w:rPr>
-                <w:rFonts w:ascii="思源黑体 CN Normal" w:eastAsia="思源黑体 CN Normal" w:hAnsi="思源黑体 CN Normal"/>
-                <w:sz w:val="17"/>
-                <w:szCs w:val="17"/>
-              </w:rPr>
-              <w:t>sample.company</w:t>
-            </w:r>
-            <w:proofErr w:type="spellEnd"/>
-            <w:r>
-              <w:rPr>
-                <w:rFonts w:ascii="思源黑体 CN Normal" w:eastAsia="思源黑体 CN Normal" w:hAnsi="思源黑体 CN Normal"/>
-                <w:sz w:val="17"/>
-                <w:szCs w:val="17"/>
-              </w:rPr>
-              <w:t>}}{%else%}-{%endif%}</w:t>
+              <w:t>{%if sample.company %}{{sample.company}}{%else%}-{%endif%}</w:t>
             </w:r>
           </w:p>
         </w:tc>
@@ -884,53 +820,7 @@
                 <w:sz w:val="17"/>
                 <w:szCs w:val="17"/>
               </w:rPr>
-              <w:t xml:space="preserve">{%if </w:t>
-            </w:r>
-            <w:proofErr w:type="spellStart"/>
-            <w:proofErr w:type="gramStart"/>
-            <w:r>
-              <w:rPr>
-                <w:rFonts w:ascii="思源黑体 CN Normal" w:eastAsia="思源黑体 CN Normal" w:hAnsi="思源黑体 CN Normal"/>
-                <w:sz w:val="17"/>
-                <w:szCs w:val="17"/>
-              </w:rPr>
-              <w:t>sample.patient</w:t>
-            </w:r>
-            <w:proofErr w:type="gramEnd"/>
-            <w:r>
-              <w:rPr>
-                <w:rFonts w:ascii="思源黑体 CN Normal" w:eastAsia="思源黑体 CN Normal" w:hAnsi="思源黑体 CN Normal"/>
-                <w:sz w:val="17"/>
-                <w:szCs w:val="17"/>
-              </w:rPr>
-              <w:t>_name</w:t>
-            </w:r>
-            <w:proofErr w:type="spellEnd"/>
-            <w:r>
-              <w:rPr>
-                <w:rFonts w:ascii="思源黑体 CN Normal" w:eastAsia="思源黑体 CN Normal" w:hAnsi="思源黑体 CN Normal"/>
-                <w:sz w:val="17"/>
-                <w:szCs w:val="17"/>
-              </w:rPr>
-              <w:t xml:space="preserve"> %}{{</w:t>
-            </w:r>
-            <w:proofErr w:type="spellStart"/>
-            <w:r>
-              <w:rPr>
-                <w:rFonts w:ascii="思源黑体 CN Normal" w:eastAsia="思源黑体 CN Normal" w:hAnsi="思源黑体 CN Normal"/>
-                <w:sz w:val="17"/>
-                <w:szCs w:val="17"/>
-              </w:rPr>
-              <w:t>sample.patient_name</w:t>
-            </w:r>
-            <w:proofErr w:type="spellEnd"/>
-            <w:r>
-              <w:rPr>
-                <w:rFonts w:ascii="思源黑体 CN Normal" w:eastAsia="思源黑体 CN Normal" w:hAnsi="思源黑体 CN Normal"/>
-                <w:sz w:val="17"/>
-                <w:szCs w:val="17"/>
-              </w:rPr>
-              <w:t>}}{%else%}-{%endif%}</w:t>
+              <w:t>{%if sample.patient_name %}{{sample.patient_name}}{%else%}-{%endif%}</w:t>
             </w:r>
           </w:p>
         </w:tc>
@@ -1049,45 +939,7 @@
                 <w:sz w:val="17"/>
                 <w:szCs w:val="17"/>
               </w:rPr>
-              <w:t xml:space="preserve">{%if </w:t>
-            </w:r>
-            <w:proofErr w:type="spellStart"/>
-            <w:proofErr w:type="gramStart"/>
-            <w:r>
-              <w:rPr>
-                <w:rFonts w:ascii="思源黑体 CN Normal" w:eastAsia="思源黑体 CN Normal" w:hAnsi="思源黑体 CN Normal"/>
-                <w:sz w:val="17"/>
-                <w:szCs w:val="17"/>
-              </w:rPr>
-              <w:t>sample.gender</w:t>
-            </w:r>
-            <w:proofErr w:type="spellEnd"/>
-            <w:proofErr w:type="gramEnd"/>
-            <w:r>
-              <w:rPr>
-                <w:rFonts w:ascii="思源黑体 CN Normal" w:eastAsia="思源黑体 CN Normal" w:hAnsi="思源黑体 CN Normal"/>
-                <w:sz w:val="17"/>
-                <w:szCs w:val="17"/>
-              </w:rPr>
-              <w:t xml:space="preserve"> %}{{</w:t>
-            </w:r>
-            <w:proofErr w:type="spellStart"/>
-            <w:r>
-              <w:rPr>
-                <w:rFonts w:ascii="思源黑体 CN Normal" w:eastAsia="思源黑体 CN Normal" w:hAnsi="思源黑体 CN Normal"/>
-                <w:sz w:val="17"/>
-                <w:szCs w:val="17"/>
-              </w:rPr>
-              <w:t>sample.gender</w:t>
-            </w:r>
-            <w:proofErr w:type="spellEnd"/>
-            <w:r>
-              <w:rPr>
-                <w:rFonts w:ascii="思源黑体 CN Normal" w:eastAsia="思源黑体 CN Normal" w:hAnsi="思源黑体 CN Normal"/>
-                <w:sz w:val="17"/>
-                <w:szCs w:val="17"/>
-              </w:rPr>
-              <w:t>}}{%else%}-{%endif%}</w:t>
+              <w:t>{%if sample.gender %}{{sample.gender}}{%else%}-{%endif%}</w:t>
             </w:r>
           </w:p>
         </w:tc>
@@ -1186,61 +1038,7 @@
                 <w:sz w:val="17"/>
                 <w:szCs w:val="17"/>
               </w:rPr>
-              <w:t xml:space="preserve">{%if </w:t>
-            </w:r>
-            <w:proofErr w:type="spellStart"/>
-            <w:r>
-              <w:rPr>
-                <w:rFonts w:ascii="思源黑体 CN Normal" w:eastAsia="思源黑体 CN Normal" w:hAnsi="思源黑体 CN Normal"/>
-                <w:sz w:val="17"/>
-                <w:szCs w:val="17"/>
-              </w:rPr>
-              <w:t>sample.age</w:t>
-            </w:r>
-            <w:proofErr w:type="spellEnd"/>
-            <w:r>
-              <w:rPr>
-                <w:rFonts w:ascii="思源黑体 CN Normal" w:eastAsia="思源黑体 CN Normal" w:hAnsi="思源黑体 CN Normal"/>
-                <w:sz w:val="17"/>
-                <w:szCs w:val="17"/>
-              </w:rPr>
-              <w:t xml:space="preserve"> </w:t>
-            </w:r>
-            <w:proofErr w:type="gramStart"/>
-            <w:r>
-              <w:rPr>
-                <w:rFonts w:ascii="思源黑体 CN Normal" w:eastAsia="思源黑体 CN Normal" w:hAnsi="思源黑体 CN Normal"/>
-                <w:sz w:val="17"/>
-                <w:szCs w:val="17"/>
-              </w:rPr>
-              <w:t>%}{</w:t>
-            </w:r>
-            <w:proofErr w:type="gramEnd"/>
-            <w:r>
-              <w:rPr>
-                <w:rFonts w:ascii="思源黑体 CN Normal" w:eastAsia="思源黑体 CN Normal" w:hAnsi="思源黑体 CN Normal"/>
-                <w:sz w:val="17"/>
-                <w:szCs w:val="17"/>
-              </w:rPr>
-              <w:t>{</w:t>
-            </w:r>
-            <w:proofErr w:type="spellStart"/>
-            <w:r>
-              <w:rPr>
-                <w:rFonts w:ascii="思源黑体 CN Normal" w:eastAsia="思源黑体 CN Normal" w:hAnsi="思源黑体 CN Normal"/>
-                <w:sz w:val="17"/>
-                <w:szCs w:val="17"/>
-              </w:rPr>
-              <w:t>sample.age</w:t>
-            </w:r>
-            <w:proofErr w:type="spellEnd"/>
-            <w:r>
-              <w:rPr>
-                <w:rFonts w:ascii="思源黑体 CN Normal" w:eastAsia="思源黑体 CN Normal" w:hAnsi="思源黑体 CN Normal"/>
-                <w:sz w:val="17"/>
-                <w:szCs w:val="17"/>
-              </w:rPr>
-              <w:t>}}{%else%}-{%endif%}</w:t>
+              <w:t>{%if sample.age %}{{sample.age}}{%else%}-{%endif%}</w:t>
             </w:r>
           </w:p>
         </w:tc>
@@ -1337,61 +1135,7 @@
                 <w:sz w:val="17"/>
                 <w:szCs w:val="17"/>
               </w:rPr>
-              <w:t xml:space="preserve">{%if </w:t>
-            </w:r>
-            <w:proofErr w:type="spellStart"/>
-            <w:r>
-              <w:rPr>
-                <w:rFonts w:ascii="思源黑体 CN Normal" w:eastAsia="思源黑体 CN Normal" w:hAnsi="思源黑体 CN Normal"/>
-                <w:sz w:val="17"/>
-                <w:szCs w:val="17"/>
-              </w:rPr>
-              <w:t>sample.sample_parent_id</w:t>
-            </w:r>
-            <w:proofErr w:type="spellEnd"/>
-            <w:r>
-              <w:rPr>
-                <w:rFonts w:ascii="思源黑体 CN Normal" w:eastAsia="思源黑体 CN Normal" w:hAnsi="思源黑体 CN Normal"/>
-                <w:sz w:val="17"/>
-                <w:szCs w:val="17"/>
-              </w:rPr>
-              <w:t xml:space="preserve"> </w:t>
-            </w:r>
-            <w:proofErr w:type="gramStart"/>
-            <w:r>
-              <w:rPr>
-                <w:rFonts w:ascii="思源黑体 CN Normal" w:eastAsia="思源黑体 CN Normal" w:hAnsi="思源黑体 CN Normal"/>
-                <w:sz w:val="17"/>
-                <w:szCs w:val="17"/>
-              </w:rPr>
-              <w:t>%}{</w:t>
-            </w:r>
-            <w:proofErr w:type="gramEnd"/>
-            <w:r>
-              <w:rPr>
-                <w:rFonts w:ascii="思源黑体 CN Normal" w:eastAsia="思源黑体 CN Normal" w:hAnsi="思源黑体 CN Normal"/>
-                <w:sz w:val="17"/>
-                <w:szCs w:val="17"/>
-              </w:rPr>
-              <w:t>{</w:t>
-            </w:r>
-            <w:proofErr w:type="spellStart"/>
-            <w:r>
-              <w:rPr>
-                <w:rFonts w:ascii="思源黑体 CN Normal" w:eastAsia="思源黑体 CN Normal" w:hAnsi="思源黑体 CN Normal"/>
-                <w:sz w:val="17"/>
-                <w:szCs w:val="17"/>
-              </w:rPr>
-              <w:t>sample.sample_parent_id</w:t>
-            </w:r>
-            <w:proofErr w:type="spellEnd"/>
-            <w:r>
-              <w:rPr>
-                <w:rFonts w:ascii="思源黑体 CN Normal" w:eastAsia="思源黑体 CN Normal" w:hAnsi="思源黑体 CN Normal"/>
-                <w:sz w:val="17"/>
-                <w:szCs w:val="17"/>
-              </w:rPr>
-              <w:t>}}{%else%}-{%endif%}</w:t>
+              <w:t>{%if sample.sample_parent_id %}{{sample.sample_parent_id}}{%else%}-{%endif%}</w:t>
             </w:r>
           </w:p>
         </w:tc>
@@ -1469,52 +1213,7 @@
                 <w:sz w:val="17"/>
                 <w:szCs w:val="17"/>
               </w:rPr>
-              <w:t xml:space="preserve">{%if </w:t>
-            </w:r>
-            <w:proofErr w:type="spellStart"/>
-            <w:proofErr w:type="gramStart"/>
-            <w:r>
-              <w:rPr>
-                <w:rFonts w:ascii="思源黑体 CN Normal" w:eastAsia="思源黑体 CN Normal" w:hAnsi="思源黑体 CN Normal"/>
-                <w:sz w:val="17"/>
-                <w:szCs w:val="17"/>
-              </w:rPr>
-              <w:t>sample.</w:t>
-            </w:r>
-            <w:r>
-              <w:rPr>
-                <w:rFonts w:ascii="思源黑体 CN Normal" w:eastAsia="思源黑体 CN Normal" w:hAnsi="思源黑体 CN Normal"/>
-                <w:sz w:val="17"/>
-                <w:szCs w:val="17"/>
-              </w:rPr>
-              <w:t>family</w:t>
-            </w:r>
-            <w:proofErr w:type="gramEnd"/>
-            <w:r>
-              <w:rPr>
-                <w:rFonts w:ascii="思源黑体 CN Normal" w:eastAsia="思源黑体 CN Normal" w:hAnsi="思源黑体 CN Normal"/>
-                <w:sz w:val="17"/>
-                <w:szCs w:val="17"/>
-              </w:rPr>
-              <w:t>_history</w:t>
-            </w:r>
-            <w:proofErr w:type="spellEnd"/>
-            <w:r>
-              <w:rPr>
-                <w:rFonts w:ascii="思源黑体 CN Normal" w:eastAsia="思源黑体 CN Normal" w:hAnsi="思源黑体 CN Normal"/>
-                <w:sz w:val="17"/>
-                <w:szCs w:val="17"/>
-              </w:rPr>
-              <w:t xml:space="preserve"> %}{{</w:t>
-            </w:r>
-            <w:proofErr w:type="spellStart"/>
-            <w:r>
-              <w:rPr>
-                <w:rFonts w:ascii="思源黑体 CN Normal" w:eastAsia="思源黑体 CN Normal" w:hAnsi="思源黑体 CN Normal"/>
-                <w:sz w:val="17"/>
-                <w:szCs w:val="17"/>
-              </w:rPr>
-              <w:t>sample.</w:t>
+              <w:t>{%if sample.</w:t>
             </w:r>
             <w:r>
               <w:rPr>
@@ -1524,14 +1223,21 @@
               </w:rPr>
               <w:t>family_history</w:t>
             </w:r>
-            <w:proofErr w:type="spellEnd"/>
-            <w:r>
-              <w:rPr>
-                <w:rFonts w:ascii="思源黑体 CN Normal" w:eastAsia="思源黑体 CN Normal" w:hAnsi="思源黑体 CN Normal"/>
-                <w:sz w:val="17"/>
-                <w:szCs w:val="17"/>
-              </w:rPr>
-              <w:t xml:space="preserve"> </w:t>
+            <w:r>
+              <w:rPr>
+                <w:rFonts w:ascii="思源黑体 CN Normal" w:eastAsia="思源黑体 CN Normal" w:hAnsi="思源黑体 CN Normal"/>
+                <w:sz w:val="17"/>
+                <w:szCs w:val="17"/>
+              </w:rPr>
+              <w:t xml:space="preserve"> %}{{sample.</w:t>
+            </w:r>
+            <w:r>
+              <w:rPr>
+                <w:rFonts w:ascii="思源黑体 CN Normal" w:eastAsia="思源黑体 CN Normal" w:hAnsi="思源黑体 CN Normal"/>
+                <w:sz w:val="17"/>
+                <w:szCs w:val="17"/>
+              </w:rPr>
+              <w:t xml:space="preserve">family_history </w:t>
             </w:r>
             <w:r>
               <w:rPr>
@@ -1732,61 +1438,7 @@
                 <w:sz w:val="17"/>
                 <w:szCs w:val="17"/>
               </w:rPr>
-              <w:t xml:space="preserve">{%if </w:t>
-            </w:r>
-            <w:proofErr w:type="spellStart"/>
-            <w:r>
-              <w:rPr>
-                <w:rFonts w:ascii="思源黑体 CN Normal" w:eastAsia="思源黑体 CN Normal" w:hAnsi="思源黑体 CN Normal"/>
-                <w:sz w:val="17"/>
-                <w:szCs w:val="17"/>
-              </w:rPr>
-              <w:t>sample.sample_type</w:t>
-            </w:r>
-            <w:proofErr w:type="spellEnd"/>
-            <w:r>
-              <w:rPr>
-                <w:rFonts w:ascii="思源黑体 CN Normal" w:eastAsia="思源黑体 CN Normal" w:hAnsi="思源黑体 CN Normal"/>
-                <w:sz w:val="17"/>
-                <w:szCs w:val="17"/>
-              </w:rPr>
-              <w:t xml:space="preserve"> </w:t>
-            </w:r>
-            <w:proofErr w:type="gramStart"/>
-            <w:r>
-              <w:rPr>
-                <w:rFonts w:ascii="思源黑体 CN Normal" w:eastAsia="思源黑体 CN Normal" w:hAnsi="思源黑体 CN Normal"/>
-                <w:sz w:val="17"/>
-                <w:szCs w:val="17"/>
-              </w:rPr>
-              <w:t>%}{</w:t>
-            </w:r>
-            <w:proofErr w:type="gramEnd"/>
-            <w:r>
-              <w:rPr>
-                <w:rFonts w:ascii="思源黑体 CN Normal" w:eastAsia="思源黑体 CN Normal" w:hAnsi="思源黑体 CN Normal"/>
-                <w:sz w:val="17"/>
-                <w:szCs w:val="17"/>
-              </w:rPr>
-              <w:t>{</w:t>
-            </w:r>
-            <w:proofErr w:type="spellStart"/>
-            <w:r>
-              <w:rPr>
-                <w:rFonts w:ascii="思源黑体 CN Normal" w:eastAsia="思源黑体 CN Normal" w:hAnsi="思源黑体 CN Normal"/>
-                <w:sz w:val="17"/>
-                <w:szCs w:val="17"/>
-              </w:rPr>
-              <w:t>sample.sample_type</w:t>
-            </w:r>
-            <w:proofErr w:type="spellEnd"/>
-            <w:r>
-              <w:rPr>
-                <w:rFonts w:ascii="思源黑体 CN Normal" w:eastAsia="思源黑体 CN Normal" w:hAnsi="思源黑体 CN Normal"/>
-                <w:sz w:val="17"/>
-                <w:szCs w:val="17"/>
-              </w:rPr>
-              <w:t>}}{%else%}-{%endif%}</w:t>
+              <w:t>{%if sample.sample_type %}{{sample.sample_type}}{%else%}-{%endif%}</w:t>
             </w:r>
           </w:p>
         </w:tc>
@@ -1873,61 +1525,7 @@
                 <w:sz w:val="17"/>
                 <w:szCs w:val="17"/>
               </w:rPr>
-              <w:t xml:space="preserve">{%if </w:t>
-            </w:r>
-            <w:proofErr w:type="spellStart"/>
-            <w:r>
-              <w:rPr>
-                <w:rFonts w:ascii="思源黑体 CN Normal" w:eastAsia="思源黑体 CN Normal" w:hAnsi="思源黑体 CN Normal"/>
-                <w:sz w:val="17"/>
-                <w:szCs w:val="17"/>
-              </w:rPr>
-              <w:t>sample.sample_amount</w:t>
-            </w:r>
-            <w:proofErr w:type="spellEnd"/>
-            <w:r>
-              <w:rPr>
-                <w:rFonts w:ascii="思源黑体 CN Normal" w:eastAsia="思源黑体 CN Normal" w:hAnsi="思源黑体 CN Normal"/>
-                <w:sz w:val="17"/>
-                <w:szCs w:val="17"/>
-              </w:rPr>
-              <w:t xml:space="preserve"> </w:t>
-            </w:r>
-            <w:proofErr w:type="gramStart"/>
-            <w:r>
-              <w:rPr>
-                <w:rFonts w:ascii="思源黑体 CN Normal" w:eastAsia="思源黑体 CN Normal" w:hAnsi="思源黑体 CN Normal"/>
-                <w:sz w:val="17"/>
-                <w:szCs w:val="17"/>
-              </w:rPr>
-              <w:t>%}{</w:t>
-            </w:r>
-            <w:proofErr w:type="gramEnd"/>
-            <w:r>
-              <w:rPr>
-                <w:rFonts w:ascii="思源黑体 CN Normal" w:eastAsia="思源黑体 CN Normal" w:hAnsi="思源黑体 CN Normal"/>
-                <w:sz w:val="17"/>
-                <w:szCs w:val="17"/>
-              </w:rPr>
-              <w:t>{</w:t>
-            </w:r>
-            <w:proofErr w:type="spellStart"/>
-            <w:r>
-              <w:rPr>
-                <w:rFonts w:ascii="思源黑体 CN Normal" w:eastAsia="思源黑体 CN Normal" w:hAnsi="思源黑体 CN Normal"/>
-                <w:sz w:val="17"/>
-                <w:szCs w:val="17"/>
-              </w:rPr>
-              <w:t>sample.sample_amount</w:t>
-            </w:r>
-            <w:proofErr w:type="spellEnd"/>
-            <w:r>
-              <w:rPr>
-                <w:rFonts w:ascii="思源黑体 CN Normal" w:eastAsia="思源黑体 CN Normal" w:hAnsi="思源黑体 CN Normal"/>
-                <w:sz w:val="17"/>
-                <w:szCs w:val="17"/>
-              </w:rPr>
-              <w:t>}}{%else%}-{%endif%}</w:t>
+              <w:t>{%if sample.sample_amount %}{{sample.sample_amount}}{%else%}-{%endif%}</w:t>
             </w:r>
           </w:p>
         </w:tc>
@@ -2002,67 +1600,7 @@
                 <w:sz w:val="17"/>
                 <w:szCs w:val="17"/>
               </w:rPr>
-              <w:t xml:space="preserve">{%if </w:t>
-            </w:r>
-            <w:proofErr w:type="spellStart"/>
-            <w:r>
-              <w:rPr>
-                <w:rFonts w:ascii="思源黑体 CN Normal" w:eastAsia="思源黑体 CN Normal" w:hAnsi="思源黑体 CN Normal"/>
-                <w:color w:val="000000" w:themeColor="text1"/>
-                <w:sz w:val="17"/>
-                <w:szCs w:val="17"/>
-              </w:rPr>
-              <w:t>sample.sample_id</w:t>
-            </w:r>
-            <w:proofErr w:type="spellEnd"/>
-            <w:r>
-              <w:rPr>
-                <w:rFonts w:ascii="思源黑体 CN Normal" w:eastAsia="思源黑体 CN Normal" w:hAnsi="思源黑体 CN Normal"/>
-                <w:color w:val="000000" w:themeColor="text1"/>
-                <w:sz w:val="17"/>
-                <w:szCs w:val="17"/>
-              </w:rPr>
-              <w:t xml:space="preserve"> </w:t>
-            </w:r>
-            <w:proofErr w:type="gramStart"/>
-            <w:r>
-              <w:rPr>
-                <w:rFonts w:ascii="思源黑体 CN Normal" w:eastAsia="思源黑体 CN Normal" w:hAnsi="思源黑体 CN Normal"/>
-                <w:color w:val="000000" w:themeColor="text1"/>
-                <w:sz w:val="17"/>
-                <w:szCs w:val="17"/>
-              </w:rPr>
-              <w:t>%}{</w:t>
-            </w:r>
-            <w:proofErr w:type="gramEnd"/>
-            <w:r>
-              <w:rPr>
-                <w:rFonts w:ascii="思源黑体 CN Normal" w:eastAsia="思源黑体 CN Normal" w:hAnsi="思源黑体 CN Normal"/>
-                <w:color w:val="000000" w:themeColor="text1"/>
-                <w:sz w:val="17"/>
-                <w:szCs w:val="17"/>
-              </w:rPr>
-              <w:t>{</w:t>
-            </w:r>
-            <w:proofErr w:type="spellStart"/>
-            <w:r>
-              <w:rPr>
-                <w:rFonts w:ascii="思源黑体 CN Normal" w:eastAsia="思源黑体 CN Normal" w:hAnsi="思源黑体 CN Normal"/>
-                <w:color w:val="000000" w:themeColor="text1"/>
-                <w:sz w:val="17"/>
-                <w:szCs w:val="17"/>
-              </w:rPr>
-              <w:t>sample.sample_id</w:t>
-            </w:r>
-            <w:proofErr w:type="spellEnd"/>
-            <w:r>
-              <w:rPr>
-                <w:rFonts w:ascii="思源黑体 CN Normal" w:eastAsia="思源黑体 CN Normal" w:hAnsi="思源黑体 CN Normal"/>
-                <w:color w:val="000000" w:themeColor="text1"/>
-                <w:sz w:val="17"/>
-                <w:szCs w:val="17"/>
-              </w:rPr>
-              <w:t>}}{%else%}-{%endif%}</w:t>
+              <w:t>{%if sample.sample_id %}{{sample.sample_id}}{%else%}-{%endif%}</w:t>
             </w:r>
           </w:p>
         </w:tc>
@@ -2153,53 +1691,7 @@
                 <w:sz w:val="17"/>
                 <w:szCs w:val="17"/>
               </w:rPr>
-              <w:t xml:space="preserve">{%if </w:t>
-            </w:r>
-            <w:proofErr w:type="spellStart"/>
-            <w:proofErr w:type="gramStart"/>
-            <w:r>
-              <w:rPr>
-                <w:rFonts w:ascii="思源黑体 CN Normal" w:eastAsia="思源黑体 CN Normal" w:hAnsi="思源黑体 CN Normal"/>
-                <w:sz w:val="17"/>
-                <w:szCs w:val="17"/>
-              </w:rPr>
-              <w:t>sample.pathological</w:t>
-            </w:r>
-            <w:proofErr w:type="gramEnd"/>
-            <w:r>
-              <w:rPr>
-                <w:rFonts w:ascii="思源黑体 CN Normal" w:eastAsia="思源黑体 CN Normal" w:hAnsi="思源黑体 CN Normal"/>
-                <w:sz w:val="17"/>
-                <w:szCs w:val="17"/>
-              </w:rPr>
-              <w:t>_id</w:t>
-            </w:r>
-            <w:proofErr w:type="spellEnd"/>
-            <w:r>
-              <w:rPr>
-                <w:rFonts w:ascii="思源黑体 CN Normal" w:eastAsia="思源黑体 CN Normal" w:hAnsi="思源黑体 CN Normal"/>
-                <w:sz w:val="17"/>
-                <w:szCs w:val="17"/>
-              </w:rPr>
-              <w:t xml:space="preserve"> %}{{</w:t>
-            </w:r>
-            <w:proofErr w:type="spellStart"/>
-            <w:r>
-              <w:rPr>
-                <w:rFonts w:ascii="思源黑体 CN Normal" w:eastAsia="思源黑体 CN Normal" w:hAnsi="思源黑体 CN Normal"/>
-                <w:sz w:val="17"/>
-                <w:szCs w:val="17"/>
-              </w:rPr>
-              <w:t>sample.pathological_id</w:t>
-            </w:r>
-            <w:proofErr w:type="spellEnd"/>
-            <w:r>
-              <w:rPr>
-                <w:rFonts w:ascii="思源黑体 CN Normal" w:eastAsia="思源黑体 CN Normal" w:hAnsi="思源黑体 CN Normal"/>
-                <w:sz w:val="17"/>
-                <w:szCs w:val="17"/>
-              </w:rPr>
-              <w:t>}}{%else%}-{%endif%}</w:t>
+              <w:t>{%if sample.pathological_id %}{{sample.pathological_id}}{%else%}-{%endif%}</w:t>
             </w:r>
           </w:p>
         </w:tc>
@@ -2366,63 +1858,7 @@
                 <w:sz w:val="17"/>
                 <w:szCs w:val="17"/>
               </w:rPr>
-              <w:t xml:space="preserve">{%if </w:t>
-            </w:r>
-            <w:proofErr w:type="spellStart"/>
-            <w:proofErr w:type="gramStart"/>
-            <w:r>
-              <w:rPr>
-                <w:rFonts w:ascii="思源黑体 CN Normal" w:eastAsia="思源黑体 CN Normal" w:hAnsi="思源黑体 CN Normal" w:cs="思源黑体 CN Light"/>
-                <w:bCs/>
-                <w:color w:val="000000" w:themeColor="text1"/>
-                <w:sz w:val="17"/>
-                <w:szCs w:val="17"/>
-              </w:rPr>
-              <w:t>sample.blood</w:t>
-            </w:r>
-            <w:proofErr w:type="gramEnd"/>
-            <w:r>
-              <w:rPr>
-                <w:rFonts w:ascii="思源黑体 CN Normal" w:eastAsia="思源黑体 CN Normal" w:hAnsi="思源黑体 CN Normal" w:cs="思源黑体 CN Light"/>
-                <w:bCs/>
-                <w:color w:val="000000" w:themeColor="text1"/>
-                <w:sz w:val="17"/>
-                <w:szCs w:val="17"/>
-              </w:rPr>
-              <w:t>_collection_date</w:t>
-            </w:r>
-            <w:proofErr w:type="spellEnd"/>
-            <w:r>
-              <w:rPr>
-                <w:rFonts w:ascii="思源黑体 CN Normal" w:eastAsia="思源黑体 CN Normal" w:hAnsi="思源黑体 CN Normal" w:cs="思源黑体 CN Light"/>
-                <w:bCs/>
-                <w:color w:val="000000" w:themeColor="text1"/>
-                <w:sz w:val="17"/>
-                <w:szCs w:val="17"/>
-              </w:rPr>
-              <w:t xml:space="preserve"> %}{{</w:t>
-            </w:r>
-            <w:proofErr w:type="spellStart"/>
-            <w:r>
-              <w:rPr>
-                <w:rFonts w:ascii="思源黑体 CN Normal" w:eastAsia="思源黑体 CN Normal" w:hAnsi="思源黑体 CN Normal" w:cs="思源黑体 CN Light"/>
-                <w:bCs/>
-                <w:color w:val="000000" w:themeColor="text1"/>
-                <w:sz w:val="17"/>
-                <w:szCs w:val="17"/>
-              </w:rPr>
-              <w:t>sample.blood_collection_date</w:t>
-            </w:r>
-            <w:proofErr w:type="spellEnd"/>
-            <w:r>
-              <w:rPr>
-                <w:rFonts w:ascii="思源黑体 CN Normal" w:eastAsia="思源黑体 CN Normal" w:hAnsi="思源黑体 CN Normal" w:cs="思源黑体 CN Light"/>
-                <w:bCs/>
-                <w:color w:val="000000" w:themeColor="text1"/>
-                <w:sz w:val="17"/>
-                <w:szCs w:val="17"/>
-              </w:rPr>
-              <w:t>}}{%else%}-{%endif%}</w:t>
+              <w:t>{%if sample.blood_collection_date %}{{sample.blood_collection_date}}{%else%}-{%endif%}</w:t>
             </w:r>
           </w:p>
         </w:tc>
@@ -2496,53 +1932,7 @@
                 <w:sz w:val="17"/>
                 <w:szCs w:val="17"/>
               </w:rPr>
-              <w:t xml:space="preserve">{%if </w:t>
-            </w:r>
-            <w:proofErr w:type="spellStart"/>
-            <w:proofErr w:type="gramStart"/>
-            <w:r>
-              <w:rPr>
-                <w:rFonts w:ascii="思源黑体 CN Normal" w:eastAsia="思源黑体 CN Normal" w:hAnsi="思源黑体 CN Normal"/>
-                <w:sz w:val="17"/>
-                <w:szCs w:val="17"/>
-              </w:rPr>
-              <w:t>sample.pathol</w:t>
-            </w:r>
-            <w:proofErr w:type="gramEnd"/>
-            <w:r>
-              <w:rPr>
-                <w:rFonts w:ascii="思源黑体 CN Normal" w:eastAsia="思源黑体 CN Normal" w:hAnsi="思源黑体 CN Normal"/>
-                <w:sz w:val="17"/>
-                <w:szCs w:val="17"/>
-              </w:rPr>
-              <w:t>_diagn</w:t>
-            </w:r>
-            <w:proofErr w:type="spellEnd"/>
-            <w:r>
-              <w:rPr>
-                <w:rFonts w:ascii="思源黑体 CN Normal" w:eastAsia="思源黑体 CN Normal" w:hAnsi="思源黑体 CN Normal"/>
-                <w:sz w:val="17"/>
-                <w:szCs w:val="17"/>
-              </w:rPr>
-              <w:t xml:space="preserve"> %}{{</w:t>
-            </w:r>
-            <w:proofErr w:type="spellStart"/>
-            <w:r>
-              <w:rPr>
-                <w:rFonts w:ascii="思源黑体 CN Normal" w:eastAsia="思源黑体 CN Normal" w:hAnsi="思源黑体 CN Normal"/>
-                <w:sz w:val="17"/>
-                <w:szCs w:val="17"/>
-              </w:rPr>
-              <w:t>sample.pathol_diagn</w:t>
-            </w:r>
-            <w:proofErr w:type="spellEnd"/>
-            <w:r>
-              <w:rPr>
-                <w:rFonts w:ascii="思源黑体 CN Normal" w:eastAsia="思源黑体 CN Normal" w:hAnsi="思源黑体 CN Normal"/>
-                <w:sz w:val="17"/>
-                <w:szCs w:val="17"/>
-              </w:rPr>
-              <w:t>}}{%else%}-{%endif%}</w:t>
+              <w:t>{%if sample.pathol_diagn %}{{sample.pathol_diagn}}{%else%}-{%endif%}</w:t>
             </w:r>
           </w:p>
         </w:tc>
@@ -2637,63 +2027,7 @@
                 <w:sz w:val="17"/>
                 <w:szCs w:val="17"/>
               </w:rPr>
-              <w:t xml:space="preserve">{%if </w:t>
-            </w:r>
-            <w:proofErr w:type="spellStart"/>
-            <w:proofErr w:type="gramStart"/>
-            <w:r>
-              <w:rPr>
-                <w:rFonts w:ascii="思源黑体 CN Normal" w:eastAsia="思源黑体 CN Normal" w:hAnsi="思源黑体 CN Normal" w:cs="思源黑体 CN Light"/>
-                <w:bCs/>
-                <w:color w:val="000000" w:themeColor="text1"/>
-                <w:sz w:val="17"/>
-                <w:szCs w:val="17"/>
-              </w:rPr>
-              <w:t>sample.receive</w:t>
-            </w:r>
-            <w:proofErr w:type="gramEnd"/>
-            <w:r>
-              <w:rPr>
-                <w:rFonts w:ascii="思源黑体 CN Normal" w:eastAsia="思源黑体 CN Normal" w:hAnsi="思源黑体 CN Normal" w:cs="思源黑体 CN Light"/>
-                <w:bCs/>
-                <w:color w:val="000000" w:themeColor="text1"/>
-                <w:sz w:val="17"/>
-                <w:szCs w:val="17"/>
-              </w:rPr>
-              <w:t>_data</w:t>
-            </w:r>
-            <w:proofErr w:type="spellEnd"/>
-            <w:r>
-              <w:rPr>
-                <w:rFonts w:ascii="思源黑体 CN Normal" w:eastAsia="思源黑体 CN Normal" w:hAnsi="思源黑体 CN Normal" w:cs="思源黑体 CN Light"/>
-                <w:bCs/>
-                <w:color w:val="000000" w:themeColor="text1"/>
-                <w:sz w:val="17"/>
-                <w:szCs w:val="17"/>
-              </w:rPr>
-              <w:t xml:space="preserve"> %}{{</w:t>
-            </w:r>
-            <w:proofErr w:type="spellStart"/>
-            <w:r>
-              <w:rPr>
-                <w:rFonts w:ascii="思源黑体 CN Normal" w:eastAsia="思源黑体 CN Normal" w:hAnsi="思源黑体 CN Normal" w:cs="思源黑体 CN Light"/>
-                <w:bCs/>
-                <w:color w:val="000000" w:themeColor="text1"/>
-                <w:sz w:val="17"/>
-                <w:szCs w:val="17"/>
-              </w:rPr>
-              <w:t>sample.receive_data</w:t>
-            </w:r>
-            <w:proofErr w:type="spellEnd"/>
-            <w:r>
-              <w:rPr>
-                <w:rFonts w:ascii="思源黑体 CN Normal" w:eastAsia="思源黑体 CN Normal" w:hAnsi="思源黑体 CN Normal" w:cs="思源黑体 CN Light"/>
-                <w:bCs/>
-                <w:color w:val="000000" w:themeColor="text1"/>
-                <w:sz w:val="17"/>
-                <w:szCs w:val="17"/>
-              </w:rPr>
-              <w:t>}}{%else%}-{%endif%}</w:t>
+              <w:t>{%if sample.receive_data %}{{sample.receive_data}}{%else%}-{%endif%}</w:t>
             </w:r>
           </w:p>
         </w:tc>
@@ -2905,25 +2239,7 @@
                 <w:sz w:val="17"/>
                 <w:szCs w:val="17"/>
               </w:rPr>
-              <w:t>{{</w:t>
-            </w:r>
-            <w:proofErr w:type="spellStart"/>
-            <w:r>
-              <w:rPr>
-                <w:rFonts w:ascii="思源黑体 CN Normal" w:eastAsia="思源黑体 CN Normal" w:hAnsi="思源黑体 CN Normal"/>
-                <w:sz w:val="17"/>
-                <w:szCs w:val="17"/>
-              </w:rPr>
-              <w:t>sample.ngs_platform|e</w:t>
-            </w:r>
-            <w:proofErr w:type="spellEnd"/>
-            <w:r>
-              <w:rPr>
-                <w:rFonts w:ascii="思源黑体 CN Normal" w:eastAsia="思源黑体 CN Normal" w:hAnsi="思源黑体 CN Normal"/>
-                <w:sz w:val="17"/>
-                <w:szCs w:val="17"/>
-              </w:rPr>
-              <w:t>}}</w:t>
+              <w:t>{{sample.ngs_platform|e}}</w:t>
             </w:r>
           </w:p>
         </w:tc>
@@ -3281,25 +2597,7 @@
                 <w:sz w:val="17"/>
                 <w:szCs w:val="17"/>
               </w:rPr>
-              <w:t>SNV）、小片段插入/缺失（</w:t>
-            </w:r>
-            <w:proofErr w:type="spellStart"/>
-            <w:r>
-              <w:rPr>
-                <w:rFonts w:ascii="思源黑体 CN Normal" w:eastAsia="思源黑体 CN Normal" w:hAnsi="思源黑体 CN Normal"/>
-                <w:sz w:val="17"/>
-                <w:szCs w:val="17"/>
-              </w:rPr>
-              <w:t>InDel</w:t>
-            </w:r>
-            <w:proofErr w:type="spellEnd"/>
-            <w:r>
-              <w:rPr>
-                <w:rFonts w:ascii="思源黑体 CN Normal" w:eastAsia="思源黑体 CN Normal" w:hAnsi="思源黑体 CN Normal"/>
-                <w:sz w:val="17"/>
-                <w:szCs w:val="17"/>
-              </w:rPr>
-              <w:t>）</w:t>
+              <w:t>SNV）、小片段插入/缺失（InDel）</w:t>
             </w:r>
             <w:bookmarkStart w:id="4" w:name="_Hlk164260905"/>
             <w:r>
@@ -3308,43 +2606,7 @@
                 <w:sz w:val="17"/>
                 <w:szCs w:val="17"/>
               </w:rPr>
-              <w:t>{%if [</w:t>
-            </w:r>
-            <w:proofErr w:type="spellStart"/>
-            <w:r>
-              <w:rPr>
-                <w:rFonts w:ascii="思源黑体 CN Normal" w:eastAsia="思源黑体 CN Normal" w:hAnsi="思源黑体 CN Normal"/>
-                <w:sz w:val="17"/>
-                <w:szCs w:val="17"/>
-              </w:rPr>
-              <w:t>sample.json_batch_name</w:t>
-            </w:r>
-            <w:proofErr w:type="spellEnd"/>
-            <w:r>
-              <w:rPr>
-                <w:rFonts w:ascii="思源黑体 CN Normal" w:eastAsia="思源黑体 CN Normal" w:hAnsi="思源黑体 CN Normal"/>
-                <w:sz w:val="17"/>
-                <w:szCs w:val="17"/>
-              </w:rPr>
-              <w:t>, “v1.1.0”]|</w:t>
-            </w:r>
-            <w:proofErr w:type="spellStart"/>
-            <w:r>
-              <w:rPr>
-                <w:rFonts w:ascii="思源黑体 CN Normal" w:eastAsia="思源黑体 CN Normal" w:hAnsi="思源黑体 CN Normal"/>
-                <w:sz w:val="17"/>
-                <w:szCs w:val="17"/>
-              </w:rPr>
-              <w:t>judge_version</w:t>
-            </w:r>
-            <w:proofErr w:type="spellEnd"/>
-            <w:r>
-              <w:rPr>
-                <w:rFonts w:ascii="思源黑体 CN Normal" w:eastAsia="思源黑体 CN Normal" w:hAnsi="思源黑体 CN Normal"/>
-                <w:sz w:val="17"/>
-                <w:szCs w:val="17"/>
-              </w:rPr>
-              <w:t>%}、BRCA1/2基因大片段重排（LGR deletion和LGR duplication）以及</w:t>
+              <w:t>{%if [sample.json_batch_name, “v1.1.0”]|judge_version%}、BRCA1/2基因大片段重排（LGR deletion和LGR duplication）以及</w:t>
             </w:r>
             <w:r>
               <w:rPr>
@@ -3802,27 +3064,7 @@
                 <w:sz w:val="17"/>
                 <w:szCs w:val="17"/>
               </w:rPr>
-              <w:t>var.var_</w:t>
-            </w:r>
-            <w:proofErr w:type="gramStart"/>
-            <w:r>
-              <w:rPr>
-                <w:rFonts w:ascii="思源黑体 CN Normal" w:eastAsia="思源黑体 CN Normal" w:hAnsi="思源黑体 CN Normal"/>
-                <w:color w:val="000000" w:themeColor="text1"/>
-                <w:sz w:val="17"/>
-                <w:szCs w:val="17"/>
-              </w:rPr>
-              <w:t>germline.level</w:t>
-            </w:r>
-            <w:proofErr w:type="gramEnd"/>
-            <w:r>
-              <w:rPr>
-                <w:rFonts w:ascii="思源黑体 CN Normal" w:eastAsia="思源黑体 CN Normal" w:hAnsi="思源黑体 CN Normal"/>
-                <w:color w:val="000000" w:themeColor="text1"/>
-                <w:sz w:val="17"/>
-                <w:szCs w:val="17"/>
-              </w:rPr>
-              <w:t>_5 + var.germline_cnv.level_5 + var.var_germline.level_4 + var.germline_cnv.level_4 + var.var_germline.level_3 + var.germline_cnv.level_3</w:t>
+              <w:t>var.var_germline.level_5 + var.germline_cnv.level_5 + var.var_germline.level_4 + var.germline_cnv.level_4 + var.var_germline.level_3 + var.germline_cnv.level_3</w:t>
             </w:r>
             <w:r>
               <w:rPr>
@@ -3901,27 +3143,7 @@
                 <w:sz w:val="17"/>
                 <w:szCs w:val="17"/>
               </w:rPr>
-              <w:t>var.var_</w:t>
-            </w:r>
-            <w:proofErr w:type="gramStart"/>
-            <w:r>
-              <w:rPr>
-                <w:rFonts w:ascii="思源黑体 CN Normal" w:eastAsia="思源黑体 CN Normal" w:hAnsi="思源黑体 CN Normal"/>
-                <w:color w:val="000000" w:themeColor="text1"/>
-                <w:sz w:val="17"/>
-                <w:szCs w:val="17"/>
-              </w:rPr>
-              <w:t>germline.level</w:t>
-            </w:r>
-            <w:proofErr w:type="gramEnd"/>
-            <w:r>
-              <w:rPr>
-                <w:rFonts w:ascii="思源黑体 CN Normal" w:eastAsia="思源黑体 CN Normal" w:hAnsi="思源黑体 CN Normal"/>
-                <w:color w:val="000000" w:themeColor="text1"/>
-                <w:sz w:val="17"/>
-                <w:szCs w:val="17"/>
-              </w:rPr>
-              <w:t>_5 + var.germline_cnv.level_5 + var.var_germline.level_4 + var.germline_cnv.level_4 + var.var_germline.level_3 + var.germline_cnv.level_3</w:t>
+              <w:t>var.var_germline.level_5 + var.germline_cnv.level_5 + var.var_germline.level_4 + var.germline_cnv.level_4 + var.var_germline.level_3 + var.germline_cnv.level_3</w:t>
             </w:r>
             <w:r>
               <w:rPr>
@@ -3970,25 +3192,7 @@
                 <w:sz w:val="17"/>
                 <w:szCs w:val="17"/>
               </w:rPr>
-              <w:t>{%</w:t>
-            </w:r>
-            <w:proofErr w:type="spellStart"/>
-            <w:r>
-              <w:rPr>
-                <w:rFonts w:ascii="思源黑体 CN Bold" w:eastAsia="思源黑体 CN Bold" w:hAnsi="思源黑体 CN Bold" w:hint="eastAsia"/>
-                <w:sz w:val="17"/>
-                <w:szCs w:val="17"/>
-              </w:rPr>
-              <w:t>vm</w:t>
-            </w:r>
-            <w:proofErr w:type="spellEnd"/>
-            <w:r>
-              <w:rPr>
-                <w:rFonts w:ascii="思源黑体 CN Bold" w:eastAsia="思源黑体 CN Bold" w:hAnsi="思源黑体 CN Bold" w:hint="eastAsia"/>
-                <w:sz w:val="17"/>
-                <w:szCs w:val="17"/>
-              </w:rPr>
-              <w:t>%}胚系变异检测结果</w:t>
+              <w:t>{%vm%}胚系变异检测结果</w:t>
             </w:r>
           </w:p>
         </w:tc>
@@ -4019,11 +3223,36 @@
                 <w:sz w:val="17"/>
                 <w:szCs w:val="17"/>
               </w:rPr>
-              <w:t xml:space="preserve">{%p if </w:t>
-            </w:r>
-            <w:proofErr w:type="spellStart"/>
-            <w:proofErr w:type="gramStart"/>
-            <w:r>
+              <w:t>{%p if a.clinic_num_g in [5,4]%}</w:t>
+            </w:r>
+          </w:p>
+          <w:p>
+            <w:pPr>
+              <w:jc w:val="center"/>
+              <w:rPr>
+                <w:rFonts w:ascii="思源黑体 CN Normal" w:eastAsia="思源黑体 CN Normal" w:hAnsi="思源黑体 CN Normal" w:cs="思源黑体 CN Light"/>
+                <w:bCs/>
+                <w:i/>
+                <w:color w:val="FF0000"/>
+                <w:sz w:val="17"/>
+                <w:szCs w:val="17"/>
+              </w:rPr>
+            </w:pPr>
+            <w:r>
+              <w:rPr>
+                <w:rFonts w:ascii="思源黑体 CN Normal" w:eastAsia="思源黑体 CN Normal" w:hAnsi="思源黑体 CN Normal" w:cs="思源黑体 CN Light"/>
+                <w:bCs/>
+                <w:i/>
+                <w:color w:val="FF0000"/>
+                <w:sz w:val="17"/>
+                <w:szCs w:val="17"/>
+              </w:rPr>
+              <w:t>{{a.gene_symbol}}</w:t>
+            </w:r>
+          </w:p>
+          <w:p>
+            <w:pPr>
+              <w:jc w:val="center"/>
               <w:rPr>
                 <w:rFonts w:ascii="思源黑体 CN Normal" w:eastAsia="思源黑体 CN Normal" w:hAnsi="思源黑体 CN Normal" w:cs="思源黑体 CN Light"/>
                 <w:bCs/>
@@ -4032,9 +3261,7 @@
                 <w:sz w:val="17"/>
                 <w:szCs w:val="17"/>
               </w:rPr>
-              <w:t>a.clinic</w:t>
-            </w:r>
-            <w:proofErr w:type="gramEnd"/>
+            </w:pPr>
             <w:r>
               <w:rPr>
                 <w:rFonts w:ascii="思源黑体 CN Normal" w:eastAsia="思源黑体 CN Normal" w:hAnsi="思源黑体 CN Normal" w:cs="思源黑体 CN Light"/>
@@ -4044,10 +3271,36 @@
                 <w:sz w:val="17"/>
                 <w:szCs w:val="17"/>
               </w:rPr>
-              <w:t>_num_g</w:t>
-            </w:r>
-            <w:proofErr w:type="spellEnd"/>
-            <w:r>
+              <w:t>{%p else%}</w:t>
+            </w:r>
+          </w:p>
+          <w:p>
+            <w:pPr>
+              <w:jc w:val="center"/>
+              <w:rPr>
+                <w:rFonts w:ascii="思源黑体 CN Normal" w:eastAsia="思源黑体 CN Normal" w:hAnsi="思源黑体 CN Normal" w:cs="思源黑体 CN Light"/>
+                <w:bCs/>
+                <w:i/>
+                <w:color w:val="000000" w:themeColor="text1"/>
+                <w:sz w:val="17"/>
+                <w:szCs w:val="17"/>
+              </w:rPr>
+            </w:pPr>
+            <w:r>
+              <w:rPr>
+                <w:rFonts w:ascii="思源黑体 CN Normal" w:eastAsia="思源黑体 CN Normal" w:hAnsi="思源黑体 CN Normal" w:cs="思源黑体 CN Light"/>
+                <w:bCs/>
+                <w:i/>
+                <w:color w:val="000000" w:themeColor="text1"/>
+                <w:sz w:val="17"/>
+                <w:szCs w:val="17"/>
+              </w:rPr>
+              <w:t>{{a.gene_symbol}}</w:t>
+            </w:r>
+          </w:p>
+          <w:p>
+            <w:pPr>
+              <w:jc w:val="center"/>
               <w:rPr>
                 <w:rFonts w:ascii="思源黑体 CN Normal" w:eastAsia="思源黑体 CN Normal" w:hAnsi="思源黑体 CN Normal" w:cs="思源黑体 CN Light"/>
                 <w:bCs/>
@@ -4056,73 +3309,8 @@
                 <w:sz w:val="17"/>
                 <w:szCs w:val="17"/>
               </w:rPr>
-              <w:t xml:space="preserve"> in [5,4]%}</w:t>
-            </w:r>
-          </w:p>
-          <w:p>
-            <w:pPr>
-              <w:jc w:val="center"/>
-              <w:rPr>
-                <w:rFonts w:ascii="思源黑体 CN Normal" w:eastAsia="思源黑体 CN Normal" w:hAnsi="思源黑体 CN Normal" w:cs="思源黑体 CN Light"/>
-                <w:bCs/>
-                <w:i/>
-                <w:color w:val="FF0000"/>
-                <w:sz w:val="17"/>
-                <w:szCs w:val="17"/>
-              </w:rPr>
-            </w:pPr>
-            <w:r>
-              <w:rPr>
-                <w:rFonts w:ascii="思源黑体 CN Normal" w:eastAsia="思源黑体 CN Normal" w:hAnsi="思源黑体 CN Normal" w:cs="思源黑体 CN Light"/>
-                <w:bCs/>
-                <w:i/>
-                <w:color w:val="FF0000"/>
-                <w:sz w:val="17"/>
-                <w:szCs w:val="17"/>
-              </w:rPr>
-              <w:t>{{</w:t>
-            </w:r>
-            <w:proofErr w:type="spellStart"/>
-            <w:proofErr w:type="gramStart"/>
-            <w:r>
-              <w:rPr>
-                <w:rFonts w:ascii="思源黑体 CN Normal" w:eastAsia="思源黑体 CN Normal" w:hAnsi="思源黑体 CN Normal" w:cs="思源黑体 CN Light"/>
-                <w:bCs/>
-                <w:i/>
-                <w:color w:val="FF0000"/>
-                <w:sz w:val="17"/>
-                <w:szCs w:val="17"/>
-              </w:rPr>
-              <w:t>a.gene</w:t>
-            </w:r>
-            <w:proofErr w:type="gramEnd"/>
-            <w:r>
-              <w:rPr>
-                <w:rFonts w:ascii="思源黑体 CN Normal" w:eastAsia="思源黑体 CN Normal" w:hAnsi="思源黑体 CN Normal" w:cs="思源黑体 CN Light"/>
-                <w:bCs/>
-                <w:i/>
-                <w:color w:val="FF0000"/>
-                <w:sz w:val="17"/>
-                <w:szCs w:val="17"/>
-              </w:rPr>
-              <w:t>_symbol</w:t>
-            </w:r>
-            <w:proofErr w:type="spellEnd"/>
-            <w:r>
-              <w:rPr>
-                <w:rFonts w:ascii="思源黑体 CN Normal" w:eastAsia="思源黑体 CN Normal" w:hAnsi="思源黑体 CN Normal" w:cs="思源黑体 CN Light"/>
-                <w:bCs/>
-                <w:i/>
-                <w:color w:val="FF0000"/>
-                <w:sz w:val="17"/>
-                <w:szCs w:val="17"/>
-              </w:rPr>
-              <w:t>}}</w:t>
-            </w:r>
-          </w:p>
-          <w:p>
-            <w:pPr>
-              <w:jc w:val="center"/>
+            </w:pPr>
+            <w:r>
               <w:rPr>
                 <w:rFonts w:ascii="思源黑体 CN Normal" w:eastAsia="思源黑体 CN Normal" w:hAnsi="思源黑体 CN Normal" w:cs="思源黑体 CN Light"/>
                 <w:bCs/>
@@ -4131,8 +3319,442 @@
                 <w:sz w:val="17"/>
                 <w:szCs w:val="17"/>
               </w:rPr>
-            </w:pPr>
-            <w:r>
+              <w:t>{%p endif%}</w:t>
+            </w:r>
+          </w:p>
+        </w:tc>
+        <w:tc>
+          <w:tcPr>
+            <w:tcW w:w="4364" w:type="dxa"/>
+            <w:shd w:val="clear" w:color="auto" w:fill="FFFFFF" w:themeFill="background1"/>
+            <w:vAlign w:val="center"/>
+          </w:tcPr>
+          <w:p>
+            <w:pPr>
+              <w:jc w:val="center"/>
+              <w:rPr>
+                <w:rFonts w:ascii="思源黑体 CN Normal" w:eastAsia="思源黑体 CN Normal" w:hAnsi="思源黑体 CN Normal"/>
+                <w:color w:val="000000" w:themeColor="text1"/>
+                <w:sz w:val="17"/>
+                <w:szCs w:val="17"/>
+              </w:rPr>
+            </w:pPr>
+            <w:r>
+              <w:rPr>
+                <w:rFonts w:ascii="思源黑体 CN Normal" w:eastAsia="思源黑体 CN Normal" w:hAnsi="思源黑体 CN Normal"/>
+                <w:color w:val="000000" w:themeColor="text1"/>
+                <w:sz w:val="17"/>
+                <w:szCs w:val="17"/>
+              </w:rPr>
+              <w:t>{%p if a.clinic_num_g in [5,4]%}</w:t>
+            </w:r>
+          </w:p>
+          <w:p>
+            <w:pPr>
+              <w:jc w:val="center"/>
+              <w:rPr>
+                <w:rFonts w:ascii="思源黑体 CN Normal" w:eastAsia="思源黑体 CN Normal" w:hAnsi="思源黑体 CN Normal"/>
+                <w:color w:val="FF0000"/>
+                <w:sz w:val="17"/>
+                <w:szCs w:val="17"/>
+              </w:rPr>
+            </w:pPr>
+            <w:r>
+              <w:rPr>
+                <w:rFonts w:ascii="思源黑体 CN Normal" w:eastAsia="思源黑体 CN Normal" w:hAnsi="思源黑体 CN Normal"/>
+                <w:color w:val="FF0000"/>
+                <w:sz w:val="17"/>
+                <w:szCs w:val="17"/>
+              </w:rPr>
+              <w:t>{%p if a.type == “Loss”%}</w:t>
+            </w:r>
+          </w:p>
+          <w:p>
+            <w:pPr>
+              <w:jc w:val="center"/>
+              <w:rPr>
+                <w:rFonts w:ascii="思源黑体 CN Normal" w:eastAsia="思源黑体 CN Normal" w:hAnsi="思源黑体 CN Normal"/>
+                <w:color w:val="FF0000"/>
+                <w:sz w:val="17"/>
+                <w:szCs w:val="17"/>
+              </w:rPr>
+            </w:pPr>
+            <w:r>
+              <w:rPr>
+                <w:rFonts w:ascii="思源黑体 CN Normal" w:eastAsia="思源黑体 CN Normal" w:hAnsi="思源黑体 CN Normal"/>
+                <w:color w:val="FF0000"/>
+                <w:sz w:val="17"/>
+                <w:szCs w:val="17"/>
+              </w:rPr>
+              <w:t>{{a.value}} del</w:t>
+            </w:r>
+          </w:p>
+          <w:p>
+            <w:pPr>
+              <w:jc w:val="center"/>
+              <w:rPr>
+                <w:rFonts w:ascii="思源黑体 CN Normal" w:eastAsia="思源黑体 CN Normal" w:hAnsi="思源黑体 CN Normal"/>
+                <w:color w:val="FF0000"/>
+                <w:sz w:val="17"/>
+                <w:szCs w:val="17"/>
+              </w:rPr>
+            </w:pPr>
+            <w:r>
+              <w:rPr>
+                <w:rFonts w:ascii="思源黑体 CN Normal" w:eastAsia="思源黑体 CN Normal" w:hAnsi="思源黑体 CN Normal"/>
+                <w:color w:val="FF0000"/>
+                <w:sz w:val="17"/>
+                <w:szCs w:val="17"/>
+              </w:rPr>
+              <w:t>{%p elif a.type == “Gain”%}</w:t>
+            </w:r>
+          </w:p>
+          <w:p>
+            <w:pPr>
+              <w:jc w:val="center"/>
+              <w:rPr>
+                <w:rFonts w:ascii="思源黑体 CN Normal" w:eastAsia="思源黑体 CN Normal" w:hAnsi="思源黑体 CN Normal"/>
+                <w:color w:val="FF0000"/>
+                <w:sz w:val="17"/>
+                <w:szCs w:val="17"/>
+              </w:rPr>
+            </w:pPr>
+            <w:r>
+              <w:rPr>
+                <w:rFonts w:ascii="思源黑体 CN Normal" w:eastAsia="思源黑体 CN Normal" w:hAnsi="思源黑体 CN Normal"/>
+                <w:color w:val="FF0000"/>
+                <w:sz w:val="17"/>
+                <w:szCs w:val="17"/>
+              </w:rPr>
+              <w:t>{{a.value}} dup</w:t>
+            </w:r>
+          </w:p>
+          <w:p>
+            <w:pPr>
+              <w:jc w:val="center"/>
+              <w:rPr>
+                <w:rFonts w:ascii="思源黑体 CN Normal" w:eastAsia="思源黑体 CN Normal" w:hAnsi="思源黑体 CN Normal"/>
+                <w:color w:val="FF0000"/>
+                <w:sz w:val="17"/>
+                <w:szCs w:val="17"/>
+              </w:rPr>
+            </w:pPr>
+            <w:r>
+              <w:rPr>
+                <w:rFonts w:ascii="思源黑体 CN Normal" w:eastAsia="思源黑体 CN Normal" w:hAnsi="思源黑体 CN Normal"/>
+                <w:color w:val="FF0000"/>
+                <w:sz w:val="17"/>
+                <w:szCs w:val="17"/>
+              </w:rPr>
+              <w:t>{%p else%}</w:t>
+            </w:r>
+          </w:p>
+          <w:p>
+            <w:pPr>
+              <w:jc w:val="center"/>
+              <w:rPr>
+                <w:rFonts w:ascii="思源黑体 CN Normal" w:eastAsia="思源黑体 CN Normal" w:hAnsi="思源黑体 CN Normal"/>
+                <w:color w:val="FF0000"/>
+                <w:sz w:val="17"/>
+                <w:szCs w:val="17"/>
+              </w:rPr>
+            </w:pPr>
+            <w:r>
+              <w:rPr>
+                <w:rFonts w:ascii="思源黑体 CN Normal" w:eastAsia="思源黑体 CN Normal" w:hAnsi="思源黑体 CN Normal"/>
+                <w:color w:val="FF0000"/>
+                <w:sz w:val="17"/>
+                <w:szCs w:val="17"/>
+              </w:rPr>
+              <w:t>{{a.gene_region}} {{a.hgvs_c}}{%if a.hgvs_p!=”p.?”%} {{a.hgvs_p}}{%endif%}</w:t>
+            </w:r>
+          </w:p>
+          <w:p>
+            <w:pPr>
+              <w:jc w:val="center"/>
+              <w:rPr>
+                <w:rFonts w:ascii="思源黑体 CN Normal" w:eastAsia="思源黑体 CN Normal" w:hAnsi="思源黑体 CN Normal"/>
+                <w:color w:val="FF0000"/>
+                <w:sz w:val="17"/>
+                <w:szCs w:val="17"/>
+              </w:rPr>
+            </w:pPr>
+            <w:r>
+              <w:rPr>
+                <w:rFonts w:ascii="思源黑体 CN Normal" w:eastAsia="思源黑体 CN Normal" w:hAnsi="思源黑体 CN Normal"/>
+                <w:color w:val="FF0000"/>
+                <w:sz w:val="17"/>
+                <w:szCs w:val="17"/>
+              </w:rPr>
+              <w:t>{{a.transcript_primary }}</w:t>
+            </w:r>
+          </w:p>
+          <w:p>
+            <w:pPr>
+              <w:jc w:val="center"/>
+              <w:rPr>
+                <w:rFonts w:ascii="思源黑体 CN Normal" w:eastAsia="思源黑体 CN Normal" w:hAnsi="思源黑体 CN Normal"/>
+                <w:color w:val="FF0000"/>
+                <w:sz w:val="17"/>
+                <w:szCs w:val="17"/>
+              </w:rPr>
+            </w:pPr>
+            <w:r>
+              <w:rPr>
+                <w:rFonts w:ascii="思源黑体 CN Normal" w:eastAsia="思源黑体 CN Normal" w:hAnsi="思源黑体 CN Normal" w:hint="eastAsia"/>
+                <w:color w:val="FF0000"/>
+                <w:sz w:val="17"/>
+                <w:szCs w:val="17"/>
+              </w:rPr>
+              <w:t>{</w:t>
+            </w:r>
+            <w:r>
+              <w:rPr>
+                <w:rFonts w:ascii="思源黑体 CN Normal" w:eastAsia="思源黑体 CN Normal" w:hAnsi="思源黑体 CN Normal"/>
+                <w:color w:val="FF0000"/>
+                <w:sz w:val="17"/>
+                <w:szCs w:val="17"/>
+              </w:rPr>
+              <w:t>%</w:t>
+            </w:r>
+            <w:r>
+              <w:rPr>
+                <w:rFonts w:ascii="思源黑体 CN Normal" w:eastAsia="思源黑体 CN Normal" w:hAnsi="思源黑体 CN Normal" w:hint="eastAsia"/>
+                <w:color w:val="FF0000"/>
+                <w:sz w:val="17"/>
+                <w:szCs w:val="17"/>
+              </w:rPr>
+              <w:t>p</w:t>
+            </w:r>
+            <w:r>
+              <w:rPr>
+                <w:rFonts w:ascii="思源黑体 CN Normal" w:eastAsia="思源黑体 CN Normal" w:hAnsi="思源黑体 CN Normal"/>
+                <w:color w:val="FF0000"/>
+                <w:sz w:val="17"/>
+                <w:szCs w:val="17"/>
+              </w:rPr>
+              <w:t xml:space="preserve"> endif%</w:t>
+            </w:r>
+            <w:r>
+              <w:rPr>
+                <w:rFonts w:ascii="思源黑体 CN Normal" w:eastAsia="思源黑体 CN Normal" w:hAnsi="思源黑体 CN Normal" w:hint="eastAsia"/>
+                <w:color w:val="FF0000"/>
+                <w:sz w:val="17"/>
+                <w:szCs w:val="17"/>
+              </w:rPr>
+              <w:t>}</w:t>
+            </w:r>
+          </w:p>
+          <w:p>
+            <w:pPr>
+              <w:jc w:val="center"/>
+              <w:rPr>
+                <w:rFonts w:ascii="思源黑体 CN Normal" w:eastAsia="思源黑体 CN Normal" w:hAnsi="思源黑体 CN Normal"/>
+                <w:color w:val="000000" w:themeColor="text1"/>
+                <w:sz w:val="17"/>
+                <w:szCs w:val="17"/>
+              </w:rPr>
+            </w:pPr>
+            <w:r>
+              <w:rPr>
+                <w:rFonts w:ascii="思源黑体 CN Normal" w:eastAsia="思源黑体 CN Normal" w:hAnsi="思源黑体 CN Normal"/>
+                <w:color w:val="000000" w:themeColor="text1"/>
+                <w:sz w:val="17"/>
+                <w:szCs w:val="17"/>
+              </w:rPr>
+              <w:t>{%p else%}</w:t>
+            </w:r>
+          </w:p>
+          <w:p>
+            <w:pPr>
+              <w:jc w:val="center"/>
+              <w:rPr>
+                <w:rFonts w:ascii="思源黑体 CN Normal" w:eastAsia="思源黑体 CN Normal" w:hAnsi="思源黑体 CN Normal"/>
+                <w:color w:val="000000" w:themeColor="text1"/>
+                <w:sz w:val="17"/>
+                <w:szCs w:val="17"/>
+              </w:rPr>
+            </w:pPr>
+            <w:r>
+              <w:rPr>
+                <w:rFonts w:ascii="思源黑体 CN Normal" w:eastAsia="思源黑体 CN Normal" w:hAnsi="思源黑体 CN Normal"/>
+                <w:color w:val="000000" w:themeColor="text1"/>
+                <w:sz w:val="17"/>
+                <w:szCs w:val="17"/>
+              </w:rPr>
+              <w:t>{%p if a.type == “Loss”%}</w:t>
+            </w:r>
+          </w:p>
+          <w:p>
+            <w:pPr>
+              <w:jc w:val="center"/>
+              <w:rPr>
+                <w:rFonts w:ascii="思源黑体 CN Normal" w:eastAsia="思源黑体 CN Normal" w:hAnsi="思源黑体 CN Normal"/>
+                <w:color w:val="000000" w:themeColor="text1"/>
+                <w:sz w:val="17"/>
+                <w:szCs w:val="17"/>
+              </w:rPr>
+            </w:pPr>
+            <w:r>
+              <w:rPr>
+                <w:rFonts w:ascii="思源黑体 CN Normal" w:eastAsia="思源黑体 CN Normal" w:hAnsi="思源黑体 CN Normal"/>
+                <w:color w:val="000000" w:themeColor="text1"/>
+                <w:sz w:val="17"/>
+                <w:szCs w:val="17"/>
+              </w:rPr>
+              <w:t>{{a.value}} del</w:t>
+            </w:r>
+          </w:p>
+          <w:p>
+            <w:pPr>
+              <w:jc w:val="center"/>
+              <w:rPr>
+                <w:rFonts w:ascii="思源黑体 CN Normal" w:eastAsia="思源黑体 CN Normal" w:hAnsi="思源黑体 CN Normal"/>
+                <w:color w:val="000000" w:themeColor="text1"/>
+                <w:sz w:val="17"/>
+                <w:szCs w:val="17"/>
+              </w:rPr>
+            </w:pPr>
+            <w:r>
+              <w:rPr>
+                <w:rFonts w:ascii="思源黑体 CN Normal" w:eastAsia="思源黑体 CN Normal" w:hAnsi="思源黑体 CN Normal"/>
+                <w:color w:val="000000" w:themeColor="text1"/>
+                <w:sz w:val="17"/>
+                <w:szCs w:val="17"/>
+              </w:rPr>
+              <w:t>{%p elif a.type == “Gain”%}</w:t>
+            </w:r>
+          </w:p>
+          <w:p>
+            <w:pPr>
+              <w:jc w:val="center"/>
+              <w:rPr>
+                <w:rFonts w:ascii="思源黑体 CN Normal" w:eastAsia="思源黑体 CN Normal" w:hAnsi="思源黑体 CN Normal"/>
+                <w:color w:val="000000" w:themeColor="text1"/>
+                <w:sz w:val="17"/>
+                <w:szCs w:val="17"/>
+              </w:rPr>
+            </w:pPr>
+            <w:r>
+              <w:rPr>
+                <w:rFonts w:ascii="思源黑体 CN Normal" w:eastAsia="思源黑体 CN Normal" w:hAnsi="思源黑体 CN Normal"/>
+                <w:color w:val="000000" w:themeColor="text1"/>
+                <w:sz w:val="17"/>
+                <w:szCs w:val="17"/>
+              </w:rPr>
+              <w:t>{{a.value}} dup</w:t>
+            </w:r>
+          </w:p>
+          <w:p>
+            <w:pPr>
+              <w:jc w:val="center"/>
+              <w:rPr>
+                <w:rFonts w:ascii="思源黑体 CN Normal" w:eastAsia="思源黑体 CN Normal" w:hAnsi="思源黑体 CN Normal"/>
+                <w:color w:val="000000" w:themeColor="text1"/>
+                <w:sz w:val="17"/>
+                <w:szCs w:val="17"/>
+              </w:rPr>
+            </w:pPr>
+            <w:r>
+              <w:rPr>
+                <w:rFonts w:ascii="思源黑体 CN Normal" w:eastAsia="思源黑体 CN Normal" w:hAnsi="思源黑体 CN Normal"/>
+                <w:color w:val="000000" w:themeColor="text1"/>
+                <w:sz w:val="17"/>
+                <w:szCs w:val="17"/>
+              </w:rPr>
+              <w:t>{%p else%}</w:t>
+            </w:r>
+          </w:p>
+          <w:p>
+            <w:pPr>
+              <w:jc w:val="center"/>
+              <w:rPr>
+                <w:rFonts w:ascii="思源黑体 CN Normal" w:eastAsia="思源黑体 CN Normal" w:hAnsi="思源黑体 CN Normal"/>
+                <w:color w:val="000000" w:themeColor="text1"/>
+                <w:sz w:val="17"/>
+                <w:szCs w:val="17"/>
+              </w:rPr>
+            </w:pPr>
+            <w:r>
+              <w:rPr>
+                <w:rFonts w:ascii="思源黑体 CN Normal" w:eastAsia="思源黑体 CN Normal" w:hAnsi="思源黑体 CN Normal"/>
+                <w:color w:val="000000" w:themeColor="text1"/>
+                <w:sz w:val="17"/>
+                <w:szCs w:val="17"/>
+              </w:rPr>
+              <w:t>{{a.gene_region}} {{a.hgvs_c}}{%if a.hgvs_p!=”p.?”%} {{a.hgvs_p}}{%endif%}</w:t>
+            </w:r>
+          </w:p>
+          <w:p>
+            <w:pPr>
+              <w:jc w:val="center"/>
+              <w:rPr>
+                <w:rFonts w:ascii="思源黑体 CN Normal" w:eastAsia="思源黑体 CN Normal" w:hAnsi="思源黑体 CN Normal"/>
+                <w:color w:val="000000" w:themeColor="text1"/>
+                <w:sz w:val="17"/>
+                <w:szCs w:val="17"/>
+              </w:rPr>
+            </w:pPr>
+            <w:r>
+              <w:rPr>
+                <w:rFonts w:ascii="思源黑体 CN Normal" w:eastAsia="思源黑体 CN Normal" w:hAnsi="思源黑体 CN Normal"/>
+                <w:color w:val="000000" w:themeColor="text1"/>
+                <w:sz w:val="17"/>
+                <w:szCs w:val="17"/>
+              </w:rPr>
+              <w:t>{{a.transcript_primary }}</w:t>
+            </w:r>
+          </w:p>
+          <w:p>
+            <w:pPr>
+              <w:jc w:val="center"/>
+              <w:rPr>
+                <w:rFonts w:ascii="思源黑体 CN Normal" w:eastAsia="思源黑体 CN Normal" w:hAnsi="思源黑体 CN Normal"/>
+                <w:color w:val="000000" w:themeColor="text1"/>
+                <w:sz w:val="17"/>
+                <w:szCs w:val="17"/>
+              </w:rPr>
+            </w:pPr>
+            <w:r>
+              <w:rPr>
+                <w:rFonts w:ascii="思源黑体 CN Normal" w:eastAsia="思源黑体 CN Normal" w:hAnsi="思源黑体 CN Normal"/>
+                <w:color w:val="000000" w:themeColor="text1"/>
+                <w:sz w:val="17"/>
+                <w:szCs w:val="17"/>
+              </w:rPr>
+              <w:t>{%p endif%}</w:t>
+            </w:r>
+          </w:p>
+          <w:p>
+            <w:pPr>
+              <w:jc w:val="center"/>
+              <w:rPr>
+                <w:rFonts w:ascii="思源黑体 CN Normal" w:eastAsia="思源黑体 CN Normal" w:hAnsi="思源黑体 CN Normal"/>
+                <w:color w:val="000000" w:themeColor="text1"/>
+                <w:sz w:val="17"/>
+                <w:szCs w:val="17"/>
+              </w:rPr>
+            </w:pPr>
+            <w:r>
+              <w:rPr>
+                <w:rFonts w:ascii="思源黑体 CN Normal" w:eastAsia="思源黑体 CN Normal" w:hAnsi="思源黑体 CN Normal"/>
+                <w:color w:val="000000" w:themeColor="text1"/>
+                <w:sz w:val="17"/>
+                <w:szCs w:val="17"/>
+              </w:rPr>
+              <w:t>{%p endif%}</w:t>
+            </w:r>
+          </w:p>
+        </w:tc>
+        <w:tc>
+          <w:tcPr>
+            <w:tcW w:w="813" w:type="dxa"/>
+            <w:shd w:val="clear" w:color="auto" w:fill="FFFFFF" w:themeFill="background1"/>
+            <w:vAlign w:val="center"/>
+          </w:tcPr>
+          <w:p>
+            <w:pPr>
+              <w:jc w:val="center"/>
               <w:rPr>
                 <w:rFonts w:ascii="思源黑体 CN Normal" w:eastAsia="思源黑体 CN Normal" w:hAnsi="思源黑体 CN Normal" w:cs="思源黑体 CN Light"/>
                 <w:bCs/>
@@ -4141,73 +3763,19 @@
                 <w:sz w:val="17"/>
                 <w:szCs w:val="17"/>
               </w:rPr>
-              <w:t>{%p else%}</w:t>
-            </w:r>
-          </w:p>
-          <w:p>
-            <w:pPr>
-              <w:jc w:val="center"/>
-              <w:rPr>
-                <w:rFonts w:ascii="思源黑体 CN Normal" w:eastAsia="思源黑体 CN Normal" w:hAnsi="思源黑体 CN Normal" w:cs="思源黑体 CN Light"/>
+            </w:pPr>
+            <w:r>
+              <w:rPr>
+                <w:rFonts w:ascii="思源黑体 CN Normal" w:eastAsia="思源黑体 CN Normal" w:hAnsi="思源黑体 CN Normal" w:cs="思源黑体 CN Light" w:hint="eastAsia"/>
                 <w:bCs/>
-                <w:i/>
+                <w:iCs/>
                 <w:color w:val="000000" w:themeColor="text1"/>
                 <w:sz w:val="17"/>
                 <w:szCs w:val="17"/>
               </w:rPr>
-            </w:pPr>
-            <w:r>
-              <w:rPr>
-                <w:rFonts w:ascii="思源黑体 CN Normal" w:eastAsia="思源黑体 CN Normal" w:hAnsi="思源黑体 CN Normal" w:cs="思源黑体 CN Light"/>
-                <w:bCs/>
-                <w:i/>
-                <w:color w:val="000000" w:themeColor="text1"/>
-                <w:sz w:val="17"/>
-                <w:szCs w:val="17"/>
-              </w:rPr>
-              <w:t>{{</w:t>
-            </w:r>
-            <w:proofErr w:type="spellStart"/>
-            <w:proofErr w:type="gramStart"/>
-            <w:r>
-              <w:rPr>
-                <w:rFonts w:ascii="思源黑体 CN Normal" w:eastAsia="思源黑体 CN Normal" w:hAnsi="思源黑体 CN Normal" w:cs="思源黑体 CN Light"/>
-                <w:bCs/>
-                <w:i/>
-                <w:color w:val="000000" w:themeColor="text1"/>
-                <w:sz w:val="17"/>
-                <w:szCs w:val="17"/>
-              </w:rPr>
-              <w:t>a.gene</w:t>
-            </w:r>
-            <w:proofErr w:type="gramEnd"/>
-            <w:r>
-              <w:rPr>
-                <w:rFonts w:ascii="思源黑体 CN Normal" w:eastAsia="思源黑体 CN Normal" w:hAnsi="思源黑体 CN Normal" w:cs="思源黑体 CN Light"/>
-                <w:bCs/>
-                <w:i/>
-                <w:color w:val="000000" w:themeColor="text1"/>
-                <w:sz w:val="17"/>
-                <w:szCs w:val="17"/>
-              </w:rPr>
-              <w:t>_symbol</w:t>
-            </w:r>
-            <w:proofErr w:type="spellEnd"/>
-            <w:r>
-              <w:rPr>
-                <w:rFonts w:ascii="思源黑体 CN Normal" w:eastAsia="思源黑体 CN Normal" w:hAnsi="思源黑体 CN Normal" w:cs="思源黑体 CN Light"/>
-                <w:bCs/>
-                <w:i/>
-                <w:color w:val="000000" w:themeColor="text1"/>
-                <w:sz w:val="17"/>
-                <w:szCs w:val="17"/>
-              </w:rPr>
-              <w:t>}}</w:t>
-            </w:r>
-          </w:p>
-          <w:p>
-            <w:pPr>
-              <w:jc w:val="center"/>
+              <w:t>{</w:t>
+            </w:r>
+            <w:r>
               <w:rPr>
                 <w:rFonts w:ascii="思源黑体 CN Normal" w:eastAsia="思源黑体 CN Normal" w:hAnsi="思源黑体 CN Normal" w:cs="思源黑体 CN Light"/>
                 <w:bCs/>
@@ -4216,7 +3784,8 @@
                 <w:sz w:val="17"/>
                 <w:szCs w:val="17"/>
               </w:rPr>
-            </w:pPr>
+              <w:t>%p if a.clinic_num_g in [5,4]%</w:t>
+            </w:r>
             <w:r>
               <w:rPr>
                 <w:rFonts w:ascii="思源黑体 CN Normal" w:eastAsia="思源黑体 CN Normal" w:hAnsi="思源黑体 CN Normal" w:cs="思源黑体 CN Light"/>
@@ -4226,72 +3795,208 @@
                 <w:sz w:val="17"/>
                 <w:szCs w:val="17"/>
               </w:rPr>
+              <w:t>}</w:t>
+            </w:r>
+          </w:p>
+          <w:p>
+            <w:pPr>
+              <w:jc w:val="center"/>
+              <w:rPr>
+                <w:rFonts w:ascii="思源黑体 CN Normal" w:eastAsia="思源黑体 CN Normal" w:hAnsi="思源黑体 CN Normal" w:cs="思源黑体 CN Light"/>
+                <w:bCs/>
+                <w:iCs/>
+                <w:color w:val="FF0000"/>
+                <w:sz w:val="17"/>
+                <w:szCs w:val="17"/>
+              </w:rPr>
+            </w:pPr>
+            <w:r>
+              <w:rPr>
+                <w:rFonts w:ascii="思源黑体 CN Normal" w:eastAsia="思源黑体 CN Normal" w:hAnsi="思源黑体 CN Normal" w:cs="思源黑体 CN Light"/>
+                <w:bCs/>
+                <w:iCs/>
+                <w:color w:val="FF0000"/>
+                <w:sz w:val="17"/>
+                <w:szCs w:val="17"/>
+              </w:rPr>
+              <w:t>{%p if a.type == “Loss”%}</w:t>
+            </w:r>
+          </w:p>
+          <w:p>
+            <w:pPr>
+              <w:jc w:val="center"/>
+              <w:rPr>
+                <w:rFonts w:ascii="思源黑体 CN Normal" w:eastAsia="思源黑体 CN Normal" w:hAnsi="思源黑体 CN Normal" w:cs="思源黑体 CN Light"/>
+                <w:bCs/>
+                <w:iCs/>
+                <w:color w:val="FF0000"/>
+                <w:sz w:val="17"/>
+                <w:szCs w:val="17"/>
+              </w:rPr>
+            </w:pPr>
+            <w:r>
+              <w:rPr>
+                <w:rFonts w:ascii="思源黑体 CN Normal" w:eastAsia="思源黑体 CN Normal" w:hAnsi="思源黑体 CN Normal" w:cs="思源黑体 CN Light"/>
+                <w:bCs/>
+                <w:iCs/>
+                <w:color w:val="FF0000"/>
+                <w:sz w:val="17"/>
+                <w:szCs w:val="17"/>
+              </w:rPr>
+              <w:t>{%p if a.cnv_type == “HeteDel”%}</w:t>
+            </w:r>
+          </w:p>
+          <w:p>
+            <w:pPr>
+              <w:jc w:val="center"/>
+              <w:rPr>
+                <w:rFonts w:ascii="思源黑体 CN Normal" w:eastAsia="思源黑体 CN Normal" w:hAnsi="思源黑体 CN Normal" w:cs="思源黑体 CN Light"/>
+                <w:bCs/>
+                <w:iCs/>
+                <w:color w:val="FF0000"/>
+                <w:sz w:val="17"/>
+                <w:szCs w:val="17"/>
+              </w:rPr>
+            </w:pPr>
+            <w:r>
+              <w:rPr>
+                <w:rFonts w:ascii="思源黑体 CN Normal" w:eastAsia="思源黑体 CN Normal" w:hAnsi="思源黑体 CN Normal" w:cs="思源黑体 CN Light" w:hint="eastAsia"/>
+                <w:bCs/>
+                <w:iCs/>
+                <w:color w:val="FF0000"/>
+                <w:sz w:val="17"/>
+                <w:szCs w:val="17"/>
+              </w:rPr>
+              <w:t>杂合</w:t>
+            </w:r>
+          </w:p>
+          <w:p>
+            <w:pPr>
+              <w:jc w:val="center"/>
+              <w:rPr>
+                <w:rFonts w:ascii="思源黑体 CN Normal" w:eastAsia="思源黑体 CN Normal" w:hAnsi="思源黑体 CN Normal" w:cs="思源黑体 CN Light"/>
+                <w:bCs/>
+                <w:iCs/>
+                <w:color w:val="FF0000"/>
+                <w:sz w:val="17"/>
+                <w:szCs w:val="17"/>
+              </w:rPr>
+            </w:pPr>
+            <w:r>
+              <w:rPr>
+                <w:rFonts w:ascii="思源黑体 CN Normal" w:eastAsia="思源黑体 CN Normal" w:hAnsi="思源黑体 CN Normal" w:cs="思源黑体 CN Light"/>
+                <w:bCs/>
+                <w:iCs/>
+                <w:color w:val="FF0000"/>
+                <w:sz w:val="17"/>
+                <w:szCs w:val="17"/>
+              </w:rPr>
+              <w:t>{%p elif a.cnv_type == “HomoDel”%}</w:t>
+            </w:r>
+          </w:p>
+          <w:p>
+            <w:pPr>
+              <w:jc w:val="center"/>
+              <w:rPr>
+                <w:rFonts w:ascii="思源黑体 CN Normal" w:eastAsia="思源黑体 CN Normal" w:hAnsi="思源黑体 CN Normal" w:cs="思源黑体 CN Light"/>
+                <w:bCs/>
+                <w:iCs/>
+                <w:color w:val="FF0000"/>
+                <w:sz w:val="17"/>
+                <w:szCs w:val="17"/>
+              </w:rPr>
+            </w:pPr>
+            <w:r>
+              <w:rPr>
+                <w:rFonts w:ascii="思源黑体 CN Normal" w:eastAsia="思源黑体 CN Normal" w:hAnsi="思源黑体 CN Normal" w:cs="思源黑体 CN Light" w:hint="eastAsia"/>
+                <w:bCs/>
+                <w:iCs/>
+                <w:color w:val="FF0000"/>
+                <w:sz w:val="17"/>
+                <w:szCs w:val="17"/>
+              </w:rPr>
+              <w:t>纯合</w:t>
+            </w:r>
+          </w:p>
+          <w:p>
+            <w:pPr>
+              <w:jc w:val="center"/>
+              <w:rPr>
+                <w:rFonts w:ascii="思源黑体 CN Normal" w:eastAsia="思源黑体 CN Normal" w:hAnsi="思源黑体 CN Normal" w:cs="思源黑体 CN Light"/>
+                <w:bCs/>
+                <w:iCs/>
+                <w:color w:val="FF0000"/>
+                <w:sz w:val="17"/>
+                <w:szCs w:val="17"/>
+              </w:rPr>
+            </w:pPr>
+            <w:r>
+              <w:rPr>
+                <w:rFonts w:ascii="思源黑体 CN Normal" w:eastAsia="思源黑体 CN Normal" w:hAnsi="思源黑体 CN Normal" w:cs="思源黑体 CN Light"/>
+                <w:bCs/>
+                <w:iCs/>
+                <w:color w:val="FF0000"/>
+                <w:sz w:val="17"/>
+                <w:szCs w:val="17"/>
+              </w:rPr>
+              <w:t>{%p else%}</w:t>
+            </w:r>
+          </w:p>
+          <w:p>
+            <w:pPr>
+              <w:jc w:val="center"/>
+              <w:rPr>
+                <w:rFonts w:ascii="思源黑体 CN Normal" w:eastAsia="思源黑体 CN Normal" w:hAnsi="思源黑体 CN Normal" w:cs="思源黑体 CN Light"/>
+                <w:bCs/>
+                <w:iCs/>
+                <w:color w:val="FF0000"/>
+                <w:sz w:val="17"/>
+                <w:szCs w:val="17"/>
+              </w:rPr>
+            </w:pPr>
+            <w:r>
+              <w:rPr>
+                <w:rFonts w:ascii="思源黑体 CN Normal" w:eastAsia="思源黑体 CN Normal" w:hAnsi="思源黑体 CN Normal" w:cs="思源黑体 CN Light"/>
+                <w:bCs/>
+                <w:iCs/>
+                <w:color w:val="FF0000"/>
+                <w:sz w:val="17"/>
+                <w:szCs w:val="17"/>
+              </w:rPr>
+              <w:t>/</w:t>
+            </w:r>
+          </w:p>
+          <w:p>
+            <w:pPr>
+              <w:jc w:val="center"/>
+              <w:rPr>
+                <w:rFonts w:ascii="思源黑体 CN Normal" w:eastAsia="思源黑体 CN Normal" w:hAnsi="思源黑体 CN Normal" w:cs="思源黑体 CN Light"/>
+                <w:bCs/>
+                <w:iCs/>
+                <w:color w:val="FF0000"/>
+                <w:sz w:val="17"/>
+                <w:szCs w:val="17"/>
+              </w:rPr>
+            </w:pPr>
+            <w:r>
+              <w:rPr>
+                <w:rFonts w:ascii="思源黑体 CN Normal" w:eastAsia="思源黑体 CN Normal" w:hAnsi="思源黑体 CN Normal" w:cs="思源黑体 CN Light"/>
+                <w:bCs/>
+                <w:iCs/>
+                <w:color w:val="FF0000"/>
+                <w:sz w:val="17"/>
+                <w:szCs w:val="17"/>
+              </w:rPr>
               <w:t>{%p endif%}</w:t>
             </w:r>
           </w:p>
-        </w:tc>
-        <w:tc>
-          <w:tcPr>
-            <w:tcW w:w="4364" w:type="dxa"/>
-            <w:shd w:val="clear" w:color="auto" w:fill="FFFFFF" w:themeFill="background1"/>
-            <w:vAlign w:val="center"/>
-          </w:tcPr>
-          <w:p>
-            <w:pPr>
-              <w:jc w:val="center"/>
-              <w:rPr>
-                <w:rFonts w:ascii="思源黑体 CN Normal" w:eastAsia="思源黑体 CN Normal" w:hAnsi="思源黑体 CN Normal"/>
-                <w:color w:val="000000" w:themeColor="text1"/>
-                <w:sz w:val="17"/>
-                <w:szCs w:val="17"/>
-              </w:rPr>
-            </w:pPr>
-            <w:r>
-              <w:rPr>
-                <w:rFonts w:ascii="思源黑体 CN Normal" w:eastAsia="思源黑体 CN Normal" w:hAnsi="思源黑体 CN Normal"/>
-                <w:color w:val="000000" w:themeColor="text1"/>
-                <w:sz w:val="17"/>
-                <w:szCs w:val="17"/>
-              </w:rPr>
-              <w:t xml:space="preserve">{%p if </w:t>
-            </w:r>
-            <w:proofErr w:type="spellStart"/>
-            <w:proofErr w:type="gramStart"/>
-            <w:r>
-              <w:rPr>
-                <w:rFonts w:ascii="思源黑体 CN Normal" w:eastAsia="思源黑体 CN Normal" w:hAnsi="思源黑体 CN Normal"/>
-                <w:color w:val="000000" w:themeColor="text1"/>
-                <w:sz w:val="17"/>
-                <w:szCs w:val="17"/>
-              </w:rPr>
-              <w:t>a.clinic</w:t>
-            </w:r>
-            <w:proofErr w:type="gramEnd"/>
-            <w:r>
-              <w:rPr>
-                <w:rFonts w:ascii="思源黑体 CN Normal" w:eastAsia="思源黑体 CN Normal" w:hAnsi="思源黑体 CN Normal"/>
-                <w:color w:val="000000" w:themeColor="text1"/>
-                <w:sz w:val="17"/>
-                <w:szCs w:val="17"/>
-              </w:rPr>
-              <w:t>_num_g</w:t>
-            </w:r>
-            <w:proofErr w:type="spellEnd"/>
-            <w:r>
-              <w:rPr>
-                <w:rFonts w:ascii="思源黑体 CN Normal" w:eastAsia="思源黑体 CN Normal" w:hAnsi="思源黑体 CN Normal"/>
-                <w:color w:val="000000" w:themeColor="text1"/>
-                <w:sz w:val="17"/>
-                <w:szCs w:val="17"/>
-              </w:rPr>
-              <w:t xml:space="preserve"> in [5,4]%}</w:t>
-            </w:r>
-          </w:p>
-          <w:p>
-            <w:pPr>
-              <w:jc w:val="center"/>
-              <w:rPr>
-                <w:rFonts w:ascii="思源黑体 CN Normal" w:eastAsia="思源黑体 CN Normal" w:hAnsi="思源黑体 CN Normal"/>
+          <w:p>
+            <w:pPr>
+              <w:jc w:val="center"/>
+              <w:rPr>
+                <w:rFonts w:ascii="思源黑体 CN Normal" w:eastAsia="思源黑体 CN Normal" w:hAnsi="思源黑体 CN Normal" w:cs="思源黑体 CN Light"/>
+                <w:bCs/>
+                <w:iCs/>
                 <w:color w:val="FF0000"/>
                 <w:sz w:val="17"/>
                 <w:szCs w:val="17"/>
@@ -4299,41 +4004,47 @@
             </w:pPr>
             <w:r>
               <w:rPr>
-                <w:rFonts w:ascii="思源黑体 CN Normal" w:eastAsia="思源黑体 CN Normal" w:hAnsi="思源黑体 CN Normal"/>
+                <w:rFonts w:ascii="思源黑体 CN Normal" w:eastAsia="思源黑体 CN Normal" w:hAnsi="思源黑体 CN Normal" w:cs="思源黑体 CN Light"/>
+                <w:bCs/>
+                <w:iCs/>
                 <w:color w:val="FF0000"/>
                 <w:sz w:val="17"/>
                 <w:szCs w:val="17"/>
               </w:rPr>
-              <w:t xml:space="preserve">{%p if </w:t>
-            </w:r>
-            <w:proofErr w:type="spellStart"/>
-            <w:proofErr w:type="gramStart"/>
-            <w:r>
-              <w:rPr>
-                <w:rFonts w:ascii="思源黑体 CN Normal" w:eastAsia="思源黑体 CN Normal" w:hAnsi="思源黑体 CN Normal"/>
+              <w:t>{%p elif a.type == “Gain”%}</w:t>
+            </w:r>
+          </w:p>
+          <w:p>
+            <w:pPr>
+              <w:jc w:val="center"/>
+              <w:rPr>
+                <w:rFonts w:ascii="思源黑体 CN Normal" w:eastAsia="思源黑体 CN Normal" w:hAnsi="思源黑体 CN Normal" w:cs="思源黑体 CN Light"/>
+                <w:bCs/>
+                <w:iCs/>
                 <w:color w:val="FF0000"/>
                 <w:sz w:val="17"/>
                 <w:szCs w:val="17"/>
               </w:rPr>
-              <w:t>a.type</w:t>
-            </w:r>
-            <w:proofErr w:type="spellEnd"/>
-            <w:proofErr w:type="gramEnd"/>
-            <w:r>
-              <w:rPr>
-                <w:rFonts w:ascii="思源黑体 CN Normal" w:eastAsia="思源黑体 CN Normal" w:hAnsi="思源黑体 CN Normal"/>
+            </w:pPr>
+            <w:r>
+              <w:rPr>
+                <w:rFonts w:ascii="思源黑体 CN Normal" w:eastAsia="思源黑体 CN Normal" w:hAnsi="思源黑体 CN Normal" w:cs="思源黑体 CN Light"/>
+                <w:bCs/>
+                <w:iCs/>
                 <w:color w:val="FF0000"/>
                 <w:sz w:val="17"/>
                 <w:szCs w:val="17"/>
               </w:rPr>
-              <w:t xml:space="preserve"> == “Loss”%}</w:t>
-            </w:r>
-          </w:p>
-          <w:p>
-            <w:pPr>
-              <w:jc w:val="center"/>
-              <w:rPr>
-                <w:rFonts w:ascii="思源黑体 CN Normal" w:eastAsia="思源黑体 CN Normal" w:hAnsi="思源黑体 CN Normal"/>
+              <w:t>/</w:t>
+            </w:r>
+          </w:p>
+          <w:p>
+            <w:pPr>
+              <w:jc w:val="center"/>
+              <w:rPr>
+                <w:rFonts w:ascii="思源黑体 CN Normal" w:eastAsia="思源黑体 CN Normal" w:hAnsi="思源黑体 CN Normal" w:cs="思源黑体 CN Light"/>
+                <w:bCs/>
+                <w:iCs/>
                 <w:color w:val="FF0000"/>
                 <w:sz w:val="17"/>
                 <w:szCs w:val="17"/>
@@ -4341,24 +4052,26 @@
             </w:pPr>
             <w:r>
               <w:rPr>
-                <w:rFonts w:ascii="思源黑体 CN Normal" w:eastAsia="思源黑体 CN Normal" w:hAnsi="思源黑体 CN Normal"/>
+                <w:rFonts w:ascii="思源黑体 CN Normal" w:eastAsia="思源黑体 CN Normal" w:hAnsi="思源黑体 CN Normal" w:cs="思源黑体 CN Light"/>
+                <w:bCs/>
+                <w:iCs/>
                 <w:color w:val="FF0000"/>
                 <w:sz w:val="17"/>
                 <w:szCs w:val="17"/>
               </w:rPr>
-              <w:t>{{</w:t>
-            </w:r>
-            <w:proofErr w:type="spellStart"/>
-            <w:r>
+              <w:t>{%p else%}</w:t>
+            </w:r>
+          </w:p>
+          <w:p>
+            <w:pPr>
+              <w:jc w:val="center"/>
               <w:rPr>
                 <w:rFonts w:ascii="思源黑体 CN Normal" w:eastAsia="思源黑体 CN Normal" w:hAnsi="思源黑体 CN Normal"/>
                 <w:color w:val="FF0000"/>
                 <w:sz w:val="17"/>
                 <w:szCs w:val="17"/>
               </w:rPr>
-              <w:t>a.value</w:t>
-            </w:r>
-            <w:proofErr w:type="spellEnd"/>
+            </w:pPr>
             <w:r>
               <w:rPr>
                 <w:rFonts w:ascii="思源黑体 CN Normal" w:eastAsia="思源黑体 CN Normal" w:hAnsi="思源黑体 CN Normal"/>
@@ -4366,283 +4079,9 @@
                 <w:sz w:val="17"/>
                 <w:szCs w:val="17"/>
               </w:rPr>
-              <w:t>}} del</w:t>
-            </w:r>
-          </w:p>
-          <w:p>
-            <w:pPr>
-              <w:jc w:val="center"/>
-              <w:rPr>
-                <w:rFonts w:ascii="思源黑体 CN Normal" w:eastAsia="思源黑体 CN Normal" w:hAnsi="思源黑体 CN Normal"/>
-                <w:color w:val="FF0000"/>
-                <w:sz w:val="17"/>
-                <w:szCs w:val="17"/>
-              </w:rPr>
-            </w:pPr>
-            <w:r>
-              <w:rPr>
-                <w:rFonts w:ascii="思源黑体 CN Normal" w:eastAsia="思源黑体 CN Normal" w:hAnsi="思源黑体 CN Normal"/>
-                <w:color w:val="FF0000"/>
-                <w:sz w:val="17"/>
-                <w:szCs w:val="17"/>
-              </w:rPr>
-              <w:t xml:space="preserve">{%p </w:t>
-            </w:r>
-            <w:proofErr w:type="spellStart"/>
-            <w:r>
-              <w:rPr>
-                <w:rFonts w:ascii="思源黑体 CN Normal" w:eastAsia="思源黑体 CN Normal" w:hAnsi="思源黑体 CN Normal"/>
-                <w:color w:val="FF0000"/>
-                <w:sz w:val="17"/>
-                <w:szCs w:val="17"/>
-              </w:rPr>
-              <w:t>elif</w:t>
-            </w:r>
-            <w:proofErr w:type="spellEnd"/>
-            <w:r>
-              <w:rPr>
-                <w:rFonts w:ascii="思源黑体 CN Normal" w:eastAsia="思源黑体 CN Normal" w:hAnsi="思源黑体 CN Normal"/>
-                <w:color w:val="FF0000"/>
-                <w:sz w:val="17"/>
-                <w:szCs w:val="17"/>
-              </w:rPr>
-              <w:t xml:space="preserve"> </w:t>
-            </w:r>
-            <w:proofErr w:type="spellStart"/>
-            <w:proofErr w:type="gramStart"/>
-            <w:r>
-              <w:rPr>
-                <w:rFonts w:ascii="思源黑体 CN Normal" w:eastAsia="思源黑体 CN Normal" w:hAnsi="思源黑体 CN Normal"/>
-                <w:color w:val="FF0000"/>
-                <w:sz w:val="17"/>
-                <w:szCs w:val="17"/>
-              </w:rPr>
-              <w:t>a.type</w:t>
-            </w:r>
-            <w:proofErr w:type="spellEnd"/>
-            <w:proofErr w:type="gramEnd"/>
-            <w:r>
-              <w:rPr>
-                <w:rFonts w:ascii="思源黑体 CN Normal" w:eastAsia="思源黑体 CN Normal" w:hAnsi="思源黑体 CN Normal"/>
-                <w:color w:val="FF0000"/>
-                <w:sz w:val="17"/>
-                <w:szCs w:val="17"/>
-              </w:rPr>
-              <w:t xml:space="preserve"> == “Gain”%}</w:t>
-            </w:r>
-          </w:p>
-          <w:p>
-            <w:pPr>
-              <w:jc w:val="center"/>
-              <w:rPr>
-                <w:rFonts w:ascii="思源黑体 CN Normal" w:eastAsia="思源黑体 CN Normal" w:hAnsi="思源黑体 CN Normal"/>
-                <w:color w:val="FF0000"/>
-                <w:sz w:val="17"/>
-                <w:szCs w:val="17"/>
-              </w:rPr>
-            </w:pPr>
-            <w:r>
-              <w:rPr>
-                <w:rFonts w:ascii="思源黑体 CN Normal" w:eastAsia="思源黑体 CN Normal" w:hAnsi="思源黑体 CN Normal"/>
-                <w:color w:val="FF0000"/>
-                <w:sz w:val="17"/>
-                <w:szCs w:val="17"/>
-              </w:rPr>
-              <w:t>{{</w:t>
-            </w:r>
-            <w:proofErr w:type="spellStart"/>
-            <w:r>
-              <w:rPr>
-                <w:rFonts w:ascii="思源黑体 CN Normal" w:eastAsia="思源黑体 CN Normal" w:hAnsi="思源黑体 CN Normal"/>
-                <w:color w:val="FF0000"/>
-                <w:sz w:val="17"/>
-                <w:szCs w:val="17"/>
-              </w:rPr>
-              <w:t>a.value</w:t>
-            </w:r>
-            <w:proofErr w:type="spellEnd"/>
-            <w:r>
-              <w:rPr>
-                <w:rFonts w:ascii="思源黑体 CN Normal" w:eastAsia="思源黑体 CN Normal" w:hAnsi="思源黑体 CN Normal"/>
-                <w:color w:val="FF0000"/>
-                <w:sz w:val="17"/>
-                <w:szCs w:val="17"/>
-              </w:rPr>
-              <w:t>}} dup</w:t>
-            </w:r>
-          </w:p>
-          <w:p>
-            <w:pPr>
-              <w:jc w:val="center"/>
-              <w:rPr>
-                <w:rFonts w:ascii="思源黑体 CN Normal" w:eastAsia="思源黑体 CN Normal" w:hAnsi="思源黑体 CN Normal"/>
-                <w:color w:val="FF0000"/>
-                <w:sz w:val="17"/>
-                <w:szCs w:val="17"/>
-              </w:rPr>
-            </w:pPr>
-            <w:r>
-              <w:rPr>
-                <w:rFonts w:ascii="思源黑体 CN Normal" w:eastAsia="思源黑体 CN Normal" w:hAnsi="思源黑体 CN Normal"/>
-                <w:color w:val="FF0000"/>
-                <w:sz w:val="17"/>
-                <w:szCs w:val="17"/>
-              </w:rPr>
-              <w:t>{%p else%}</w:t>
-            </w:r>
-          </w:p>
-          <w:p>
-            <w:pPr>
-              <w:jc w:val="center"/>
-              <w:rPr>
-                <w:rFonts w:ascii="思源黑体 CN Normal" w:eastAsia="思源黑体 CN Normal" w:hAnsi="思源黑体 CN Normal"/>
-                <w:color w:val="FF0000"/>
-                <w:sz w:val="17"/>
-                <w:szCs w:val="17"/>
-              </w:rPr>
-            </w:pPr>
-            <w:r>
-              <w:rPr>
-                <w:rFonts w:ascii="思源黑体 CN Normal" w:eastAsia="思源黑体 CN Normal" w:hAnsi="思源黑体 CN Normal"/>
-                <w:color w:val="FF0000"/>
-                <w:sz w:val="17"/>
-                <w:szCs w:val="17"/>
-              </w:rPr>
-              <w:t>{{</w:t>
-            </w:r>
-            <w:proofErr w:type="spellStart"/>
-            <w:proofErr w:type="gramStart"/>
-            <w:r>
-              <w:rPr>
-                <w:rFonts w:ascii="思源黑体 CN Normal" w:eastAsia="思源黑体 CN Normal" w:hAnsi="思源黑体 CN Normal"/>
-                <w:color w:val="FF0000"/>
-                <w:sz w:val="17"/>
-                <w:szCs w:val="17"/>
-              </w:rPr>
-              <w:t>a.gene</w:t>
-            </w:r>
-            <w:proofErr w:type="gramEnd"/>
-            <w:r>
-              <w:rPr>
-                <w:rFonts w:ascii="思源黑体 CN Normal" w:eastAsia="思源黑体 CN Normal" w:hAnsi="思源黑体 CN Normal"/>
-                <w:color w:val="FF0000"/>
-                <w:sz w:val="17"/>
-                <w:szCs w:val="17"/>
-              </w:rPr>
-              <w:t>_region</w:t>
-            </w:r>
-            <w:proofErr w:type="spellEnd"/>
-            <w:r>
-              <w:rPr>
-                <w:rFonts w:ascii="思源黑体 CN Normal" w:eastAsia="思源黑体 CN Normal" w:hAnsi="思源黑体 CN Normal"/>
-                <w:color w:val="FF0000"/>
-                <w:sz w:val="17"/>
-                <w:szCs w:val="17"/>
-              </w:rPr>
-              <w:t>}} {{</w:t>
-            </w:r>
-            <w:proofErr w:type="spellStart"/>
-            <w:r>
-              <w:rPr>
-                <w:rFonts w:ascii="思源黑体 CN Normal" w:eastAsia="思源黑体 CN Normal" w:hAnsi="思源黑体 CN Normal"/>
-                <w:color w:val="FF0000"/>
-                <w:sz w:val="17"/>
-                <w:szCs w:val="17"/>
-              </w:rPr>
-              <w:t>a.hgvs_c</w:t>
-            </w:r>
-            <w:proofErr w:type="spellEnd"/>
-            <w:r>
-              <w:rPr>
-                <w:rFonts w:ascii="思源黑体 CN Normal" w:eastAsia="思源黑体 CN Normal" w:hAnsi="思源黑体 CN Normal"/>
-                <w:color w:val="FF0000"/>
-                <w:sz w:val="17"/>
-                <w:szCs w:val="17"/>
-              </w:rPr>
-              <w:t xml:space="preserve">}}{%if </w:t>
-            </w:r>
-            <w:proofErr w:type="spellStart"/>
-            <w:r>
-              <w:rPr>
-                <w:rFonts w:ascii="思源黑体 CN Normal" w:eastAsia="思源黑体 CN Normal" w:hAnsi="思源黑体 CN Normal"/>
-                <w:color w:val="FF0000"/>
-                <w:sz w:val="17"/>
-                <w:szCs w:val="17"/>
-              </w:rPr>
-              <w:t>a.hgvs_p</w:t>
-            </w:r>
-            <w:proofErr w:type="spellEnd"/>
-            <w:r>
-              <w:rPr>
-                <w:rFonts w:ascii="思源黑体 CN Normal" w:eastAsia="思源黑体 CN Normal" w:hAnsi="思源黑体 CN Normal"/>
-                <w:color w:val="FF0000"/>
-                <w:sz w:val="17"/>
-                <w:szCs w:val="17"/>
-              </w:rPr>
-              <w:t>!=”p.?”%} {{a.hgvs_p}}{%endif%}</w:t>
-            </w:r>
-          </w:p>
-          <w:p>
-            <w:pPr>
-              <w:jc w:val="center"/>
-              <w:rPr>
-                <w:rFonts w:ascii="思源黑体 CN Normal" w:eastAsia="思源黑体 CN Normal" w:hAnsi="思源黑体 CN Normal"/>
-                <w:color w:val="FF0000"/>
-                <w:sz w:val="17"/>
-                <w:szCs w:val="17"/>
-              </w:rPr>
-            </w:pPr>
-            <w:r>
-              <w:rPr>
-                <w:rFonts w:ascii="思源黑体 CN Normal" w:eastAsia="思源黑体 CN Normal" w:hAnsi="思源黑体 CN Normal"/>
-                <w:color w:val="FF0000"/>
-                <w:sz w:val="17"/>
-                <w:szCs w:val="17"/>
-              </w:rPr>
-              <w:t>{{</w:t>
-            </w:r>
-            <w:proofErr w:type="spellStart"/>
-            <w:proofErr w:type="gramStart"/>
-            <w:r>
-              <w:rPr>
-                <w:rFonts w:ascii="思源黑体 CN Normal" w:eastAsia="思源黑体 CN Normal" w:hAnsi="思源黑体 CN Normal"/>
-                <w:color w:val="FF0000"/>
-                <w:sz w:val="17"/>
-                <w:szCs w:val="17"/>
-              </w:rPr>
-              <w:t>a.transcript</w:t>
-            </w:r>
-            <w:proofErr w:type="gramEnd"/>
-            <w:r>
-              <w:rPr>
-                <w:rFonts w:ascii="思源黑体 CN Normal" w:eastAsia="思源黑体 CN Normal" w:hAnsi="思源黑体 CN Normal"/>
-                <w:color w:val="FF0000"/>
-                <w:sz w:val="17"/>
-                <w:szCs w:val="17"/>
-              </w:rPr>
-              <w:t>_primary</w:t>
-            </w:r>
-            <w:proofErr w:type="spellEnd"/>
-            <w:r>
-              <w:rPr>
-                <w:rFonts w:ascii="思源黑体 CN Normal" w:eastAsia="思源黑体 CN Normal" w:hAnsi="思源黑体 CN Normal"/>
-                <w:color w:val="FF0000"/>
-                <w:sz w:val="17"/>
-                <w:szCs w:val="17"/>
-              </w:rPr>
-              <w:t xml:space="preserve"> }}</w:t>
-            </w:r>
-          </w:p>
-          <w:p>
-            <w:pPr>
-              <w:jc w:val="center"/>
-              <w:rPr>
-                <w:rFonts w:ascii="思源黑体 CN Normal" w:eastAsia="思源黑体 CN Normal" w:hAnsi="思源黑体 CN Normal"/>
-                <w:color w:val="FF0000"/>
-                <w:sz w:val="17"/>
-                <w:szCs w:val="17"/>
-              </w:rPr>
-            </w:pPr>
+              <w:lastRenderedPageBreak/>
+              <w:t>{%if a.freq &gt;</w:t>
+            </w:r>
             <w:r>
               <w:rPr>
                 <w:rFonts w:ascii="思源黑体 CN Normal" w:eastAsia="思源黑体 CN Normal" w:hAnsi="思源黑体 CN Normal" w:hint="eastAsia"/>
@@ -4650,7 +4089,7 @@
                 <w:sz w:val="17"/>
                 <w:szCs w:val="17"/>
               </w:rPr>
-              <w:t>{</w:t>
+              <w:t>=</w:t>
             </w:r>
             <w:r>
               <w:rPr>
@@ -4659,7 +4098,7 @@
                 <w:sz w:val="17"/>
                 <w:szCs w:val="17"/>
               </w:rPr>
-              <w:t>%</w:t>
+              <w:t>0.</w:t>
             </w:r>
             <w:r>
               <w:rPr>
@@ -4668,7 +4107,7 @@
                 <w:sz w:val="17"/>
                 <w:szCs w:val="17"/>
               </w:rPr>
-              <w:t>p</w:t>
+              <w:t>85</w:t>
             </w:r>
             <w:r>
               <w:rPr>
@@ -4677,7 +4116,7 @@
                 <w:sz w:val="17"/>
                 <w:szCs w:val="17"/>
               </w:rPr>
-              <w:t xml:space="preserve"> endif%</w:t>
+              <w:t>%}纯合</w:t>
             </w:r>
             <w:r>
               <w:rPr>
@@ -4686,422 +4125,47 @@
                 <w:sz w:val="17"/>
                 <w:szCs w:val="17"/>
               </w:rPr>
-              <w:t>}</w:t>
-            </w:r>
-          </w:p>
-          <w:p>
-            <w:pPr>
-              <w:jc w:val="center"/>
-              <w:rPr>
-                <w:rFonts w:ascii="思源黑体 CN Normal" w:eastAsia="思源黑体 CN Normal" w:hAnsi="思源黑体 CN Normal"/>
-                <w:color w:val="000000" w:themeColor="text1"/>
-                <w:sz w:val="17"/>
-                <w:szCs w:val="17"/>
-              </w:rPr>
-            </w:pPr>
-            <w:r>
-              <w:rPr>
-                <w:rFonts w:ascii="思源黑体 CN Normal" w:eastAsia="思源黑体 CN Normal" w:hAnsi="思源黑体 CN Normal"/>
-                <w:color w:val="000000" w:themeColor="text1"/>
-                <w:sz w:val="17"/>
-                <w:szCs w:val="17"/>
-              </w:rPr>
-              <w:t>{%p else%}</w:t>
-            </w:r>
-          </w:p>
-          <w:p>
-            <w:pPr>
-              <w:jc w:val="center"/>
-              <w:rPr>
-                <w:rFonts w:ascii="思源黑体 CN Normal" w:eastAsia="思源黑体 CN Normal" w:hAnsi="思源黑体 CN Normal"/>
-                <w:color w:val="000000" w:themeColor="text1"/>
-                <w:sz w:val="17"/>
-                <w:szCs w:val="17"/>
-              </w:rPr>
-            </w:pPr>
-            <w:r>
-              <w:rPr>
-                <w:rFonts w:ascii="思源黑体 CN Normal" w:eastAsia="思源黑体 CN Normal" w:hAnsi="思源黑体 CN Normal"/>
-                <w:color w:val="000000" w:themeColor="text1"/>
-                <w:sz w:val="17"/>
-                <w:szCs w:val="17"/>
-              </w:rPr>
-              <w:t xml:space="preserve">{%p if </w:t>
-            </w:r>
-            <w:proofErr w:type="spellStart"/>
-            <w:proofErr w:type="gramStart"/>
-            <w:r>
-              <w:rPr>
-                <w:rFonts w:ascii="思源黑体 CN Normal" w:eastAsia="思源黑体 CN Normal" w:hAnsi="思源黑体 CN Normal"/>
-                <w:color w:val="000000" w:themeColor="text1"/>
-                <w:sz w:val="17"/>
-                <w:szCs w:val="17"/>
-              </w:rPr>
-              <w:t>a.type</w:t>
-            </w:r>
-            <w:proofErr w:type="spellEnd"/>
-            <w:proofErr w:type="gramEnd"/>
-            <w:r>
-              <w:rPr>
-                <w:rFonts w:ascii="思源黑体 CN Normal" w:eastAsia="思源黑体 CN Normal" w:hAnsi="思源黑体 CN Normal"/>
-                <w:color w:val="000000" w:themeColor="text1"/>
-                <w:sz w:val="17"/>
-                <w:szCs w:val="17"/>
-              </w:rPr>
-              <w:t xml:space="preserve"> == “Loss”%}</w:t>
-            </w:r>
-          </w:p>
-          <w:p>
-            <w:pPr>
-              <w:jc w:val="center"/>
-              <w:rPr>
-                <w:rFonts w:ascii="思源黑体 CN Normal" w:eastAsia="思源黑体 CN Normal" w:hAnsi="思源黑体 CN Normal"/>
-                <w:color w:val="000000" w:themeColor="text1"/>
-                <w:sz w:val="17"/>
-                <w:szCs w:val="17"/>
-              </w:rPr>
-            </w:pPr>
-            <w:r>
-              <w:rPr>
-                <w:rFonts w:ascii="思源黑体 CN Normal" w:eastAsia="思源黑体 CN Normal" w:hAnsi="思源黑体 CN Normal"/>
-                <w:color w:val="000000" w:themeColor="text1"/>
-                <w:sz w:val="17"/>
-                <w:szCs w:val="17"/>
-              </w:rPr>
-              <w:t>{{</w:t>
-            </w:r>
-            <w:proofErr w:type="spellStart"/>
-            <w:r>
-              <w:rPr>
-                <w:rFonts w:ascii="思源黑体 CN Normal" w:eastAsia="思源黑体 CN Normal" w:hAnsi="思源黑体 CN Normal"/>
-                <w:color w:val="000000" w:themeColor="text1"/>
-                <w:sz w:val="17"/>
-                <w:szCs w:val="17"/>
-              </w:rPr>
-              <w:t>a.value</w:t>
-            </w:r>
-            <w:proofErr w:type="spellEnd"/>
-            <w:r>
-              <w:rPr>
-                <w:rFonts w:ascii="思源黑体 CN Normal" w:eastAsia="思源黑体 CN Normal" w:hAnsi="思源黑体 CN Normal"/>
-                <w:color w:val="000000" w:themeColor="text1"/>
-                <w:sz w:val="17"/>
-                <w:szCs w:val="17"/>
-              </w:rPr>
-              <w:t>}} del</w:t>
-            </w:r>
-          </w:p>
-          <w:p>
-            <w:pPr>
-              <w:jc w:val="center"/>
-              <w:rPr>
-                <w:rFonts w:ascii="思源黑体 CN Normal" w:eastAsia="思源黑体 CN Normal" w:hAnsi="思源黑体 CN Normal"/>
-                <w:color w:val="000000" w:themeColor="text1"/>
-                <w:sz w:val="17"/>
-                <w:szCs w:val="17"/>
-              </w:rPr>
-            </w:pPr>
-            <w:r>
-              <w:rPr>
-                <w:rFonts w:ascii="思源黑体 CN Normal" w:eastAsia="思源黑体 CN Normal" w:hAnsi="思源黑体 CN Normal"/>
-                <w:color w:val="000000" w:themeColor="text1"/>
-                <w:sz w:val="17"/>
-                <w:szCs w:val="17"/>
-              </w:rPr>
-              <w:t xml:space="preserve">{%p </w:t>
-            </w:r>
-            <w:proofErr w:type="spellStart"/>
-            <w:r>
-              <w:rPr>
-                <w:rFonts w:ascii="思源黑体 CN Normal" w:eastAsia="思源黑体 CN Normal" w:hAnsi="思源黑体 CN Normal"/>
-                <w:color w:val="000000" w:themeColor="text1"/>
-                <w:sz w:val="17"/>
-                <w:szCs w:val="17"/>
-              </w:rPr>
-              <w:t>elif</w:t>
-            </w:r>
-            <w:proofErr w:type="spellEnd"/>
-            <w:r>
-              <w:rPr>
-                <w:rFonts w:ascii="思源黑体 CN Normal" w:eastAsia="思源黑体 CN Normal" w:hAnsi="思源黑体 CN Normal"/>
-                <w:color w:val="000000" w:themeColor="text1"/>
-                <w:sz w:val="17"/>
-                <w:szCs w:val="17"/>
-              </w:rPr>
-              <w:t xml:space="preserve"> </w:t>
-            </w:r>
-            <w:proofErr w:type="spellStart"/>
-            <w:proofErr w:type="gramStart"/>
-            <w:r>
-              <w:rPr>
-                <w:rFonts w:ascii="思源黑体 CN Normal" w:eastAsia="思源黑体 CN Normal" w:hAnsi="思源黑体 CN Normal"/>
-                <w:color w:val="000000" w:themeColor="text1"/>
-                <w:sz w:val="17"/>
-                <w:szCs w:val="17"/>
-              </w:rPr>
-              <w:t>a.type</w:t>
-            </w:r>
-            <w:proofErr w:type="spellEnd"/>
-            <w:proofErr w:type="gramEnd"/>
-            <w:r>
-              <w:rPr>
-                <w:rFonts w:ascii="思源黑体 CN Normal" w:eastAsia="思源黑体 CN Normal" w:hAnsi="思源黑体 CN Normal"/>
-                <w:color w:val="000000" w:themeColor="text1"/>
-                <w:sz w:val="17"/>
-                <w:szCs w:val="17"/>
-              </w:rPr>
-              <w:t xml:space="preserve"> == “Gain”%}</w:t>
-            </w:r>
-          </w:p>
-          <w:p>
-            <w:pPr>
-              <w:jc w:val="center"/>
-              <w:rPr>
-                <w:rFonts w:ascii="思源黑体 CN Normal" w:eastAsia="思源黑体 CN Normal" w:hAnsi="思源黑体 CN Normal"/>
-                <w:color w:val="000000" w:themeColor="text1"/>
-                <w:sz w:val="17"/>
-                <w:szCs w:val="17"/>
-              </w:rPr>
-            </w:pPr>
-            <w:r>
-              <w:rPr>
-                <w:rFonts w:ascii="思源黑体 CN Normal" w:eastAsia="思源黑体 CN Normal" w:hAnsi="思源黑体 CN Normal"/>
-                <w:color w:val="000000" w:themeColor="text1"/>
-                <w:sz w:val="17"/>
-                <w:szCs w:val="17"/>
-              </w:rPr>
-              <w:t>{{</w:t>
-            </w:r>
-            <w:proofErr w:type="spellStart"/>
-            <w:r>
-              <w:rPr>
-                <w:rFonts w:ascii="思源黑体 CN Normal" w:eastAsia="思源黑体 CN Normal" w:hAnsi="思源黑体 CN Normal"/>
-                <w:color w:val="000000" w:themeColor="text1"/>
-                <w:sz w:val="17"/>
-                <w:szCs w:val="17"/>
-              </w:rPr>
-              <w:t>a.value</w:t>
-            </w:r>
-            <w:proofErr w:type="spellEnd"/>
-            <w:r>
-              <w:rPr>
-                <w:rFonts w:ascii="思源黑体 CN Normal" w:eastAsia="思源黑体 CN Normal" w:hAnsi="思源黑体 CN Normal"/>
-                <w:color w:val="000000" w:themeColor="text1"/>
-                <w:sz w:val="17"/>
-                <w:szCs w:val="17"/>
-              </w:rPr>
-              <w:t>}} dup</w:t>
-            </w:r>
-          </w:p>
-          <w:p>
-            <w:pPr>
-              <w:jc w:val="center"/>
-              <w:rPr>
-                <w:rFonts w:ascii="思源黑体 CN Normal" w:eastAsia="思源黑体 CN Normal" w:hAnsi="思源黑体 CN Normal"/>
-                <w:color w:val="000000" w:themeColor="text1"/>
-                <w:sz w:val="17"/>
-                <w:szCs w:val="17"/>
-              </w:rPr>
-            </w:pPr>
-            <w:r>
-              <w:rPr>
-                <w:rFonts w:ascii="思源黑体 CN Normal" w:eastAsia="思源黑体 CN Normal" w:hAnsi="思源黑体 CN Normal"/>
-                <w:color w:val="000000" w:themeColor="text1"/>
-                <w:sz w:val="17"/>
-                <w:szCs w:val="17"/>
-              </w:rPr>
-              <w:t>{%p else%}</w:t>
-            </w:r>
-          </w:p>
-          <w:p>
-            <w:pPr>
-              <w:jc w:val="center"/>
-              <w:rPr>
-                <w:rFonts w:ascii="思源黑体 CN Normal" w:eastAsia="思源黑体 CN Normal" w:hAnsi="思源黑体 CN Normal"/>
-                <w:color w:val="000000" w:themeColor="text1"/>
-                <w:sz w:val="17"/>
-                <w:szCs w:val="17"/>
-              </w:rPr>
-            </w:pPr>
-            <w:r>
-              <w:rPr>
-                <w:rFonts w:ascii="思源黑体 CN Normal" w:eastAsia="思源黑体 CN Normal" w:hAnsi="思源黑体 CN Normal"/>
-                <w:color w:val="000000" w:themeColor="text1"/>
-                <w:sz w:val="17"/>
-                <w:szCs w:val="17"/>
-              </w:rPr>
-              <w:t>{{</w:t>
-            </w:r>
-            <w:proofErr w:type="spellStart"/>
-            <w:proofErr w:type="gramStart"/>
-            <w:r>
-              <w:rPr>
-                <w:rFonts w:ascii="思源黑体 CN Normal" w:eastAsia="思源黑体 CN Normal" w:hAnsi="思源黑体 CN Normal"/>
-                <w:color w:val="000000" w:themeColor="text1"/>
-                <w:sz w:val="17"/>
-                <w:szCs w:val="17"/>
-              </w:rPr>
-              <w:t>a.gene</w:t>
-            </w:r>
-            <w:proofErr w:type="gramEnd"/>
-            <w:r>
-              <w:rPr>
-                <w:rFonts w:ascii="思源黑体 CN Normal" w:eastAsia="思源黑体 CN Normal" w:hAnsi="思源黑体 CN Normal"/>
-                <w:color w:val="000000" w:themeColor="text1"/>
-                <w:sz w:val="17"/>
-                <w:szCs w:val="17"/>
-              </w:rPr>
-              <w:t>_region</w:t>
-            </w:r>
-            <w:proofErr w:type="spellEnd"/>
-            <w:r>
-              <w:rPr>
-                <w:rFonts w:ascii="思源黑体 CN Normal" w:eastAsia="思源黑体 CN Normal" w:hAnsi="思源黑体 CN Normal"/>
-                <w:color w:val="000000" w:themeColor="text1"/>
-                <w:sz w:val="17"/>
-                <w:szCs w:val="17"/>
-              </w:rPr>
-              <w:t>}} {{</w:t>
-            </w:r>
-            <w:proofErr w:type="spellStart"/>
-            <w:r>
-              <w:rPr>
-                <w:rFonts w:ascii="思源黑体 CN Normal" w:eastAsia="思源黑体 CN Normal" w:hAnsi="思源黑体 CN Normal"/>
-                <w:color w:val="000000" w:themeColor="text1"/>
-                <w:sz w:val="17"/>
-                <w:szCs w:val="17"/>
-              </w:rPr>
-              <w:t>a.hgvs_c</w:t>
-            </w:r>
-            <w:proofErr w:type="spellEnd"/>
-            <w:r>
-              <w:rPr>
-                <w:rFonts w:ascii="思源黑体 CN Normal" w:eastAsia="思源黑体 CN Normal" w:hAnsi="思源黑体 CN Normal"/>
-                <w:color w:val="000000" w:themeColor="text1"/>
-                <w:sz w:val="17"/>
-                <w:szCs w:val="17"/>
-              </w:rPr>
-              <w:t xml:space="preserve">}}{%if </w:t>
-            </w:r>
-            <w:proofErr w:type="spellStart"/>
-            <w:r>
-              <w:rPr>
-                <w:rFonts w:ascii="思源黑体 CN Normal" w:eastAsia="思源黑体 CN Normal" w:hAnsi="思源黑体 CN Normal"/>
-                <w:color w:val="000000" w:themeColor="text1"/>
-                <w:sz w:val="17"/>
-                <w:szCs w:val="17"/>
-              </w:rPr>
-              <w:t>a.hgvs_p</w:t>
-            </w:r>
-            <w:proofErr w:type="spellEnd"/>
-            <w:r>
-              <w:rPr>
-                <w:rFonts w:ascii="思源黑体 CN Normal" w:eastAsia="思源黑体 CN Normal" w:hAnsi="思源黑体 CN Normal"/>
-                <w:color w:val="000000" w:themeColor="text1"/>
-                <w:sz w:val="17"/>
-                <w:szCs w:val="17"/>
-              </w:rPr>
-              <w:t>!=”p.?”%} {{a.hgvs_p}}{%endif%}</w:t>
-            </w:r>
-          </w:p>
-          <w:p>
-            <w:pPr>
-              <w:jc w:val="center"/>
-              <w:rPr>
-                <w:rFonts w:ascii="思源黑体 CN Normal" w:eastAsia="思源黑体 CN Normal" w:hAnsi="思源黑体 CN Normal"/>
-                <w:color w:val="000000" w:themeColor="text1"/>
-                <w:sz w:val="17"/>
-                <w:szCs w:val="17"/>
-              </w:rPr>
-            </w:pPr>
-            <w:r>
-              <w:rPr>
-                <w:rFonts w:ascii="思源黑体 CN Normal" w:eastAsia="思源黑体 CN Normal" w:hAnsi="思源黑体 CN Normal"/>
-                <w:color w:val="000000" w:themeColor="text1"/>
-                <w:sz w:val="17"/>
-                <w:szCs w:val="17"/>
-              </w:rPr>
-              <w:t>{{</w:t>
-            </w:r>
-            <w:proofErr w:type="spellStart"/>
-            <w:proofErr w:type="gramStart"/>
-            <w:r>
-              <w:rPr>
-                <w:rFonts w:ascii="思源黑体 CN Normal" w:eastAsia="思源黑体 CN Normal" w:hAnsi="思源黑体 CN Normal"/>
-                <w:color w:val="000000" w:themeColor="text1"/>
-                <w:sz w:val="17"/>
-                <w:szCs w:val="17"/>
-              </w:rPr>
-              <w:t>a.transcript</w:t>
-            </w:r>
-            <w:proofErr w:type="gramEnd"/>
-            <w:r>
-              <w:rPr>
-                <w:rFonts w:ascii="思源黑体 CN Normal" w:eastAsia="思源黑体 CN Normal" w:hAnsi="思源黑体 CN Normal"/>
-                <w:color w:val="000000" w:themeColor="text1"/>
-                <w:sz w:val="17"/>
-                <w:szCs w:val="17"/>
-              </w:rPr>
-              <w:t>_primary</w:t>
-            </w:r>
-            <w:proofErr w:type="spellEnd"/>
-            <w:r>
-              <w:rPr>
-                <w:rFonts w:ascii="思源黑体 CN Normal" w:eastAsia="思源黑体 CN Normal" w:hAnsi="思源黑体 CN Normal"/>
-                <w:color w:val="000000" w:themeColor="text1"/>
-                <w:sz w:val="17"/>
-                <w:szCs w:val="17"/>
-              </w:rPr>
-              <w:t xml:space="preserve"> }}</w:t>
-            </w:r>
-          </w:p>
-          <w:p>
-            <w:pPr>
-              <w:jc w:val="center"/>
-              <w:rPr>
-                <w:rFonts w:ascii="思源黑体 CN Normal" w:eastAsia="思源黑体 CN Normal" w:hAnsi="思源黑体 CN Normal"/>
-                <w:color w:val="000000" w:themeColor="text1"/>
-                <w:sz w:val="17"/>
-                <w:szCs w:val="17"/>
-              </w:rPr>
-            </w:pPr>
-            <w:r>
-              <w:rPr>
-                <w:rFonts w:ascii="思源黑体 CN Normal" w:eastAsia="思源黑体 CN Normal" w:hAnsi="思源黑体 CN Normal"/>
-                <w:color w:val="000000" w:themeColor="text1"/>
-                <w:sz w:val="17"/>
-                <w:szCs w:val="17"/>
-              </w:rPr>
-              <w:t>{%p endif%}</w:t>
-            </w:r>
-          </w:p>
-          <w:p>
-            <w:pPr>
-              <w:jc w:val="center"/>
-              <w:rPr>
-                <w:rFonts w:ascii="思源黑体 CN Normal" w:eastAsia="思源黑体 CN Normal" w:hAnsi="思源黑体 CN Normal"/>
-                <w:color w:val="000000" w:themeColor="text1"/>
-                <w:sz w:val="17"/>
-                <w:szCs w:val="17"/>
-              </w:rPr>
-            </w:pPr>
-            <w:r>
-              <w:rPr>
-                <w:rFonts w:ascii="思源黑体 CN Normal" w:eastAsia="思源黑体 CN Normal" w:hAnsi="思源黑体 CN Normal"/>
-                <w:color w:val="000000" w:themeColor="text1"/>
-                <w:sz w:val="17"/>
-                <w:szCs w:val="17"/>
-              </w:rPr>
-              <w:t>{%p endif%}</w:t>
-            </w:r>
-          </w:p>
-        </w:tc>
-        <w:tc>
-          <w:tcPr>
-            <w:tcW w:w="813" w:type="dxa"/>
-            <w:shd w:val="clear" w:color="auto" w:fill="FFFFFF" w:themeFill="background1"/>
-            <w:vAlign w:val="center"/>
-          </w:tcPr>
+              <w:t>{%else%}</w:t>
+            </w:r>
+            <w:r>
+              <w:rPr>
+                <w:rFonts w:ascii="思源黑体 CN Normal" w:eastAsia="思源黑体 CN Normal" w:hAnsi="思源黑体 CN Normal"/>
+                <w:color w:val="FF0000"/>
+                <w:sz w:val="17"/>
+                <w:szCs w:val="17"/>
+              </w:rPr>
+              <w:t>杂合{%endif%}</w:t>
+            </w:r>
+          </w:p>
+          <w:p>
+            <w:pPr>
+              <w:jc w:val="center"/>
+              <w:rPr>
+                <w:rFonts w:ascii="思源黑体 CN Normal" w:eastAsia="思源黑体 CN Normal" w:hAnsi="思源黑体 CN Normal"/>
+                <w:color w:val="FF0000"/>
+                <w:sz w:val="17"/>
+                <w:szCs w:val="17"/>
+              </w:rPr>
+            </w:pPr>
+            <w:r>
+              <w:rPr>
+                <w:rFonts w:ascii="思源黑体 CN Normal" w:eastAsia="思源黑体 CN Normal" w:hAnsi="思源黑体 CN Normal" w:hint="eastAsia"/>
+                <w:color w:val="FF0000"/>
+                <w:sz w:val="17"/>
+                <w:szCs w:val="17"/>
+              </w:rPr>
+              <w:t>{</w:t>
+            </w:r>
+            <w:r>
+              <w:rPr>
+                <w:rFonts w:ascii="思源黑体 CN Normal" w:eastAsia="思源黑体 CN Normal" w:hAnsi="思源黑体 CN Normal"/>
+                <w:color w:val="FF0000"/>
+                <w:sz w:val="17"/>
+                <w:szCs w:val="17"/>
+              </w:rPr>
+              <w:t>%p endif%}</w:t>
+            </w:r>
+          </w:p>
           <w:p>
             <w:pPr>
               <w:jc w:val="center"/>
@@ -5134,684 +4198,155 @@
                 <w:sz w:val="17"/>
                 <w:szCs w:val="17"/>
               </w:rPr>
-              <w:t xml:space="preserve">%p if </w:t>
-            </w:r>
-            <w:proofErr w:type="spellStart"/>
-            <w:proofErr w:type="gramStart"/>
-            <w:r>
-              <w:rPr>
-                <w:rFonts w:ascii="思源黑体 CN Normal" w:eastAsia="思源黑体 CN Normal" w:hAnsi="思源黑体 CN Normal" w:cs="思源黑体 CN Light"/>
-                <w:bCs/>
-                <w:iCs/>
+              <w:t>%p else%}</w:t>
+            </w:r>
+          </w:p>
+          <w:p>
+            <w:pPr>
+              <w:jc w:val="center"/>
+              <w:rPr>
+                <w:rFonts w:ascii="思源黑体 CN Normal" w:eastAsia="思源黑体 CN Normal" w:hAnsi="思源黑体 CN Normal"/>
                 <w:color w:val="000000" w:themeColor="text1"/>
                 <w:sz w:val="17"/>
                 <w:szCs w:val="17"/>
               </w:rPr>
-              <w:t>a.clinic</w:t>
-            </w:r>
-            <w:proofErr w:type="gramEnd"/>
-            <w:r>
-              <w:rPr>
-                <w:rFonts w:ascii="思源黑体 CN Normal" w:eastAsia="思源黑体 CN Normal" w:hAnsi="思源黑体 CN Normal" w:cs="思源黑体 CN Light"/>
-                <w:bCs/>
-                <w:iCs/>
+            </w:pPr>
+            <w:r>
+              <w:rPr>
+                <w:rFonts w:ascii="思源黑体 CN Normal" w:eastAsia="思源黑体 CN Normal" w:hAnsi="思源黑体 CN Normal"/>
                 <w:color w:val="000000" w:themeColor="text1"/>
                 <w:sz w:val="17"/>
                 <w:szCs w:val="17"/>
               </w:rPr>
-              <w:t>_num_g</w:t>
-            </w:r>
-            <w:proofErr w:type="spellEnd"/>
-            <w:r>
-              <w:rPr>
-                <w:rFonts w:ascii="思源黑体 CN Normal" w:eastAsia="思源黑体 CN Normal" w:hAnsi="思源黑体 CN Normal" w:cs="思源黑体 CN Light"/>
-                <w:bCs/>
-                <w:iCs/>
+              <w:t>{%p if a.type == “Loss”%}</w:t>
+            </w:r>
+          </w:p>
+          <w:p>
+            <w:pPr>
+              <w:jc w:val="center"/>
+              <w:rPr>
+                <w:rFonts w:ascii="思源黑体 CN Normal" w:eastAsia="思源黑体 CN Normal" w:hAnsi="思源黑体 CN Normal"/>
                 <w:color w:val="000000" w:themeColor="text1"/>
                 <w:sz w:val="17"/>
                 <w:szCs w:val="17"/>
               </w:rPr>
-              <w:t xml:space="preserve"> in [5,4]%</w:t>
-            </w:r>
-            <w:r>
-              <w:rPr>
-                <w:rFonts w:ascii="思源黑体 CN Normal" w:eastAsia="思源黑体 CN Normal" w:hAnsi="思源黑体 CN Normal" w:cs="思源黑体 CN Light"/>
-                <w:bCs/>
-                <w:iCs/>
+            </w:pPr>
+            <w:r>
+              <w:rPr>
+                <w:rFonts w:ascii="思源黑体 CN Normal" w:eastAsia="思源黑体 CN Normal" w:hAnsi="思源黑体 CN Normal"/>
                 <w:color w:val="000000" w:themeColor="text1"/>
                 <w:sz w:val="17"/>
                 <w:szCs w:val="17"/>
               </w:rPr>
-              <w:t>}</w:t>
-            </w:r>
-          </w:p>
-          <w:p>
-            <w:pPr>
-              <w:jc w:val="center"/>
-              <w:rPr>
-                <w:rFonts w:ascii="思源黑体 CN Normal" w:eastAsia="思源黑体 CN Normal" w:hAnsi="思源黑体 CN Normal" w:cs="思源黑体 CN Light"/>
-                <w:bCs/>
-                <w:iCs/>
+              <w:t>/</w:t>
+            </w:r>
+          </w:p>
+          <w:p>
+            <w:pPr>
+              <w:jc w:val="center"/>
+              <w:rPr>
+                <w:rFonts w:ascii="思源黑体 CN Normal" w:eastAsia="思源黑体 CN Normal" w:hAnsi="思源黑体 CN Normal"/>
+                <w:color w:val="000000" w:themeColor="text1"/>
+                <w:sz w:val="17"/>
+                <w:szCs w:val="17"/>
+              </w:rPr>
+            </w:pPr>
+            <w:r>
+              <w:rPr>
+                <w:rFonts w:ascii="思源黑体 CN Normal" w:eastAsia="思源黑体 CN Normal" w:hAnsi="思源黑体 CN Normal"/>
+                <w:color w:val="000000" w:themeColor="text1"/>
+                <w:sz w:val="17"/>
+                <w:szCs w:val="17"/>
+              </w:rPr>
+              <w:t>{%p elif a.type == “Gain”%}</w:t>
+            </w:r>
+          </w:p>
+          <w:p>
+            <w:pPr>
+              <w:jc w:val="center"/>
+              <w:rPr>
+                <w:rFonts w:ascii="思源黑体 CN Normal" w:eastAsia="思源黑体 CN Normal" w:hAnsi="思源黑体 CN Normal"/>
+                <w:color w:val="000000" w:themeColor="text1"/>
+                <w:sz w:val="17"/>
+                <w:szCs w:val="17"/>
+              </w:rPr>
+            </w:pPr>
+            <w:r>
+              <w:rPr>
+                <w:rFonts w:ascii="思源黑体 CN Normal" w:eastAsia="思源黑体 CN Normal" w:hAnsi="思源黑体 CN Normal"/>
+                <w:color w:val="000000" w:themeColor="text1"/>
+                <w:sz w:val="17"/>
+                <w:szCs w:val="17"/>
+              </w:rPr>
+              <w:t>/</w:t>
+            </w:r>
+          </w:p>
+          <w:p>
+            <w:pPr>
+              <w:jc w:val="center"/>
+              <w:rPr>
+                <w:rFonts w:ascii="思源黑体 CN Normal" w:eastAsia="思源黑体 CN Normal" w:hAnsi="思源黑体 CN Normal"/>
+                <w:color w:val="000000" w:themeColor="text1"/>
+                <w:sz w:val="17"/>
+                <w:szCs w:val="17"/>
+              </w:rPr>
+            </w:pPr>
+            <w:r>
+              <w:rPr>
+                <w:rFonts w:ascii="思源黑体 CN Normal" w:eastAsia="思源黑体 CN Normal" w:hAnsi="思源黑体 CN Normal"/>
+                <w:color w:val="000000" w:themeColor="text1"/>
+                <w:sz w:val="17"/>
+                <w:szCs w:val="17"/>
+              </w:rPr>
+              <w:t>{%p else%}</w:t>
+            </w:r>
+          </w:p>
+          <w:p>
+            <w:pPr>
+              <w:jc w:val="center"/>
+              <w:rPr>
+                <w:rFonts w:ascii="思源黑体 CN Normal" w:eastAsia="思源黑体 CN Normal" w:hAnsi="思源黑体 CN Normal"/>
+                <w:color w:val="000000" w:themeColor="text1"/>
+                <w:sz w:val="17"/>
+                <w:szCs w:val="17"/>
+              </w:rPr>
+            </w:pPr>
+            <w:r>
+              <w:rPr>
+                <w:rFonts w:ascii="思源黑体 CN Normal" w:eastAsia="思源黑体 CN Normal" w:hAnsi="思源黑体 CN Normal"/>
+                <w:color w:val="000000" w:themeColor="text1"/>
+                <w:sz w:val="17"/>
+                <w:szCs w:val="17"/>
+              </w:rPr>
+              <w:t>{%if a.freq &gt;=0.85%}纯合{%else%}杂合{%endif%}</w:t>
+            </w:r>
+          </w:p>
+          <w:p>
+            <w:pPr>
+              <w:jc w:val="center"/>
+              <w:rPr>
+                <w:rFonts w:ascii="思源黑体 CN Normal" w:eastAsia="思源黑体 CN Normal" w:hAnsi="思源黑体 CN Normal"/>
+                <w:color w:val="000000" w:themeColor="text1"/>
+                <w:sz w:val="17"/>
+                <w:szCs w:val="17"/>
+              </w:rPr>
+            </w:pPr>
+            <w:r>
+              <w:rPr>
+                <w:rFonts w:ascii="思源黑体 CN Normal" w:eastAsia="思源黑体 CN Normal" w:hAnsi="思源黑体 CN Normal"/>
+                <w:color w:val="000000" w:themeColor="text1"/>
+                <w:sz w:val="17"/>
+                <w:szCs w:val="17"/>
+              </w:rPr>
+              <w:t>{%p endif%}</w:t>
+            </w:r>
+          </w:p>
+          <w:p>
+            <w:pPr>
+              <w:jc w:val="center"/>
+              <w:rPr>
+                <w:rFonts w:ascii="思源黑体 CN Normal" w:eastAsia="思源黑体 CN Normal" w:hAnsi="思源黑体 CN Normal"/>
                 <w:color w:val="FF0000"/>
-                <w:sz w:val="17"/>
-                <w:szCs w:val="17"/>
-              </w:rPr>
-            </w:pPr>
-            <w:r>
-              <w:rPr>
-                <w:rFonts w:ascii="思源黑体 CN Normal" w:eastAsia="思源黑体 CN Normal" w:hAnsi="思源黑体 CN Normal" w:cs="思源黑体 CN Light"/>
-                <w:bCs/>
-                <w:iCs/>
-                <w:color w:val="FF0000"/>
-                <w:sz w:val="17"/>
-                <w:szCs w:val="17"/>
-              </w:rPr>
-              <w:t xml:space="preserve">{%p if </w:t>
-            </w:r>
-            <w:proofErr w:type="spellStart"/>
-            <w:proofErr w:type="gramStart"/>
-            <w:r>
-              <w:rPr>
-                <w:rFonts w:ascii="思源黑体 CN Normal" w:eastAsia="思源黑体 CN Normal" w:hAnsi="思源黑体 CN Normal" w:cs="思源黑体 CN Light"/>
-                <w:bCs/>
-                <w:iCs/>
-                <w:color w:val="FF0000"/>
-                <w:sz w:val="17"/>
-                <w:szCs w:val="17"/>
-              </w:rPr>
-              <w:t>a.type</w:t>
-            </w:r>
-            <w:proofErr w:type="spellEnd"/>
-            <w:proofErr w:type="gramEnd"/>
-            <w:r>
-              <w:rPr>
-                <w:rFonts w:ascii="思源黑体 CN Normal" w:eastAsia="思源黑体 CN Normal" w:hAnsi="思源黑体 CN Normal" w:cs="思源黑体 CN Light"/>
-                <w:bCs/>
-                <w:iCs/>
-                <w:color w:val="FF0000"/>
-                <w:sz w:val="17"/>
-                <w:szCs w:val="17"/>
-              </w:rPr>
-              <w:t xml:space="preserve"> == “Loss”%}</w:t>
-            </w:r>
-          </w:p>
-          <w:p>
-            <w:pPr>
-              <w:jc w:val="center"/>
-              <w:rPr>
-                <w:rFonts w:ascii="思源黑体 CN Normal" w:eastAsia="思源黑体 CN Normal" w:hAnsi="思源黑体 CN Normal" w:cs="思源黑体 CN Light"/>
-                <w:bCs/>
-                <w:iCs/>
-                <w:color w:val="FF0000"/>
-                <w:sz w:val="17"/>
-                <w:szCs w:val="17"/>
-              </w:rPr>
-            </w:pPr>
-            <w:r>
-              <w:rPr>
-                <w:rFonts w:ascii="思源黑体 CN Normal" w:eastAsia="思源黑体 CN Normal" w:hAnsi="思源黑体 CN Normal" w:cs="思源黑体 CN Light"/>
-                <w:bCs/>
-                <w:iCs/>
-                <w:color w:val="FF0000"/>
-                <w:sz w:val="17"/>
-                <w:szCs w:val="17"/>
-              </w:rPr>
-              <w:t xml:space="preserve">{%p if </w:t>
-            </w:r>
-            <w:proofErr w:type="spellStart"/>
-            <w:r>
-              <w:rPr>
-                <w:rFonts w:ascii="思源黑体 CN Normal" w:eastAsia="思源黑体 CN Normal" w:hAnsi="思源黑体 CN Normal" w:cs="思源黑体 CN Light"/>
-                <w:bCs/>
-                <w:iCs/>
-                <w:color w:val="FF0000"/>
-                <w:sz w:val="17"/>
-                <w:szCs w:val="17"/>
-              </w:rPr>
-              <w:t>a.cnv_type</w:t>
-            </w:r>
-            <w:proofErr w:type="spellEnd"/>
-            <w:r>
-              <w:rPr>
-                <w:rFonts w:ascii="思源黑体 CN Normal" w:eastAsia="思源黑体 CN Normal" w:hAnsi="思源黑体 CN Normal" w:cs="思源黑体 CN Light"/>
-                <w:bCs/>
-                <w:iCs/>
-                <w:color w:val="FF0000"/>
-                <w:sz w:val="17"/>
-                <w:szCs w:val="17"/>
-              </w:rPr>
-              <w:t xml:space="preserve"> == “</w:t>
-            </w:r>
-            <w:proofErr w:type="spellStart"/>
-            <w:proofErr w:type="gramStart"/>
-            <w:r>
-              <w:rPr>
-                <w:rFonts w:ascii="思源黑体 CN Normal" w:eastAsia="思源黑体 CN Normal" w:hAnsi="思源黑体 CN Normal" w:cs="思源黑体 CN Light"/>
-                <w:bCs/>
-                <w:iCs/>
-                <w:color w:val="FF0000"/>
-                <w:sz w:val="17"/>
-                <w:szCs w:val="17"/>
-              </w:rPr>
-              <w:t>HeteDel</w:t>
-            </w:r>
-            <w:proofErr w:type="spellEnd"/>
-            <w:r>
-              <w:rPr>
-                <w:rFonts w:ascii="思源黑体 CN Normal" w:eastAsia="思源黑体 CN Normal" w:hAnsi="思源黑体 CN Normal" w:cs="思源黑体 CN Light"/>
-                <w:bCs/>
-                <w:iCs/>
-                <w:color w:val="FF0000"/>
-                <w:sz w:val="17"/>
-                <w:szCs w:val="17"/>
-              </w:rPr>
-              <w:t>”%</w:t>
-            </w:r>
-            <w:proofErr w:type="gramEnd"/>
-            <w:r>
-              <w:rPr>
-                <w:rFonts w:ascii="思源黑体 CN Normal" w:eastAsia="思源黑体 CN Normal" w:hAnsi="思源黑体 CN Normal" w:cs="思源黑体 CN Light"/>
-                <w:bCs/>
-                <w:iCs/>
-                <w:color w:val="FF0000"/>
-                <w:sz w:val="17"/>
-                <w:szCs w:val="17"/>
-              </w:rPr>
-              <w:t>}</w:t>
-            </w:r>
-          </w:p>
-          <w:p>
-            <w:pPr>
-              <w:jc w:val="center"/>
-              <w:rPr>
-                <w:rFonts w:ascii="思源黑体 CN Normal" w:eastAsia="思源黑体 CN Normal" w:hAnsi="思源黑体 CN Normal" w:cs="思源黑体 CN Light"/>
-                <w:bCs/>
-                <w:iCs/>
-                <w:color w:val="FF0000"/>
-                <w:sz w:val="17"/>
-                <w:szCs w:val="17"/>
-              </w:rPr>
-            </w:pPr>
-            <w:r>
-              <w:rPr>
-                <w:rFonts w:ascii="思源黑体 CN Normal" w:eastAsia="思源黑体 CN Normal" w:hAnsi="思源黑体 CN Normal" w:cs="思源黑体 CN Light" w:hint="eastAsia"/>
-                <w:bCs/>
-                <w:iCs/>
-                <w:color w:val="FF0000"/>
-                <w:sz w:val="17"/>
-                <w:szCs w:val="17"/>
-              </w:rPr>
-              <w:t>杂合</w:t>
-            </w:r>
-          </w:p>
-          <w:p>
-            <w:pPr>
-              <w:jc w:val="center"/>
-              <w:rPr>
-                <w:rFonts w:ascii="思源黑体 CN Normal" w:eastAsia="思源黑体 CN Normal" w:hAnsi="思源黑体 CN Normal" w:cs="思源黑体 CN Light"/>
-                <w:bCs/>
-                <w:iCs/>
-                <w:color w:val="FF0000"/>
-                <w:sz w:val="17"/>
-                <w:szCs w:val="17"/>
-              </w:rPr>
-            </w:pPr>
-            <w:r>
-              <w:rPr>
-                <w:rFonts w:ascii="思源黑体 CN Normal" w:eastAsia="思源黑体 CN Normal" w:hAnsi="思源黑体 CN Normal" w:cs="思源黑体 CN Light"/>
-                <w:bCs/>
-                <w:iCs/>
-                <w:color w:val="FF0000"/>
-                <w:sz w:val="17"/>
-                <w:szCs w:val="17"/>
-              </w:rPr>
-              <w:t xml:space="preserve">{%p </w:t>
-            </w:r>
-            <w:proofErr w:type="spellStart"/>
-            <w:r>
-              <w:rPr>
-                <w:rFonts w:ascii="思源黑体 CN Normal" w:eastAsia="思源黑体 CN Normal" w:hAnsi="思源黑体 CN Normal" w:cs="思源黑体 CN Light"/>
-                <w:bCs/>
-                <w:iCs/>
-                <w:color w:val="FF0000"/>
-                <w:sz w:val="17"/>
-                <w:szCs w:val="17"/>
-              </w:rPr>
-              <w:t>elif</w:t>
-            </w:r>
-            <w:proofErr w:type="spellEnd"/>
-            <w:r>
-              <w:rPr>
-                <w:rFonts w:ascii="思源黑体 CN Normal" w:eastAsia="思源黑体 CN Normal" w:hAnsi="思源黑体 CN Normal" w:cs="思源黑体 CN Light"/>
-                <w:bCs/>
-                <w:iCs/>
-                <w:color w:val="FF0000"/>
-                <w:sz w:val="17"/>
-                <w:szCs w:val="17"/>
-              </w:rPr>
-              <w:t xml:space="preserve"> </w:t>
-            </w:r>
-            <w:proofErr w:type="spellStart"/>
-            <w:r>
-              <w:rPr>
-                <w:rFonts w:ascii="思源黑体 CN Normal" w:eastAsia="思源黑体 CN Normal" w:hAnsi="思源黑体 CN Normal" w:cs="思源黑体 CN Light"/>
-                <w:bCs/>
-                <w:iCs/>
-                <w:color w:val="FF0000"/>
-                <w:sz w:val="17"/>
-                <w:szCs w:val="17"/>
-              </w:rPr>
-              <w:t>a.cnv_type</w:t>
-            </w:r>
-            <w:proofErr w:type="spellEnd"/>
-            <w:r>
-              <w:rPr>
-                <w:rFonts w:ascii="思源黑体 CN Normal" w:eastAsia="思源黑体 CN Normal" w:hAnsi="思源黑体 CN Normal" w:cs="思源黑体 CN Light"/>
-                <w:bCs/>
-                <w:iCs/>
-                <w:color w:val="FF0000"/>
-                <w:sz w:val="17"/>
-                <w:szCs w:val="17"/>
-              </w:rPr>
-              <w:t xml:space="preserve"> == “</w:t>
-            </w:r>
-            <w:proofErr w:type="spellStart"/>
-            <w:proofErr w:type="gramStart"/>
-            <w:r>
-              <w:rPr>
-                <w:rFonts w:ascii="思源黑体 CN Normal" w:eastAsia="思源黑体 CN Normal" w:hAnsi="思源黑体 CN Normal" w:cs="思源黑体 CN Light"/>
-                <w:bCs/>
-                <w:iCs/>
-                <w:color w:val="FF0000"/>
-                <w:sz w:val="17"/>
-                <w:szCs w:val="17"/>
-              </w:rPr>
-              <w:t>HomoDel</w:t>
-            </w:r>
-            <w:proofErr w:type="spellEnd"/>
-            <w:r>
-              <w:rPr>
-                <w:rFonts w:ascii="思源黑体 CN Normal" w:eastAsia="思源黑体 CN Normal" w:hAnsi="思源黑体 CN Normal" w:cs="思源黑体 CN Light"/>
-                <w:bCs/>
-                <w:iCs/>
-                <w:color w:val="FF0000"/>
-                <w:sz w:val="17"/>
-                <w:szCs w:val="17"/>
-              </w:rPr>
-              <w:t>”%</w:t>
-            </w:r>
-            <w:proofErr w:type="gramEnd"/>
-            <w:r>
-              <w:rPr>
-                <w:rFonts w:ascii="思源黑体 CN Normal" w:eastAsia="思源黑体 CN Normal" w:hAnsi="思源黑体 CN Normal" w:cs="思源黑体 CN Light"/>
-                <w:bCs/>
-                <w:iCs/>
-                <w:color w:val="FF0000"/>
-                <w:sz w:val="17"/>
-                <w:szCs w:val="17"/>
-              </w:rPr>
-              <w:t>}</w:t>
-            </w:r>
-          </w:p>
-          <w:p>
-            <w:pPr>
-              <w:jc w:val="center"/>
-              <w:rPr>
-                <w:rFonts w:ascii="思源黑体 CN Normal" w:eastAsia="思源黑体 CN Normal" w:hAnsi="思源黑体 CN Normal" w:cs="思源黑体 CN Light"/>
-                <w:bCs/>
-                <w:iCs/>
-                <w:color w:val="FF0000"/>
-                <w:sz w:val="17"/>
-                <w:szCs w:val="17"/>
-              </w:rPr>
-            </w:pPr>
-            <w:r>
-              <w:rPr>
-                <w:rFonts w:ascii="思源黑体 CN Normal" w:eastAsia="思源黑体 CN Normal" w:hAnsi="思源黑体 CN Normal" w:cs="思源黑体 CN Light" w:hint="eastAsia"/>
-                <w:bCs/>
-                <w:iCs/>
-                <w:color w:val="FF0000"/>
-                <w:sz w:val="17"/>
-                <w:szCs w:val="17"/>
-              </w:rPr>
-              <w:t>纯合</w:t>
-            </w:r>
-          </w:p>
-          <w:p>
-            <w:pPr>
-              <w:jc w:val="center"/>
-              <w:rPr>
-                <w:rFonts w:ascii="思源黑体 CN Normal" w:eastAsia="思源黑体 CN Normal" w:hAnsi="思源黑体 CN Normal" w:cs="思源黑体 CN Light"/>
-                <w:bCs/>
-                <w:iCs/>
-                <w:color w:val="FF0000"/>
-                <w:sz w:val="17"/>
-                <w:szCs w:val="17"/>
-              </w:rPr>
-            </w:pPr>
-            <w:r>
-              <w:rPr>
-                <w:rFonts w:ascii="思源黑体 CN Normal" w:eastAsia="思源黑体 CN Normal" w:hAnsi="思源黑体 CN Normal" w:cs="思源黑体 CN Light"/>
-                <w:bCs/>
-                <w:iCs/>
-                <w:color w:val="FF0000"/>
-                <w:sz w:val="17"/>
-                <w:szCs w:val="17"/>
-              </w:rPr>
-              <w:t>{%p else%}</w:t>
-            </w:r>
-          </w:p>
-          <w:p>
-            <w:pPr>
-              <w:jc w:val="center"/>
-              <w:rPr>
-                <w:rFonts w:ascii="思源黑体 CN Normal" w:eastAsia="思源黑体 CN Normal" w:hAnsi="思源黑体 CN Normal" w:cs="思源黑体 CN Light"/>
-                <w:bCs/>
-                <w:iCs/>
-                <w:color w:val="FF0000"/>
-                <w:sz w:val="17"/>
-                <w:szCs w:val="17"/>
-              </w:rPr>
-            </w:pPr>
-            <w:r>
-              <w:rPr>
-                <w:rFonts w:ascii="思源黑体 CN Normal" w:eastAsia="思源黑体 CN Normal" w:hAnsi="思源黑体 CN Normal" w:cs="思源黑体 CN Light"/>
-                <w:bCs/>
-                <w:iCs/>
-                <w:color w:val="FF0000"/>
-                <w:sz w:val="17"/>
-                <w:szCs w:val="17"/>
-              </w:rPr>
-              <w:t>/</w:t>
-            </w:r>
-          </w:p>
-          <w:p>
-            <w:pPr>
-              <w:jc w:val="center"/>
-              <w:rPr>
-                <w:rFonts w:ascii="思源黑体 CN Normal" w:eastAsia="思源黑体 CN Normal" w:hAnsi="思源黑体 CN Normal" w:cs="思源黑体 CN Light"/>
-                <w:bCs/>
-                <w:iCs/>
-                <w:color w:val="FF0000"/>
-                <w:sz w:val="17"/>
-                <w:szCs w:val="17"/>
-              </w:rPr>
-            </w:pPr>
-            <w:r>
-              <w:rPr>
-                <w:rFonts w:ascii="思源黑体 CN Normal" w:eastAsia="思源黑体 CN Normal" w:hAnsi="思源黑体 CN Normal" w:cs="思源黑体 CN Light"/>
-                <w:bCs/>
-                <w:iCs/>
-                <w:color w:val="FF0000"/>
-                <w:sz w:val="17"/>
-                <w:szCs w:val="17"/>
-              </w:rPr>
-              <w:t>{%p endif%}</w:t>
-            </w:r>
-          </w:p>
-          <w:p>
-            <w:pPr>
-              <w:jc w:val="center"/>
-              <w:rPr>
-                <w:rFonts w:ascii="思源黑体 CN Normal" w:eastAsia="思源黑体 CN Normal" w:hAnsi="思源黑体 CN Normal" w:cs="思源黑体 CN Light"/>
-                <w:bCs/>
-                <w:iCs/>
-                <w:color w:val="FF0000"/>
-                <w:sz w:val="17"/>
-                <w:szCs w:val="17"/>
-              </w:rPr>
-            </w:pPr>
-            <w:r>
-              <w:rPr>
-                <w:rFonts w:ascii="思源黑体 CN Normal" w:eastAsia="思源黑体 CN Normal" w:hAnsi="思源黑体 CN Normal" w:cs="思源黑体 CN Light"/>
-                <w:bCs/>
-                <w:iCs/>
-                <w:color w:val="FF0000"/>
-                <w:sz w:val="17"/>
-                <w:szCs w:val="17"/>
-              </w:rPr>
-              <w:t xml:space="preserve">{%p </w:t>
-            </w:r>
-            <w:proofErr w:type="spellStart"/>
-            <w:r>
-              <w:rPr>
-                <w:rFonts w:ascii="思源黑体 CN Normal" w:eastAsia="思源黑体 CN Normal" w:hAnsi="思源黑体 CN Normal" w:cs="思源黑体 CN Light"/>
-                <w:bCs/>
-                <w:iCs/>
-                <w:color w:val="FF0000"/>
-                <w:sz w:val="17"/>
-                <w:szCs w:val="17"/>
-              </w:rPr>
-              <w:t>elif</w:t>
-            </w:r>
-            <w:proofErr w:type="spellEnd"/>
-            <w:r>
-              <w:rPr>
-                <w:rFonts w:ascii="思源黑体 CN Normal" w:eastAsia="思源黑体 CN Normal" w:hAnsi="思源黑体 CN Normal" w:cs="思源黑体 CN Light"/>
-                <w:bCs/>
-                <w:iCs/>
-                <w:color w:val="FF0000"/>
-                <w:sz w:val="17"/>
-                <w:szCs w:val="17"/>
-              </w:rPr>
-              <w:t xml:space="preserve"> </w:t>
-            </w:r>
-            <w:proofErr w:type="spellStart"/>
-            <w:proofErr w:type="gramStart"/>
-            <w:r>
-              <w:rPr>
-                <w:rFonts w:ascii="思源黑体 CN Normal" w:eastAsia="思源黑体 CN Normal" w:hAnsi="思源黑体 CN Normal" w:cs="思源黑体 CN Light"/>
-                <w:bCs/>
-                <w:iCs/>
-                <w:color w:val="FF0000"/>
-                <w:sz w:val="17"/>
-                <w:szCs w:val="17"/>
-              </w:rPr>
-              <w:t>a.type</w:t>
-            </w:r>
-            <w:proofErr w:type="spellEnd"/>
-            <w:proofErr w:type="gramEnd"/>
-            <w:r>
-              <w:rPr>
-                <w:rFonts w:ascii="思源黑体 CN Normal" w:eastAsia="思源黑体 CN Normal" w:hAnsi="思源黑体 CN Normal" w:cs="思源黑体 CN Light"/>
-                <w:bCs/>
-                <w:iCs/>
-                <w:color w:val="FF0000"/>
-                <w:sz w:val="17"/>
-                <w:szCs w:val="17"/>
-              </w:rPr>
-              <w:t xml:space="preserve"> == “Gain”%}</w:t>
-            </w:r>
-          </w:p>
-          <w:p>
-            <w:pPr>
-              <w:jc w:val="center"/>
-              <w:rPr>
-                <w:rFonts w:ascii="思源黑体 CN Normal" w:eastAsia="思源黑体 CN Normal" w:hAnsi="思源黑体 CN Normal" w:cs="思源黑体 CN Light"/>
-                <w:bCs/>
-                <w:iCs/>
-                <w:color w:val="FF0000"/>
-                <w:sz w:val="17"/>
-                <w:szCs w:val="17"/>
-              </w:rPr>
-            </w:pPr>
-            <w:r>
-              <w:rPr>
-                <w:rFonts w:ascii="思源黑体 CN Normal" w:eastAsia="思源黑体 CN Normal" w:hAnsi="思源黑体 CN Normal" w:cs="思源黑体 CN Light"/>
-                <w:bCs/>
-                <w:iCs/>
-                <w:color w:val="FF0000"/>
-                <w:sz w:val="17"/>
-                <w:szCs w:val="17"/>
-              </w:rPr>
-              <w:t>/</w:t>
-            </w:r>
-          </w:p>
-          <w:p>
-            <w:pPr>
-              <w:jc w:val="center"/>
-              <w:rPr>
-                <w:rFonts w:ascii="思源黑体 CN Normal" w:eastAsia="思源黑体 CN Normal" w:hAnsi="思源黑体 CN Normal" w:cs="思源黑体 CN Light"/>
-                <w:bCs/>
-                <w:iCs/>
-                <w:color w:val="FF0000"/>
-                <w:sz w:val="17"/>
-                <w:szCs w:val="17"/>
-              </w:rPr>
-            </w:pPr>
-            <w:r>
-              <w:rPr>
-                <w:rFonts w:ascii="思源黑体 CN Normal" w:eastAsia="思源黑体 CN Normal" w:hAnsi="思源黑体 CN Normal" w:cs="思源黑体 CN Light"/>
-                <w:bCs/>
-                <w:iCs/>
-                <w:color w:val="FF0000"/>
-                <w:sz w:val="17"/>
-                <w:szCs w:val="17"/>
-              </w:rPr>
-              <w:t>{%p else%}</w:t>
-            </w:r>
-          </w:p>
-          <w:p>
-            <w:pPr>
-              <w:jc w:val="center"/>
-              <w:rPr>
-                <w:rFonts w:ascii="思源黑体 CN Normal" w:eastAsia="思源黑体 CN Normal" w:hAnsi="思源黑体 CN Normal"/>
-                <w:color w:val="FF0000"/>
-                <w:sz w:val="17"/>
-                <w:szCs w:val="17"/>
-              </w:rPr>
-            </w:pPr>
-            <w:r>
-              <w:rPr>
-                <w:rFonts w:ascii="思源黑体 CN Normal" w:eastAsia="思源黑体 CN Normal" w:hAnsi="思源黑体 CN Normal"/>
-                <w:color w:val="FF0000"/>
-                <w:sz w:val="17"/>
-                <w:szCs w:val="17"/>
-              </w:rPr>
-              <w:t xml:space="preserve">{%if </w:t>
-            </w:r>
-            <w:proofErr w:type="spellStart"/>
-            <w:r>
-              <w:rPr>
-                <w:rFonts w:ascii="思源黑体 CN Normal" w:eastAsia="思源黑体 CN Normal" w:hAnsi="思源黑体 CN Normal"/>
-                <w:color w:val="FF0000"/>
-                <w:sz w:val="17"/>
-                <w:szCs w:val="17"/>
-              </w:rPr>
-              <w:t>a.freq</w:t>
-            </w:r>
-            <w:proofErr w:type="spellEnd"/>
-            <w:r>
-              <w:rPr>
-                <w:rFonts w:ascii="思源黑体 CN Normal" w:eastAsia="思源黑体 CN Normal" w:hAnsi="思源黑体 CN Normal"/>
-                <w:color w:val="FF0000"/>
-                <w:sz w:val="17"/>
-                <w:szCs w:val="17"/>
-              </w:rPr>
-              <w:t xml:space="preserve"> </w:t>
-            </w:r>
-            <w:r>
-              <w:rPr>
-                <w:rFonts w:ascii="思源黑体 CN Normal" w:eastAsia="思源黑体 CN Normal" w:hAnsi="思源黑体 CN Normal"/>
-                <w:color w:val="FF0000"/>
-                <w:sz w:val="17"/>
-                <w:szCs w:val="17"/>
-              </w:rPr>
-              <w:lastRenderedPageBreak/>
-              <w:t>&gt;</w:t>
-            </w:r>
-            <w:r>
-              <w:rPr>
-                <w:rFonts w:ascii="思源黑体 CN Normal" w:eastAsia="思源黑体 CN Normal" w:hAnsi="思源黑体 CN Normal" w:hint="eastAsia"/>
-                <w:color w:val="FF0000"/>
-                <w:sz w:val="17"/>
-                <w:szCs w:val="17"/>
-              </w:rPr>
-              <w:t>=</w:t>
-            </w:r>
-            <w:r>
-              <w:rPr>
-                <w:rFonts w:ascii="思源黑体 CN Normal" w:eastAsia="思源黑体 CN Normal" w:hAnsi="思源黑体 CN Normal"/>
-                <w:color w:val="FF0000"/>
-                <w:sz w:val="17"/>
-                <w:szCs w:val="17"/>
-              </w:rPr>
-              <w:t>0.</w:t>
-            </w:r>
-            <w:r>
-              <w:rPr>
-                <w:rFonts w:ascii="思源黑体 CN Normal" w:eastAsia="思源黑体 CN Normal" w:hAnsi="思源黑体 CN Normal" w:hint="eastAsia"/>
-                <w:color w:val="FF0000"/>
-                <w:sz w:val="17"/>
-                <w:szCs w:val="17"/>
-              </w:rPr>
-              <w:t>85</w:t>
-            </w:r>
-            <w:r>
-              <w:rPr>
-                <w:rFonts w:ascii="思源黑体 CN Normal" w:eastAsia="思源黑体 CN Normal" w:hAnsi="思源黑体 CN Normal"/>
-                <w:color w:val="FF0000"/>
-                <w:sz w:val="17"/>
-                <w:szCs w:val="17"/>
-              </w:rPr>
-              <w:t>%}纯合</w:t>
-            </w:r>
-            <w:r>
-              <w:rPr>
-                <w:rFonts w:ascii="思源黑体 CN Normal" w:eastAsia="思源黑体 CN Normal" w:hAnsi="思源黑体 CN Normal" w:hint="eastAsia"/>
-                <w:color w:val="FF0000"/>
-                <w:sz w:val="17"/>
-                <w:szCs w:val="17"/>
-              </w:rPr>
-              <w:t>{%else%}</w:t>
-            </w:r>
-            <w:r>
-              <w:rPr>
-                <w:rFonts w:ascii="思源黑体 CN Normal" w:eastAsia="思源黑体 CN Normal" w:hAnsi="思源黑体 CN Normal"/>
-                <w:color w:val="FF0000"/>
-                <w:sz w:val="17"/>
-                <w:szCs w:val="17"/>
-              </w:rPr>
-              <w:t>杂合{%endif%}</w:t>
-            </w:r>
-          </w:p>
-          <w:p>
-            <w:pPr>
-              <w:jc w:val="center"/>
-              <w:rPr>
-                <w:rFonts w:ascii="思源黑体 CN Normal" w:eastAsia="思源黑体 CN Normal" w:hAnsi="思源黑体 CN Normal"/>
-                <w:color w:val="FF0000"/>
-                <w:sz w:val="17"/>
-                <w:szCs w:val="17"/>
-              </w:rPr>
-            </w:pPr>
-            <w:r>
-              <w:rPr>
-                <w:rFonts w:ascii="思源黑体 CN Normal" w:eastAsia="思源黑体 CN Normal" w:hAnsi="思源黑体 CN Normal" w:hint="eastAsia"/>
-                <w:color w:val="FF0000"/>
-                <w:sz w:val="17"/>
-                <w:szCs w:val="17"/>
-              </w:rPr>
-              <w:t>{</w:t>
-            </w:r>
-            <w:r>
-              <w:rPr>
-                <w:rFonts w:ascii="思源黑体 CN Normal" w:eastAsia="思源黑体 CN Normal" w:hAnsi="思源黑体 CN Normal"/>
-                <w:color w:val="FF0000"/>
-                <w:sz w:val="17"/>
-                <w:szCs w:val="17"/>
-              </w:rPr>
-              <w:t>%p endif%}</w:t>
-            </w:r>
-          </w:p>
-          <w:p>
-            <w:pPr>
-              <w:jc w:val="center"/>
-              <w:rPr>
-                <w:rFonts w:ascii="思源黑体 CN Normal" w:eastAsia="思源黑体 CN Normal" w:hAnsi="思源黑体 CN Normal" w:cs="思源黑体 CN Light"/>
-                <w:bCs/>
-                <w:iCs/>
-                <w:color w:val="000000" w:themeColor="text1"/>
                 <w:sz w:val="17"/>
                 <w:szCs w:val="17"/>
               </w:rPr>
@@ -5825,263 +4360,6 @@
                 <w:sz w:val="17"/>
                 <w:szCs w:val="17"/>
               </w:rPr>
-              <w:t>{</w:t>
-            </w:r>
-            <w:r>
-              <w:rPr>
-                <w:rFonts w:ascii="思源黑体 CN Normal" w:eastAsia="思源黑体 CN Normal" w:hAnsi="思源黑体 CN Normal" w:cs="思源黑体 CN Light"/>
-                <w:bCs/>
-                <w:iCs/>
-                <w:color w:val="000000" w:themeColor="text1"/>
-                <w:sz w:val="17"/>
-                <w:szCs w:val="17"/>
-              </w:rPr>
-              <w:t>%p else%}</w:t>
-            </w:r>
-          </w:p>
-          <w:p>
-            <w:pPr>
-              <w:jc w:val="center"/>
-              <w:rPr>
-                <w:rFonts w:ascii="思源黑体 CN Normal" w:eastAsia="思源黑体 CN Normal" w:hAnsi="思源黑体 CN Normal"/>
-                <w:color w:val="000000" w:themeColor="text1"/>
-                <w:sz w:val="17"/>
-                <w:szCs w:val="17"/>
-              </w:rPr>
-            </w:pPr>
-            <w:r>
-              <w:rPr>
-                <w:rFonts w:ascii="思源黑体 CN Normal" w:eastAsia="思源黑体 CN Normal" w:hAnsi="思源黑体 CN Normal"/>
-                <w:color w:val="000000" w:themeColor="text1"/>
-                <w:sz w:val="17"/>
-                <w:szCs w:val="17"/>
-              </w:rPr>
-              <w:t xml:space="preserve">{%p if </w:t>
-            </w:r>
-            <w:proofErr w:type="spellStart"/>
-            <w:proofErr w:type="gramStart"/>
-            <w:r>
-              <w:rPr>
-                <w:rFonts w:ascii="思源黑体 CN Normal" w:eastAsia="思源黑体 CN Normal" w:hAnsi="思源黑体 CN Normal"/>
-                <w:color w:val="000000" w:themeColor="text1"/>
-                <w:sz w:val="17"/>
-                <w:szCs w:val="17"/>
-              </w:rPr>
-              <w:t>a.type</w:t>
-            </w:r>
-            <w:proofErr w:type="spellEnd"/>
-            <w:proofErr w:type="gramEnd"/>
-            <w:r>
-              <w:rPr>
-                <w:rFonts w:ascii="思源黑体 CN Normal" w:eastAsia="思源黑体 CN Normal" w:hAnsi="思源黑体 CN Normal"/>
-                <w:color w:val="000000" w:themeColor="text1"/>
-                <w:sz w:val="17"/>
-                <w:szCs w:val="17"/>
-              </w:rPr>
-              <w:t xml:space="preserve"> == “Loss”%}</w:t>
-            </w:r>
-          </w:p>
-          <w:p>
-            <w:pPr>
-              <w:jc w:val="center"/>
-              <w:rPr>
-                <w:rFonts w:ascii="思源黑体 CN Normal" w:eastAsia="思源黑体 CN Normal" w:hAnsi="思源黑体 CN Normal"/>
-                <w:color w:val="000000" w:themeColor="text1"/>
-                <w:sz w:val="17"/>
-                <w:szCs w:val="17"/>
-              </w:rPr>
-            </w:pPr>
-            <w:r>
-              <w:rPr>
-                <w:rFonts w:ascii="思源黑体 CN Normal" w:eastAsia="思源黑体 CN Normal" w:hAnsi="思源黑体 CN Normal"/>
-                <w:color w:val="000000" w:themeColor="text1"/>
-                <w:sz w:val="17"/>
-                <w:szCs w:val="17"/>
-              </w:rPr>
-              <w:t>/</w:t>
-            </w:r>
-          </w:p>
-          <w:p>
-            <w:pPr>
-              <w:jc w:val="center"/>
-              <w:rPr>
-                <w:rFonts w:ascii="思源黑体 CN Normal" w:eastAsia="思源黑体 CN Normal" w:hAnsi="思源黑体 CN Normal"/>
-                <w:color w:val="000000" w:themeColor="text1"/>
-                <w:sz w:val="17"/>
-                <w:szCs w:val="17"/>
-              </w:rPr>
-            </w:pPr>
-            <w:r>
-              <w:rPr>
-                <w:rFonts w:ascii="思源黑体 CN Normal" w:eastAsia="思源黑体 CN Normal" w:hAnsi="思源黑体 CN Normal"/>
-                <w:color w:val="000000" w:themeColor="text1"/>
-                <w:sz w:val="17"/>
-                <w:szCs w:val="17"/>
-              </w:rPr>
-              <w:t xml:space="preserve">{%p </w:t>
-            </w:r>
-            <w:proofErr w:type="spellStart"/>
-            <w:r>
-              <w:rPr>
-                <w:rFonts w:ascii="思源黑体 CN Normal" w:eastAsia="思源黑体 CN Normal" w:hAnsi="思源黑体 CN Normal"/>
-                <w:color w:val="000000" w:themeColor="text1"/>
-                <w:sz w:val="17"/>
-                <w:szCs w:val="17"/>
-              </w:rPr>
-              <w:t>elif</w:t>
-            </w:r>
-            <w:proofErr w:type="spellEnd"/>
-            <w:r>
-              <w:rPr>
-                <w:rFonts w:ascii="思源黑体 CN Normal" w:eastAsia="思源黑体 CN Normal" w:hAnsi="思源黑体 CN Normal"/>
-                <w:color w:val="000000" w:themeColor="text1"/>
-                <w:sz w:val="17"/>
-                <w:szCs w:val="17"/>
-              </w:rPr>
-              <w:t xml:space="preserve"> </w:t>
-            </w:r>
-            <w:proofErr w:type="spellStart"/>
-            <w:proofErr w:type="gramStart"/>
-            <w:r>
-              <w:rPr>
-                <w:rFonts w:ascii="思源黑体 CN Normal" w:eastAsia="思源黑体 CN Normal" w:hAnsi="思源黑体 CN Normal"/>
-                <w:color w:val="000000" w:themeColor="text1"/>
-                <w:sz w:val="17"/>
-                <w:szCs w:val="17"/>
-              </w:rPr>
-              <w:t>a.type</w:t>
-            </w:r>
-            <w:proofErr w:type="spellEnd"/>
-            <w:proofErr w:type="gramEnd"/>
-            <w:r>
-              <w:rPr>
-                <w:rFonts w:ascii="思源黑体 CN Normal" w:eastAsia="思源黑体 CN Normal" w:hAnsi="思源黑体 CN Normal"/>
-                <w:color w:val="000000" w:themeColor="text1"/>
-                <w:sz w:val="17"/>
-                <w:szCs w:val="17"/>
-              </w:rPr>
-              <w:t xml:space="preserve"> == “Gain”%}</w:t>
-            </w:r>
-          </w:p>
-          <w:p>
-            <w:pPr>
-              <w:jc w:val="center"/>
-              <w:rPr>
-                <w:rFonts w:ascii="思源黑体 CN Normal" w:eastAsia="思源黑体 CN Normal" w:hAnsi="思源黑体 CN Normal"/>
-                <w:color w:val="000000" w:themeColor="text1"/>
-                <w:sz w:val="17"/>
-                <w:szCs w:val="17"/>
-              </w:rPr>
-            </w:pPr>
-            <w:r>
-              <w:rPr>
-                <w:rFonts w:ascii="思源黑体 CN Normal" w:eastAsia="思源黑体 CN Normal" w:hAnsi="思源黑体 CN Normal"/>
-                <w:color w:val="000000" w:themeColor="text1"/>
-                <w:sz w:val="17"/>
-                <w:szCs w:val="17"/>
-              </w:rPr>
-              <w:t>/</w:t>
-            </w:r>
-          </w:p>
-          <w:p>
-            <w:pPr>
-              <w:jc w:val="center"/>
-              <w:rPr>
-                <w:rFonts w:ascii="思源黑体 CN Normal" w:eastAsia="思源黑体 CN Normal" w:hAnsi="思源黑体 CN Normal"/>
-                <w:color w:val="000000" w:themeColor="text1"/>
-                <w:sz w:val="17"/>
-                <w:szCs w:val="17"/>
-              </w:rPr>
-            </w:pPr>
-            <w:r>
-              <w:rPr>
-                <w:rFonts w:ascii="思源黑体 CN Normal" w:eastAsia="思源黑体 CN Normal" w:hAnsi="思源黑体 CN Normal"/>
-                <w:color w:val="000000" w:themeColor="text1"/>
-                <w:sz w:val="17"/>
-                <w:szCs w:val="17"/>
-              </w:rPr>
-              <w:t>{%p else%}</w:t>
-            </w:r>
-          </w:p>
-          <w:p>
-            <w:pPr>
-              <w:jc w:val="center"/>
-              <w:rPr>
-                <w:rFonts w:ascii="思源黑体 CN Normal" w:eastAsia="思源黑体 CN Normal" w:hAnsi="思源黑体 CN Normal"/>
-                <w:color w:val="000000" w:themeColor="text1"/>
-                <w:sz w:val="17"/>
-                <w:szCs w:val="17"/>
-              </w:rPr>
-            </w:pPr>
-            <w:r>
-              <w:rPr>
-                <w:rFonts w:ascii="思源黑体 CN Normal" w:eastAsia="思源黑体 CN Normal" w:hAnsi="思源黑体 CN Normal"/>
-                <w:color w:val="000000" w:themeColor="text1"/>
-                <w:sz w:val="17"/>
-                <w:szCs w:val="17"/>
-              </w:rPr>
-              <w:t xml:space="preserve">{%if </w:t>
-            </w:r>
-            <w:proofErr w:type="spellStart"/>
-            <w:r>
-              <w:rPr>
-                <w:rFonts w:ascii="思源黑体 CN Normal" w:eastAsia="思源黑体 CN Normal" w:hAnsi="思源黑体 CN Normal"/>
-                <w:color w:val="000000" w:themeColor="text1"/>
-                <w:sz w:val="17"/>
-                <w:szCs w:val="17"/>
-              </w:rPr>
-              <w:t>a.freq</w:t>
-            </w:r>
-            <w:proofErr w:type="spellEnd"/>
-            <w:r>
-              <w:rPr>
-                <w:rFonts w:ascii="思源黑体 CN Normal" w:eastAsia="思源黑体 CN Normal" w:hAnsi="思源黑体 CN Normal"/>
-                <w:color w:val="000000" w:themeColor="text1"/>
-                <w:sz w:val="17"/>
-                <w:szCs w:val="17"/>
-              </w:rPr>
-              <w:t xml:space="preserve"> &gt;=0.85%}纯合{%else%}杂合{%endif%}</w:t>
-            </w:r>
-          </w:p>
-          <w:p>
-            <w:pPr>
-              <w:jc w:val="center"/>
-              <w:rPr>
-                <w:rFonts w:ascii="思源黑体 CN Normal" w:eastAsia="思源黑体 CN Normal" w:hAnsi="思源黑体 CN Normal"/>
-                <w:color w:val="000000" w:themeColor="text1"/>
-                <w:sz w:val="17"/>
-                <w:szCs w:val="17"/>
-              </w:rPr>
-            </w:pPr>
-            <w:r>
-              <w:rPr>
-                <w:rFonts w:ascii="思源黑体 CN Normal" w:eastAsia="思源黑体 CN Normal" w:hAnsi="思源黑体 CN Normal"/>
-                <w:color w:val="000000" w:themeColor="text1"/>
-                <w:sz w:val="17"/>
-                <w:szCs w:val="17"/>
-              </w:rPr>
-              <w:t>{%p endif%}</w:t>
-            </w:r>
-          </w:p>
-          <w:p>
-            <w:pPr>
-              <w:jc w:val="center"/>
-              <w:rPr>
-                <w:rFonts w:ascii="思源黑体 CN Normal" w:eastAsia="思源黑体 CN Normal" w:hAnsi="思源黑体 CN Normal"/>
-                <w:color w:val="FF0000"/>
-                <w:sz w:val="17"/>
-                <w:szCs w:val="17"/>
-              </w:rPr>
-            </w:pPr>
-            <w:r>
-              <w:rPr>
-                <w:rFonts w:ascii="思源黑体 CN Normal" w:eastAsia="思源黑体 CN Normal" w:hAnsi="思源黑体 CN Normal" w:cs="思源黑体 CN Light" w:hint="eastAsia"/>
-                <w:bCs/>
-                <w:iCs/>
-                <w:color w:val="000000" w:themeColor="text1"/>
-                <w:sz w:val="17"/>
-                <w:szCs w:val="17"/>
-              </w:rPr>
               <w:t>{%p endif%}</w:t>
             </w:r>
           </w:p>
@@ -6110,38 +4388,7 @@
                 <w:szCs w:val="17"/>
               </w:rPr>
               <w:lastRenderedPageBreak/>
-              <w:t xml:space="preserve">{%p if </w:t>
-            </w:r>
-            <w:proofErr w:type="spellStart"/>
-            <w:proofErr w:type="gramStart"/>
-            <w:r>
-              <w:rPr>
-                <w:rFonts w:ascii="思源黑体 CN Normal" w:eastAsia="思源黑体 CN Normal" w:hAnsi="思源黑体 CN Normal"/>
-                <w:color w:val="000000" w:themeColor="text1"/>
-                <w:sz w:val="17"/>
-                <w:szCs w:val="17"/>
-              </w:rPr>
-              <w:t>a.clinic</w:t>
-            </w:r>
-            <w:proofErr w:type="gramEnd"/>
-            <w:r>
-              <w:rPr>
-                <w:rFonts w:ascii="思源黑体 CN Normal" w:eastAsia="思源黑体 CN Normal" w:hAnsi="思源黑体 CN Normal"/>
-                <w:color w:val="000000" w:themeColor="text1"/>
-                <w:sz w:val="17"/>
-                <w:szCs w:val="17"/>
-              </w:rPr>
-              <w:t>_num_g</w:t>
-            </w:r>
-            <w:proofErr w:type="spellEnd"/>
-            <w:r>
-              <w:rPr>
-                <w:rFonts w:ascii="思源黑体 CN Normal" w:eastAsia="思源黑体 CN Normal" w:hAnsi="思源黑体 CN Normal"/>
-                <w:color w:val="000000" w:themeColor="text1"/>
-                <w:sz w:val="17"/>
-                <w:szCs w:val="17"/>
-              </w:rPr>
-              <w:t xml:space="preserve"> == 5%}</w:t>
+              <w:t>{%p if a.clinic_num_g == 5%}</w:t>
             </w:r>
           </w:p>
           <w:p>
@@ -6181,58 +4428,7 @@
                 <w:sz w:val="17"/>
                 <w:szCs w:val="17"/>
               </w:rPr>
-              <w:t xml:space="preserve">{%p </w:t>
-            </w:r>
-            <w:proofErr w:type="spellStart"/>
-            <w:r>
-              <w:rPr>
-                <w:rFonts w:ascii="思源黑体 CN Normal" w:eastAsia="思源黑体 CN Normal" w:hAnsi="思源黑体 CN Normal"/>
-                <w:color w:val="000000" w:themeColor="text1"/>
-                <w:sz w:val="17"/>
-                <w:szCs w:val="17"/>
-              </w:rPr>
-              <w:t>elif</w:t>
-            </w:r>
-            <w:proofErr w:type="spellEnd"/>
-            <w:r>
-              <w:rPr>
-                <w:rFonts w:ascii="思源黑体 CN Normal" w:eastAsia="思源黑体 CN Normal" w:hAnsi="思源黑体 CN Normal"/>
-                <w:color w:val="000000" w:themeColor="text1"/>
-                <w:sz w:val="17"/>
-                <w:szCs w:val="17"/>
-              </w:rPr>
-              <w:t xml:space="preserve"> </w:t>
-            </w:r>
-            <w:proofErr w:type="spellStart"/>
-            <w:proofErr w:type="gramStart"/>
-            <w:r>
-              <w:rPr>
-                <w:rFonts w:ascii="思源黑体 CN Normal" w:eastAsia="思源黑体 CN Normal" w:hAnsi="思源黑体 CN Normal"/>
-                <w:color w:val="000000" w:themeColor="text1"/>
-                <w:sz w:val="17"/>
-                <w:szCs w:val="17"/>
-              </w:rPr>
-              <w:t>a.clinic</w:t>
-            </w:r>
-            <w:proofErr w:type="gramEnd"/>
-            <w:r>
-              <w:rPr>
-                <w:rFonts w:ascii="思源黑体 CN Normal" w:eastAsia="思源黑体 CN Normal" w:hAnsi="思源黑体 CN Normal"/>
-                <w:color w:val="000000" w:themeColor="text1"/>
-                <w:sz w:val="17"/>
-                <w:szCs w:val="17"/>
-              </w:rPr>
-              <w:t>_num_g</w:t>
-            </w:r>
-            <w:proofErr w:type="spellEnd"/>
-            <w:r>
-              <w:rPr>
-                <w:rFonts w:ascii="思源黑体 CN Normal" w:eastAsia="思源黑体 CN Normal" w:hAnsi="思源黑体 CN Normal"/>
-                <w:color w:val="000000" w:themeColor="text1"/>
-                <w:sz w:val="17"/>
-                <w:szCs w:val="17"/>
-              </w:rPr>
-              <w:t xml:space="preserve"> == 4%}</w:t>
+              <w:t>{%p elif a.clinic_num_g == 4%}</w:t>
             </w:r>
           </w:p>
           <w:p>
@@ -6359,31 +4555,7 @@
                 <w:sz w:val="17"/>
                 <w:szCs w:val="17"/>
               </w:rPr>
-              <w:t xml:space="preserve">%tr </w:t>
-            </w:r>
-            <w:proofErr w:type="spellStart"/>
-            <w:r>
-              <w:rPr>
-                <w:rFonts w:ascii="思源黑体 CN Normal" w:eastAsia="思源黑体 CN Normal" w:hAnsi="思源黑体 CN Normal" w:cs="思源黑体 CN Light"/>
-                <w:bCs/>
-                <w:iCs/>
-                <w:color w:val="000000" w:themeColor="text1"/>
-                <w:sz w:val="17"/>
-                <w:szCs w:val="17"/>
-              </w:rPr>
-              <w:t>endfor</w:t>
-            </w:r>
-            <w:proofErr w:type="spellEnd"/>
-            <w:r>
-              <w:rPr>
-                <w:rFonts w:ascii="思源黑体 CN Normal" w:eastAsia="思源黑体 CN Normal" w:hAnsi="思源黑体 CN Normal" w:cs="思源黑体 CN Light"/>
-                <w:bCs/>
-                <w:iCs/>
-                <w:color w:val="000000" w:themeColor="text1"/>
-                <w:sz w:val="17"/>
-                <w:szCs w:val="17"/>
-              </w:rPr>
-              <w:t>%}</w:t>
+              <w:t>%tr endfor%}</w:t>
             </w:r>
           </w:p>
         </w:tc>
@@ -6531,6 +4703,7 @@
                 <w:sz w:val="17"/>
                 <w:szCs w:val="17"/>
               </w:rPr>
+              <w:lastRenderedPageBreak/>
               <w:t>{%tr endif%}</w:t>
             </w:r>
           </w:p>
@@ -6667,7 +4840,6 @@
           <w:sz w:val="16"/>
           <w:szCs w:val="16"/>
         </w:rPr>
-        <w:lastRenderedPageBreak/>
         <w:t>本报告中胚系变异解读遵循</w:t>
       </w:r>
       <w:r>
@@ -6677,127 +4849,7 @@
           <w:sz w:val="16"/>
           <w:szCs w:val="16"/>
         </w:rPr>
-        <w:t>{{</w:t>
-      </w:r>
-      <w:proofErr w:type="spellStart"/>
-      <w:r>
-        <w:rPr>
-          <w:rFonts w:ascii="思源黑体 CN Normal" w:eastAsia="思源黑体 CN Normal" w:hAnsi="思源黑体 CN Normal"/>
-          <w:color w:val="000000"/>
-          <w:sz w:val="16"/>
-          <w:szCs w:val="16"/>
-        </w:rPr>
-        <w:t>sample.association.ACMG</w:t>
-      </w:r>
-      <w:proofErr w:type="spellEnd"/>
-      <w:r>
-        <w:rPr>
-          <w:rFonts w:ascii="思源黑体 CN Normal" w:eastAsia="思源黑体 CN Normal" w:hAnsi="思源黑体 CN Normal"/>
-          <w:color w:val="000000"/>
-          <w:sz w:val="16"/>
-          <w:szCs w:val="16"/>
-        </w:rPr>
-        <w:t>}}、{{</w:t>
-      </w:r>
-      <w:proofErr w:type="spellStart"/>
-      <w:r>
-        <w:rPr>
-          <w:rFonts w:ascii="思源黑体 CN Normal" w:eastAsia="思源黑体 CN Normal" w:hAnsi="思源黑体 CN Normal"/>
-          <w:color w:val="000000"/>
-          <w:sz w:val="16"/>
-          <w:szCs w:val="16"/>
-        </w:rPr>
-        <w:t>sample.association.AMP</w:t>
-      </w:r>
-      <w:proofErr w:type="spellEnd"/>
-      <w:r>
-        <w:rPr>
-          <w:rFonts w:ascii="思源黑体 CN Normal" w:eastAsia="思源黑体 CN Normal" w:hAnsi="思源黑体 CN Normal"/>
-          <w:color w:val="000000"/>
-          <w:sz w:val="16"/>
-          <w:szCs w:val="16"/>
-        </w:rPr>
-        <w:t>}}、{{</w:t>
-      </w:r>
-      <w:proofErr w:type="spellStart"/>
-      <w:r>
-        <w:rPr>
-          <w:rFonts w:ascii="思源黑体 CN Normal" w:eastAsia="思源黑体 CN Normal" w:hAnsi="思源黑体 CN Normal"/>
-          <w:color w:val="000000"/>
-          <w:sz w:val="16"/>
-          <w:szCs w:val="16"/>
-        </w:rPr>
-        <w:t>sample.association.CAP</w:t>
-      </w:r>
-      <w:proofErr w:type="spellEnd"/>
-      <w:r>
-        <w:rPr>
-          <w:rFonts w:ascii="思源黑体 CN Normal" w:eastAsia="思源黑体 CN Normal" w:hAnsi="思源黑体 CN Normal"/>
-          <w:color w:val="000000"/>
-          <w:sz w:val="16"/>
-          <w:szCs w:val="16"/>
-        </w:rPr>
-        <w:t>}}发布的{{</w:t>
-      </w:r>
-      <w:proofErr w:type="spellStart"/>
-      <w:r>
-        <w:rPr>
-          <w:rFonts w:ascii="思源黑体 CN Normal" w:eastAsia="思源黑体 CN Normal" w:hAnsi="思源黑体 CN Normal"/>
-          <w:color w:val="000000"/>
-          <w:sz w:val="16"/>
-          <w:szCs w:val="16"/>
-        </w:rPr>
-        <w:t>sample.guideline.germline_var</w:t>
-      </w:r>
-      <w:proofErr w:type="spellEnd"/>
-      <w:r>
-        <w:rPr>
-          <w:rFonts w:ascii="思源黑体 CN Normal" w:eastAsia="思源黑体 CN Normal" w:hAnsi="思源黑体 CN Normal"/>
-          <w:color w:val="000000"/>
-          <w:sz w:val="16"/>
-          <w:szCs w:val="16"/>
-        </w:rPr>
-        <w:t>}}及</w:t>
-      </w:r>
-      <w:proofErr w:type="spellStart"/>
-      <w:r>
-        <w:rPr>
-          <w:rFonts w:ascii="思源黑体 CN Normal" w:eastAsia="思源黑体 CN Normal" w:hAnsi="思源黑体 CN Normal"/>
-          <w:color w:val="000000"/>
-          <w:sz w:val="16"/>
-          <w:szCs w:val="16"/>
-        </w:rPr>
-        <w:t>ClinGen</w:t>
-      </w:r>
-      <w:proofErr w:type="spellEnd"/>
-      <w:r>
-        <w:rPr>
-          <w:rFonts w:ascii="思源黑体 CN Normal" w:eastAsia="思源黑体 CN Normal" w:hAnsi="思源黑体 CN Normal"/>
-          <w:color w:val="000000"/>
-          <w:sz w:val="16"/>
-          <w:szCs w:val="16"/>
-        </w:rPr>
-        <w:t>专家</w:t>
-      </w:r>
-      <w:proofErr w:type="gramStart"/>
-      <w:r>
-        <w:rPr>
-          <w:rFonts w:ascii="思源黑体 CN Normal" w:eastAsia="思源黑体 CN Normal" w:hAnsi="思源黑体 CN Normal"/>
-          <w:color w:val="000000"/>
-          <w:sz w:val="16"/>
-          <w:szCs w:val="16"/>
-        </w:rPr>
-        <w:t>组发布</w:t>
-      </w:r>
-      <w:proofErr w:type="gramEnd"/>
-      <w:r>
-        <w:rPr>
-          <w:rFonts w:ascii="思源黑体 CN Normal" w:eastAsia="思源黑体 CN Normal" w:hAnsi="思源黑体 CN Normal"/>
-          <w:color w:val="000000"/>
-          <w:sz w:val="16"/>
-          <w:szCs w:val="16"/>
-        </w:rPr>
-        <w:t>的特殊基因变异解读指南</w:t>
+        <w:t>{{sample.association.ACMG}}、{{sample.association.AMP}}、{{sample.association.CAP}}发布的{{sample.guideline.germline_var}}及ClinGen专家组发布的特殊基因变异解读指南</w:t>
       </w:r>
       <w:r>
         <w:rPr>
@@ -7061,7 +5113,7 @@
                     </wp:anchor>
                   </w:drawing>
                 </mc:Choice>
-                <mc:Fallback xmlns:oel="http://schemas.microsoft.com/office/2019/extlst" xmlns:w16du="http://schemas.microsoft.com/office/word/2023/wordml/word16du">
+                <mc:Fallback xmlns:w16du="http://schemas.microsoft.com/office/word/2023/wordml/word16du" xmlns:oel="http://schemas.microsoft.com/office/2019/extlst">
                   <w:pict>
                     <v:shapetype w14:anchorId="3565221E" id="_x0000_t120" coordsize="21600,21600" o:spt="120" path="m10800,qx,10800,10800,21600,21600,10800,10800,xe">
                       <v:path gradientshapeok="t" o:connecttype="custom" o:connectlocs="10800,0;3163,3163;0,10800;3163,18437;10800,21600;18437,18437;21600,10800;18437,3163" textboxrect="3163,3163,18437,18437"/>
@@ -7184,7 +5236,7 @@
                     </wp:anchor>
                   </w:drawing>
                 </mc:Choice>
-                <mc:Fallback xmlns:oel="http://schemas.microsoft.com/office/2019/extlst" xmlns:w16du="http://schemas.microsoft.com/office/word/2023/wordml/word16du">
+                <mc:Fallback xmlns:w16du="http://schemas.microsoft.com/office/word/2023/wordml/word16du" xmlns:oel="http://schemas.microsoft.com/office/2019/extlst">
                   <w:pict>
                     <v:roundrect w14:anchorId="0B1E8EF8" id="矩形: 圆角 1061653076" o:spid="_x0000_s1026" style="position:absolute;left:0;text-align:left;margin-left:-5.4pt;margin-top:3.45pt;width:123pt;height:25.3pt;z-index:-251587584;visibility:visible;mso-wrap-style:square;mso-wrap-distance-left:9pt;mso-wrap-distance-top:0;mso-wrap-distance-right:9pt;mso-wrap-distance-bottom:0;mso-position-horizontal:absolute;mso-position-horizontal-relative:margin;mso-position-vertical:absolute;mso-position-vertical-relative:text;v-text-anchor:middle" arcsize="10923f" o:gfxdata="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" fillcolor="#f2f2f2 [3052]" stroked="f" strokeweight="1pt">
                       <v:stroke joinstyle="miter"/>
@@ -7264,58 +5316,56 @@
           <w:sz w:val="16"/>
           <w:szCs w:val="16"/>
         </w:rPr>
-        <w:t>var.var_</w:t>
-      </w:r>
-      <w:proofErr w:type="gramStart"/>
+        <w:t>var.var_germline.level_5 + var.germline_cnv.level_5 + var.var_germline.level_4 + var.germline_cnv.level_4</w:t>
+      </w:r>
       <w:r>
         <w:rPr>
           <w:rFonts w:ascii="思源黑体 CN Normal" w:eastAsia="思源黑体 CN Normal" w:hAnsi="思源黑体 CN Normal"/>
           <w:sz w:val="16"/>
           <w:szCs w:val="16"/>
         </w:rPr>
-        <w:t>germline.level</w:t>
-      </w:r>
-      <w:proofErr w:type="gramEnd"/>
+        <w:t xml:space="preserve"> </w:t>
+      </w:r>
       <w:r>
         <w:rPr>
           <w:rFonts w:ascii="思源黑体 CN Normal" w:eastAsia="思源黑体 CN Normal" w:hAnsi="思源黑体 CN Normal"/>
           <w:sz w:val="16"/>
           <w:szCs w:val="16"/>
         </w:rPr>
-        <w:t>_5 + var.germline_cnv.level_5 + var.var_germline.level_4 + var.germline_cnv.level_4</w:t>
-      </w:r>
-      <w:r>
+        <w:t>%}</w:t>
+      </w:r>
+    </w:p>
+    <w:p>
+      <w:pPr>
         <w:rPr>
           <w:rFonts w:ascii="思源黑体 CN Normal" w:eastAsia="思源黑体 CN Normal" w:hAnsi="思源黑体 CN Normal"/>
           <w:sz w:val="16"/>
           <w:szCs w:val="16"/>
         </w:rPr>
-        <w:t xml:space="preserve"> </w:t>
-      </w:r>
+      </w:pPr>
       <w:r>
         <w:rPr>
           <w:rFonts w:ascii="思源黑体 CN Normal" w:eastAsia="思源黑体 CN Normal" w:hAnsi="思源黑体 CN Normal"/>
           <w:sz w:val="16"/>
           <w:szCs w:val="16"/>
         </w:rPr>
-        <w:t>%}</w:t>
-      </w:r>
-    </w:p>
-    <w:p>
-      <w:pPr>
+        <w:t xml:space="preserve">{%p </w:t>
+      </w:r>
+      <w:r>
         <w:rPr>
           <w:rFonts w:ascii="思源黑体 CN Normal" w:eastAsia="思源黑体 CN Normal" w:hAnsi="思源黑体 CN Normal"/>
           <w:sz w:val="16"/>
           <w:szCs w:val="16"/>
         </w:rPr>
-      </w:pPr>
+        <w:t>for a in</w:t>
+      </w:r>
       <w:r>
         <w:rPr>
           <w:rFonts w:ascii="思源黑体 CN Normal" w:eastAsia="思源黑体 CN Normal" w:hAnsi="思源黑体 CN Normal"/>
           <w:sz w:val="16"/>
           <w:szCs w:val="16"/>
         </w:rPr>
-        <w:t xml:space="preserve">{%p </w:t>
+        <w:t xml:space="preserve"> </w:t>
       </w:r>
       <w:r>
         <w:rPr>
@@ -7323,41 +5373,7 @@
           <w:sz w:val="16"/>
           <w:szCs w:val="16"/>
         </w:rPr>
-        <w:t>for a in</w:t>
-      </w:r>
-      <w:r>
-        <w:rPr>
-          <w:rFonts w:ascii="思源黑体 CN Normal" w:eastAsia="思源黑体 CN Normal" w:hAnsi="思源黑体 CN Normal"/>
-          <w:sz w:val="16"/>
-          <w:szCs w:val="16"/>
-        </w:rPr>
-        <w:t xml:space="preserve"> </w:t>
-      </w:r>
-      <w:r>
-        <w:rPr>
-          <w:rFonts w:ascii="思源黑体 CN Normal" w:eastAsia="思源黑体 CN Normal" w:hAnsi="思源黑体 CN Normal"/>
-          <w:sz w:val="16"/>
-          <w:szCs w:val="16"/>
-        </w:rPr>
-        <w:t>var.var_</w:t>
-      </w:r>
-      <w:proofErr w:type="gramStart"/>
-      <w:r>
-        <w:rPr>
-          <w:rFonts w:ascii="思源黑体 CN Normal" w:eastAsia="思源黑体 CN Normal" w:hAnsi="思源黑体 CN Normal"/>
-          <w:sz w:val="16"/>
-          <w:szCs w:val="16"/>
-        </w:rPr>
-        <w:t>germline.level</w:t>
-      </w:r>
-      <w:proofErr w:type="gramEnd"/>
-      <w:r>
-        <w:rPr>
-          <w:rFonts w:ascii="思源黑体 CN Normal" w:eastAsia="思源黑体 CN Normal" w:hAnsi="思源黑体 CN Normal"/>
-          <w:sz w:val="16"/>
-          <w:szCs w:val="16"/>
-        </w:rPr>
-        <w:t>_5 + var.germline_cnv.level_5 + var.var_germline.level_4 + var.germline_cnv.level_4</w:t>
+        <w:t>var.var_germline.level_5 + var.germline_cnv.level_5 + var.var_germline.level_4 + var.germline_cnv.level_4</w:t>
       </w:r>
       <w:r>
         <w:rPr>
@@ -7415,29 +5431,7 @@
                 <w:sz w:val="18"/>
                 <w:szCs w:val="18"/>
               </w:rPr>
-              <w:t xml:space="preserve">{%p if </w:t>
-            </w:r>
-            <w:proofErr w:type="spellStart"/>
-            <w:proofErr w:type="gramStart"/>
-            <w:r>
-              <w:rPr>
-                <w:rFonts w:ascii="思源黑体 CN Bold" w:eastAsia="思源黑体 CN Bold" w:hAnsi="思源黑体 CN Bold"/>
-                <w:color w:val="FFFFFF" w:themeColor="background1"/>
-                <w:sz w:val="18"/>
-                <w:szCs w:val="18"/>
-              </w:rPr>
-              <w:t>a.type</w:t>
-            </w:r>
-            <w:proofErr w:type="spellEnd"/>
-            <w:proofErr w:type="gramEnd"/>
-            <w:r>
-              <w:rPr>
-                <w:rFonts w:ascii="思源黑体 CN Bold" w:eastAsia="思源黑体 CN Bold" w:hAnsi="思源黑体 CN Bold"/>
-                <w:color w:val="FFFFFF" w:themeColor="background1"/>
-                <w:sz w:val="18"/>
-                <w:szCs w:val="18"/>
-              </w:rPr>
-              <w:t>==”Loss”%}</w:t>
+              <w:t>{%p if a.type==”Loss”%}</w:t>
             </w:r>
           </w:p>
           <w:p>
@@ -7460,10 +5454,86 @@
                 <w:sz w:val="18"/>
                 <w:szCs w:val="18"/>
               </w:rPr>
-              <w:t>{{</w:t>
-            </w:r>
-            <w:proofErr w:type="spellStart"/>
-            <w:proofErr w:type="gramStart"/>
+              <w:t>{{a.gene_symbol}}</w:t>
+            </w:r>
+            <w:r>
+              <w:rPr>
+                <w:rFonts w:ascii="思源黑体 CN Bold" w:eastAsia="思源黑体 CN Bold" w:hAnsi="思源黑体 CN Bold"/>
+                <w:color w:val="FFFFFF" w:themeColor="background1"/>
+                <w:sz w:val="18"/>
+                <w:szCs w:val="18"/>
+              </w:rPr>
+              <w:t xml:space="preserve"> {{a.value}} del</w:t>
+            </w:r>
+          </w:p>
+          <w:p>
+            <w:pPr>
+              <w:spacing w:line="360" w:lineRule="exact"/>
+              <w:jc w:val="center"/>
+              <w:rPr>
+                <w:rFonts w:ascii="思源黑体 CN Bold" w:eastAsia="思源黑体 CN Bold" w:hAnsi="思源黑体 CN Bold"/>
+                <w:color w:val="FFFFFF" w:themeColor="background1"/>
+                <w:sz w:val="18"/>
+                <w:szCs w:val="18"/>
+              </w:rPr>
+            </w:pPr>
+            <w:r>
+              <w:rPr>
+                <w:rFonts w:ascii="思源黑体 CN Bold" w:eastAsia="思源黑体 CN Bold" w:hAnsi="思源黑体 CN Bold"/>
+                <w:color w:val="FFFFFF" w:themeColor="background1"/>
+                <w:sz w:val="18"/>
+                <w:szCs w:val="18"/>
+              </w:rPr>
+              <w:t xml:space="preserve">{%p </w:t>
+            </w:r>
+            <w:r>
+              <w:rPr>
+                <w:rFonts w:ascii="思源黑体 CN Bold" w:eastAsia="思源黑体 CN Bold" w:hAnsi="思源黑体 CN Bold"/>
+                <w:color w:val="FFFFFF" w:themeColor="background1"/>
+                <w:sz w:val="18"/>
+                <w:szCs w:val="18"/>
+              </w:rPr>
+              <w:t>el</w:t>
+            </w:r>
+            <w:r>
+              <w:rPr>
+                <w:rFonts w:ascii="思源黑体 CN Bold" w:eastAsia="思源黑体 CN Bold" w:hAnsi="思源黑体 CN Bold"/>
+                <w:color w:val="FFFFFF" w:themeColor="background1"/>
+                <w:sz w:val="18"/>
+                <w:szCs w:val="18"/>
+              </w:rPr>
+              <w:t>if a.type==”</w:t>
+            </w:r>
+            <w:r>
+              <w:rPr>
+                <w:rFonts w:ascii="思源黑体 CN Bold" w:eastAsia="思源黑体 CN Bold" w:hAnsi="思源黑体 CN Bold"/>
+                <w:color w:val="FFFFFF" w:themeColor="background1"/>
+                <w:sz w:val="18"/>
+                <w:szCs w:val="18"/>
+              </w:rPr>
+              <w:t>Gain</w:t>
+            </w:r>
+            <w:r>
+              <w:rPr>
+                <w:rFonts w:ascii="思源黑体 CN Bold" w:eastAsia="思源黑体 CN Bold" w:hAnsi="思源黑体 CN Bold"/>
+                <w:color w:val="FFFFFF" w:themeColor="background1"/>
+                <w:sz w:val="18"/>
+                <w:szCs w:val="18"/>
+              </w:rPr>
+              <w:t>”%}</w:t>
+            </w:r>
+          </w:p>
+          <w:p>
+            <w:pPr>
+              <w:spacing w:line="360" w:lineRule="exact"/>
+              <w:jc w:val="center"/>
+              <w:rPr>
+                <w:rFonts w:ascii="思源黑体 CN Bold" w:eastAsia="思源黑体 CN Bold" w:hAnsi="思源黑体 CN Bold"/>
+                <w:color w:val="FFFFFF" w:themeColor="background1"/>
+                <w:sz w:val="18"/>
+                <w:szCs w:val="18"/>
+              </w:rPr>
+            </w:pPr>
             <w:r>
               <w:rPr>
                 <w:rFonts w:ascii="思源黑体 CN Bold" w:eastAsia="思源黑体 CN Bold" w:hAnsi="思源黑体 CN Bold"/>
@@ -7473,9 +5543,70 @@
                 <w:sz w:val="18"/>
                 <w:szCs w:val="18"/>
               </w:rPr>
-              <w:t>a.gene</w:t>
-            </w:r>
-            <w:proofErr w:type="gramEnd"/>
+              <w:t>{{a.gene_symbol}}</w:t>
+            </w:r>
+            <w:r>
+              <w:rPr>
+                <w:rFonts w:ascii="思源黑体 CN Bold" w:eastAsia="思源黑体 CN Bold" w:hAnsi="思源黑体 CN Bold"/>
+                <w:color w:val="FFFFFF" w:themeColor="background1"/>
+                <w:sz w:val="18"/>
+                <w:szCs w:val="18"/>
+              </w:rPr>
+              <w:t xml:space="preserve"> {{a.value}} d</w:t>
+            </w:r>
+            <w:r>
+              <w:rPr>
+                <w:rFonts w:ascii="思源黑体 CN Bold" w:eastAsia="思源黑体 CN Bold" w:hAnsi="思源黑体 CN Bold"/>
+                <w:color w:val="FFFFFF" w:themeColor="background1"/>
+                <w:sz w:val="18"/>
+                <w:szCs w:val="18"/>
+              </w:rPr>
+              <w:t>up</w:t>
+            </w:r>
+          </w:p>
+          <w:p>
+            <w:pPr>
+              <w:spacing w:line="360" w:lineRule="exact"/>
+              <w:jc w:val="center"/>
+              <w:rPr>
+                <w:rFonts w:ascii="思源黑体 CN Bold" w:eastAsia="思源黑体 CN Bold" w:hAnsi="思源黑体 CN Bold"/>
+                <w:color w:val="FFFFFF" w:themeColor="background1"/>
+                <w:sz w:val="18"/>
+                <w:szCs w:val="18"/>
+              </w:rPr>
+            </w:pPr>
+            <w:r>
+              <w:rPr>
+                <w:rFonts w:ascii="思源黑体 CN Bold" w:eastAsia="思源黑体 CN Bold" w:hAnsi="思源黑体 CN Bold"/>
+                <w:color w:val="FFFFFF" w:themeColor="background1"/>
+                <w:sz w:val="18"/>
+                <w:szCs w:val="18"/>
+              </w:rPr>
+              <w:t>{%p else%}</w:t>
+            </w:r>
+          </w:p>
+          <w:p>
+            <w:pPr>
+              <w:spacing w:line="360" w:lineRule="exact"/>
+              <w:jc w:val="center"/>
+              <w:rPr>
+                <w:rFonts w:ascii="思源黑体 CN Bold" w:eastAsia="思源黑体 CN Bold" w:hAnsi="思源黑体 CN Bold"/>
+                <w:color w:val="FFFFFF" w:themeColor="background1"/>
+                <w:sz w:val="18"/>
+                <w:szCs w:val="18"/>
+              </w:rPr>
+            </w:pPr>
+            <w:r>
+              <w:rPr>
+                <w:rFonts w:ascii="思源黑体 CN Bold" w:eastAsia="思源黑体 CN Bold" w:hAnsi="思源黑体 CN Bold" w:hint="eastAsia"/>
+                <w:i/>
+                <w:iCs/>
+                <w:color w:val="FFFFFF" w:themeColor="background1"/>
+                <w:sz w:val="18"/>
+                <w:szCs w:val="18"/>
+              </w:rPr>
+              <w:t>{</w:t>
+            </w:r>
             <w:r>
               <w:rPr>
                 <w:rFonts w:ascii="思源黑体 CN Bold" w:eastAsia="思源黑体 CN Bold" w:hAnsi="思源黑体 CN Bold"/>
@@ -7485,19 +5616,7 @@
                 <w:sz w:val="18"/>
                 <w:szCs w:val="18"/>
               </w:rPr>
-              <w:t>_symbol</w:t>
-            </w:r>
-            <w:proofErr w:type="spellEnd"/>
-            <w:r>
-              <w:rPr>
-                <w:rFonts w:ascii="思源黑体 CN Bold" w:eastAsia="思源黑体 CN Bold" w:hAnsi="思源黑体 CN Bold"/>
-                <w:i/>
-                <w:iCs/>
-                <w:color w:val="FFFFFF" w:themeColor="background1"/>
-                <w:sz w:val="18"/>
-                <w:szCs w:val="18"/>
-              </w:rPr>
-              <w:t>}}</w:t>
+              <w:t>{a.gene_symbol}}</w:t>
             </w:r>
             <w:r>
               <w:rPr>
@@ -7506,376 +5625,7 @@
                 <w:sz w:val="18"/>
                 <w:szCs w:val="18"/>
               </w:rPr>
-              <w:t xml:space="preserve"> {{</w:t>
-            </w:r>
-            <w:proofErr w:type="spellStart"/>
-            <w:r>
-              <w:rPr>
-                <w:rFonts w:ascii="思源黑体 CN Bold" w:eastAsia="思源黑体 CN Bold" w:hAnsi="思源黑体 CN Bold"/>
-                <w:color w:val="FFFFFF" w:themeColor="background1"/>
-                <w:sz w:val="18"/>
-                <w:szCs w:val="18"/>
-              </w:rPr>
-              <w:t>a.value</w:t>
-            </w:r>
-            <w:proofErr w:type="spellEnd"/>
-            <w:r>
-              <w:rPr>
-                <w:rFonts w:ascii="思源黑体 CN Bold" w:eastAsia="思源黑体 CN Bold" w:hAnsi="思源黑体 CN Bold"/>
-                <w:color w:val="FFFFFF" w:themeColor="background1"/>
-                <w:sz w:val="18"/>
-                <w:szCs w:val="18"/>
-              </w:rPr>
-              <w:t>}} del</w:t>
-            </w:r>
-          </w:p>
-          <w:p>
-            <w:pPr>
-              <w:spacing w:line="360" w:lineRule="exact"/>
-              <w:jc w:val="center"/>
-              <w:rPr>
-                <w:rFonts w:ascii="思源黑体 CN Bold" w:eastAsia="思源黑体 CN Bold" w:hAnsi="思源黑体 CN Bold"/>
-                <w:color w:val="FFFFFF" w:themeColor="background1"/>
-                <w:sz w:val="18"/>
-                <w:szCs w:val="18"/>
-              </w:rPr>
-            </w:pPr>
-            <w:r>
-              <w:rPr>
-                <w:rFonts w:ascii="思源黑体 CN Bold" w:eastAsia="思源黑体 CN Bold" w:hAnsi="思源黑体 CN Bold"/>
-                <w:color w:val="FFFFFF" w:themeColor="background1"/>
-                <w:sz w:val="18"/>
-                <w:szCs w:val="18"/>
-              </w:rPr>
-              <w:t xml:space="preserve">{%p </w:t>
-            </w:r>
-            <w:proofErr w:type="spellStart"/>
-            <w:r>
-              <w:rPr>
-                <w:rFonts w:ascii="思源黑体 CN Bold" w:eastAsia="思源黑体 CN Bold" w:hAnsi="思源黑体 CN Bold"/>
-                <w:color w:val="FFFFFF" w:themeColor="background1"/>
-                <w:sz w:val="18"/>
-                <w:szCs w:val="18"/>
-              </w:rPr>
-              <w:t>el</w:t>
-            </w:r>
-            <w:r>
-              <w:rPr>
-                <w:rFonts w:ascii="思源黑体 CN Bold" w:eastAsia="思源黑体 CN Bold" w:hAnsi="思源黑体 CN Bold"/>
-                <w:color w:val="FFFFFF" w:themeColor="background1"/>
-                <w:sz w:val="18"/>
-                <w:szCs w:val="18"/>
-              </w:rPr>
-              <w:t>if</w:t>
-            </w:r>
-            <w:proofErr w:type="spellEnd"/>
-            <w:r>
-              <w:rPr>
-                <w:rFonts w:ascii="思源黑体 CN Bold" w:eastAsia="思源黑体 CN Bold" w:hAnsi="思源黑体 CN Bold"/>
-                <w:color w:val="FFFFFF" w:themeColor="background1"/>
-                <w:sz w:val="18"/>
-                <w:szCs w:val="18"/>
-              </w:rPr>
-              <w:t xml:space="preserve"> </w:t>
-            </w:r>
-            <w:proofErr w:type="spellStart"/>
-            <w:proofErr w:type="gramStart"/>
-            <w:r>
-              <w:rPr>
-                <w:rFonts w:ascii="思源黑体 CN Bold" w:eastAsia="思源黑体 CN Bold" w:hAnsi="思源黑体 CN Bold"/>
-                <w:color w:val="FFFFFF" w:themeColor="background1"/>
-                <w:sz w:val="18"/>
-                <w:szCs w:val="18"/>
-              </w:rPr>
-              <w:t>a.type</w:t>
-            </w:r>
-            <w:proofErr w:type="spellEnd"/>
-            <w:proofErr w:type="gramEnd"/>
-            <w:r>
-              <w:rPr>
-                <w:rFonts w:ascii="思源黑体 CN Bold" w:eastAsia="思源黑体 CN Bold" w:hAnsi="思源黑体 CN Bold"/>
-                <w:color w:val="FFFFFF" w:themeColor="background1"/>
-                <w:sz w:val="18"/>
-                <w:szCs w:val="18"/>
-              </w:rPr>
-              <w:t>==”</w:t>
-            </w:r>
-            <w:r>
-              <w:rPr>
-                <w:rFonts w:ascii="思源黑体 CN Bold" w:eastAsia="思源黑体 CN Bold" w:hAnsi="思源黑体 CN Bold"/>
-                <w:color w:val="FFFFFF" w:themeColor="background1"/>
-                <w:sz w:val="18"/>
-                <w:szCs w:val="18"/>
-              </w:rPr>
-              <w:t>Gain</w:t>
-            </w:r>
-            <w:r>
-              <w:rPr>
-                <w:rFonts w:ascii="思源黑体 CN Bold" w:eastAsia="思源黑体 CN Bold" w:hAnsi="思源黑体 CN Bold"/>
-                <w:color w:val="FFFFFF" w:themeColor="background1"/>
-                <w:sz w:val="18"/>
-                <w:szCs w:val="18"/>
-              </w:rPr>
-              <w:t>”%}</w:t>
-            </w:r>
-          </w:p>
-          <w:p>
-            <w:pPr>
-              <w:spacing w:line="360" w:lineRule="exact"/>
-              <w:jc w:val="center"/>
-              <w:rPr>
-                <w:rFonts w:ascii="思源黑体 CN Bold" w:eastAsia="思源黑体 CN Bold" w:hAnsi="思源黑体 CN Bold"/>
-                <w:color w:val="FFFFFF" w:themeColor="background1"/>
-                <w:sz w:val="18"/>
-                <w:szCs w:val="18"/>
-              </w:rPr>
-            </w:pPr>
-            <w:r>
-              <w:rPr>
-                <w:rFonts w:ascii="思源黑体 CN Bold" w:eastAsia="思源黑体 CN Bold" w:hAnsi="思源黑体 CN Bold"/>
-                <w:i/>
-                <w:iCs/>
-                <w:color w:val="FFFFFF" w:themeColor="background1"/>
-                <w:sz w:val="18"/>
-                <w:szCs w:val="18"/>
-              </w:rPr>
-              <w:t>{{</w:t>
-            </w:r>
-            <w:proofErr w:type="spellStart"/>
-            <w:proofErr w:type="gramStart"/>
-            <w:r>
-              <w:rPr>
-                <w:rFonts w:ascii="思源黑体 CN Bold" w:eastAsia="思源黑体 CN Bold" w:hAnsi="思源黑体 CN Bold"/>
-                <w:i/>
-                <w:iCs/>
-                <w:color w:val="FFFFFF" w:themeColor="background1"/>
-                <w:sz w:val="18"/>
-                <w:szCs w:val="18"/>
-              </w:rPr>
-              <w:t>a.gene</w:t>
-            </w:r>
-            <w:proofErr w:type="gramEnd"/>
-            <w:r>
-              <w:rPr>
-                <w:rFonts w:ascii="思源黑体 CN Bold" w:eastAsia="思源黑体 CN Bold" w:hAnsi="思源黑体 CN Bold"/>
-                <w:i/>
-                <w:iCs/>
-                <w:color w:val="FFFFFF" w:themeColor="background1"/>
-                <w:sz w:val="18"/>
-                <w:szCs w:val="18"/>
-              </w:rPr>
-              <w:t>_symbol</w:t>
-            </w:r>
-            <w:proofErr w:type="spellEnd"/>
-            <w:r>
-              <w:rPr>
-                <w:rFonts w:ascii="思源黑体 CN Bold" w:eastAsia="思源黑体 CN Bold" w:hAnsi="思源黑体 CN Bold"/>
-                <w:i/>
-                <w:iCs/>
-                <w:color w:val="FFFFFF" w:themeColor="background1"/>
-                <w:sz w:val="18"/>
-                <w:szCs w:val="18"/>
-              </w:rPr>
-              <w:t>}}</w:t>
-            </w:r>
-            <w:r>
-              <w:rPr>
-                <w:rFonts w:ascii="思源黑体 CN Bold" w:eastAsia="思源黑体 CN Bold" w:hAnsi="思源黑体 CN Bold"/>
-                <w:color w:val="FFFFFF" w:themeColor="background1"/>
-                <w:sz w:val="18"/>
-                <w:szCs w:val="18"/>
-              </w:rPr>
-              <w:t xml:space="preserve"> {{</w:t>
-            </w:r>
-            <w:proofErr w:type="spellStart"/>
-            <w:r>
-              <w:rPr>
-                <w:rFonts w:ascii="思源黑体 CN Bold" w:eastAsia="思源黑体 CN Bold" w:hAnsi="思源黑体 CN Bold"/>
-                <w:color w:val="FFFFFF" w:themeColor="background1"/>
-                <w:sz w:val="18"/>
-                <w:szCs w:val="18"/>
-              </w:rPr>
-              <w:t>a.value</w:t>
-            </w:r>
-            <w:proofErr w:type="spellEnd"/>
-            <w:r>
-              <w:rPr>
-                <w:rFonts w:ascii="思源黑体 CN Bold" w:eastAsia="思源黑体 CN Bold" w:hAnsi="思源黑体 CN Bold"/>
-                <w:color w:val="FFFFFF" w:themeColor="background1"/>
-                <w:sz w:val="18"/>
-                <w:szCs w:val="18"/>
-              </w:rPr>
-              <w:t>}} d</w:t>
-            </w:r>
-            <w:r>
-              <w:rPr>
-                <w:rFonts w:ascii="思源黑体 CN Bold" w:eastAsia="思源黑体 CN Bold" w:hAnsi="思源黑体 CN Bold"/>
-                <w:color w:val="FFFFFF" w:themeColor="background1"/>
-                <w:sz w:val="18"/>
-                <w:szCs w:val="18"/>
-              </w:rPr>
-              <w:t>up</w:t>
-            </w:r>
-          </w:p>
-          <w:p>
-            <w:pPr>
-              <w:spacing w:line="360" w:lineRule="exact"/>
-              <w:jc w:val="center"/>
-              <w:rPr>
-                <w:rFonts w:ascii="思源黑体 CN Bold" w:eastAsia="思源黑体 CN Bold" w:hAnsi="思源黑体 CN Bold"/>
-                <w:color w:val="FFFFFF" w:themeColor="background1"/>
-                <w:sz w:val="18"/>
-                <w:szCs w:val="18"/>
-              </w:rPr>
-            </w:pPr>
-            <w:r>
-              <w:rPr>
-                <w:rFonts w:ascii="思源黑体 CN Bold" w:eastAsia="思源黑体 CN Bold" w:hAnsi="思源黑体 CN Bold"/>
-                <w:color w:val="FFFFFF" w:themeColor="background1"/>
-                <w:sz w:val="18"/>
-                <w:szCs w:val="18"/>
-              </w:rPr>
-              <w:t>{%p else%}</w:t>
-            </w:r>
-          </w:p>
-          <w:p>
-            <w:pPr>
-              <w:spacing w:line="360" w:lineRule="exact"/>
-              <w:jc w:val="center"/>
-              <w:rPr>
-                <w:rFonts w:ascii="思源黑体 CN Bold" w:eastAsia="思源黑体 CN Bold" w:hAnsi="思源黑体 CN Bold"/>
-                <w:color w:val="FFFFFF" w:themeColor="background1"/>
-                <w:sz w:val="18"/>
-                <w:szCs w:val="18"/>
-              </w:rPr>
-            </w:pPr>
-            <w:r>
-              <w:rPr>
-                <w:rFonts w:ascii="思源黑体 CN Bold" w:eastAsia="思源黑体 CN Bold" w:hAnsi="思源黑体 CN Bold" w:hint="eastAsia"/>
-                <w:i/>
-                <w:iCs/>
-                <w:color w:val="FFFFFF" w:themeColor="background1"/>
-                <w:sz w:val="18"/>
-                <w:szCs w:val="18"/>
-              </w:rPr>
-              <w:t>{</w:t>
-            </w:r>
-            <w:r>
-              <w:rPr>
-                <w:rFonts w:ascii="思源黑体 CN Bold" w:eastAsia="思源黑体 CN Bold" w:hAnsi="思源黑体 CN Bold"/>
-                <w:i/>
-                <w:iCs/>
-                <w:color w:val="FFFFFF" w:themeColor="background1"/>
-                <w:sz w:val="18"/>
-                <w:szCs w:val="18"/>
-              </w:rPr>
-              <w:t>{</w:t>
-            </w:r>
-            <w:proofErr w:type="spellStart"/>
-            <w:proofErr w:type="gramStart"/>
-            <w:r>
-              <w:rPr>
-                <w:rFonts w:ascii="思源黑体 CN Bold" w:eastAsia="思源黑体 CN Bold" w:hAnsi="思源黑体 CN Bold"/>
-                <w:i/>
-                <w:iCs/>
-                <w:color w:val="FFFFFF" w:themeColor="background1"/>
-                <w:sz w:val="18"/>
-                <w:szCs w:val="18"/>
-              </w:rPr>
-              <w:t>a.gene</w:t>
-            </w:r>
-            <w:proofErr w:type="gramEnd"/>
-            <w:r>
-              <w:rPr>
-                <w:rFonts w:ascii="思源黑体 CN Bold" w:eastAsia="思源黑体 CN Bold" w:hAnsi="思源黑体 CN Bold"/>
-                <w:i/>
-                <w:iCs/>
-                <w:color w:val="FFFFFF" w:themeColor="background1"/>
-                <w:sz w:val="18"/>
-                <w:szCs w:val="18"/>
-              </w:rPr>
-              <w:t>_symbol</w:t>
-            </w:r>
-            <w:proofErr w:type="spellEnd"/>
-            <w:r>
-              <w:rPr>
-                <w:rFonts w:ascii="思源黑体 CN Bold" w:eastAsia="思源黑体 CN Bold" w:hAnsi="思源黑体 CN Bold"/>
-                <w:i/>
-                <w:iCs/>
-                <w:color w:val="FFFFFF" w:themeColor="background1"/>
-                <w:sz w:val="18"/>
-                <w:szCs w:val="18"/>
-              </w:rPr>
-              <w:t>}}</w:t>
-            </w:r>
-            <w:r>
-              <w:rPr>
-                <w:rFonts w:ascii="思源黑体 CN Bold" w:eastAsia="思源黑体 CN Bold" w:hAnsi="思源黑体 CN Bold"/>
-                <w:color w:val="FFFFFF" w:themeColor="background1"/>
-                <w:sz w:val="18"/>
-                <w:szCs w:val="18"/>
-              </w:rPr>
-              <w:t xml:space="preserve"> {{</w:t>
-            </w:r>
-            <w:proofErr w:type="spellStart"/>
-            <w:r>
-              <w:rPr>
-                <w:rFonts w:ascii="思源黑体 CN Bold" w:eastAsia="思源黑体 CN Bold" w:hAnsi="思源黑体 CN Bold"/>
-                <w:color w:val="FFFFFF" w:themeColor="background1"/>
-                <w:sz w:val="18"/>
-                <w:szCs w:val="18"/>
-              </w:rPr>
-              <w:t>a.gene_region</w:t>
-            </w:r>
-            <w:proofErr w:type="spellEnd"/>
-            <w:r>
-              <w:rPr>
-                <w:rFonts w:ascii="思源黑体 CN Bold" w:eastAsia="思源黑体 CN Bold" w:hAnsi="思源黑体 CN Bold"/>
-                <w:color w:val="FFFFFF" w:themeColor="background1"/>
-                <w:sz w:val="18"/>
-                <w:szCs w:val="18"/>
-              </w:rPr>
-              <w:t>}} {{</w:t>
-            </w:r>
-            <w:proofErr w:type="spellStart"/>
-            <w:r>
-              <w:rPr>
-                <w:rFonts w:ascii="思源黑体 CN Bold" w:eastAsia="思源黑体 CN Bold" w:hAnsi="思源黑体 CN Bold"/>
-                <w:color w:val="FFFFFF" w:themeColor="background1"/>
-                <w:sz w:val="18"/>
-                <w:szCs w:val="18"/>
-              </w:rPr>
-              <w:t>a.hgvs_c</w:t>
-            </w:r>
-            <w:proofErr w:type="spellEnd"/>
-            <w:r>
-              <w:rPr>
-                <w:rFonts w:ascii="思源黑体 CN Bold" w:eastAsia="思源黑体 CN Bold" w:hAnsi="思源黑体 CN Bold"/>
-                <w:color w:val="FFFFFF" w:themeColor="background1"/>
-                <w:sz w:val="18"/>
-                <w:szCs w:val="18"/>
-              </w:rPr>
-              <w:t xml:space="preserve">}}{%if </w:t>
-            </w:r>
-            <w:proofErr w:type="spellStart"/>
-            <w:r>
-              <w:rPr>
-                <w:rFonts w:ascii="思源黑体 CN Bold" w:eastAsia="思源黑体 CN Bold" w:hAnsi="思源黑体 CN Bold"/>
-                <w:color w:val="FFFFFF" w:themeColor="background1"/>
-                <w:sz w:val="18"/>
-                <w:szCs w:val="18"/>
-              </w:rPr>
-              <w:t>a.hgvs_p</w:t>
-            </w:r>
-            <w:proofErr w:type="spellEnd"/>
-            <w:r>
-              <w:rPr>
-                <w:rFonts w:ascii="思源黑体 CN Bold" w:eastAsia="思源黑体 CN Bold" w:hAnsi="思源黑体 CN Bold"/>
-                <w:color w:val="FFFFFF" w:themeColor="background1"/>
-                <w:sz w:val="18"/>
-                <w:szCs w:val="18"/>
-              </w:rPr>
-              <w:t>!=”p.?”%} {{a.hgvs_p}}{%endif%}</w:t>
+              <w:t xml:space="preserve"> {{a.gene_region}} {{a.hgvs_c}}{%if a.hgvs_p!=”p.?”%} {{a.hgvs_p}}{%endif%}</w:t>
             </w:r>
           </w:p>
           <w:p>
@@ -7951,38 +5701,7 @@
                 <w:sz w:val="17"/>
                 <w:szCs w:val="17"/>
               </w:rPr>
-              <w:t>{{</w:t>
-            </w:r>
-            <w:proofErr w:type="spellStart"/>
-            <w:proofErr w:type="gramStart"/>
-            <w:r>
-              <w:rPr>
-                <w:rFonts w:ascii="思源黑体 CN Normal" w:eastAsia="思源黑体 CN Normal" w:hAnsi="思源黑体 CN Normal"/>
-                <w:iCs/>
-                <w:sz w:val="17"/>
-                <w:szCs w:val="17"/>
-              </w:rPr>
-              <w:t>a.gene</w:t>
-            </w:r>
-            <w:proofErr w:type="gramEnd"/>
-            <w:r>
-              <w:rPr>
-                <w:rFonts w:ascii="思源黑体 CN Normal" w:eastAsia="思源黑体 CN Normal" w:hAnsi="思源黑体 CN Normal"/>
-                <w:iCs/>
-                <w:sz w:val="17"/>
-                <w:szCs w:val="17"/>
-              </w:rPr>
-              <w:t>_function|e</w:t>
-            </w:r>
-            <w:proofErr w:type="spellEnd"/>
-            <w:r>
-              <w:rPr>
-                <w:rFonts w:ascii="思源黑体 CN Normal" w:eastAsia="思源黑体 CN Normal" w:hAnsi="思源黑体 CN Normal"/>
-                <w:iCs/>
-                <w:sz w:val="17"/>
-                <w:szCs w:val="17"/>
-              </w:rPr>
-              <w:t>}}</w:t>
+              <w:t>{{a.gene_function|e}}</w:t>
             </w:r>
           </w:p>
         </w:tc>
@@ -8036,121 +5755,39 @@
                 <w:sz w:val="17"/>
                 <w:szCs w:val="17"/>
               </w:rPr>
-              <w:t>{{</w:t>
-            </w:r>
-            <w:proofErr w:type="spellStart"/>
+              <w:t>{{a.variant_desc_cn|e}}{{a.variant_interpret_cn|e}}</w:t>
+            </w:r>
+            <w:r>
+              <w:rPr>
+                <w:rFonts w:ascii="思源黑体 CN Normal" w:eastAsia="思源黑体 CN Normal" w:hAnsi="思源黑体 CN Normal" w:cs="思源黑体 CN Light" w:hint="eastAsia"/>
+                <w:sz w:val="17"/>
+                <w:szCs w:val="17"/>
+              </w:rPr>
+              <w:t>因此，该变异为{%</w:t>
+            </w:r>
             <w:r>
               <w:rPr>
                 <w:rFonts w:ascii="思源黑体 CN Normal" w:eastAsia="思源黑体 CN Normal" w:hAnsi="思源黑体 CN Normal" w:cs="思源黑体 CN Light"/>
                 <w:sz w:val="17"/>
                 <w:szCs w:val="17"/>
               </w:rPr>
-              <w:t>a.variant_desc_cn|e</w:t>
-            </w:r>
-            <w:proofErr w:type="spellEnd"/>
+              <w:t>if a.clinic_num_g==5</w:t>
+            </w:r>
+            <w:r>
+              <w:rPr>
+                <w:rFonts w:ascii="思源黑体 CN Normal" w:eastAsia="思源黑体 CN Normal" w:hAnsi="思源黑体 CN Normal" w:cs="思源黑体 CN Light" w:hint="eastAsia"/>
+                <w:sz w:val="17"/>
+                <w:szCs w:val="17"/>
+              </w:rPr>
+              <w:t>%}致病性变异{%</w:t>
+            </w:r>
             <w:r>
               <w:rPr>
                 <w:rFonts w:ascii="思源黑体 CN Normal" w:eastAsia="思源黑体 CN Normal" w:hAnsi="思源黑体 CN Normal" w:cs="思源黑体 CN Light"/>
                 <w:sz w:val="17"/>
                 <w:szCs w:val="17"/>
               </w:rPr>
-              <w:t>}}{{</w:t>
-            </w:r>
-            <w:proofErr w:type="spellStart"/>
-            <w:r>
-              <w:rPr>
-                <w:rFonts w:ascii="思源黑体 CN Normal" w:eastAsia="思源黑体 CN Normal" w:hAnsi="思源黑体 CN Normal" w:cs="思源黑体 CN Light"/>
-                <w:sz w:val="17"/>
-                <w:szCs w:val="17"/>
-              </w:rPr>
-              <w:t>a.variant_interpret_cn|e</w:t>
-            </w:r>
-            <w:proofErr w:type="spellEnd"/>
-            <w:r>
-              <w:rPr>
-                <w:rFonts w:ascii="思源黑体 CN Normal" w:eastAsia="思源黑体 CN Normal" w:hAnsi="思源黑体 CN Normal" w:cs="思源黑体 CN Light"/>
-                <w:sz w:val="17"/>
-                <w:szCs w:val="17"/>
-              </w:rPr>
-              <w:t>}}</w:t>
-            </w:r>
-            <w:r>
-              <w:rPr>
-                <w:rFonts w:ascii="思源黑体 CN Normal" w:eastAsia="思源黑体 CN Normal" w:hAnsi="思源黑体 CN Normal" w:cs="思源黑体 CN Light" w:hint="eastAsia"/>
-                <w:sz w:val="17"/>
-                <w:szCs w:val="17"/>
-              </w:rPr>
-              <w:t>因此，该变异为{%</w:t>
-            </w:r>
-            <w:r>
-              <w:rPr>
-                <w:rFonts w:ascii="思源黑体 CN Normal" w:eastAsia="思源黑体 CN Normal" w:hAnsi="思源黑体 CN Normal" w:cs="思源黑体 CN Light"/>
-                <w:sz w:val="17"/>
-                <w:szCs w:val="17"/>
-              </w:rPr>
-              <w:t xml:space="preserve">if </w:t>
-            </w:r>
-            <w:proofErr w:type="spellStart"/>
-            <w:r>
-              <w:rPr>
-                <w:rFonts w:ascii="思源黑体 CN Normal" w:eastAsia="思源黑体 CN Normal" w:hAnsi="思源黑体 CN Normal" w:cs="思源黑体 CN Light"/>
-                <w:sz w:val="17"/>
-                <w:szCs w:val="17"/>
-              </w:rPr>
-              <w:t>a.clinic_num_g</w:t>
-            </w:r>
-            <w:proofErr w:type="spellEnd"/>
-            <w:r>
-              <w:rPr>
-                <w:rFonts w:ascii="思源黑体 CN Normal" w:eastAsia="思源黑体 CN Normal" w:hAnsi="思源黑体 CN Normal" w:cs="思源黑体 CN Light"/>
-                <w:sz w:val="17"/>
-                <w:szCs w:val="17"/>
-              </w:rPr>
-              <w:t>==5</w:t>
-            </w:r>
-            <w:r>
-              <w:rPr>
-                <w:rFonts w:ascii="思源黑体 CN Normal" w:eastAsia="思源黑体 CN Normal" w:hAnsi="思源黑体 CN Normal" w:cs="思源黑体 CN Light" w:hint="eastAsia"/>
-                <w:sz w:val="17"/>
-                <w:szCs w:val="17"/>
-              </w:rPr>
-              <w:t>%}致病性变异{%</w:t>
-            </w:r>
-            <w:proofErr w:type="spellStart"/>
-            <w:r>
-              <w:rPr>
-                <w:rFonts w:ascii="思源黑体 CN Normal" w:eastAsia="思源黑体 CN Normal" w:hAnsi="思源黑体 CN Normal" w:cs="思源黑体 CN Light"/>
-                <w:sz w:val="17"/>
-                <w:szCs w:val="17"/>
-              </w:rPr>
-              <w:t>elif</w:t>
-            </w:r>
-            <w:proofErr w:type="spellEnd"/>
-            <w:r>
-              <w:rPr>
-                <w:rFonts w:ascii="思源黑体 CN Normal" w:eastAsia="思源黑体 CN Normal" w:hAnsi="思源黑体 CN Normal" w:cs="思源黑体 CN Light"/>
-                <w:sz w:val="17"/>
-                <w:szCs w:val="17"/>
-              </w:rPr>
-              <w:t xml:space="preserve"> </w:t>
-            </w:r>
-            <w:proofErr w:type="spellStart"/>
-            <w:r>
-              <w:rPr>
-                <w:rFonts w:ascii="思源黑体 CN Normal" w:eastAsia="思源黑体 CN Normal" w:hAnsi="思源黑体 CN Normal" w:cs="思源黑体 CN Light"/>
-                <w:sz w:val="17"/>
-                <w:szCs w:val="17"/>
-              </w:rPr>
-              <w:t>a.clinic_num_g</w:t>
-            </w:r>
-            <w:proofErr w:type="spellEnd"/>
-            <w:r>
-              <w:rPr>
-                <w:rFonts w:ascii="思源黑体 CN Normal" w:eastAsia="思源黑体 CN Normal" w:hAnsi="思源黑体 CN Normal" w:cs="思源黑体 CN Light"/>
-                <w:sz w:val="17"/>
-                <w:szCs w:val="17"/>
-              </w:rPr>
-              <w:t>==4</w:t>
+              <w:t>elif a.clinic_num_g==4</w:t>
             </w:r>
             <w:r>
               <w:rPr>
@@ -8230,33 +5867,13 @@
               </w:rPr>
               <w:t xml:space="preserve"> </w:t>
             </w:r>
-            <w:proofErr w:type="spellStart"/>
-            <w:proofErr w:type="gramStart"/>
-            <w:r>
-              <w:rPr>
-                <w:rFonts w:ascii="思源黑体 CN Normal" w:eastAsia="思源黑体 CN Normal" w:hAnsi="思源黑体 CN Normal"/>
-                <w:sz w:val="17"/>
-                <w:szCs w:val="17"/>
-              </w:rPr>
-              <w:t>a.clinic</w:t>
-            </w:r>
-            <w:proofErr w:type="gramEnd"/>
-            <w:r>
-              <w:rPr>
-                <w:rFonts w:ascii="思源黑体 CN Normal" w:eastAsia="思源黑体 CN Normal" w:hAnsi="思源黑体 CN Normal"/>
-                <w:sz w:val="17"/>
-                <w:szCs w:val="17"/>
-              </w:rPr>
-              <w:t>_num_g</w:t>
-            </w:r>
-            <w:proofErr w:type="spellEnd"/>
-            <w:r>
-              <w:rPr>
-                <w:rFonts w:ascii="思源黑体 CN Normal" w:eastAsia="思源黑体 CN Normal" w:hAnsi="思源黑体 CN Normal"/>
-                <w:sz w:val="17"/>
-                <w:szCs w:val="17"/>
-              </w:rPr>
-              <w:t xml:space="preserve"> in [4,5]</w:t>
+            <w:r>
+              <w:rPr>
+                <w:rFonts w:ascii="思源黑体 CN Normal" w:eastAsia="思源黑体 CN Normal" w:hAnsi="思源黑体 CN Normal"/>
+                <w:sz w:val="17"/>
+                <w:szCs w:val="17"/>
+              </w:rPr>
+              <w:t>a.clinic_num_g in [4,5]</w:t>
             </w:r>
             <w:r>
               <w:rPr>
@@ -8297,25 +5914,7 @@
                 <w:sz w:val="17"/>
                 <w:szCs w:val="17"/>
               </w:rPr>
-              <w:t xml:space="preserve"> </w:t>
-            </w:r>
-            <w:proofErr w:type="spellStart"/>
-            <w:r>
-              <w:rPr>
-                <w:rFonts w:ascii="思源黑体 CN Normal" w:eastAsia="思源黑体 CN Normal" w:hAnsi="思源黑体 CN Normal"/>
-                <w:sz w:val="17"/>
-                <w:szCs w:val="17"/>
-              </w:rPr>
-              <w:t>a.evi_sum.evi_split</w:t>
-            </w:r>
-            <w:proofErr w:type="spellEnd"/>
-            <w:r>
-              <w:rPr>
-                <w:rFonts w:ascii="思源黑体 CN Normal" w:eastAsia="思源黑体 CN Normal" w:hAnsi="思源黑体 CN Normal"/>
-                <w:sz w:val="17"/>
-                <w:szCs w:val="17"/>
-              </w:rPr>
-              <w:t xml:space="preserve"> </w:t>
+              <w:t xml:space="preserve"> a.evi_sum.evi_split </w:t>
             </w:r>
             <w:r>
               <w:rPr>
@@ -8331,150 +5930,58 @@
                 <w:sz w:val="17"/>
                 <w:szCs w:val="17"/>
               </w:rPr>
-              <w:t xml:space="preserve"> </w:t>
-            </w:r>
-            <w:proofErr w:type="spellStart"/>
-            <w:r>
-              <w:rPr>
-                <w:rFonts w:ascii="思源黑体 CN Normal" w:eastAsia="思源黑体 CN Normal" w:hAnsi="思源黑体 CN Normal"/>
-                <w:sz w:val="17"/>
-                <w:szCs w:val="17"/>
-              </w:rPr>
-              <w:t>a.evi_sum.evi_</w:t>
-            </w:r>
-            <w:proofErr w:type="gramStart"/>
-            <w:r>
-              <w:rPr>
-                <w:rFonts w:ascii="思源黑体 CN Normal" w:eastAsia="思源黑体 CN Normal" w:hAnsi="思源黑体 CN Normal"/>
-                <w:sz w:val="17"/>
-                <w:szCs w:val="17"/>
-              </w:rPr>
-              <w:t>split.Predisposing</w:t>
-            </w:r>
-            <w:proofErr w:type="spellEnd"/>
-            <w:proofErr w:type="gramEnd"/>
-            <w:r>
-              <w:rPr>
-                <w:rFonts w:ascii="思源黑体 CN Normal" w:eastAsia="思源黑体 CN Normal" w:hAnsi="思源黑体 CN Normal"/>
-                <w:sz w:val="17"/>
-                <w:szCs w:val="17"/>
-              </w:rPr>
-              <w:t>%}</w:t>
-            </w:r>
-          </w:p>
-          <w:p>
-            <w:pPr>
-              <w:rPr>
-                <w:rFonts w:ascii="思源黑体 CN Normal" w:eastAsia="思源黑体 CN Normal" w:hAnsi="思源黑体 CN Normal"/>
-                <w:sz w:val="17"/>
-                <w:szCs w:val="17"/>
-              </w:rPr>
-            </w:pPr>
-            <w:r>
-              <w:rPr>
-                <w:rFonts w:ascii="思源黑体 CN Normal" w:eastAsia="思源黑体 CN Normal" w:hAnsi="思源黑体 CN Normal"/>
-                <w:sz w:val="17"/>
-                <w:szCs w:val="17"/>
-              </w:rPr>
-              <w:t xml:space="preserve">{%p for b in </w:t>
-            </w:r>
-            <w:proofErr w:type="spellStart"/>
-            <w:r>
-              <w:rPr>
-                <w:rFonts w:ascii="思源黑体 CN Normal" w:eastAsia="思源黑体 CN Normal" w:hAnsi="思源黑体 CN Normal"/>
-                <w:sz w:val="17"/>
-                <w:szCs w:val="17"/>
-              </w:rPr>
-              <w:t>a.evi_sum.evi_</w:t>
-            </w:r>
-            <w:proofErr w:type="gramStart"/>
-            <w:r>
-              <w:rPr>
-                <w:rFonts w:ascii="思源黑体 CN Normal" w:eastAsia="思源黑体 CN Normal" w:hAnsi="思源黑体 CN Normal"/>
-                <w:sz w:val="17"/>
-                <w:szCs w:val="17"/>
-              </w:rPr>
-              <w:t>split.Predisposing</w:t>
-            </w:r>
-            <w:proofErr w:type="spellEnd"/>
-            <w:proofErr w:type="gramEnd"/>
-            <w:r>
-              <w:rPr>
-                <w:rFonts w:ascii="思源黑体 CN Normal" w:eastAsia="思源黑体 CN Normal" w:hAnsi="思源黑体 CN Normal"/>
-                <w:sz w:val="17"/>
-                <w:szCs w:val="17"/>
-              </w:rPr>
-              <w:t>%}</w:t>
-            </w:r>
-          </w:p>
-          <w:p>
-            <w:pPr>
-              <w:rPr>
-                <w:rFonts w:ascii="思源黑体 CN Normal" w:eastAsia="思源黑体 CN Normal" w:hAnsi="思源黑体 CN Normal"/>
-                <w:sz w:val="17"/>
-                <w:szCs w:val="17"/>
-              </w:rPr>
-            </w:pPr>
-            <w:r>
-              <w:rPr>
-                <w:rFonts w:ascii="思源黑体 CN Normal" w:eastAsia="思源黑体 CN Normal" w:hAnsi="思源黑体 CN Normal"/>
-                <w:sz w:val="17"/>
-                <w:szCs w:val="17"/>
-              </w:rPr>
-              <w:t>{{</w:t>
-            </w:r>
-            <w:proofErr w:type="spellStart"/>
-            <w:r>
-              <w:rPr>
-                <w:rFonts w:ascii="思源黑体 CN Normal" w:eastAsia="思源黑体 CN Normal" w:hAnsi="思源黑体 CN Normal"/>
-                <w:sz w:val="17"/>
-                <w:szCs w:val="17"/>
-              </w:rPr>
-              <w:t>b.evi_interpretation|e</w:t>
-            </w:r>
-            <w:proofErr w:type="spellEnd"/>
-            <w:r>
-              <w:rPr>
-                <w:rFonts w:ascii="思源黑体 CN Normal" w:eastAsia="思源黑体 CN Normal" w:hAnsi="思源黑体 CN Normal"/>
-                <w:sz w:val="17"/>
-                <w:szCs w:val="17"/>
-              </w:rPr>
-              <w:t>}}</w:t>
-            </w:r>
-          </w:p>
-          <w:p>
-            <w:pPr>
-              <w:rPr>
-                <w:rFonts w:ascii="思源黑体 CN Normal" w:eastAsia="思源黑体 CN Normal" w:hAnsi="思源黑体 CN Normal"/>
-                <w:sz w:val="17"/>
-                <w:szCs w:val="17"/>
-              </w:rPr>
-            </w:pPr>
-            <w:r>
-              <w:rPr>
-                <w:rFonts w:ascii="思源黑体 CN Normal" w:eastAsia="思源黑体 CN Normal" w:hAnsi="思源黑体 CN Normal"/>
-                <w:sz w:val="17"/>
-                <w:szCs w:val="17"/>
-              </w:rPr>
-              <w:t xml:space="preserve">{%p </w:t>
-            </w:r>
-            <w:proofErr w:type="spellStart"/>
-            <w:r>
-              <w:rPr>
-                <w:rFonts w:ascii="思源黑体 CN Normal" w:eastAsia="思源黑体 CN Normal" w:hAnsi="思源黑体 CN Normal"/>
-                <w:sz w:val="17"/>
-                <w:szCs w:val="17"/>
-              </w:rPr>
-              <w:t>endfor</w:t>
-            </w:r>
-            <w:proofErr w:type="spellEnd"/>
-            <w:r>
-              <w:rPr>
-                <w:rFonts w:ascii="思源黑体 CN Normal" w:eastAsia="思源黑体 CN Normal" w:hAnsi="思源黑体 CN Normal"/>
-                <w:sz w:val="17"/>
-                <w:szCs w:val="17"/>
-              </w:rPr>
-              <w:t>%}</w:t>
+              <w:t xml:space="preserve"> a.evi_sum.evi_split.Predisposing%}</w:t>
+            </w:r>
+          </w:p>
+          <w:p>
+            <w:pPr>
+              <w:rPr>
+                <w:rFonts w:ascii="思源黑体 CN Normal" w:eastAsia="思源黑体 CN Normal" w:hAnsi="思源黑体 CN Normal"/>
+                <w:sz w:val="17"/>
+                <w:szCs w:val="17"/>
+              </w:rPr>
+            </w:pPr>
+            <w:r>
+              <w:rPr>
+                <w:rFonts w:ascii="思源黑体 CN Normal" w:eastAsia="思源黑体 CN Normal" w:hAnsi="思源黑体 CN Normal"/>
+                <w:sz w:val="17"/>
+                <w:szCs w:val="17"/>
+              </w:rPr>
+              <w:t>{%p for b in a.evi_sum.evi_split.Predisposing%}</w:t>
+            </w:r>
+          </w:p>
+          <w:p>
+            <w:pPr>
+              <w:rPr>
+                <w:rFonts w:ascii="思源黑体 CN Normal" w:eastAsia="思源黑体 CN Normal" w:hAnsi="思源黑体 CN Normal"/>
+                <w:sz w:val="17"/>
+                <w:szCs w:val="17"/>
+              </w:rPr>
+            </w:pPr>
+            <w:r>
+              <w:rPr>
+                <w:rFonts w:ascii="思源黑体 CN Normal" w:eastAsia="思源黑体 CN Normal" w:hAnsi="思源黑体 CN Normal"/>
+                <w:sz w:val="17"/>
+                <w:szCs w:val="17"/>
+              </w:rPr>
+              <w:t>{{b.evi_interpretation|e}}</w:t>
+            </w:r>
+          </w:p>
+          <w:p>
+            <w:pPr>
+              <w:rPr>
+                <w:rFonts w:ascii="思源黑体 CN Normal" w:eastAsia="思源黑体 CN Normal" w:hAnsi="思源黑体 CN Normal"/>
+                <w:sz w:val="17"/>
+                <w:szCs w:val="17"/>
+              </w:rPr>
+            </w:pPr>
+            <w:r>
+              <w:rPr>
+                <w:rFonts w:ascii="思源黑体 CN Normal" w:eastAsia="思源黑体 CN Normal" w:hAnsi="思源黑体 CN Normal"/>
+                <w:sz w:val="17"/>
+                <w:szCs w:val="17"/>
+              </w:rPr>
+              <w:t>{%p endfor%}</w:t>
             </w:r>
           </w:p>
           <w:p>
@@ -8628,25 +6135,7 @@
           <w:sz w:val="16"/>
           <w:szCs w:val="16"/>
         </w:rPr>
-        <w:t xml:space="preserve">%p </w:t>
-      </w:r>
-      <w:proofErr w:type="spellStart"/>
-      <w:r>
-        <w:rPr>
-          <w:rFonts w:ascii="思源黑体 CN Normal" w:eastAsia="思源黑体 CN Normal" w:hAnsi="思源黑体 CN Normal"/>
-          <w:sz w:val="16"/>
-          <w:szCs w:val="16"/>
-        </w:rPr>
-        <w:t>endfor</w:t>
-      </w:r>
-      <w:proofErr w:type="spellEnd"/>
-      <w:r>
-        <w:rPr>
-          <w:rFonts w:ascii="思源黑体 CN Normal" w:eastAsia="思源黑体 CN Normal" w:hAnsi="思源黑体 CN Normal"/>
-          <w:sz w:val="16"/>
-          <w:szCs w:val="16"/>
-        </w:rPr>
-        <w:t>%}</w:t>
+        <w:t>%p endfor%}</w:t>
       </w:r>
     </w:p>
     <w:p>
@@ -9031,6 +6520,7 @@
           <w:sz w:val="24"/>
           <w:szCs w:val="24"/>
         </w:rPr>
+        <w:lastRenderedPageBreak/>
         <w:t>&gt;</w:t>
       </w:r>
       <w:r>
@@ -9068,58 +6558,56 @@
           <w:sz w:val="16"/>
           <w:szCs w:val="16"/>
         </w:rPr>
-        <w:t>var.var_</w:t>
-      </w:r>
-      <w:proofErr w:type="gramStart"/>
+        <w:t>var.var_germline.level_3 + var.germline_cnv.level_3</w:t>
+      </w:r>
       <w:r>
         <w:rPr>
           <w:rFonts w:ascii="思源黑体 CN Normal" w:eastAsia="思源黑体 CN Normal" w:hAnsi="思源黑体 CN Normal"/>
           <w:sz w:val="16"/>
           <w:szCs w:val="16"/>
         </w:rPr>
-        <w:t>germline.level</w:t>
-      </w:r>
-      <w:proofErr w:type="gramEnd"/>
+        <w:t xml:space="preserve"> </w:t>
+      </w:r>
       <w:r>
         <w:rPr>
           <w:rFonts w:ascii="思源黑体 CN Normal" w:eastAsia="思源黑体 CN Normal" w:hAnsi="思源黑体 CN Normal"/>
           <w:sz w:val="16"/>
           <w:szCs w:val="16"/>
         </w:rPr>
-        <w:t>_3 + var.germline_cnv.level_3</w:t>
-      </w:r>
-      <w:r>
+        <w:t>%}</w:t>
+      </w:r>
+    </w:p>
+    <w:p>
+      <w:pPr>
         <w:rPr>
           <w:rFonts w:ascii="思源黑体 CN Normal" w:eastAsia="思源黑体 CN Normal" w:hAnsi="思源黑体 CN Normal"/>
           <w:sz w:val="16"/>
           <w:szCs w:val="16"/>
         </w:rPr>
-        <w:t xml:space="preserve"> </w:t>
-      </w:r>
+      </w:pPr>
       <w:r>
         <w:rPr>
           <w:rFonts w:ascii="思源黑体 CN Normal" w:eastAsia="思源黑体 CN Normal" w:hAnsi="思源黑体 CN Normal"/>
           <w:sz w:val="16"/>
           <w:szCs w:val="16"/>
         </w:rPr>
-        <w:t>%}</w:t>
-      </w:r>
-    </w:p>
-    <w:p>
-      <w:pPr>
+        <w:t xml:space="preserve">{%p </w:t>
+      </w:r>
+      <w:r>
         <w:rPr>
           <w:rFonts w:ascii="思源黑体 CN Normal" w:eastAsia="思源黑体 CN Normal" w:hAnsi="思源黑体 CN Normal"/>
           <w:sz w:val="16"/>
           <w:szCs w:val="16"/>
         </w:rPr>
-      </w:pPr>
+        <w:t>for a in</w:t>
+      </w:r>
       <w:r>
         <w:rPr>
           <w:rFonts w:ascii="思源黑体 CN Normal" w:eastAsia="思源黑体 CN Normal" w:hAnsi="思源黑体 CN Normal"/>
           <w:sz w:val="16"/>
           <w:szCs w:val="16"/>
         </w:rPr>
-        <w:t xml:space="preserve">{%p </w:t>
+        <w:t xml:space="preserve"> </w:t>
       </w:r>
       <w:r>
         <w:rPr>
@@ -9127,41 +6615,7 @@
           <w:sz w:val="16"/>
           <w:szCs w:val="16"/>
         </w:rPr>
-        <w:t>for a in</w:t>
-      </w:r>
-      <w:r>
-        <w:rPr>
-          <w:rFonts w:ascii="思源黑体 CN Normal" w:eastAsia="思源黑体 CN Normal" w:hAnsi="思源黑体 CN Normal"/>
-          <w:sz w:val="16"/>
-          <w:szCs w:val="16"/>
-        </w:rPr>
-        <w:t xml:space="preserve"> </w:t>
-      </w:r>
-      <w:r>
-        <w:rPr>
-          <w:rFonts w:ascii="思源黑体 CN Normal" w:eastAsia="思源黑体 CN Normal" w:hAnsi="思源黑体 CN Normal"/>
-          <w:sz w:val="16"/>
-          <w:szCs w:val="16"/>
-        </w:rPr>
-        <w:t>var.var_</w:t>
-      </w:r>
-      <w:proofErr w:type="gramStart"/>
-      <w:r>
-        <w:rPr>
-          <w:rFonts w:ascii="思源黑体 CN Normal" w:eastAsia="思源黑体 CN Normal" w:hAnsi="思源黑体 CN Normal"/>
-          <w:sz w:val="16"/>
-          <w:szCs w:val="16"/>
-        </w:rPr>
-        <w:t>germline.level</w:t>
-      </w:r>
-      <w:proofErr w:type="gramEnd"/>
-      <w:r>
-        <w:rPr>
-          <w:rFonts w:ascii="思源黑体 CN Normal" w:eastAsia="思源黑体 CN Normal" w:hAnsi="思源黑体 CN Normal"/>
-          <w:sz w:val="16"/>
-          <w:szCs w:val="16"/>
-        </w:rPr>
-        <w:t>_3 + var.germline_cnv.level_3</w:t>
+        <w:t>var.var_germline.level_3 + var.germline_cnv.level_3</w:t>
       </w:r>
       <w:r>
         <w:rPr>
@@ -9219,30 +6673,7 @@
                 <w:sz w:val="18"/>
                 <w:szCs w:val="18"/>
               </w:rPr>
-              <w:lastRenderedPageBreak/>
-              <w:t xml:space="preserve">{%p if </w:t>
-            </w:r>
-            <w:proofErr w:type="spellStart"/>
-            <w:proofErr w:type="gramStart"/>
-            <w:r>
-              <w:rPr>
-                <w:rFonts w:ascii="思源黑体 CN Bold" w:eastAsia="思源黑体 CN Bold" w:hAnsi="思源黑体 CN Bold"/>
-                <w:color w:val="FFFFFF" w:themeColor="background1"/>
-                <w:sz w:val="18"/>
-                <w:szCs w:val="18"/>
-              </w:rPr>
-              <w:t>a.type</w:t>
-            </w:r>
-            <w:proofErr w:type="spellEnd"/>
-            <w:proofErr w:type="gramEnd"/>
-            <w:r>
-              <w:rPr>
-                <w:rFonts w:ascii="思源黑体 CN Bold" w:eastAsia="思源黑体 CN Bold" w:hAnsi="思源黑体 CN Bold"/>
-                <w:color w:val="FFFFFF" w:themeColor="background1"/>
-                <w:sz w:val="18"/>
-                <w:szCs w:val="18"/>
-              </w:rPr>
-              <w:t>==”Loss”%}</w:t>
+              <w:t>{%p if a.type==”Loss”%}</w:t>
             </w:r>
           </w:p>
           <w:p>
@@ -9265,10 +6696,86 @@
                 <w:sz w:val="18"/>
                 <w:szCs w:val="18"/>
               </w:rPr>
-              <w:t>{{</w:t>
-            </w:r>
-            <w:proofErr w:type="spellStart"/>
-            <w:proofErr w:type="gramStart"/>
+              <w:t>{{a.gene_symbol}}</w:t>
+            </w:r>
+            <w:r>
+              <w:rPr>
+                <w:rFonts w:ascii="思源黑体 CN Bold" w:eastAsia="思源黑体 CN Bold" w:hAnsi="思源黑体 CN Bold"/>
+                <w:color w:val="FFFFFF" w:themeColor="background1"/>
+                <w:sz w:val="18"/>
+                <w:szCs w:val="18"/>
+              </w:rPr>
+              <w:t xml:space="preserve"> {{a.value}} del</w:t>
+            </w:r>
+          </w:p>
+          <w:p>
+            <w:pPr>
+              <w:spacing w:line="360" w:lineRule="exact"/>
+              <w:jc w:val="center"/>
+              <w:rPr>
+                <w:rFonts w:ascii="思源黑体 CN Bold" w:eastAsia="思源黑体 CN Bold" w:hAnsi="思源黑体 CN Bold"/>
+                <w:color w:val="FFFFFF" w:themeColor="background1"/>
+                <w:sz w:val="18"/>
+                <w:szCs w:val="18"/>
+              </w:rPr>
+            </w:pPr>
+            <w:r>
+              <w:rPr>
+                <w:rFonts w:ascii="思源黑体 CN Bold" w:eastAsia="思源黑体 CN Bold" w:hAnsi="思源黑体 CN Bold"/>
+                <w:color w:val="FFFFFF" w:themeColor="background1"/>
+                <w:sz w:val="18"/>
+                <w:szCs w:val="18"/>
+              </w:rPr>
+              <w:t xml:space="preserve">{%p </w:t>
+            </w:r>
+            <w:r>
+              <w:rPr>
+                <w:rFonts w:ascii="思源黑体 CN Bold" w:eastAsia="思源黑体 CN Bold" w:hAnsi="思源黑体 CN Bold"/>
+                <w:color w:val="FFFFFF" w:themeColor="background1"/>
+                <w:sz w:val="18"/>
+                <w:szCs w:val="18"/>
+              </w:rPr>
+              <w:t>el</w:t>
+            </w:r>
+            <w:r>
+              <w:rPr>
+                <w:rFonts w:ascii="思源黑体 CN Bold" w:eastAsia="思源黑体 CN Bold" w:hAnsi="思源黑体 CN Bold"/>
+                <w:color w:val="FFFFFF" w:themeColor="background1"/>
+                <w:sz w:val="18"/>
+                <w:szCs w:val="18"/>
+              </w:rPr>
+              <w:t>if a.type==”</w:t>
+            </w:r>
+            <w:r>
+              <w:rPr>
+                <w:rFonts w:ascii="思源黑体 CN Bold" w:eastAsia="思源黑体 CN Bold" w:hAnsi="思源黑体 CN Bold"/>
+                <w:color w:val="FFFFFF" w:themeColor="background1"/>
+                <w:sz w:val="18"/>
+                <w:szCs w:val="18"/>
+              </w:rPr>
+              <w:t>Gain</w:t>
+            </w:r>
+            <w:r>
+              <w:rPr>
+                <w:rFonts w:ascii="思源黑体 CN Bold" w:eastAsia="思源黑体 CN Bold" w:hAnsi="思源黑体 CN Bold"/>
+                <w:color w:val="FFFFFF" w:themeColor="background1"/>
+                <w:sz w:val="18"/>
+                <w:szCs w:val="18"/>
+              </w:rPr>
+              <w:t>”%}</w:t>
+            </w:r>
+          </w:p>
+          <w:p>
+            <w:pPr>
+              <w:spacing w:line="360" w:lineRule="exact"/>
+              <w:jc w:val="center"/>
+              <w:rPr>
+                <w:rFonts w:ascii="思源黑体 CN Bold" w:eastAsia="思源黑体 CN Bold" w:hAnsi="思源黑体 CN Bold"/>
+                <w:color w:val="FFFFFF" w:themeColor="background1"/>
+                <w:sz w:val="18"/>
+                <w:szCs w:val="18"/>
+              </w:rPr>
+            </w:pPr>
             <w:r>
               <w:rPr>
                 <w:rFonts w:ascii="思源黑体 CN Bold" w:eastAsia="思源黑体 CN Bold" w:hAnsi="思源黑体 CN Bold"/>
@@ -9278,9 +6785,70 @@
                 <w:sz w:val="18"/>
                 <w:szCs w:val="18"/>
               </w:rPr>
-              <w:t>a.gene</w:t>
-            </w:r>
-            <w:proofErr w:type="gramEnd"/>
+              <w:t>{{a.gene_symbol}}</w:t>
+            </w:r>
+            <w:r>
+              <w:rPr>
+                <w:rFonts w:ascii="思源黑体 CN Bold" w:eastAsia="思源黑体 CN Bold" w:hAnsi="思源黑体 CN Bold"/>
+                <w:color w:val="FFFFFF" w:themeColor="background1"/>
+                <w:sz w:val="18"/>
+                <w:szCs w:val="18"/>
+              </w:rPr>
+              <w:t xml:space="preserve"> {{a.value}} d</w:t>
+            </w:r>
+            <w:r>
+              <w:rPr>
+                <w:rFonts w:ascii="思源黑体 CN Bold" w:eastAsia="思源黑体 CN Bold" w:hAnsi="思源黑体 CN Bold"/>
+                <w:color w:val="FFFFFF" w:themeColor="background1"/>
+                <w:sz w:val="18"/>
+                <w:szCs w:val="18"/>
+              </w:rPr>
+              <w:t>up</w:t>
+            </w:r>
+          </w:p>
+          <w:p>
+            <w:pPr>
+              <w:spacing w:line="360" w:lineRule="exact"/>
+              <w:jc w:val="center"/>
+              <w:rPr>
+                <w:rFonts w:ascii="思源黑体 CN Bold" w:eastAsia="思源黑体 CN Bold" w:hAnsi="思源黑体 CN Bold"/>
+                <w:color w:val="FFFFFF" w:themeColor="background1"/>
+                <w:sz w:val="18"/>
+                <w:szCs w:val="18"/>
+              </w:rPr>
+            </w:pPr>
+            <w:r>
+              <w:rPr>
+                <w:rFonts w:ascii="思源黑体 CN Bold" w:eastAsia="思源黑体 CN Bold" w:hAnsi="思源黑体 CN Bold"/>
+                <w:color w:val="FFFFFF" w:themeColor="background1"/>
+                <w:sz w:val="18"/>
+                <w:szCs w:val="18"/>
+              </w:rPr>
+              <w:t>{%p else%}</w:t>
+            </w:r>
+          </w:p>
+          <w:p>
+            <w:pPr>
+              <w:spacing w:line="360" w:lineRule="exact"/>
+              <w:jc w:val="center"/>
+              <w:rPr>
+                <w:rFonts w:ascii="思源黑体 CN Bold" w:eastAsia="思源黑体 CN Bold" w:hAnsi="思源黑体 CN Bold"/>
+                <w:color w:val="FFFFFF" w:themeColor="background1"/>
+                <w:sz w:val="18"/>
+                <w:szCs w:val="18"/>
+              </w:rPr>
+            </w:pPr>
+            <w:r>
+              <w:rPr>
+                <w:rFonts w:ascii="思源黑体 CN Bold" w:eastAsia="思源黑体 CN Bold" w:hAnsi="思源黑体 CN Bold" w:hint="eastAsia"/>
+                <w:i/>
+                <w:iCs/>
+                <w:color w:val="FFFFFF" w:themeColor="background1"/>
+                <w:sz w:val="18"/>
+                <w:szCs w:val="18"/>
+              </w:rPr>
+              <w:t>{</w:t>
+            </w:r>
             <w:r>
               <w:rPr>
                 <w:rFonts w:ascii="思源黑体 CN Bold" w:eastAsia="思源黑体 CN Bold" w:hAnsi="思源黑体 CN Bold"/>
@@ -9290,19 +6858,7 @@
                 <w:sz w:val="18"/>
                 <w:szCs w:val="18"/>
               </w:rPr>
-              <w:t>_symbol</w:t>
-            </w:r>
-            <w:proofErr w:type="spellEnd"/>
-            <w:r>
-              <w:rPr>
-                <w:rFonts w:ascii="思源黑体 CN Bold" w:eastAsia="思源黑体 CN Bold" w:hAnsi="思源黑体 CN Bold"/>
-                <w:i/>
-                <w:iCs/>
-                <w:color w:val="FFFFFF" w:themeColor="background1"/>
-                <w:sz w:val="18"/>
-                <w:szCs w:val="18"/>
-              </w:rPr>
-              <w:t>}}</w:t>
+              <w:t>{a.gene_symbol}}</w:t>
             </w:r>
             <w:r>
               <w:rPr>
@@ -9311,376 +6867,7 @@
                 <w:sz w:val="18"/>
                 <w:szCs w:val="18"/>
               </w:rPr>
-              <w:t xml:space="preserve"> {{</w:t>
-            </w:r>
-            <w:proofErr w:type="spellStart"/>
-            <w:r>
-              <w:rPr>
-                <w:rFonts w:ascii="思源黑体 CN Bold" w:eastAsia="思源黑体 CN Bold" w:hAnsi="思源黑体 CN Bold"/>
-                <w:color w:val="FFFFFF" w:themeColor="background1"/>
-                <w:sz w:val="18"/>
-                <w:szCs w:val="18"/>
-              </w:rPr>
-              <w:t>a.value</w:t>
-            </w:r>
-            <w:proofErr w:type="spellEnd"/>
-            <w:r>
-              <w:rPr>
-                <w:rFonts w:ascii="思源黑体 CN Bold" w:eastAsia="思源黑体 CN Bold" w:hAnsi="思源黑体 CN Bold"/>
-                <w:color w:val="FFFFFF" w:themeColor="background1"/>
-                <w:sz w:val="18"/>
-                <w:szCs w:val="18"/>
-              </w:rPr>
-              <w:t>}} del</w:t>
-            </w:r>
-          </w:p>
-          <w:p>
-            <w:pPr>
-              <w:spacing w:line="360" w:lineRule="exact"/>
-              <w:jc w:val="center"/>
-              <w:rPr>
-                <w:rFonts w:ascii="思源黑体 CN Bold" w:eastAsia="思源黑体 CN Bold" w:hAnsi="思源黑体 CN Bold"/>
-                <w:color w:val="FFFFFF" w:themeColor="background1"/>
-                <w:sz w:val="18"/>
-                <w:szCs w:val="18"/>
-              </w:rPr>
-            </w:pPr>
-            <w:r>
-              <w:rPr>
-                <w:rFonts w:ascii="思源黑体 CN Bold" w:eastAsia="思源黑体 CN Bold" w:hAnsi="思源黑体 CN Bold"/>
-                <w:color w:val="FFFFFF" w:themeColor="background1"/>
-                <w:sz w:val="18"/>
-                <w:szCs w:val="18"/>
-              </w:rPr>
-              <w:t xml:space="preserve">{%p </w:t>
-            </w:r>
-            <w:proofErr w:type="spellStart"/>
-            <w:r>
-              <w:rPr>
-                <w:rFonts w:ascii="思源黑体 CN Bold" w:eastAsia="思源黑体 CN Bold" w:hAnsi="思源黑体 CN Bold"/>
-                <w:color w:val="FFFFFF" w:themeColor="background1"/>
-                <w:sz w:val="18"/>
-                <w:szCs w:val="18"/>
-              </w:rPr>
-              <w:t>el</w:t>
-            </w:r>
-            <w:r>
-              <w:rPr>
-                <w:rFonts w:ascii="思源黑体 CN Bold" w:eastAsia="思源黑体 CN Bold" w:hAnsi="思源黑体 CN Bold"/>
-                <w:color w:val="FFFFFF" w:themeColor="background1"/>
-                <w:sz w:val="18"/>
-                <w:szCs w:val="18"/>
-              </w:rPr>
-              <w:t>if</w:t>
-            </w:r>
-            <w:proofErr w:type="spellEnd"/>
-            <w:r>
-              <w:rPr>
-                <w:rFonts w:ascii="思源黑体 CN Bold" w:eastAsia="思源黑体 CN Bold" w:hAnsi="思源黑体 CN Bold"/>
-                <w:color w:val="FFFFFF" w:themeColor="background1"/>
-                <w:sz w:val="18"/>
-                <w:szCs w:val="18"/>
-              </w:rPr>
-              <w:t xml:space="preserve"> </w:t>
-            </w:r>
-            <w:proofErr w:type="spellStart"/>
-            <w:proofErr w:type="gramStart"/>
-            <w:r>
-              <w:rPr>
-                <w:rFonts w:ascii="思源黑体 CN Bold" w:eastAsia="思源黑体 CN Bold" w:hAnsi="思源黑体 CN Bold"/>
-                <w:color w:val="FFFFFF" w:themeColor="background1"/>
-                <w:sz w:val="18"/>
-                <w:szCs w:val="18"/>
-              </w:rPr>
-              <w:t>a.type</w:t>
-            </w:r>
-            <w:proofErr w:type="spellEnd"/>
-            <w:proofErr w:type="gramEnd"/>
-            <w:r>
-              <w:rPr>
-                <w:rFonts w:ascii="思源黑体 CN Bold" w:eastAsia="思源黑体 CN Bold" w:hAnsi="思源黑体 CN Bold"/>
-                <w:color w:val="FFFFFF" w:themeColor="background1"/>
-                <w:sz w:val="18"/>
-                <w:szCs w:val="18"/>
-              </w:rPr>
-              <w:t>==”</w:t>
-            </w:r>
-            <w:r>
-              <w:rPr>
-                <w:rFonts w:ascii="思源黑体 CN Bold" w:eastAsia="思源黑体 CN Bold" w:hAnsi="思源黑体 CN Bold"/>
-                <w:color w:val="FFFFFF" w:themeColor="background1"/>
-                <w:sz w:val="18"/>
-                <w:szCs w:val="18"/>
-              </w:rPr>
-              <w:t>Gain</w:t>
-            </w:r>
-            <w:r>
-              <w:rPr>
-                <w:rFonts w:ascii="思源黑体 CN Bold" w:eastAsia="思源黑体 CN Bold" w:hAnsi="思源黑体 CN Bold"/>
-                <w:color w:val="FFFFFF" w:themeColor="background1"/>
-                <w:sz w:val="18"/>
-                <w:szCs w:val="18"/>
-              </w:rPr>
-              <w:t>”%}</w:t>
-            </w:r>
-          </w:p>
-          <w:p>
-            <w:pPr>
-              <w:spacing w:line="360" w:lineRule="exact"/>
-              <w:jc w:val="center"/>
-              <w:rPr>
-                <w:rFonts w:ascii="思源黑体 CN Bold" w:eastAsia="思源黑体 CN Bold" w:hAnsi="思源黑体 CN Bold"/>
-                <w:color w:val="FFFFFF" w:themeColor="background1"/>
-                <w:sz w:val="18"/>
-                <w:szCs w:val="18"/>
-              </w:rPr>
-            </w:pPr>
-            <w:r>
-              <w:rPr>
-                <w:rFonts w:ascii="思源黑体 CN Bold" w:eastAsia="思源黑体 CN Bold" w:hAnsi="思源黑体 CN Bold"/>
-                <w:i/>
-                <w:iCs/>
-                <w:color w:val="FFFFFF" w:themeColor="background1"/>
-                <w:sz w:val="18"/>
-                <w:szCs w:val="18"/>
-              </w:rPr>
-              <w:t>{{</w:t>
-            </w:r>
-            <w:proofErr w:type="spellStart"/>
-            <w:proofErr w:type="gramStart"/>
-            <w:r>
-              <w:rPr>
-                <w:rFonts w:ascii="思源黑体 CN Bold" w:eastAsia="思源黑体 CN Bold" w:hAnsi="思源黑体 CN Bold"/>
-                <w:i/>
-                <w:iCs/>
-                <w:color w:val="FFFFFF" w:themeColor="background1"/>
-                <w:sz w:val="18"/>
-                <w:szCs w:val="18"/>
-              </w:rPr>
-              <w:t>a.gene</w:t>
-            </w:r>
-            <w:proofErr w:type="gramEnd"/>
-            <w:r>
-              <w:rPr>
-                <w:rFonts w:ascii="思源黑体 CN Bold" w:eastAsia="思源黑体 CN Bold" w:hAnsi="思源黑体 CN Bold"/>
-                <w:i/>
-                <w:iCs/>
-                <w:color w:val="FFFFFF" w:themeColor="background1"/>
-                <w:sz w:val="18"/>
-                <w:szCs w:val="18"/>
-              </w:rPr>
-              <w:t>_symbol</w:t>
-            </w:r>
-            <w:proofErr w:type="spellEnd"/>
-            <w:r>
-              <w:rPr>
-                <w:rFonts w:ascii="思源黑体 CN Bold" w:eastAsia="思源黑体 CN Bold" w:hAnsi="思源黑体 CN Bold"/>
-                <w:i/>
-                <w:iCs/>
-                <w:color w:val="FFFFFF" w:themeColor="background1"/>
-                <w:sz w:val="18"/>
-                <w:szCs w:val="18"/>
-              </w:rPr>
-              <w:t>}}</w:t>
-            </w:r>
-            <w:r>
-              <w:rPr>
-                <w:rFonts w:ascii="思源黑体 CN Bold" w:eastAsia="思源黑体 CN Bold" w:hAnsi="思源黑体 CN Bold"/>
-                <w:color w:val="FFFFFF" w:themeColor="background1"/>
-                <w:sz w:val="18"/>
-                <w:szCs w:val="18"/>
-              </w:rPr>
-              <w:t xml:space="preserve"> {{</w:t>
-            </w:r>
-            <w:proofErr w:type="spellStart"/>
-            <w:r>
-              <w:rPr>
-                <w:rFonts w:ascii="思源黑体 CN Bold" w:eastAsia="思源黑体 CN Bold" w:hAnsi="思源黑体 CN Bold"/>
-                <w:color w:val="FFFFFF" w:themeColor="background1"/>
-                <w:sz w:val="18"/>
-                <w:szCs w:val="18"/>
-              </w:rPr>
-              <w:t>a.value</w:t>
-            </w:r>
-            <w:proofErr w:type="spellEnd"/>
-            <w:r>
-              <w:rPr>
-                <w:rFonts w:ascii="思源黑体 CN Bold" w:eastAsia="思源黑体 CN Bold" w:hAnsi="思源黑体 CN Bold"/>
-                <w:color w:val="FFFFFF" w:themeColor="background1"/>
-                <w:sz w:val="18"/>
-                <w:szCs w:val="18"/>
-              </w:rPr>
-              <w:t>}} d</w:t>
-            </w:r>
-            <w:r>
-              <w:rPr>
-                <w:rFonts w:ascii="思源黑体 CN Bold" w:eastAsia="思源黑体 CN Bold" w:hAnsi="思源黑体 CN Bold"/>
-                <w:color w:val="FFFFFF" w:themeColor="background1"/>
-                <w:sz w:val="18"/>
-                <w:szCs w:val="18"/>
-              </w:rPr>
-              <w:t>up</w:t>
-            </w:r>
-          </w:p>
-          <w:p>
-            <w:pPr>
-              <w:spacing w:line="360" w:lineRule="exact"/>
-              <w:jc w:val="center"/>
-              <w:rPr>
-                <w:rFonts w:ascii="思源黑体 CN Bold" w:eastAsia="思源黑体 CN Bold" w:hAnsi="思源黑体 CN Bold"/>
-                <w:color w:val="FFFFFF" w:themeColor="background1"/>
-                <w:sz w:val="18"/>
-                <w:szCs w:val="18"/>
-              </w:rPr>
-            </w:pPr>
-            <w:r>
-              <w:rPr>
-                <w:rFonts w:ascii="思源黑体 CN Bold" w:eastAsia="思源黑体 CN Bold" w:hAnsi="思源黑体 CN Bold"/>
-                <w:color w:val="FFFFFF" w:themeColor="background1"/>
-                <w:sz w:val="18"/>
-                <w:szCs w:val="18"/>
-              </w:rPr>
-              <w:t>{%p else%}</w:t>
-            </w:r>
-          </w:p>
-          <w:p>
-            <w:pPr>
-              <w:spacing w:line="360" w:lineRule="exact"/>
-              <w:jc w:val="center"/>
-              <w:rPr>
-                <w:rFonts w:ascii="思源黑体 CN Bold" w:eastAsia="思源黑体 CN Bold" w:hAnsi="思源黑体 CN Bold"/>
-                <w:color w:val="FFFFFF" w:themeColor="background1"/>
-                <w:sz w:val="18"/>
-                <w:szCs w:val="18"/>
-              </w:rPr>
-            </w:pPr>
-            <w:r>
-              <w:rPr>
-                <w:rFonts w:ascii="思源黑体 CN Bold" w:eastAsia="思源黑体 CN Bold" w:hAnsi="思源黑体 CN Bold" w:hint="eastAsia"/>
-                <w:i/>
-                <w:iCs/>
-                <w:color w:val="FFFFFF" w:themeColor="background1"/>
-                <w:sz w:val="18"/>
-                <w:szCs w:val="18"/>
-              </w:rPr>
-              <w:t>{</w:t>
-            </w:r>
-            <w:r>
-              <w:rPr>
-                <w:rFonts w:ascii="思源黑体 CN Bold" w:eastAsia="思源黑体 CN Bold" w:hAnsi="思源黑体 CN Bold"/>
-                <w:i/>
-                <w:iCs/>
-                <w:color w:val="FFFFFF" w:themeColor="background1"/>
-                <w:sz w:val="18"/>
-                <w:szCs w:val="18"/>
-              </w:rPr>
-              <w:t>{</w:t>
-            </w:r>
-            <w:proofErr w:type="spellStart"/>
-            <w:proofErr w:type="gramStart"/>
-            <w:r>
-              <w:rPr>
-                <w:rFonts w:ascii="思源黑体 CN Bold" w:eastAsia="思源黑体 CN Bold" w:hAnsi="思源黑体 CN Bold"/>
-                <w:i/>
-                <w:iCs/>
-                <w:color w:val="FFFFFF" w:themeColor="background1"/>
-                <w:sz w:val="18"/>
-                <w:szCs w:val="18"/>
-              </w:rPr>
-              <w:t>a.gene</w:t>
-            </w:r>
-            <w:proofErr w:type="gramEnd"/>
-            <w:r>
-              <w:rPr>
-                <w:rFonts w:ascii="思源黑体 CN Bold" w:eastAsia="思源黑体 CN Bold" w:hAnsi="思源黑体 CN Bold"/>
-                <w:i/>
-                <w:iCs/>
-                <w:color w:val="FFFFFF" w:themeColor="background1"/>
-                <w:sz w:val="18"/>
-                <w:szCs w:val="18"/>
-              </w:rPr>
-              <w:t>_symbol</w:t>
-            </w:r>
-            <w:proofErr w:type="spellEnd"/>
-            <w:r>
-              <w:rPr>
-                <w:rFonts w:ascii="思源黑体 CN Bold" w:eastAsia="思源黑体 CN Bold" w:hAnsi="思源黑体 CN Bold"/>
-                <w:i/>
-                <w:iCs/>
-                <w:color w:val="FFFFFF" w:themeColor="background1"/>
-                <w:sz w:val="18"/>
-                <w:szCs w:val="18"/>
-              </w:rPr>
-              <w:t>}}</w:t>
-            </w:r>
-            <w:r>
-              <w:rPr>
-                <w:rFonts w:ascii="思源黑体 CN Bold" w:eastAsia="思源黑体 CN Bold" w:hAnsi="思源黑体 CN Bold"/>
-                <w:color w:val="FFFFFF" w:themeColor="background1"/>
-                <w:sz w:val="18"/>
-                <w:szCs w:val="18"/>
-              </w:rPr>
-              <w:t xml:space="preserve"> {{</w:t>
-            </w:r>
-            <w:proofErr w:type="spellStart"/>
-            <w:r>
-              <w:rPr>
-                <w:rFonts w:ascii="思源黑体 CN Bold" w:eastAsia="思源黑体 CN Bold" w:hAnsi="思源黑体 CN Bold"/>
-                <w:color w:val="FFFFFF" w:themeColor="background1"/>
-                <w:sz w:val="18"/>
-                <w:szCs w:val="18"/>
-              </w:rPr>
-              <w:t>a.gene_region</w:t>
-            </w:r>
-            <w:proofErr w:type="spellEnd"/>
-            <w:r>
-              <w:rPr>
-                <w:rFonts w:ascii="思源黑体 CN Bold" w:eastAsia="思源黑体 CN Bold" w:hAnsi="思源黑体 CN Bold"/>
-                <w:color w:val="FFFFFF" w:themeColor="background1"/>
-                <w:sz w:val="18"/>
-                <w:szCs w:val="18"/>
-              </w:rPr>
-              <w:t>}} {{</w:t>
-            </w:r>
-            <w:proofErr w:type="spellStart"/>
-            <w:r>
-              <w:rPr>
-                <w:rFonts w:ascii="思源黑体 CN Bold" w:eastAsia="思源黑体 CN Bold" w:hAnsi="思源黑体 CN Bold"/>
-                <w:color w:val="FFFFFF" w:themeColor="background1"/>
-                <w:sz w:val="18"/>
-                <w:szCs w:val="18"/>
-              </w:rPr>
-              <w:t>a.hgvs_c</w:t>
-            </w:r>
-            <w:proofErr w:type="spellEnd"/>
-            <w:r>
-              <w:rPr>
-                <w:rFonts w:ascii="思源黑体 CN Bold" w:eastAsia="思源黑体 CN Bold" w:hAnsi="思源黑体 CN Bold"/>
-                <w:color w:val="FFFFFF" w:themeColor="background1"/>
-                <w:sz w:val="18"/>
-                <w:szCs w:val="18"/>
-              </w:rPr>
-              <w:t xml:space="preserve">}}{%if </w:t>
-            </w:r>
-            <w:proofErr w:type="spellStart"/>
-            <w:r>
-              <w:rPr>
-                <w:rFonts w:ascii="思源黑体 CN Bold" w:eastAsia="思源黑体 CN Bold" w:hAnsi="思源黑体 CN Bold"/>
-                <w:color w:val="FFFFFF" w:themeColor="background1"/>
-                <w:sz w:val="18"/>
-                <w:szCs w:val="18"/>
-              </w:rPr>
-              <w:t>a.hgvs_p</w:t>
-            </w:r>
-            <w:proofErr w:type="spellEnd"/>
-            <w:r>
-              <w:rPr>
-                <w:rFonts w:ascii="思源黑体 CN Bold" w:eastAsia="思源黑体 CN Bold" w:hAnsi="思源黑体 CN Bold"/>
-                <w:color w:val="FFFFFF" w:themeColor="background1"/>
-                <w:sz w:val="18"/>
-                <w:szCs w:val="18"/>
-              </w:rPr>
-              <w:t>!=”p.?”%} {{a.hgvs_p}}{%endif%}</w:t>
+              <w:t xml:space="preserve"> {{a.gene_region}} {{a.hgvs_c}}{%if a.hgvs_p!=”p.?”%} {{a.hgvs_p}}{%endif%}</w:t>
             </w:r>
           </w:p>
           <w:p>
@@ -9756,38 +6943,7 @@
                 <w:sz w:val="17"/>
                 <w:szCs w:val="17"/>
               </w:rPr>
-              <w:t>{{</w:t>
-            </w:r>
-            <w:proofErr w:type="spellStart"/>
-            <w:proofErr w:type="gramStart"/>
-            <w:r>
-              <w:rPr>
-                <w:rFonts w:ascii="思源黑体 CN Normal" w:eastAsia="思源黑体 CN Normal" w:hAnsi="思源黑体 CN Normal"/>
-                <w:iCs/>
-                <w:sz w:val="17"/>
-                <w:szCs w:val="17"/>
-              </w:rPr>
-              <w:t>a.gene</w:t>
-            </w:r>
-            <w:proofErr w:type="gramEnd"/>
-            <w:r>
-              <w:rPr>
-                <w:rFonts w:ascii="思源黑体 CN Normal" w:eastAsia="思源黑体 CN Normal" w:hAnsi="思源黑体 CN Normal"/>
-                <w:iCs/>
-                <w:sz w:val="17"/>
-                <w:szCs w:val="17"/>
-              </w:rPr>
-              <w:t>_function|e</w:t>
-            </w:r>
-            <w:proofErr w:type="spellEnd"/>
-            <w:r>
-              <w:rPr>
-                <w:rFonts w:ascii="思源黑体 CN Normal" w:eastAsia="思源黑体 CN Normal" w:hAnsi="思源黑体 CN Normal"/>
-                <w:iCs/>
-                <w:sz w:val="17"/>
-                <w:szCs w:val="17"/>
-              </w:rPr>
-              <w:t>}}</w:t>
+              <w:t>{{a.gene_function|e}}</w:t>
             </w:r>
           </w:p>
         </w:tc>
@@ -9841,121 +6997,39 @@
                 <w:sz w:val="17"/>
                 <w:szCs w:val="17"/>
               </w:rPr>
-              <w:t>{{</w:t>
-            </w:r>
-            <w:proofErr w:type="spellStart"/>
+              <w:t>{{a.variant_desc_cn|e}}{{a.variant_interpret_cn|e}}</w:t>
+            </w:r>
+            <w:r>
+              <w:rPr>
+                <w:rFonts w:ascii="思源黑体 CN Normal" w:eastAsia="思源黑体 CN Normal" w:hAnsi="思源黑体 CN Normal" w:cs="思源黑体 CN Light" w:hint="eastAsia"/>
+                <w:sz w:val="17"/>
+                <w:szCs w:val="17"/>
+              </w:rPr>
+              <w:t>因此，该变异为{%</w:t>
+            </w:r>
             <w:r>
               <w:rPr>
                 <w:rFonts w:ascii="思源黑体 CN Normal" w:eastAsia="思源黑体 CN Normal" w:hAnsi="思源黑体 CN Normal" w:cs="思源黑体 CN Light"/>
                 <w:sz w:val="17"/>
                 <w:szCs w:val="17"/>
               </w:rPr>
-              <w:t>a.variant_desc_cn|e</w:t>
-            </w:r>
-            <w:proofErr w:type="spellEnd"/>
+              <w:t>if a.clinic_num_g==5</w:t>
+            </w:r>
+            <w:r>
+              <w:rPr>
+                <w:rFonts w:ascii="思源黑体 CN Normal" w:eastAsia="思源黑体 CN Normal" w:hAnsi="思源黑体 CN Normal" w:cs="思源黑体 CN Light" w:hint="eastAsia"/>
+                <w:sz w:val="17"/>
+                <w:szCs w:val="17"/>
+              </w:rPr>
+              <w:t>%}致病性变异{%</w:t>
+            </w:r>
             <w:r>
               <w:rPr>
                 <w:rFonts w:ascii="思源黑体 CN Normal" w:eastAsia="思源黑体 CN Normal" w:hAnsi="思源黑体 CN Normal" w:cs="思源黑体 CN Light"/>
                 <w:sz w:val="17"/>
                 <w:szCs w:val="17"/>
               </w:rPr>
-              <w:t>}}{{</w:t>
-            </w:r>
-            <w:proofErr w:type="spellStart"/>
-            <w:r>
-              <w:rPr>
-                <w:rFonts w:ascii="思源黑体 CN Normal" w:eastAsia="思源黑体 CN Normal" w:hAnsi="思源黑体 CN Normal" w:cs="思源黑体 CN Light"/>
-                <w:sz w:val="17"/>
-                <w:szCs w:val="17"/>
-              </w:rPr>
-              <w:t>a.variant_interpret_cn|e</w:t>
-            </w:r>
-            <w:proofErr w:type="spellEnd"/>
-            <w:r>
-              <w:rPr>
-                <w:rFonts w:ascii="思源黑体 CN Normal" w:eastAsia="思源黑体 CN Normal" w:hAnsi="思源黑体 CN Normal" w:cs="思源黑体 CN Light"/>
-                <w:sz w:val="17"/>
-                <w:szCs w:val="17"/>
-              </w:rPr>
-              <w:t>}}</w:t>
-            </w:r>
-            <w:r>
-              <w:rPr>
-                <w:rFonts w:ascii="思源黑体 CN Normal" w:eastAsia="思源黑体 CN Normal" w:hAnsi="思源黑体 CN Normal" w:cs="思源黑体 CN Light" w:hint="eastAsia"/>
-                <w:sz w:val="17"/>
-                <w:szCs w:val="17"/>
-              </w:rPr>
-              <w:t>因此，该变异为{%</w:t>
-            </w:r>
-            <w:r>
-              <w:rPr>
-                <w:rFonts w:ascii="思源黑体 CN Normal" w:eastAsia="思源黑体 CN Normal" w:hAnsi="思源黑体 CN Normal" w:cs="思源黑体 CN Light"/>
-                <w:sz w:val="17"/>
-                <w:szCs w:val="17"/>
-              </w:rPr>
-              <w:t xml:space="preserve">if </w:t>
-            </w:r>
-            <w:proofErr w:type="spellStart"/>
-            <w:r>
-              <w:rPr>
-                <w:rFonts w:ascii="思源黑体 CN Normal" w:eastAsia="思源黑体 CN Normal" w:hAnsi="思源黑体 CN Normal" w:cs="思源黑体 CN Light"/>
-                <w:sz w:val="17"/>
-                <w:szCs w:val="17"/>
-              </w:rPr>
-              <w:t>a.clinic_num_g</w:t>
-            </w:r>
-            <w:proofErr w:type="spellEnd"/>
-            <w:r>
-              <w:rPr>
-                <w:rFonts w:ascii="思源黑体 CN Normal" w:eastAsia="思源黑体 CN Normal" w:hAnsi="思源黑体 CN Normal" w:cs="思源黑体 CN Light"/>
-                <w:sz w:val="17"/>
-                <w:szCs w:val="17"/>
-              </w:rPr>
-              <w:t>==5</w:t>
-            </w:r>
-            <w:r>
-              <w:rPr>
-                <w:rFonts w:ascii="思源黑体 CN Normal" w:eastAsia="思源黑体 CN Normal" w:hAnsi="思源黑体 CN Normal" w:cs="思源黑体 CN Light" w:hint="eastAsia"/>
-                <w:sz w:val="17"/>
-                <w:szCs w:val="17"/>
-              </w:rPr>
-              <w:t>%}致病性变异{%</w:t>
-            </w:r>
-            <w:proofErr w:type="spellStart"/>
-            <w:r>
-              <w:rPr>
-                <w:rFonts w:ascii="思源黑体 CN Normal" w:eastAsia="思源黑体 CN Normal" w:hAnsi="思源黑体 CN Normal" w:cs="思源黑体 CN Light"/>
-                <w:sz w:val="17"/>
-                <w:szCs w:val="17"/>
-              </w:rPr>
-              <w:t>elif</w:t>
-            </w:r>
-            <w:proofErr w:type="spellEnd"/>
-            <w:r>
-              <w:rPr>
-                <w:rFonts w:ascii="思源黑体 CN Normal" w:eastAsia="思源黑体 CN Normal" w:hAnsi="思源黑体 CN Normal" w:cs="思源黑体 CN Light"/>
-                <w:sz w:val="17"/>
-                <w:szCs w:val="17"/>
-              </w:rPr>
-              <w:t xml:space="preserve"> </w:t>
-            </w:r>
-            <w:proofErr w:type="spellStart"/>
-            <w:r>
-              <w:rPr>
-                <w:rFonts w:ascii="思源黑体 CN Normal" w:eastAsia="思源黑体 CN Normal" w:hAnsi="思源黑体 CN Normal" w:cs="思源黑体 CN Light"/>
-                <w:sz w:val="17"/>
-                <w:szCs w:val="17"/>
-              </w:rPr>
-              <w:t>a.clinic_num_g</w:t>
-            </w:r>
-            <w:proofErr w:type="spellEnd"/>
-            <w:r>
-              <w:rPr>
-                <w:rFonts w:ascii="思源黑体 CN Normal" w:eastAsia="思源黑体 CN Normal" w:hAnsi="思源黑体 CN Normal" w:cs="思源黑体 CN Light"/>
-                <w:sz w:val="17"/>
-                <w:szCs w:val="17"/>
-              </w:rPr>
-              <w:t>==4</w:t>
+              <w:t>elif a.clinic_num_g==4</w:t>
             </w:r>
             <w:r>
               <w:rPr>
@@ -10002,25 +7076,7 @@
           <w:sz w:val="16"/>
           <w:szCs w:val="16"/>
         </w:rPr>
-        <w:t xml:space="preserve">%p </w:t>
-      </w:r>
-      <w:proofErr w:type="spellStart"/>
-      <w:r>
-        <w:rPr>
-          <w:rFonts w:ascii="思源黑体 CN Normal" w:eastAsia="思源黑体 CN Normal" w:hAnsi="思源黑体 CN Normal"/>
-          <w:sz w:val="16"/>
-          <w:szCs w:val="16"/>
-        </w:rPr>
-        <w:t>endfor</w:t>
-      </w:r>
-      <w:proofErr w:type="spellEnd"/>
-      <w:r>
-        <w:rPr>
-          <w:rFonts w:ascii="思源黑体 CN Normal" w:eastAsia="思源黑体 CN Normal" w:hAnsi="思源黑体 CN Normal"/>
-          <w:sz w:val="16"/>
-          <w:szCs w:val="16"/>
-        </w:rPr>
-        <w:t>%}</w:t>
+        <w:t>%p endfor%}</w:t>
       </w:r>
     </w:p>
     <w:p>
@@ -10198,25 +7254,7 @@
                 <w:sz w:val="17"/>
                 <w:szCs w:val="17"/>
               </w:rPr>
-              <w:t>未检测</w:t>
-            </w:r>
-            <w:proofErr w:type="gramStart"/>
-            <w:r>
-              <w:rPr>
-                <w:rFonts w:ascii="思源黑体 CN Normal" w:eastAsia="思源黑体 CN Normal" w:hAnsi="思源黑体 CN Normal" w:hint="eastAsia"/>
-                <w:sz w:val="17"/>
-                <w:szCs w:val="17"/>
-              </w:rPr>
-              <w:t>到意义</w:t>
-            </w:r>
-            <w:proofErr w:type="gramEnd"/>
-            <w:r>
-              <w:rPr>
-                <w:rFonts w:ascii="思源黑体 CN Normal" w:eastAsia="思源黑体 CN Normal" w:hAnsi="思源黑体 CN Normal" w:hint="eastAsia"/>
-                <w:sz w:val="17"/>
-                <w:szCs w:val="17"/>
-              </w:rPr>
-              <w:t>不明确</w:t>
+              <w:t>未检测到意义不明确</w:t>
             </w:r>
             <w:r>
               <w:rPr>
@@ -10457,7 +7495,7 @@
                     </wp:anchor>
                   </w:drawing>
                 </mc:Choice>
-                <mc:Fallback xmlns:oel="http://schemas.microsoft.com/office/2019/extlst" xmlns:w16du="http://schemas.microsoft.com/office/word/2023/wordml/word16du">
+                <mc:Fallback xmlns:w16du="http://schemas.microsoft.com/office/word/2023/wordml/word16du" xmlns:oel="http://schemas.microsoft.com/office/2019/extlst">
                   <w:pict>
                     <v:shape w14:anchorId="54C54462" id="流程图: 接点 10" o:spid="_x0000_s1026" type="#_x0000_t120" style="position:absolute;left:0;text-align:left;margin-left:199.35pt;margin-top:3.25pt;width:24.65pt;height:25.15pt;z-index:-251597824;visibility:visible;mso-wrap-style:square;mso-wrap-distance-left:9pt;mso-wrap-distance-top:0;mso-wrap-distance-right:9pt;mso-wrap-distance-bottom:0;mso-position-horizontal:absolute;mso-position-horizontal-relative:text;mso-position-vertical:absolute;mso-position-vertical-relative:text;v-text-anchor:middle" o:gfxdata="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" fillcolor="#1e7648" stroked="f" strokeweight="1pt">
                       <v:stroke joinstyle="miter"/>
@@ -10607,7 +7645,7 @@
                     </wp:anchor>
                   </w:drawing>
                 </mc:Choice>
-                <mc:Fallback xmlns:oel="http://schemas.microsoft.com/office/2019/extlst" xmlns:w16du="http://schemas.microsoft.com/office/word/2023/wordml/word16du">
+                <mc:Fallback xmlns:w16du="http://schemas.microsoft.com/office/word/2023/wordml/word16du" xmlns:oel="http://schemas.microsoft.com/office/2019/extlst">
                   <w:pict>
                     <v:roundrect w14:anchorId="4DFDC594" id="矩形: 圆角 12" o:spid="_x0000_s1026" style="position:absolute;left:0;text-align:left;margin-left:-5.7pt;margin-top:3.25pt;width:71.3pt;height:25.3pt;z-index:-251598848;visibility:visible;mso-wrap-style:square;mso-wrap-distance-left:9pt;mso-wrap-distance-top:0;mso-wrap-distance-right:9pt;mso-wrap-distance-bottom:0;mso-position-horizontal:absolute;mso-position-horizontal-relative:margin;mso-position-vertical:absolute;mso-position-vertical-relative:text;v-text-anchor:middle" arcsize="10923f" o:gfxdata="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" fillcolor="#f2f2f2 [3052]" stroked="f" strokeweight="1pt">
                       <v:stroke joinstyle="miter"/>
@@ -11058,73 +8096,7 @@
                 <w:szCs w:val="17"/>
                 <w:lang w:bidi="ar"/>
               </w:rPr>
-              <w:t xml:space="preserve">{%if </w:t>
-            </w:r>
-            <w:proofErr w:type="spellStart"/>
-            <w:r>
-              <w:rPr>
-                <w:rFonts w:ascii="思源黑体 CN Normal" w:eastAsia="思源黑体 CN Normal" w:hAnsi="思源黑体 CN Normal" w:cs="思源黑体 CN Light"/>
-                <w:kern w:val="0"/>
-                <w:sz w:val="17"/>
-                <w:szCs w:val="17"/>
-                <w:lang w:bidi="ar"/>
-              </w:rPr>
-              <w:t>lib_quality_control</w:t>
-            </w:r>
-            <w:proofErr w:type="spellEnd"/>
-            <w:r>
-              <w:rPr>
-                <w:rFonts w:ascii="思源黑体 CN Normal" w:eastAsia="思源黑体 CN Normal" w:hAnsi="思源黑体 CN Normal" w:cs="思源黑体 CN Light"/>
-                <w:kern w:val="0"/>
-                <w:sz w:val="17"/>
-                <w:szCs w:val="17"/>
-                <w:lang w:bidi="ar"/>
-              </w:rPr>
-              <w:t xml:space="preserve"> and </w:t>
-            </w:r>
-            <w:proofErr w:type="spellStart"/>
-            <w:r>
-              <w:rPr>
-                <w:rFonts w:ascii="思源黑体 CN Normal" w:eastAsia="思源黑体 CN Normal" w:hAnsi="思源黑体 CN Normal" w:cs="思源黑体 CN Light"/>
-                <w:kern w:val="0"/>
-                <w:sz w:val="17"/>
-                <w:szCs w:val="17"/>
-                <w:lang w:bidi="ar"/>
-              </w:rPr>
-              <w:t>lib_quality_control.lib_dna_qc</w:t>
-            </w:r>
-            <w:proofErr w:type="spellEnd"/>
-            <w:r>
-              <w:rPr>
-                <w:rFonts w:ascii="思源黑体 CN Normal" w:eastAsia="思源黑体 CN Normal" w:hAnsi="思源黑体 CN Normal" w:cs="思源黑体 CN Light"/>
-                <w:kern w:val="0"/>
-                <w:sz w:val="17"/>
-                <w:szCs w:val="17"/>
-                <w:lang w:bidi="ar"/>
-              </w:rPr>
-              <w:t xml:space="preserve"> and lib_quality_control.lib_dna_qc.dna_qty</w:t>
-            </w:r>
-            <w:proofErr w:type="gramStart"/>
-            <w:r>
-              <w:rPr>
-                <w:rFonts w:ascii="思源黑体 CN Normal" w:eastAsia="思源黑体 CN Normal" w:hAnsi="思源黑体 CN Normal" w:cs="思源黑体 CN Light"/>
-                <w:kern w:val="0"/>
-                <w:sz w:val="17"/>
-                <w:szCs w:val="17"/>
-                <w:lang w:bidi="ar"/>
-              </w:rPr>
-              <w:t>%}{</w:t>
-            </w:r>
-            <w:proofErr w:type="gramEnd"/>
-            <w:r>
-              <w:rPr>
-                <w:rFonts w:ascii="思源黑体 CN Normal" w:eastAsia="思源黑体 CN Normal" w:hAnsi="思源黑体 CN Normal" w:cs="思源黑体 CN Light"/>
-                <w:kern w:val="0"/>
-                <w:sz w:val="17"/>
-                <w:szCs w:val="17"/>
-                <w:lang w:bidi="ar"/>
-              </w:rPr>
-              <w:t>{lib_quality_control.lib_dna_qc.dna_qty|replace(“.00”,””)}}{%else%}{%endif%}</w:t>
+              <w:t>{%if lib_quality_control and lib_quality_control.lib_dna_qc and lib_quality_control.lib_dna_qc.dna_qty%}{{lib_quality_control.lib_dna_qc.dna_qty|replace(“.00”,””)}}{%else%}{%endif%}</w:t>
             </w:r>
           </w:p>
         </w:tc>
@@ -11289,73 +8261,7 @@
                 <w:szCs w:val="17"/>
                 <w:lang w:bidi="ar"/>
               </w:rPr>
-              <w:t xml:space="preserve">{%if </w:t>
-            </w:r>
-            <w:proofErr w:type="spellStart"/>
-            <w:r>
-              <w:rPr>
-                <w:rFonts w:ascii="思源黑体 CN Normal" w:eastAsia="思源黑体 CN Normal" w:hAnsi="思源黑体 CN Normal" w:cs="思源黑体 CN Light"/>
-                <w:kern w:val="0"/>
-                <w:sz w:val="17"/>
-                <w:szCs w:val="17"/>
-                <w:lang w:bidi="ar"/>
-              </w:rPr>
-              <w:t>lib_quality_control</w:t>
-            </w:r>
-            <w:proofErr w:type="spellEnd"/>
-            <w:r>
-              <w:rPr>
-                <w:rFonts w:ascii="思源黑体 CN Normal" w:eastAsia="思源黑体 CN Normal" w:hAnsi="思源黑体 CN Normal" w:cs="思源黑体 CN Light"/>
-                <w:kern w:val="0"/>
-                <w:sz w:val="17"/>
-                <w:szCs w:val="17"/>
-                <w:lang w:bidi="ar"/>
-              </w:rPr>
-              <w:t xml:space="preserve"> and </w:t>
-            </w:r>
-            <w:proofErr w:type="spellStart"/>
-            <w:r>
-              <w:rPr>
-                <w:rFonts w:ascii="思源黑体 CN Normal" w:eastAsia="思源黑体 CN Normal" w:hAnsi="思源黑体 CN Normal" w:cs="思源黑体 CN Light"/>
-                <w:kern w:val="0"/>
-                <w:sz w:val="17"/>
-                <w:szCs w:val="17"/>
-                <w:lang w:bidi="ar"/>
-              </w:rPr>
-              <w:t>lib_quality_control.lib_dna_qc</w:t>
-            </w:r>
-            <w:proofErr w:type="spellEnd"/>
-            <w:r>
-              <w:rPr>
-                <w:rFonts w:ascii="思源黑体 CN Normal" w:eastAsia="思源黑体 CN Normal" w:hAnsi="思源黑体 CN Normal" w:cs="思源黑体 CN Light"/>
-                <w:kern w:val="0"/>
-                <w:sz w:val="17"/>
-                <w:szCs w:val="17"/>
-                <w:lang w:bidi="ar"/>
-              </w:rPr>
-              <w:t xml:space="preserve"> and lib_quality_control.lib_dna_</w:t>
-            </w:r>
-            <w:proofErr w:type="gramStart"/>
-            <w:r>
-              <w:rPr>
-                <w:rFonts w:ascii="思源黑体 CN Normal" w:eastAsia="思源黑体 CN Normal" w:hAnsi="思源黑体 CN Normal" w:cs="思源黑体 CN Light"/>
-                <w:kern w:val="0"/>
-                <w:sz w:val="17"/>
-                <w:szCs w:val="17"/>
-                <w:lang w:bidi="ar"/>
-              </w:rPr>
-              <w:t>qc.library</w:t>
-            </w:r>
-            <w:proofErr w:type="gramEnd"/>
-            <w:r>
-              <w:rPr>
-                <w:rFonts w:ascii="思源黑体 CN Normal" w:eastAsia="思源黑体 CN Normal" w:hAnsi="思源黑体 CN Normal" w:cs="思源黑体 CN Light"/>
-                <w:kern w:val="0"/>
-                <w:sz w:val="17"/>
-                <w:szCs w:val="17"/>
-                <w:lang w:bidi="ar"/>
-              </w:rPr>
-              <w:t>_qty%}{{lib_quality_control.lib_dna_qc.library_qty|replace(“.00”,””)}}{%else%}{%endif%}</w:t>
+              <w:t>{%if lib_quality_control and lib_quality_control.lib_dna_qc and lib_quality_control.lib_dna_qc.library_qty%}{{lib_quality_control.lib_dna_qc.library_qty|replace(“.00”,””)}}{%else%}{%endif%}</w:t>
             </w:r>
           </w:p>
         </w:tc>
@@ -11514,25 +8420,7 @@
                 <w:sz w:val="17"/>
                 <w:szCs w:val="17"/>
               </w:rPr>
-              <w:t>{{qc.dna_data_</w:t>
-            </w:r>
-            <w:proofErr w:type="gramStart"/>
-            <w:r>
-              <w:rPr>
-                <w:rFonts w:ascii="思源黑体 CN Normal" w:eastAsia="思源黑体 CN Normal" w:hAnsi="思源黑体 CN Normal"/>
-                <w:sz w:val="17"/>
-                <w:szCs w:val="17"/>
-              </w:rPr>
-              <w:t>qc.cleandata</w:t>
-            </w:r>
-            <w:proofErr w:type="gramEnd"/>
-            <w:r>
-              <w:rPr>
-                <w:rFonts w:ascii="思源黑体 CN Normal" w:eastAsia="思源黑体 CN Normal" w:hAnsi="思源黑体 CN Normal"/>
-                <w:sz w:val="17"/>
-                <w:szCs w:val="17"/>
-              </w:rPr>
-              <w:t>_q30}}</w:t>
+              <w:t>{{qc.dna_data_qc.cleandata_q30}}</w:t>
             </w:r>
           </w:p>
         </w:tc>
@@ -11688,43 +8576,7 @@
                 <w:sz w:val="17"/>
                 <w:szCs w:val="17"/>
               </w:rPr>
-              <w:t>{{</w:t>
-            </w:r>
-            <w:proofErr w:type="spellStart"/>
-            <w:r>
-              <w:rPr>
-                <w:rFonts w:ascii="思源黑体 CN Normal" w:eastAsia="思源黑体 CN Normal" w:hAnsi="思源黑体 CN Normal"/>
-                <w:sz w:val="17"/>
-                <w:szCs w:val="17"/>
-              </w:rPr>
-              <w:t>qc.dna_data_</w:t>
-            </w:r>
-            <w:proofErr w:type="gramStart"/>
-            <w:r>
-              <w:rPr>
-                <w:rFonts w:ascii="思源黑体 CN Normal" w:eastAsia="思源黑体 CN Normal" w:hAnsi="思源黑体 CN Normal"/>
-                <w:sz w:val="17"/>
-                <w:szCs w:val="17"/>
-              </w:rPr>
-              <w:t>qc.mapping</w:t>
-            </w:r>
-            <w:proofErr w:type="gramEnd"/>
-            <w:r>
-              <w:rPr>
-                <w:rFonts w:ascii="思源黑体 CN Normal" w:eastAsia="思源黑体 CN Normal" w:hAnsi="思源黑体 CN Normal"/>
-                <w:sz w:val="17"/>
-                <w:szCs w:val="17"/>
-              </w:rPr>
-              <w:t>_ratio</w:t>
-            </w:r>
-            <w:proofErr w:type="spellEnd"/>
-            <w:r>
-              <w:rPr>
-                <w:rFonts w:ascii="思源黑体 CN Normal" w:eastAsia="思源黑体 CN Normal" w:hAnsi="思源黑体 CN Normal"/>
-                <w:sz w:val="17"/>
-                <w:szCs w:val="17"/>
-              </w:rPr>
-              <w:t>}}</w:t>
+              <w:t>{{qc.dna_data_qc.mapping_ratio}}</w:t>
             </w:r>
           </w:p>
         </w:tc>
@@ -11870,43 +8722,7 @@
                 <w:sz w:val="17"/>
                 <w:szCs w:val="17"/>
               </w:rPr>
-              <w:t>{{</w:t>
-            </w:r>
-            <w:proofErr w:type="spellStart"/>
-            <w:r>
-              <w:rPr>
-                <w:rFonts w:ascii="思源黑体 CN Normal" w:eastAsia="思源黑体 CN Normal" w:hAnsi="思源黑体 CN Normal"/>
-                <w:sz w:val="17"/>
-                <w:szCs w:val="17"/>
-              </w:rPr>
-              <w:t>qc.dna_data_</w:t>
-            </w:r>
-            <w:proofErr w:type="gramStart"/>
-            <w:r>
-              <w:rPr>
-                <w:rFonts w:ascii="思源黑体 CN Normal" w:eastAsia="思源黑体 CN Normal" w:hAnsi="思源黑体 CN Normal"/>
-                <w:sz w:val="17"/>
-                <w:szCs w:val="17"/>
-              </w:rPr>
-              <w:t>qc.cover</w:t>
-            </w:r>
-            <w:proofErr w:type="gramEnd"/>
-            <w:r>
-              <w:rPr>
-                <w:rFonts w:ascii="思源黑体 CN Normal" w:eastAsia="思源黑体 CN Normal" w:hAnsi="思源黑体 CN Normal"/>
-                <w:sz w:val="17"/>
-                <w:szCs w:val="17"/>
-              </w:rPr>
-              <w:t>_ratio</w:t>
-            </w:r>
-            <w:proofErr w:type="spellEnd"/>
-            <w:r>
-              <w:rPr>
-                <w:rFonts w:ascii="思源黑体 CN Normal" w:eastAsia="思源黑体 CN Normal" w:hAnsi="思源黑体 CN Normal"/>
-                <w:sz w:val="17"/>
-                <w:szCs w:val="17"/>
-              </w:rPr>
-              <w:t>}}</w:t>
+              <w:t>{{qc.dna_data_qc.cover_ratio}}</w:t>
             </w:r>
           </w:p>
         </w:tc>
@@ -12008,29 +8824,7 @@
                 <w:szCs w:val="17"/>
                 <w:lang w:bidi="ar"/>
               </w:rPr>
-              <w:t>均</w:t>
-            </w:r>
-            <w:proofErr w:type="gramStart"/>
-            <w:r>
-              <w:rPr>
-                <w:rFonts w:ascii="思源黑体 CN Normal" w:eastAsia="思源黑体 CN Normal" w:hAnsi="思源黑体 CN Normal" w:cs="思源黑体 CN Light" w:hint="eastAsia"/>
-                <w:kern w:val="0"/>
-                <w:sz w:val="17"/>
-                <w:szCs w:val="17"/>
-                <w:lang w:bidi="ar"/>
-              </w:rPr>
-              <w:t>一</w:t>
-            </w:r>
-            <w:proofErr w:type="gramEnd"/>
-            <w:r>
-              <w:rPr>
-                <w:rFonts w:ascii="思源黑体 CN Normal" w:eastAsia="思源黑体 CN Normal" w:hAnsi="思源黑体 CN Normal" w:cs="思源黑体 CN Light" w:hint="eastAsia"/>
-                <w:kern w:val="0"/>
-                <w:sz w:val="17"/>
-                <w:szCs w:val="17"/>
-                <w:lang w:bidi="ar"/>
-              </w:rPr>
-              <w:t>性</w:t>
+              <w:t>均一性</w:t>
             </w:r>
             <w:r>
               <w:rPr>
@@ -12074,25 +8868,7 @@
                 <w:sz w:val="17"/>
                 <w:szCs w:val="17"/>
               </w:rPr>
-              <w:t>{{qc.dna_data_</w:t>
-            </w:r>
-            <w:proofErr w:type="gramStart"/>
-            <w:r>
-              <w:rPr>
-                <w:rFonts w:ascii="思源黑体 CN Normal" w:eastAsia="思源黑体 CN Normal" w:hAnsi="思源黑体 CN Normal"/>
-                <w:sz w:val="17"/>
-                <w:szCs w:val="17"/>
-              </w:rPr>
-              <w:t>qc.uni</w:t>
-            </w:r>
-            <w:proofErr w:type="gramEnd"/>
-            <w:r>
-              <w:rPr>
-                <w:rFonts w:ascii="思源黑体 CN Normal" w:eastAsia="思源黑体 CN Normal" w:hAnsi="思源黑体 CN Normal"/>
-                <w:sz w:val="17"/>
-                <w:szCs w:val="17"/>
-              </w:rPr>
-              <w:t>20}}</w:t>
+              <w:t>{{qc.dna_data_qc.uni20}}</w:t>
             </w:r>
           </w:p>
         </w:tc>
@@ -12238,34 +9014,7 @@
                 <w:sz w:val="17"/>
                 <w:szCs w:val="17"/>
               </w:rPr>
-              <w:t>{{</w:t>
-            </w:r>
-            <w:proofErr w:type="spellStart"/>
-            <w:r>
-              <w:rPr>
-                <w:rFonts w:ascii="思源黑体 CN Normal" w:eastAsia="思源黑体 CN Normal" w:hAnsi="思源黑体 CN Normal"/>
-                <w:sz w:val="17"/>
-                <w:szCs w:val="17"/>
-              </w:rPr>
-              <w:t>qc.dna_data_</w:t>
-            </w:r>
-            <w:proofErr w:type="gramStart"/>
-            <w:r>
-              <w:rPr>
-                <w:rFonts w:ascii="思源黑体 CN Normal" w:eastAsia="思源黑体 CN Normal" w:hAnsi="思源黑体 CN Normal"/>
-                <w:sz w:val="17"/>
-                <w:szCs w:val="17"/>
-              </w:rPr>
-              <w:t>qc.depth</w:t>
-            </w:r>
-            <w:proofErr w:type="gramEnd"/>
-            <w:r>
-              <w:rPr>
-                <w:rFonts w:ascii="思源黑体 CN Normal" w:eastAsia="思源黑体 CN Normal" w:hAnsi="思源黑体 CN Normal"/>
-                <w:sz w:val="17"/>
-                <w:szCs w:val="17"/>
-              </w:rPr>
-              <w:t>_mean</w:t>
+              <w:t>{{qc.dna_data_qc.depth_mean</w:t>
             </w:r>
             <w:r>
               <w:rPr>
@@ -12281,16 +9030,7 @@
                 <w:sz w:val="17"/>
                 <w:szCs w:val="17"/>
               </w:rPr>
-              <w:t>replace</w:t>
-            </w:r>
-            <w:proofErr w:type="spellEnd"/>
-            <w:r>
-              <w:rPr>
-                <w:rFonts w:ascii="思源黑体 CN Normal" w:eastAsia="思源黑体 CN Normal" w:hAnsi="思源黑体 CN Normal"/>
-                <w:sz w:val="17"/>
-                <w:szCs w:val="17"/>
-              </w:rPr>
-              <w:t>(“.00”,””)}}</w:t>
+              <w:t>replace(“.00”,””)}}</w:t>
             </w:r>
           </w:p>
         </w:tc>
@@ -12437,34 +9177,7 @@
                 <w:sz w:val="17"/>
                 <w:szCs w:val="17"/>
               </w:rPr>
-              <w:t>{{</w:t>
-            </w:r>
-            <w:proofErr w:type="spellStart"/>
-            <w:r>
-              <w:rPr>
-                <w:rFonts w:ascii="思源黑体 CN Normal" w:eastAsia="思源黑体 CN Normal" w:hAnsi="思源黑体 CN Normal"/>
-                <w:sz w:val="17"/>
-                <w:szCs w:val="17"/>
-              </w:rPr>
-              <w:t>qc.dna_data_</w:t>
-            </w:r>
-            <w:proofErr w:type="gramStart"/>
-            <w:r>
-              <w:rPr>
-                <w:rFonts w:ascii="思源黑体 CN Normal" w:eastAsia="思源黑体 CN Normal" w:hAnsi="思源黑体 CN Normal"/>
-                <w:sz w:val="17"/>
-                <w:szCs w:val="17"/>
-              </w:rPr>
-              <w:t>qc.depth</w:t>
-            </w:r>
-            <w:proofErr w:type="gramEnd"/>
-            <w:r>
-              <w:rPr>
-                <w:rFonts w:ascii="思源黑体 CN Normal" w:eastAsia="思源黑体 CN Normal" w:hAnsi="思源黑体 CN Normal"/>
-                <w:sz w:val="17"/>
-                <w:szCs w:val="17"/>
-              </w:rPr>
-              <w:t>_</w:t>
+              <w:t>{{qc.dna_data_qc.depth_</w:t>
             </w:r>
             <w:r>
               <w:rPr>
@@ -12480,16 +9193,7 @@
                 <w:sz w:val="17"/>
                 <w:szCs w:val="17"/>
               </w:rPr>
-              <w:t>replace</w:t>
-            </w:r>
-            <w:proofErr w:type="spellEnd"/>
-            <w:r>
-              <w:rPr>
-                <w:rFonts w:ascii="思源黑体 CN Normal" w:eastAsia="思源黑体 CN Normal" w:hAnsi="思源黑体 CN Normal"/>
-                <w:sz w:val="17"/>
-                <w:szCs w:val="17"/>
-              </w:rPr>
-              <w:t>(“.00”,””)}}</w:t>
+              <w:t>replace(“.00”,””)}}</w:t>
             </w:r>
           </w:p>
         </w:tc>
@@ -12620,27 +9324,7 @@
           <w:sz w:val="16"/>
           <w:szCs w:val="16"/>
         </w:rPr>
-        <w:t>仅送检样本类型包含石蜡</w:t>
-      </w:r>
-      <w:proofErr w:type="gramStart"/>
-      <w:r>
-        <w:rPr>
-          <w:rFonts w:ascii="思源黑体 CN Normal" w:eastAsia="思源黑体 CN Normal" w:hAnsi="思源黑体 CN Normal"/>
-          <w:color w:val="000000"/>
-          <w:sz w:val="16"/>
-          <w:szCs w:val="16"/>
-        </w:rPr>
-        <w:t>玻</w:t>
-      </w:r>
-      <w:proofErr w:type="gramEnd"/>
-      <w:r>
-        <w:rPr>
-          <w:rFonts w:ascii="思源黑体 CN Normal" w:eastAsia="思源黑体 CN Normal" w:hAnsi="思源黑体 CN Normal"/>
-          <w:color w:val="000000"/>
-          <w:sz w:val="16"/>
-          <w:szCs w:val="16"/>
-        </w:rPr>
-        <w:t>片时可进行此项评估</w:t>
+        <w:t>仅送检样本类型包含石蜡玻片时可进行此项评估</w:t>
       </w:r>
       <w:r>
         <w:rPr>
@@ -12801,27 +9485,7 @@
           <w:sz w:val="16"/>
           <w:szCs w:val="16"/>
         </w:rPr>
-        <w:t>覆盖度：检测到的区域</w:t>
-      </w:r>
-      <w:proofErr w:type="gramStart"/>
-      <w:r>
-        <w:rPr>
-          <w:rFonts w:ascii="思源黑体 CN Normal" w:eastAsia="思源黑体 CN Normal" w:hAnsi="思源黑体 CN Normal" w:hint="eastAsia"/>
-          <w:color w:val="000000"/>
-          <w:sz w:val="16"/>
-          <w:szCs w:val="16"/>
-        </w:rPr>
-        <w:t>占目标</w:t>
-      </w:r>
-      <w:proofErr w:type="gramEnd"/>
-      <w:r>
-        <w:rPr>
-          <w:rFonts w:ascii="思源黑体 CN Normal" w:eastAsia="思源黑体 CN Normal" w:hAnsi="思源黑体 CN Normal" w:hint="eastAsia"/>
-          <w:color w:val="000000"/>
-          <w:sz w:val="16"/>
-          <w:szCs w:val="16"/>
-        </w:rPr>
-        <w:t>区域的比例；</w:t>
+        <w:t>覆盖度：检测到的区域占目标区域的比例；</w:t>
       </w:r>
     </w:p>
     <w:p>
@@ -12846,27 +9510,7 @@
           <w:sz w:val="16"/>
           <w:szCs w:val="16"/>
         </w:rPr>
-        <w:t>均</w:t>
-      </w:r>
-      <w:proofErr w:type="gramStart"/>
-      <w:r>
-        <w:rPr>
-          <w:rFonts w:ascii="思源黑体 CN Normal" w:eastAsia="思源黑体 CN Normal" w:hAnsi="思源黑体 CN Normal" w:hint="eastAsia"/>
-          <w:color w:val="000000"/>
-          <w:sz w:val="16"/>
-          <w:szCs w:val="16"/>
-        </w:rPr>
-        <w:t>一</w:t>
-      </w:r>
-      <w:proofErr w:type="gramEnd"/>
-      <w:r>
-        <w:rPr>
-          <w:rFonts w:ascii="思源黑体 CN Normal" w:eastAsia="思源黑体 CN Normal" w:hAnsi="思源黑体 CN Normal" w:hint="eastAsia"/>
-          <w:color w:val="000000"/>
-          <w:sz w:val="16"/>
-          <w:szCs w:val="16"/>
-        </w:rPr>
-        <w:t>性：测序深度超过20％的平均深度的位点的比例；</w:t>
+        <w:t>均一性：测序深度超过20％的平均深度的位点的比例；</w:t>
       </w:r>
     </w:p>
     <w:p>
@@ -12952,7 +9596,6 @@
           <w:sz w:val="16"/>
           <w:szCs w:val="16"/>
         </w:rPr>
-        <w:lastRenderedPageBreak/>
         <w:t>参考值为“</w:t>
       </w:r>
       <w:r>
@@ -12962,27 +9605,7 @@
           <w:sz w:val="16"/>
           <w:szCs w:val="16"/>
         </w:rPr>
-        <w:t>/”，表示此质</w:t>
-      </w:r>
-      <w:proofErr w:type="gramStart"/>
-      <w:r>
-        <w:rPr>
-          <w:rFonts w:ascii="思源黑体 CN Normal" w:eastAsia="思源黑体 CN Normal" w:hAnsi="思源黑体 CN Normal"/>
-          <w:color w:val="000000"/>
-          <w:sz w:val="16"/>
-          <w:szCs w:val="16"/>
-        </w:rPr>
-        <w:t>控项并非</w:t>
-      </w:r>
-      <w:proofErr w:type="gramEnd"/>
-      <w:r>
-        <w:rPr>
-          <w:rFonts w:ascii="思源黑体 CN Normal" w:eastAsia="思源黑体 CN Normal" w:hAnsi="思源黑体 CN Normal"/>
-          <w:color w:val="000000"/>
-          <w:sz w:val="16"/>
-          <w:szCs w:val="16"/>
-        </w:rPr>
-        <w:t>本检测的必要质控项，结果仅供参考；</w:t>
+        <w:t>/”，表示此质控项并非本检测的必要质控项，结果仅供参考；</w:t>
       </w:r>
       <w:r>
         <w:rPr>
@@ -13412,6 +10035,7 @@
           <w:sz w:val="16"/>
           <w:szCs w:val="16"/>
         </w:rPr>
+        <w:lastRenderedPageBreak/>
         <w:t>如果“质控数值”偏离“参考值”范围，检测结果准确性可能会受到影响。</w:t>
       </w:r>
       <w:r>
@@ -13536,7 +10160,7 @@
                     </wp:anchor>
                   </w:drawing>
                 </mc:Choice>
-                <mc:Fallback xmlns:oel="http://schemas.microsoft.com/office/2019/extlst" xmlns:w16du="http://schemas.microsoft.com/office/word/2023/wordml/word16du">
+                <mc:Fallback xmlns:w16du="http://schemas.microsoft.com/office/word/2023/wordml/word16du" xmlns:oel="http://schemas.microsoft.com/office/2019/extlst">
                   <w:pict>
                     <v:shape w14:anchorId="3415628D" id="流程图: 接点 10" o:spid="_x0000_s1026" type="#_x0000_t120" style="position:absolute;left:0;text-align:left;margin-left:200.1pt;margin-top:3.25pt;width:24.65pt;height:25.15pt;z-index:-251594752;visibility:visible;mso-wrap-style:square;mso-wrap-distance-left:9pt;mso-wrap-distance-top:0;mso-wrap-distance-right:9pt;mso-wrap-distance-bottom:0;mso-position-horizontal:absolute;mso-position-horizontal-relative:text;mso-position-vertical:absolute;mso-position-vertical-relative:text;v-text-anchor:middle" o:gfxdata="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" fillcolor="#1e7648" stroked="f" strokeweight="1pt">
                       <v:stroke joinstyle="miter"/>
@@ -13686,7 +10310,7 @@
                     </wp:anchor>
                   </w:drawing>
                 </mc:Choice>
-                <mc:Fallback xmlns:oel="http://schemas.microsoft.com/office/2019/extlst" xmlns:w16du="http://schemas.microsoft.com/office/word/2023/wordml/word16du">
+                <mc:Fallback xmlns:w16du="http://schemas.microsoft.com/office/word/2023/wordml/word16du" xmlns:oel="http://schemas.microsoft.com/office/2019/extlst">
                   <w:pict>
                     <v:roundrect w14:anchorId="23162814" id="矩形: 圆角 12" o:spid="_x0000_s1026" style="position:absolute;left:0;text-align:left;margin-left:-5.7pt;margin-top:3.25pt;width:71.3pt;height:25.3pt;z-index:-251595776;visibility:visible;mso-wrap-style:square;mso-wrap-distance-left:9pt;mso-wrap-distance-top:0;mso-wrap-distance-right:9pt;mso-wrap-distance-bottom:0;mso-position-horizontal:absolute;mso-position-horizontal-relative:margin;mso-position-vertical:absolute;mso-position-vertical-relative:text;v-text-anchor:middle" arcsize="10923f" o:gfxdata="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" fillcolor="#f2f2f2 [3052]" stroked="f" strokeweight="1pt">
                       <v:stroke joinstyle="miter"/>
@@ -13765,69 +10389,15 @@
           <w:sz w:val="18"/>
           <w:szCs w:val="18"/>
         </w:rPr>
-        <w:t>SNV）、小片段插入/缺失（</w:t>
-      </w:r>
-      <w:proofErr w:type="spellStart"/>
+        <w:t>SNV）、小片段插入/缺失（InDel）</w:t>
+      </w:r>
       <w:r>
         <w:rPr>
           <w:rFonts w:ascii="思源黑体 CN Normal" w:eastAsia="思源黑体 CN Normal" w:hAnsi="思源黑体 CN Normal"/>
           <w:sz w:val="18"/>
           <w:szCs w:val="18"/>
         </w:rPr>
-        <w:t>InDel</w:t>
-      </w:r>
-      <w:proofErr w:type="spellEnd"/>
-      <w:r>
-        <w:rPr>
-          <w:rFonts w:ascii="思源黑体 CN Normal" w:eastAsia="思源黑体 CN Normal" w:hAnsi="思源黑体 CN Normal"/>
-          <w:sz w:val="18"/>
-          <w:szCs w:val="18"/>
-        </w:rPr>
-        <w:t>）</w:t>
-      </w:r>
-      <w:r>
-        <w:rPr>
-          <w:rFonts w:ascii="思源黑体 CN Normal" w:eastAsia="思源黑体 CN Normal" w:hAnsi="思源黑体 CN Normal"/>
-          <w:sz w:val="18"/>
-          <w:szCs w:val="18"/>
-        </w:rPr>
-        <w:t>{%if [</w:t>
-      </w:r>
-      <w:proofErr w:type="spellStart"/>
-      <w:r>
-        <w:rPr>
-          <w:rFonts w:ascii="思源黑体 CN Normal" w:eastAsia="思源黑体 CN Normal" w:hAnsi="思源黑体 CN Normal"/>
-          <w:sz w:val="18"/>
-          <w:szCs w:val="18"/>
-        </w:rPr>
-        <w:t>sample.json_batch_name</w:t>
-      </w:r>
-      <w:proofErr w:type="spellEnd"/>
-      <w:r>
-        <w:rPr>
-          <w:rFonts w:ascii="思源黑体 CN Normal" w:eastAsia="思源黑体 CN Normal" w:hAnsi="思源黑体 CN Normal"/>
-          <w:sz w:val="18"/>
-          <w:szCs w:val="18"/>
-        </w:rPr>
-        <w:t>, “v1.1.0”]|</w:t>
-      </w:r>
-      <w:proofErr w:type="spellStart"/>
-      <w:r>
-        <w:rPr>
-          <w:rFonts w:ascii="思源黑体 CN Normal" w:eastAsia="思源黑体 CN Normal" w:hAnsi="思源黑体 CN Normal"/>
-          <w:sz w:val="18"/>
-          <w:szCs w:val="18"/>
-        </w:rPr>
-        <w:t>judge_version</w:t>
-      </w:r>
-      <w:proofErr w:type="spellEnd"/>
-      <w:r>
-        <w:rPr>
-          <w:rFonts w:ascii="思源黑体 CN Normal" w:eastAsia="思源黑体 CN Normal" w:hAnsi="思源黑体 CN Normal"/>
-          <w:sz w:val="18"/>
-          <w:szCs w:val="18"/>
-        </w:rPr>
-        <w:t>%}、</w:t>
+        <w:t>{%if [sample.json_batch_name, “v1.1.0”]|judge_version%}、</w:t>
       </w:r>
       <w:r>
         <w:rPr>
@@ -14185,389 +10755,93 @@
           <w:sz w:val="18"/>
           <w:szCs w:val="18"/>
         </w:rPr>
-        <w:t>{{</w:t>
-      </w:r>
-      <w:proofErr w:type="spellStart"/>
-      <w:r>
+        <w:t>{{sample.association.ACMG}}、{{sample.association.AMP}}、{{sample.association.CAP}}发布的{{sample.guideline.germline_var}}及ClinGen专家组发布的特殊基因变异解读指南，遗传变异分为5个等级：致病性、疑似致病性、意义不明确、疑似良性、良性。</w:t>
+      </w:r>
+    </w:p>
+    <w:p>
+      <w:pPr>
+        <w:spacing w:line="380" w:lineRule="exact"/>
+        <w:ind w:firstLineChars="200" w:firstLine="360"/>
         <w:rPr>
           <w:rFonts w:ascii="思源黑体 CN Normal" w:eastAsia="思源黑体 CN Normal" w:hAnsi="思源黑体 CN Normal"/>
           <w:sz w:val="18"/>
           <w:szCs w:val="18"/>
         </w:rPr>
-        <w:t>sample.association.ACMG</w:t>
-      </w:r>
-      <w:proofErr w:type="spellEnd"/>
+      </w:pPr>
+      <w:r>
+        <w:rPr>
+          <w:rFonts w:ascii="思源黑体 CN Normal" w:eastAsia="思源黑体 CN Normal" w:hAnsi="思源黑体 CN Normal" w:hint="eastAsia"/>
+          <w:sz w:val="18"/>
+          <w:szCs w:val="18"/>
+        </w:rPr>
+        <w:t>来源于肿瘤组织或来源不明确的变异解读遵循</w:t>
+      </w:r>
       <w:r>
         <w:rPr>
           <w:rFonts w:ascii="思源黑体 CN Normal" w:eastAsia="思源黑体 CN Normal" w:hAnsi="思源黑体 CN Normal"/>
           <w:sz w:val="18"/>
           <w:szCs w:val="18"/>
         </w:rPr>
-        <w:t>}}、{{</w:t>
-      </w:r>
-      <w:proofErr w:type="spellStart"/>
-      <w:r>
+        <w:t>{{sample.association.ClinGen}}、{{sample.association.CGC}}和{{sample.association.VICC}}发布的{{sample.guideline.somatic_var}}，变异分为5个等级：致癌性、疑似致癌性、意义不明确、疑似良性、良性。</w:t>
+      </w:r>
+    </w:p>
+    <w:p>
+      <w:pPr>
+        <w:spacing w:line="380" w:lineRule="exact"/>
+        <w:ind w:firstLineChars="200" w:firstLine="360"/>
         <w:rPr>
           <w:rFonts w:ascii="思源黑体 CN Normal" w:eastAsia="思源黑体 CN Normal" w:hAnsi="思源黑体 CN Normal"/>
           <w:sz w:val="18"/>
           <w:szCs w:val="18"/>
         </w:rPr>
-        <w:t>sample.association.AMP</w:t>
-      </w:r>
-      <w:proofErr w:type="spellEnd"/>
+      </w:pPr>
+      <w:r>
+        <w:rPr>
+          <w:rFonts w:ascii="思源黑体 CN Normal" w:eastAsia="思源黑体 CN Normal" w:hAnsi="思源黑体 CN Normal" w:hint="eastAsia"/>
+          <w:sz w:val="18"/>
+          <w:szCs w:val="18"/>
+        </w:rPr>
+        <w:t>本报告中所有变异的临床意义解读遵循</w:t>
+      </w:r>
       <w:r>
         <w:rPr>
           <w:rFonts w:ascii="思源黑体 CN Normal" w:eastAsia="思源黑体 CN Normal" w:hAnsi="思源黑体 CN Normal"/>
           <w:sz w:val="18"/>
           <w:szCs w:val="18"/>
         </w:rPr>
-        <w:t>}}、{{</w:t>
-      </w:r>
-      <w:proofErr w:type="spellStart"/>
+        <w:t>{{sample.association.AMP}}、{{sample.association.ASCO}}和{{sample.association.CAP}}共同制定的{{sample.guideline.tumor_var}}</w:t>
+      </w:r>
       <w:r>
         <w:rPr>
           <w:rFonts w:ascii="思源黑体 CN Normal" w:eastAsia="思源黑体 CN Normal" w:hAnsi="思源黑体 CN Normal"/>
           <w:sz w:val="18"/>
           <w:szCs w:val="18"/>
         </w:rPr>
-        <w:t>sample.association.CAP</w:t>
-      </w:r>
-      <w:proofErr w:type="spellEnd"/>
+        <w:t>与中国专家共识{{sample.guideline.ngs_clinic_report_inter}}</w:t>
+      </w:r>
       <w:r>
         <w:rPr>
           <w:rFonts w:ascii="思源黑体 CN Normal" w:eastAsia="思源黑体 CN Normal" w:hAnsi="思源黑体 CN Normal"/>
           <w:sz w:val="18"/>
           <w:szCs w:val="18"/>
         </w:rPr>
-        <w:t>}}发布的{{</w:t>
-      </w:r>
-      <w:proofErr w:type="spellStart"/>
+        <w:t>，根据变异在不同癌种中对应的药物敏感性、诊断及预后证据分为四个等级：A级、B级、C级、D级。基因变异按照其临床意义的重要性分为四个等级：I类变异（具有强临床意义，具有A或B级证据）、II类变异（具有潜在临</w:t>
+      </w:r>
+      <w:r>
+        <w:rPr>
+          <w:rFonts w:ascii="思源黑体 CN Normal" w:eastAsia="思源黑体 CN Normal" w:hAnsi="思源黑体 CN Normal" w:hint="eastAsia"/>
+          <w:sz w:val="18"/>
+          <w:szCs w:val="18"/>
+        </w:rPr>
+        <w:t>床意义，具有</w:t>
+      </w:r>
       <w:r>
         <w:rPr>
           <w:rFonts w:ascii="思源黑体 CN Normal" w:eastAsia="思源黑体 CN Normal" w:hAnsi="思源黑体 CN Normal"/>
           <w:sz w:val="18"/>
           <w:szCs w:val="18"/>
         </w:rPr>
-        <w:t>sample.guideline.germline_var</w:t>
-      </w:r>
-      <w:proofErr w:type="spellEnd"/>
-      <w:r>
-        <w:rPr>
-          <w:rFonts w:ascii="思源黑体 CN Normal" w:eastAsia="思源黑体 CN Normal" w:hAnsi="思源黑体 CN Normal"/>
-          <w:sz w:val="18"/>
-          <w:szCs w:val="18"/>
-        </w:rPr>
-        <w:t>}}及</w:t>
-      </w:r>
-      <w:proofErr w:type="spellStart"/>
-      <w:r>
-        <w:rPr>
-          <w:rFonts w:ascii="思源黑体 CN Normal" w:eastAsia="思源黑体 CN Normal" w:hAnsi="思源黑体 CN Normal"/>
-          <w:sz w:val="18"/>
-          <w:szCs w:val="18"/>
-        </w:rPr>
-        <w:t>ClinGen</w:t>
-      </w:r>
-      <w:proofErr w:type="spellEnd"/>
-      <w:r>
-        <w:rPr>
-          <w:rFonts w:ascii="思源黑体 CN Normal" w:eastAsia="思源黑体 CN Normal" w:hAnsi="思源黑体 CN Normal"/>
-          <w:sz w:val="18"/>
-          <w:szCs w:val="18"/>
-        </w:rPr>
-        <w:t>专家</w:t>
-      </w:r>
-      <w:proofErr w:type="gramStart"/>
-      <w:r>
-        <w:rPr>
-          <w:rFonts w:ascii="思源黑体 CN Normal" w:eastAsia="思源黑体 CN Normal" w:hAnsi="思源黑体 CN Normal"/>
-          <w:sz w:val="18"/>
-          <w:szCs w:val="18"/>
-        </w:rPr>
-        <w:t>组发布</w:t>
-      </w:r>
-      <w:proofErr w:type="gramEnd"/>
-      <w:r>
-        <w:rPr>
-          <w:rFonts w:ascii="思源黑体 CN Normal" w:eastAsia="思源黑体 CN Normal" w:hAnsi="思源黑体 CN Normal"/>
-          <w:sz w:val="18"/>
-          <w:szCs w:val="18"/>
-        </w:rPr>
-        <w:t>的特殊基因变异解读指南，遗传变异分为5个等级：致病性、疑似致病性、意义不明确、疑似良性、良性。</w:t>
-      </w:r>
-    </w:p>
-    <w:p>
-      <w:pPr>
-        <w:spacing w:line="380" w:lineRule="exact"/>
-        <w:ind w:firstLineChars="200" w:firstLine="360"/>
-        <w:rPr>
-          <w:rFonts w:ascii="思源黑体 CN Normal" w:eastAsia="思源黑体 CN Normal" w:hAnsi="思源黑体 CN Normal"/>
-          <w:sz w:val="18"/>
-          <w:szCs w:val="18"/>
-        </w:rPr>
-      </w:pPr>
-      <w:r>
-        <w:rPr>
-          <w:rFonts w:ascii="思源黑体 CN Normal" w:eastAsia="思源黑体 CN Normal" w:hAnsi="思源黑体 CN Normal" w:hint="eastAsia"/>
-          <w:sz w:val="18"/>
-          <w:szCs w:val="18"/>
-        </w:rPr>
-        <w:t>来源于肿瘤组织或来源不明确的变异解读遵循</w:t>
-      </w:r>
-      <w:r>
-        <w:rPr>
-          <w:rFonts w:ascii="思源黑体 CN Normal" w:eastAsia="思源黑体 CN Normal" w:hAnsi="思源黑体 CN Normal"/>
-          <w:sz w:val="18"/>
-          <w:szCs w:val="18"/>
-        </w:rPr>
-        <w:t>{{</w:t>
-      </w:r>
-      <w:proofErr w:type="spellStart"/>
-      <w:r>
-        <w:rPr>
-          <w:rFonts w:ascii="思源黑体 CN Normal" w:eastAsia="思源黑体 CN Normal" w:hAnsi="思源黑体 CN Normal"/>
-          <w:sz w:val="18"/>
-          <w:szCs w:val="18"/>
-        </w:rPr>
-        <w:t>sample.association.ClinGen</w:t>
-      </w:r>
-      <w:proofErr w:type="spellEnd"/>
-      <w:r>
-        <w:rPr>
-          <w:rFonts w:ascii="思源黑体 CN Normal" w:eastAsia="思源黑体 CN Normal" w:hAnsi="思源黑体 CN Normal"/>
-          <w:sz w:val="18"/>
-          <w:szCs w:val="18"/>
-        </w:rPr>
-        <w:t>}}、{{</w:t>
-      </w:r>
-      <w:proofErr w:type="spellStart"/>
-      <w:r>
-        <w:rPr>
-          <w:rFonts w:ascii="思源黑体 CN Normal" w:eastAsia="思源黑体 CN Normal" w:hAnsi="思源黑体 CN Normal"/>
-          <w:sz w:val="18"/>
-          <w:szCs w:val="18"/>
-        </w:rPr>
-        <w:t>sample.association.CGC</w:t>
-      </w:r>
-      <w:proofErr w:type="spellEnd"/>
-      <w:r>
-        <w:rPr>
-          <w:rFonts w:ascii="思源黑体 CN Normal" w:eastAsia="思源黑体 CN Normal" w:hAnsi="思源黑体 CN Normal"/>
-          <w:sz w:val="18"/>
-          <w:szCs w:val="18"/>
-        </w:rPr>
-        <w:t>}}和{{</w:t>
-      </w:r>
-      <w:proofErr w:type="spellStart"/>
-      <w:r>
-        <w:rPr>
-          <w:rFonts w:ascii="思源黑体 CN Normal" w:eastAsia="思源黑体 CN Normal" w:hAnsi="思源黑体 CN Normal"/>
-          <w:sz w:val="18"/>
-          <w:szCs w:val="18"/>
-        </w:rPr>
-        <w:t>sample.association.VICC</w:t>
-      </w:r>
-      <w:proofErr w:type="spellEnd"/>
-      <w:r>
-        <w:rPr>
-          <w:rFonts w:ascii="思源黑体 CN Normal" w:eastAsia="思源黑体 CN Normal" w:hAnsi="思源黑体 CN Normal"/>
-          <w:sz w:val="18"/>
-          <w:szCs w:val="18"/>
-        </w:rPr>
-        <w:t>}}发布的{{</w:t>
-      </w:r>
-      <w:proofErr w:type="spellStart"/>
-      <w:r>
-        <w:rPr>
-          <w:rFonts w:ascii="思源黑体 CN Normal" w:eastAsia="思源黑体 CN Normal" w:hAnsi="思源黑体 CN Normal"/>
-          <w:sz w:val="18"/>
-          <w:szCs w:val="18"/>
-        </w:rPr>
-        <w:t>sample.guideline.somatic_var</w:t>
-      </w:r>
-      <w:proofErr w:type="spellEnd"/>
-      <w:r>
-        <w:rPr>
-          <w:rFonts w:ascii="思源黑体 CN Normal" w:eastAsia="思源黑体 CN Normal" w:hAnsi="思源黑体 CN Normal"/>
-          <w:sz w:val="18"/>
-          <w:szCs w:val="18"/>
-        </w:rPr>
-        <w:t>}}，变异分为5个等级：致癌性、疑似致癌性、意义不明确、疑似良性、良性。</w:t>
-      </w:r>
-    </w:p>
-    <w:p>
-      <w:pPr>
-        <w:spacing w:line="380" w:lineRule="exact"/>
-        <w:ind w:firstLineChars="200" w:firstLine="360"/>
-        <w:rPr>
-          <w:rFonts w:ascii="思源黑体 CN Normal" w:eastAsia="思源黑体 CN Normal" w:hAnsi="思源黑体 CN Normal"/>
-          <w:sz w:val="18"/>
-          <w:szCs w:val="18"/>
-        </w:rPr>
-      </w:pPr>
-      <w:r>
-        <w:rPr>
-          <w:rFonts w:ascii="思源黑体 CN Normal" w:eastAsia="思源黑体 CN Normal" w:hAnsi="思源黑体 CN Normal" w:hint="eastAsia"/>
-          <w:sz w:val="18"/>
-          <w:szCs w:val="18"/>
-        </w:rPr>
-        <w:t>本报告中所有变异的临床意义解读遵循</w:t>
-      </w:r>
-      <w:r>
-        <w:rPr>
-          <w:rFonts w:ascii="思源黑体 CN Normal" w:eastAsia="思源黑体 CN Normal" w:hAnsi="思源黑体 CN Normal"/>
-          <w:sz w:val="18"/>
-          <w:szCs w:val="18"/>
-        </w:rPr>
-        <w:t>{{</w:t>
-      </w:r>
-      <w:proofErr w:type="spellStart"/>
-      <w:r>
-        <w:rPr>
-          <w:rFonts w:ascii="思源黑体 CN Normal" w:eastAsia="思源黑体 CN Normal" w:hAnsi="思源黑体 CN Normal"/>
-          <w:sz w:val="18"/>
-          <w:szCs w:val="18"/>
-        </w:rPr>
-        <w:t>sample.association.AMP</w:t>
-      </w:r>
-      <w:proofErr w:type="spellEnd"/>
-      <w:r>
-        <w:rPr>
-          <w:rFonts w:ascii="思源黑体 CN Normal" w:eastAsia="思源黑体 CN Normal" w:hAnsi="思源黑体 CN Normal"/>
-          <w:sz w:val="18"/>
-          <w:szCs w:val="18"/>
-        </w:rPr>
-        <w:t>}}、{{</w:t>
-      </w:r>
-      <w:proofErr w:type="spellStart"/>
-      <w:r>
-        <w:rPr>
-          <w:rFonts w:ascii="思源黑体 CN Normal" w:eastAsia="思源黑体 CN Normal" w:hAnsi="思源黑体 CN Normal"/>
-          <w:sz w:val="18"/>
-          <w:szCs w:val="18"/>
-        </w:rPr>
-        <w:t>sample.association.ASCO</w:t>
-      </w:r>
-      <w:proofErr w:type="spellEnd"/>
-      <w:r>
-        <w:rPr>
-          <w:rFonts w:ascii="思源黑体 CN Normal" w:eastAsia="思源黑体 CN Normal" w:hAnsi="思源黑体 CN Normal"/>
-          <w:sz w:val="18"/>
-          <w:szCs w:val="18"/>
-        </w:rPr>
-        <w:t>}}和{{</w:t>
-      </w:r>
-      <w:proofErr w:type="spellStart"/>
-      <w:r>
-        <w:rPr>
-          <w:rFonts w:ascii="思源黑体 CN Normal" w:eastAsia="思源黑体 CN Normal" w:hAnsi="思源黑体 CN Normal"/>
-          <w:sz w:val="18"/>
-          <w:szCs w:val="18"/>
-        </w:rPr>
-        <w:t>sample.association.CAP</w:t>
-      </w:r>
-      <w:proofErr w:type="spellEnd"/>
-      <w:r>
-        <w:rPr>
-          <w:rFonts w:ascii="思源黑体 CN Normal" w:eastAsia="思源黑体 CN Normal" w:hAnsi="思源黑体 CN Normal"/>
-          <w:sz w:val="18"/>
-          <w:szCs w:val="18"/>
-        </w:rPr>
-        <w:t>}}共同制定的{{</w:t>
-      </w:r>
-      <w:proofErr w:type="spellStart"/>
-      <w:r>
-        <w:rPr>
-          <w:rFonts w:ascii="思源黑体 CN Normal" w:eastAsia="思源黑体 CN Normal" w:hAnsi="思源黑体 CN Normal"/>
-          <w:sz w:val="18"/>
-          <w:szCs w:val="18"/>
-        </w:rPr>
-        <w:t>sample.guideline.tumor_var</w:t>
-      </w:r>
-      <w:proofErr w:type="spellEnd"/>
-      <w:r>
-        <w:rPr>
-          <w:rFonts w:ascii="思源黑体 CN Normal" w:eastAsia="思源黑体 CN Normal" w:hAnsi="思源黑体 CN Normal"/>
-          <w:sz w:val="18"/>
-          <w:szCs w:val="18"/>
-        </w:rPr>
-        <w:t>}}</w:t>
-      </w:r>
-      <w:r>
-        <w:rPr>
-          <w:rFonts w:ascii="思源黑体 CN Normal" w:eastAsia="思源黑体 CN Normal" w:hAnsi="思源黑体 CN Normal"/>
-          <w:sz w:val="18"/>
-          <w:szCs w:val="18"/>
-        </w:rPr>
-        <w:t>与中国专家共识{{</w:t>
-      </w:r>
-      <w:proofErr w:type="spellStart"/>
-      <w:r>
-        <w:rPr>
-          <w:rFonts w:ascii="思源黑体 CN Normal" w:eastAsia="思源黑体 CN Normal" w:hAnsi="思源黑体 CN Normal"/>
-          <w:sz w:val="18"/>
-          <w:szCs w:val="18"/>
-        </w:rPr>
-        <w:t>sample.guideline.ngs_clinic_report_inter</w:t>
-      </w:r>
-      <w:proofErr w:type="spellEnd"/>
-      <w:r>
-        <w:rPr>
-          <w:rFonts w:ascii="思源黑体 CN Normal" w:eastAsia="思源黑体 CN Normal" w:hAnsi="思源黑体 CN Normal"/>
-          <w:sz w:val="18"/>
-          <w:szCs w:val="18"/>
-        </w:rPr>
-        <w:t>}}</w:t>
-      </w:r>
-      <w:r>
-        <w:rPr>
-          <w:rFonts w:ascii="思源黑体 CN Normal" w:eastAsia="思源黑体 CN Normal" w:hAnsi="思源黑体 CN Normal"/>
-          <w:sz w:val="18"/>
-          <w:szCs w:val="18"/>
-        </w:rPr>
-        <w:t>，根据变异在不同癌种中对应的药物敏感性、诊断及预后证据分为四个等级：A级、B级、C级、D级。基因变异按照其临床意义的重要性分为四个等级：I类变异（具有强临床意义，具有A或B级证据）、II类变异（具有潜在临</w:t>
-      </w:r>
-      <w:r>
-        <w:rPr>
-          <w:rFonts w:ascii="思源黑体 CN Normal" w:eastAsia="思源黑体 CN Normal" w:hAnsi="思源黑体 CN Normal" w:hint="eastAsia"/>
-          <w:sz w:val="18"/>
-          <w:szCs w:val="18"/>
-        </w:rPr>
-        <w:t>床意义，具有</w:t>
-      </w:r>
-      <w:r>
-        <w:rPr>
-          <w:rFonts w:ascii="思源黑体 CN Normal" w:eastAsia="思源黑体 CN Normal" w:hAnsi="思源黑体 CN Normal"/>
-          <w:sz w:val="18"/>
-          <w:szCs w:val="18"/>
-        </w:rPr>
         <w:t>C或D级证据）、III类变异（临床意义不明）和IV类变异（良性和可能良性变异，已知无临床意义）。</w:t>
-      </w:r>
-      <w:r>
-        <w:rPr>
-          <w:rFonts w:ascii="思源黑体 CN Normal" w:eastAsia="思源黑体 CN Normal" w:hAnsi="思源黑体 CN Normal" w:hint="eastAsia"/>
-          <w:sz w:val="18"/>
-          <w:szCs w:val="18"/>
-        </w:rPr>
-        <w:t>与中国专家共识{{</w:t>
-      </w:r>
-      <w:proofErr w:type="spellStart"/>
-      <w:r>
-        <w:rPr>
-          <w:rFonts w:ascii="思源黑体 CN Normal" w:eastAsia="思源黑体 CN Normal" w:hAnsi="思源黑体 CN Normal" w:hint="eastAsia"/>
-          <w:sz w:val="18"/>
-          <w:szCs w:val="18"/>
-        </w:rPr>
-        <w:t>sample.guideline.ngs_clinic_report_inter</w:t>
-      </w:r>
-      <w:proofErr w:type="spellEnd"/>
-      <w:r>
-        <w:rPr>
-          <w:rFonts w:ascii="思源黑体 CN Normal" w:eastAsia="思源黑体 CN Normal" w:hAnsi="思源黑体 CN Normal" w:hint="eastAsia"/>
-          <w:sz w:val="18"/>
-          <w:szCs w:val="18"/>
-        </w:rPr>
-        <w:t>}}</w:t>
       </w:r>
     </w:p>
     <w:tbl>
@@ -14783,29 +11057,7 @@
                 <w:sz w:val="16"/>
                 <w:szCs w:val="16"/>
               </w:rPr>
-              <w:t>FDA、NMPA获</w:t>
-            </w:r>
-            <w:proofErr w:type="gramStart"/>
-            <w:r>
-              <w:rPr>
-                <w:rFonts w:ascii="思源黑体 CN Normal" w:eastAsia="思源黑体 CN Normal" w:hAnsi="思源黑体 CN Normal" w:cs="思源黑体 CN Light" w:hint="eastAsia"/>
-                <w:color w:val="000000" w:themeColor="text1"/>
-                <w:kern w:val="0"/>
-                <w:sz w:val="16"/>
-                <w:szCs w:val="16"/>
-              </w:rPr>
-              <w:t>批用于</w:t>
-            </w:r>
-            <w:proofErr w:type="gramEnd"/>
-            <w:r>
-              <w:rPr>
-                <w:rFonts w:ascii="思源黑体 CN Normal" w:eastAsia="思源黑体 CN Normal" w:hAnsi="思源黑体 CN Normal" w:cs="思源黑体 CN Light" w:hint="eastAsia"/>
-                <w:color w:val="000000" w:themeColor="text1"/>
-                <w:kern w:val="0"/>
-                <w:sz w:val="16"/>
-                <w:szCs w:val="16"/>
-              </w:rPr>
-              <w:t>患者肿瘤治疗有响应或耐药的生物标志物</w:t>
+              <w:t>FDA、NMPA获批用于患者肿瘤治疗有响应或耐药的生物标志物</w:t>
             </w:r>
           </w:p>
         </w:tc>
@@ -15340,29 +11592,7 @@
                 <w:sz w:val="16"/>
                 <w:szCs w:val="16"/>
               </w:rPr>
-              <w:t>FDA、NMPA获</w:t>
-            </w:r>
-            <w:proofErr w:type="gramStart"/>
-            <w:r>
-              <w:rPr>
-                <w:rFonts w:ascii="思源黑体 CN Normal" w:eastAsia="思源黑体 CN Normal" w:hAnsi="思源黑体 CN Normal" w:cs="思源黑体 CN Light" w:hint="eastAsia"/>
-                <w:color w:val="000000" w:themeColor="text1"/>
-                <w:kern w:val="0"/>
-                <w:sz w:val="16"/>
-                <w:szCs w:val="16"/>
-              </w:rPr>
-              <w:t>批用于</w:t>
-            </w:r>
-            <w:proofErr w:type="gramEnd"/>
-            <w:r>
-              <w:rPr>
-                <w:rFonts w:ascii="思源黑体 CN Normal" w:eastAsia="思源黑体 CN Normal" w:hAnsi="思源黑体 CN Normal" w:cs="思源黑体 CN Light" w:hint="eastAsia"/>
-                <w:color w:val="000000" w:themeColor="text1"/>
-                <w:kern w:val="0"/>
-                <w:sz w:val="16"/>
-                <w:szCs w:val="16"/>
-              </w:rPr>
-              <w:t>其他肿瘤治疗有响应或耐药的生物标志物</w:t>
+              <w:t>FDA、NMPA获批用于其他肿瘤治疗有响应或耐药的生物标志物</w:t>
             </w:r>
           </w:p>
         </w:tc>
@@ -15747,29 +11977,7 @@
                 <w:sz w:val="16"/>
                 <w:szCs w:val="16"/>
               </w:rPr>
-              <w:t>临床前硏</w:t>
-            </w:r>
-            <w:proofErr w:type="gramStart"/>
-            <w:r>
-              <w:rPr>
-                <w:rFonts w:ascii="思源黑体 CN Normal" w:eastAsia="思源黑体 CN Normal" w:hAnsi="思源黑体 CN Normal" w:cs="思源黑体 CN Light" w:hint="eastAsia"/>
-                <w:color w:val="000000" w:themeColor="text1"/>
-                <w:kern w:val="0"/>
-                <w:sz w:val="16"/>
-                <w:szCs w:val="16"/>
-              </w:rPr>
-              <w:t>究表明</w:t>
-            </w:r>
-            <w:proofErr w:type="gramEnd"/>
-            <w:r>
-              <w:rPr>
-                <w:rFonts w:ascii="思源黑体 CN Normal" w:eastAsia="思源黑体 CN Normal" w:hAnsi="思源黑体 CN Normal" w:cs="思源黑体 CN Light" w:hint="eastAsia"/>
-                <w:color w:val="000000" w:themeColor="text1"/>
-                <w:kern w:val="0"/>
-                <w:sz w:val="16"/>
-                <w:szCs w:val="16"/>
-              </w:rPr>
-              <w:t>具有潜在治疗意义的生物标志物</w:t>
+              <w:t>临床前硏究表明具有潜在治疗意义的生物标志物</w:t>
             </w:r>
           </w:p>
         </w:tc>
@@ -16397,25 +12605,7 @@
           <w:sz w:val="18"/>
           <w:szCs w:val="18"/>
         </w:rPr>
-        <w:t>进行检测。本产品可检测目标基因的单核苷酸变异（SNV）、小片段插入/缺失（</w:t>
-      </w:r>
-      <w:proofErr w:type="spellStart"/>
-      <w:r>
-        <w:rPr>
-          <w:rFonts w:ascii="思源黑体 CN Normal" w:eastAsia="思源黑体 CN Normal" w:hAnsi="思源黑体 CN Normal" w:hint="eastAsia"/>
-          <w:sz w:val="18"/>
-          <w:szCs w:val="18"/>
-        </w:rPr>
-        <w:t>InDel</w:t>
-      </w:r>
-      <w:proofErr w:type="spellEnd"/>
-      <w:r>
-        <w:rPr>
-          <w:rFonts w:ascii="思源黑体 CN Normal" w:eastAsia="思源黑体 CN Normal" w:hAnsi="思源黑体 CN Normal" w:hint="eastAsia"/>
-          <w:sz w:val="18"/>
-          <w:szCs w:val="18"/>
-        </w:rPr>
-        <w:t>）</w:t>
+        <w:t>进行检测。本产品可检测目标基因的单核苷酸变异（SNV）、小片段插入/缺失（InDel）</w:t>
       </w:r>
       <w:r>
         <w:rPr>
@@ -16423,43 +12613,7 @@
           <w:sz w:val="18"/>
           <w:szCs w:val="18"/>
         </w:rPr>
-        <w:t>{%if [</w:t>
-      </w:r>
-      <w:proofErr w:type="spellStart"/>
-      <w:r>
-        <w:rPr>
-          <w:rFonts w:ascii="思源黑体 CN Normal" w:eastAsia="思源黑体 CN Normal" w:hAnsi="思源黑体 CN Normal"/>
-          <w:sz w:val="18"/>
-          <w:szCs w:val="18"/>
-        </w:rPr>
-        <w:t>sample.json_batch_name</w:t>
-      </w:r>
-      <w:proofErr w:type="spellEnd"/>
-      <w:r>
-        <w:rPr>
-          <w:rFonts w:ascii="思源黑体 CN Normal" w:eastAsia="思源黑体 CN Normal" w:hAnsi="思源黑体 CN Normal"/>
-          <w:sz w:val="18"/>
-          <w:szCs w:val="18"/>
-        </w:rPr>
-        <w:t>, “v1.1.0”]|</w:t>
-      </w:r>
-      <w:proofErr w:type="spellStart"/>
-      <w:r>
-        <w:rPr>
-          <w:rFonts w:ascii="思源黑体 CN Normal" w:eastAsia="思源黑体 CN Normal" w:hAnsi="思源黑体 CN Normal"/>
-          <w:sz w:val="18"/>
-          <w:szCs w:val="18"/>
-        </w:rPr>
-        <w:t>judge_version</w:t>
-      </w:r>
-      <w:proofErr w:type="spellEnd"/>
-      <w:r>
-        <w:rPr>
-          <w:rFonts w:ascii="思源黑体 CN Normal" w:eastAsia="思源黑体 CN Normal" w:hAnsi="思源黑体 CN Normal"/>
-          <w:sz w:val="18"/>
-          <w:szCs w:val="18"/>
-        </w:rPr>
-        <w:t>%}</w:t>
+        <w:t>{%if [sample.json_batch_name, “v1.1.0”]|judge_version%}</w:t>
       </w:r>
       <w:r>
         <w:rPr>
@@ -16575,25 +12729,7 @@
           <w:sz w:val="18"/>
           <w:szCs w:val="18"/>
         </w:rPr>
-        <w:t>产品的检测性能与样品质量密切相关，样品质</w:t>
-      </w:r>
-      <w:proofErr w:type="gramStart"/>
-      <w:r>
-        <w:rPr>
-          <w:rFonts w:ascii="思源黑体 CN Normal" w:eastAsia="思源黑体 CN Normal" w:hAnsi="思源黑体 CN Normal" w:hint="eastAsia"/>
-          <w:sz w:val="18"/>
-          <w:szCs w:val="18"/>
-        </w:rPr>
-        <w:t>控结果</w:t>
-      </w:r>
-      <w:proofErr w:type="gramEnd"/>
-      <w:r>
-        <w:rPr>
-          <w:rFonts w:ascii="思源黑体 CN Normal" w:eastAsia="思源黑体 CN Normal" w:hAnsi="思源黑体 CN Normal" w:hint="eastAsia"/>
-          <w:sz w:val="18"/>
-          <w:szCs w:val="18"/>
-        </w:rPr>
-        <w:t>为风险时，存在检测灵敏度降低以及检测结果准确性降低的风险。</w:t>
+        <w:t>产品的检测性能与样品质量密切相关，样品质控结果为风险时，存在检测灵敏度降低以及检测结果准确性降低的风险。</w:t>
       </w:r>
     </w:p>
     <w:p>
@@ -17089,7 +13225,7 @@
                     </wp:anchor>
                   </w:drawing>
                 </mc:Choice>
-                <mc:Fallback xmlns:oel="http://schemas.microsoft.com/office/2019/extlst" xmlns:w16du="http://schemas.microsoft.com/office/word/2023/wordml/word16du">
+                <mc:Fallback xmlns:w16du="http://schemas.microsoft.com/office/word/2023/wordml/word16du" xmlns:oel="http://schemas.microsoft.com/office/2019/extlst">
                   <w:pict>
                     <v:shape w14:anchorId="636094DD" id="流程图: 接点 10" o:spid="_x0000_s1026" type="#_x0000_t120" style="position:absolute;left:0;text-align:left;margin-left:199.35pt;margin-top:3.25pt;width:24.65pt;height:25.15pt;z-index:-251591680;visibility:visible;mso-wrap-style:square;mso-wrap-distance-left:9pt;mso-wrap-distance-top:0;mso-wrap-distance-right:9pt;mso-wrap-distance-bottom:0;mso-position-horizontal:absolute;mso-position-horizontal-relative:text;mso-position-vertical:absolute;mso-position-vertical-relative:text;v-text-anchor:middle" o:gfxdata="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" fillcolor="#1e7648" stroked="f" strokeweight="1pt">
                       <v:stroke joinstyle="miter"/>
@@ -17239,7 +13375,7 @@
                     </wp:anchor>
                   </w:drawing>
                 </mc:Choice>
-                <mc:Fallback xmlns:oel="http://schemas.microsoft.com/office/2019/extlst" xmlns:w16du="http://schemas.microsoft.com/office/word/2023/wordml/word16du">
+                <mc:Fallback xmlns:w16du="http://schemas.microsoft.com/office/word/2023/wordml/word16du" xmlns:oel="http://schemas.microsoft.com/office/2019/extlst">
                   <w:pict>
                     <v:roundrect w14:anchorId="42711620" id="矩形: 圆角 12" o:spid="_x0000_s1026" style="position:absolute;left:0;text-align:left;margin-left:-5.7pt;margin-top:3.25pt;width:71.3pt;height:25.3pt;z-index:-251592704;visibility:visible;mso-wrap-style:square;mso-wrap-distance-left:9pt;mso-wrap-distance-top:0;mso-wrap-distance-right:9pt;mso-wrap-distance-bottom:0;mso-position-horizontal:absolute;mso-position-horizontal-relative:margin;mso-position-vertical:absolute;mso-position-vertical-relative:text;v-text-anchor:middle" arcsize="10923f" o:gfxdata="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" fillcolor="#f2f2f2 [3052]" stroked="f" strokeweight="1pt">
                       <v:stroke joinstyle="miter"/>
@@ -17283,25 +13419,7 @@
           <w:sz w:val="16"/>
           <w:szCs w:val="16"/>
         </w:rPr>
-        <w:t xml:space="preserve">NCCN Clinical Practice Guidelines in Oncology-Uterine Neoplasms. (version </w:t>
-      </w:r>
-      <w:proofErr w:type="gramStart"/>
-      <w:r>
-        <w:rPr>
-          <w:rFonts w:ascii="思源黑体 CN Normal" w:eastAsia="思源黑体 CN Normal" w:hAnsi="思源黑体 CN Normal"/>
-          <w:sz w:val="16"/>
-          <w:szCs w:val="16"/>
-        </w:rPr>
-        <w:t>1.2022)[</w:t>
-      </w:r>
-      <w:proofErr w:type="gramEnd"/>
-      <w:r>
-        <w:rPr>
-          <w:rFonts w:ascii="思源黑体 CN Normal" w:eastAsia="思源黑体 CN Normal" w:hAnsi="思源黑体 CN Normal"/>
-          <w:sz w:val="16"/>
-          <w:szCs w:val="16"/>
-        </w:rPr>
-        <w:t xml:space="preserve">EB/OL]. </w:t>
+        <w:t xml:space="preserve">NCCN Clinical Practice Guidelines in Oncology-Uterine Neoplasms. (version 1.2022)[EB/OL]. </w:t>
       </w:r>
       <w:r>
         <w:rPr>
@@ -17340,25 +13458,7 @@
           <w:sz w:val="16"/>
           <w:szCs w:val="16"/>
         </w:rPr>
-        <w:t>, 中华医学会病理学分会, 国家病理质控中心. 子宫内膜</w:t>
-      </w:r>
-      <w:proofErr w:type="gramStart"/>
-      <w:r>
-        <w:rPr>
-          <w:rFonts w:ascii="思源黑体 CN Normal" w:eastAsia="思源黑体 CN Normal" w:hAnsi="思源黑体 CN Normal"/>
-          <w:sz w:val="16"/>
-          <w:szCs w:val="16"/>
-        </w:rPr>
-        <w:t>癌分子</w:t>
-      </w:r>
-      <w:proofErr w:type="gramEnd"/>
-      <w:r>
-        <w:rPr>
-          <w:rFonts w:ascii="思源黑体 CN Normal" w:eastAsia="思源黑体 CN Normal" w:hAnsi="思源黑体 CN Normal"/>
-          <w:sz w:val="16"/>
-          <w:szCs w:val="16"/>
-        </w:rPr>
-        <w:t>检测中国专家共识（2021年版）[J]. 中国癌症杂志, 2021, 31(11): 1126-1144.</w:t>
+        <w:t>, 中华医学会病理学分会, 国家病理质控中心. 子宫内膜癌分子检测中国专家共识（2021年版）[J]. 中国癌症杂志, 2021, 31(11): 1126-1144.</w:t>
       </w:r>
     </w:p>
     <w:p>
@@ -17381,25 +13481,7 @@
           <w:sz w:val="16"/>
           <w:szCs w:val="16"/>
         </w:rPr>
-        <w:t xml:space="preserve">Li MM, Datto M, </w:t>
-      </w:r>
-      <w:proofErr w:type="spellStart"/>
-      <w:r>
-        <w:rPr>
-          <w:rFonts w:ascii="思源黑体 CN Normal" w:eastAsia="思源黑体 CN Normal" w:hAnsi="思源黑体 CN Normal"/>
-          <w:sz w:val="16"/>
-          <w:szCs w:val="16"/>
-        </w:rPr>
-        <w:t>Duncavage</w:t>
-      </w:r>
-      <w:proofErr w:type="spellEnd"/>
-      <w:r>
-        <w:rPr>
-          <w:rFonts w:ascii="思源黑体 CN Normal" w:eastAsia="思源黑体 CN Normal" w:hAnsi="思源黑体 CN Normal"/>
-          <w:sz w:val="16"/>
-          <w:szCs w:val="16"/>
-        </w:rPr>
-        <w:t xml:space="preserve"> EJ, Kulkarni S, et al. (2017) Standards and Guidelines for the Interpretation and Reporting of Sequence Variants in Cancer: A Joint Consensus Recommendation of the Association for Molecular Pathology American Society of Clinical Oncology, and College of American Pathologists. J Mol Diagn. Jan;19(1):4-23. [PMID: 27993330]</w:t>
+        <w:t>Li MM, Datto M, Duncavage EJ, Kulkarni S, et al. (2017) Standards and Guidelines for the Interpretation and Reporting of Sequence Variants in Cancer: A Joint Consensus Recommendation of the Association for Molecular Pathology American Society of Clinical Oncology, and College of American Pathologists. J Mol Diagn. Jan;19(1):4-23. [PMID: 27993330]</w:t>
       </w:r>
     </w:p>
     <w:p>
@@ -17453,25 +13535,7 @@
           <w:sz w:val="16"/>
           <w:szCs w:val="16"/>
         </w:rPr>
-        <w:t>{%p for a in (</w:t>
-      </w:r>
-      <w:proofErr w:type="gramStart"/>
-      <w:r>
-        <w:rPr>
-          <w:rFonts w:ascii="思源黑体 CN Normal" w:eastAsia="思源黑体 CN Normal" w:hAnsi="思源黑体 CN Normal"/>
-          <w:sz w:val="16"/>
-          <w:szCs w:val="16"/>
-        </w:rPr>
-        <w:t>refer.dynamic</w:t>
-      </w:r>
-      <w:proofErr w:type="gramEnd"/>
-      <w:r>
-        <w:rPr>
-          <w:rFonts w:ascii="思源黑体 CN Normal" w:eastAsia="思源黑体 CN Normal" w:hAnsi="思源黑体 CN Normal"/>
-          <w:sz w:val="16"/>
-          <w:szCs w:val="16"/>
-        </w:rPr>
-        <w:t>.g_var45_gene_snvindel + refer.dynamic.g_var45_inter_snvindel + refer.dynamic.g_var45_risk_snvindel + refer.dynamic.g_var3_gene_snvindel + refer.dynamic.g_var3_inter_snvindel +</w:t>
+        <w:t>{%p for a in (refer.dynamic.g_var45_gene_snvindel + refer.dynamic.g_var45_inter_snvindel + refer.dynamic.g_var45_risk_snvindel + refer.dynamic.g_var3_gene_snvindel + refer.dynamic.g_var3_inter_snvindel +</w:t>
       </w:r>
       <w:r>
         <w:rPr>
@@ -17530,36 +13594,18 @@
         </w:numPr>
         <w:ind w:firstLineChars="0"/>
         <w:rPr>
-          <w:rFonts w:ascii="思源黑体 CN Normal" w:eastAsia="思源黑体 CN Normal" w:hAnsi="思源黑体 CN Normal" w:hint="eastAsia"/>
-          <w:sz w:val="16"/>
-          <w:szCs w:val="16"/>
-        </w:rPr>
-      </w:pPr>
-      <w:r>
-        <w:rPr>
           <w:rFonts w:ascii="思源黑体 CN Normal" w:eastAsia="思源黑体 CN Normal" w:hAnsi="思源黑体 CN Normal"/>
           <w:sz w:val="16"/>
           <w:szCs w:val="16"/>
         </w:rPr>
-        <w:t xml:space="preserve">{%p </w:t>
-      </w:r>
-      <w:proofErr w:type="spellStart"/>
+      </w:pPr>
       <w:r>
         <w:rPr>
           <w:rFonts w:ascii="思源黑体 CN Normal" w:eastAsia="思源黑体 CN Normal" w:hAnsi="思源黑体 CN Normal"/>
           <w:sz w:val="16"/>
           <w:szCs w:val="16"/>
         </w:rPr>
-        <w:t>endfor</w:t>
-      </w:r>
-      <w:proofErr w:type="spellEnd"/>
-      <w:r>
-        <w:rPr>
-          <w:rFonts w:ascii="思源黑体 CN Normal" w:eastAsia="思源黑体 CN Normal" w:hAnsi="思源黑体 CN Normal"/>
-          <w:sz w:val="16"/>
-          <w:szCs w:val="16"/>
-        </w:rPr>
-        <w:t>%}</w:t>
+        <w:t>{%p endfor%}</w:t>
       </w:r>
     </w:p>
     <w:sectPr>
@@ -17898,43 +13944,7 @@
         <w:sz w:val="16"/>
         <w:szCs w:val="16"/>
       </w:rPr>
-      <w:t xml:space="preserve">{%if </w:t>
-    </w:r>
-    <w:proofErr w:type="spellStart"/>
-    <w:r>
-      <w:rPr>
-        <w:rFonts w:ascii="思源黑体 CN Normal" w:eastAsia="思源黑体 CN Normal" w:hAnsi="思源黑体 CN Normal"/>
-        <w:sz w:val="16"/>
-        <w:szCs w:val="16"/>
-      </w:rPr>
-      <w:t>sample.sample_parent_id</w:t>
-    </w:r>
-    <w:proofErr w:type="spellEnd"/>
-    <w:r>
-      <w:rPr>
-        <w:rFonts w:ascii="思源黑体 CN Normal" w:eastAsia="思源黑体 CN Normal" w:hAnsi="思源黑体 CN Normal"/>
-        <w:sz w:val="16"/>
-        <w:szCs w:val="16"/>
-      </w:rPr>
-      <w:t xml:space="preserve"> %}{{</w:t>
-    </w:r>
-    <w:proofErr w:type="spellStart"/>
-    <w:r>
-      <w:rPr>
-        <w:rFonts w:ascii="思源黑体 CN Normal" w:eastAsia="思源黑体 CN Normal" w:hAnsi="思源黑体 CN Normal"/>
-        <w:sz w:val="16"/>
-        <w:szCs w:val="16"/>
-      </w:rPr>
-      <w:t>sample.sample_parent_id</w:t>
-    </w:r>
-    <w:proofErr w:type="spellEnd"/>
-    <w:r>
-      <w:rPr>
-        <w:rFonts w:ascii="思源黑体 CN Normal" w:eastAsia="思源黑体 CN Normal" w:hAnsi="思源黑体 CN Normal"/>
-        <w:sz w:val="16"/>
-        <w:szCs w:val="16"/>
-      </w:rPr>
-      <w:t>}}{%else%}-{%endif%}</w:t>
+      <w:t>{%if sample.sample_parent_id %}{{sample.sample_parent_id}}{%else%}-{%endif%}</w:t>
     </w:r>
     <w:r>
       <w:rPr>
@@ -17958,43 +13968,7 @@
         <w:sz w:val="16"/>
         <w:szCs w:val="16"/>
       </w:rPr>
-      <w:t xml:space="preserve">{%if </w:t>
-    </w:r>
-    <w:proofErr w:type="spellStart"/>
-    <w:r>
-      <w:rPr>
-        <w:rFonts w:ascii="思源黑体 CN Normal" w:eastAsia="思源黑体 CN Normal" w:hAnsi="思源黑体 CN Normal"/>
-        <w:sz w:val="16"/>
-        <w:szCs w:val="16"/>
-      </w:rPr>
-      <w:t>sample.patient_name</w:t>
-    </w:r>
-    <w:proofErr w:type="spellEnd"/>
-    <w:r>
-      <w:rPr>
-        <w:rFonts w:ascii="思源黑体 CN Normal" w:eastAsia="思源黑体 CN Normal" w:hAnsi="思源黑体 CN Normal"/>
-        <w:sz w:val="16"/>
-        <w:szCs w:val="16"/>
-      </w:rPr>
-      <w:t xml:space="preserve"> %}{{</w:t>
-    </w:r>
-    <w:proofErr w:type="spellStart"/>
-    <w:r>
-      <w:rPr>
-        <w:rFonts w:ascii="思源黑体 CN Normal" w:eastAsia="思源黑体 CN Normal" w:hAnsi="思源黑体 CN Normal"/>
-        <w:sz w:val="16"/>
-        <w:szCs w:val="16"/>
-      </w:rPr>
-      <w:t>sample.patient_name</w:t>
-    </w:r>
-    <w:proofErr w:type="spellEnd"/>
-    <w:r>
-      <w:rPr>
-        <w:rFonts w:ascii="思源黑体 CN Normal" w:eastAsia="思源黑体 CN Normal" w:hAnsi="思源黑体 CN Normal"/>
-        <w:sz w:val="16"/>
-        <w:szCs w:val="16"/>
-      </w:rPr>
-      <w:t>}}{%else%}-{%endif%}</w:t>
+      <w:t>{%if sample.patient_name %}{{sample.patient_name}}{%else%}-{%endif%}</w:t>
     </w:r>
     <w:r>
       <w:rPr>
@@ -18028,7 +14002,6 @@
       </w:rPr>
       <w:t xml:space="preserve">%if </w:t>
     </w:r>
-    <w:proofErr w:type="spellStart"/>
     <w:r>
       <w:rPr>
         <w:rFonts w:ascii="思源黑体 CN Normal" w:eastAsia="思源黑体 CN Normal" w:hAnsi="思源黑体 CN Normal"/>
@@ -18037,7 +14010,6 @@
       </w:rPr>
       <w:t>sample.blood_collection_date</w:t>
     </w:r>
-    <w:proofErr w:type="spellEnd"/>
     <w:r>
       <w:rPr>
         <w:rFonts w:ascii="思源黑体 CN Normal" w:eastAsia="思源黑体 CN Normal" w:hAnsi="思源黑体 CN Normal"/>
@@ -18060,25 +14032,7 @@
         <w:sz w:val="16"/>
         <w:szCs w:val="16"/>
       </w:rPr>
-      <w:t>{{</w:t>
-    </w:r>
-    <w:proofErr w:type="spellStart"/>
-    <w:r>
-      <w:rPr>
-        <w:rFonts w:ascii="思源黑体 CN Normal" w:eastAsia="思源黑体 CN Normal" w:hAnsi="思源黑体 CN Normal"/>
-        <w:sz w:val="16"/>
-        <w:szCs w:val="16"/>
-      </w:rPr>
-      <w:t>sample.blood_collection_date</w:t>
-    </w:r>
-    <w:proofErr w:type="spellEnd"/>
-    <w:r>
-      <w:rPr>
-        <w:rFonts w:ascii="思源黑体 CN Normal" w:eastAsia="思源黑体 CN Normal" w:hAnsi="思源黑体 CN Normal"/>
-        <w:sz w:val="16"/>
-        <w:szCs w:val="16"/>
-      </w:rPr>
-      <w:t>}}</w:t>
+      <w:t>{{sample.blood_collection_date}}</w:t>
     </w:r>
     <w:r>
       <w:rPr>
@@ -18102,35 +14056,7 @@
         <w:sz w:val="16"/>
         <w:szCs w:val="16"/>
       </w:rPr>
-      <w:t>{{</w:t>
-    </w:r>
-    <w:proofErr w:type="spellStart"/>
-    <w:proofErr w:type="gramStart"/>
-    <w:r>
-      <w:rPr>
-        <w:rFonts w:ascii="思源黑体 CN Normal" w:eastAsia="思源黑体 CN Normal" w:hAnsi="思源黑体 CN Normal"/>
-        <w:sz w:val="16"/>
-        <w:szCs w:val="16"/>
-      </w:rPr>
-      <w:t>sample.report</w:t>
-    </w:r>
-    <w:proofErr w:type="gramEnd"/>
-    <w:r>
-      <w:rPr>
-        <w:rFonts w:ascii="思源黑体 CN Normal" w:eastAsia="思源黑体 CN Normal" w:hAnsi="思源黑体 CN Normal"/>
-        <w:sz w:val="16"/>
-        <w:szCs w:val="16"/>
-      </w:rPr>
-      <w:t>_date</w:t>
-    </w:r>
-    <w:proofErr w:type="spellEnd"/>
-    <w:r>
-      <w:rPr>
-        <w:rFonts w:ascii="思源黑体 CN Normal" w:eastAsia="思源黑体 CN Normal" w:hAnsi="思源黑体 CN Normal"/>
-        <w:sz w:val="16"/>
-        <w:szCs w:val="16"/>
-      </w:rPr>
-      <w:t>}}</w:t>
+      <w:t>{{sample.report_date}}</w:t>
     </w:r>
     <w:r>
       <w:rPr>
@@ -20912,6 +16838,10 @@
 </file>
 
 <file path=customXml/item1.xml><?xml version="1.0" encoding="utf-8"?>
+<b:Sources xmlns:b="http://schemas.openxmlformats.org/officeDocument/2006/bibliography" xmlns="http://schemas.openxmlformats.org/officeDocument/2006/bibliography" SelectedStyle="\APASixthEditionOfficeOnline.xsl" StyleName="APA" Version="6"/>
+</file>
+
+<file path=customXml/item2.xml><?xml version="1.0" encoding="utf-8"?>
 <s:customData xmlns="http://www.wps.cn/officeDocument/2013/wpsCustomData" xmlns:s="http://www.wps.cn/officeDocument/2013/wpsCustomData">
   <customSectProps>
     <customSectPr/>
@@ -20924,22 +16854,18 @@
 </s:customData>
 </file>
 
-<file path=customXml/item2.xml><?xml version="1.0" encoding="utf-8"?>
-<b:Sources xmlns:b="http://schemas.openxmlformats.org/officeDocument/2006/bibliography" xmlns="http://schemas.openxmlformats.org/officeDocument/2006/bibliography" SelectedStyle="\APASixthEditionOfficeOnline.xsl" StyleName="APA" Version="6"/>
+<file path=customXml/itemProps1.xml><?xml version="1.0" encoding="utf-8"?>
+<ds:datastoreItem xmlns:ds="http://schemas.openxmlformats.org/officeDocument/2006/customXml" ds:itemID="{770B4A3F-A561-4017-BC7B-DA05B45F0203}">
+  <ds:schemaRefs>
+    <ds:schemaRef ds:uri="http://schemas.openxmlformats.org/officeDocument/2006/bibliography"/>
+  </ds:schemaRefs>
+</ds:datastoreItem>
 </file>
 
-<file path=customXml/itemProps1.xml><?xml version="1.0" encoding="utf-8"?>
+<file path=customXml/itemProps2.xml><?xml version="1.0" encoding="utf-8"?>
 <ds:datastoreItem xmlns:ds="http://schemas.openxmlformats.org/officeDocument/2006/customXml" ds:itemID="{B1977F7D-205B-4081-913C-38D41E755F92}">
   <ds:schemaRefs>
     <ds:schemaRef ds:uri="http://www.wps.cn/officeDocument/2013/wpsCustomData"/>
   </ds:schemaRefs>
 </ds:datastoreItem>
-</file>
-
-<file path=customXml/itemProps2.xml><?xml version="1.0" encoding="utf-8"?>
-<ds:datastoreItem xmlns:ds="http://schemas.openxmlformats.org/officeDocument/2006/customXml" ds:itemID="{770B4A3F-A561-4017-BC7B-DA05B45F0203}">
-  <ds:schemaRefs>
-    <ds:schemaRef ds:uri="http://schemas.openxmlformats.org/officeDocument/2006/bibliography"/>
-  </ds:schemaRefs>
-</ds:datastoreItem>
 </file>